--- a/5.答辩前调整/初稿修改v5.docx
+++ b/5.答辩前调整/初稿修改v5.docx
@@ -262,6 +262,37 @@
         <w:contextualSpacing w:val="0"/>
         <w:jc w:val="both"/>
         <w:rPr>
+          <w:rFonts w:ascii="仿宋_GB2312" w:eastAsia="仿宋_GB2312" w:cs="Times New Roman"/>
+          <w:b/>
+          <w:bCs/>
+          <w:sz w:val="36"/>
+          <w:u w:val="single"/>
+          <w14:ligatures w14:val="none"/>
+        </w:rPr>
+      </w:pPr>
+      <w:r>
+        <w:rPr>
+          <w:rFonts w:ascii="仿宋_GB2312" w:eastAsia="仿宋_GB2312" w:cs="Times New Roman"/>
+          <w:b/>
+          <w:bCs/>
+          <w:sz w:val="36"/>
+          <w14:ligatures w14:val="none"/>
+        </w:rPr>
+        <w:t>题    目</w:t>
+      </w:r>
+      <w:r>
+        <w:rPr>
+          <w:rFonts w:ascii="仿宋_GB2312" w:eastAsia="仿宋_GB2312" w:cs="Times New Roman"/>
+          <w:b/>
+          <w:bCs/>
+          <w:sz w:val="36"/>
+          <w:u w:val="single"/>
+          <w14:ligatures w14:val="none"/>
+        </w:rPr>
+        <w:t xml:space="preserve"> </w:t>
+      </w:r>
+      <w:r>
+        <w:rPr>
           <w:rFonts w:ascii="仿宋_GB2312" w:eastAsia="仿宋_GB2312" w:cs="Times New Roman" w:hint="eastAsia"/>
           <w:b/>
           <w:bCs/>
@@ -269,16 +300,7 @@
           <w:u w:val="single"/>
           <w14:ligatures w14:val="none"/>
         </w:rPr>
-      </w:pPr>
-      <w:r>
-        <w:rPr>
-          <w:rFonts w:ascii="仿宋_GB2312" w:eastAsia="仿宋_GB2312" w:cs="Times New Roman"/>
-          <w:b/>
-          <w:bCs/>
-          <w:sz w:val="36"/>
-          <w14:ligatures w14:val="none"/>
-        </w:rPr>
-        <w:t>题    目</w:t>
+        <w:t xml:space="preserve"> </w:t>
       </w:r>
       <w:r>
         <w:rPr>
@@ -289,7 +311,7 @@
           <w:u w:val="single"/>
           <w14:ligatures w14:val="none"/>
         </w:rPr>
-        <w:t xml:space="preserve"> </w:t>
+        <w:t>基于时序预测的门诊挂号与电子</w:t>
       </w:r>
       <w:r>
         <w:rPr>
@@ -300,28 +322,6 @@
           <w:u w:val="single"/>
           <w14:ligatures w14:val="none"/>
         </w:rPr>
-        <w:t xml:space="preserve"> </w:t>
-      </w:r>
-      <w:r>
-        <w:rPr>
-          <w:rFonts w:ascii="仿宋_GB2312" w:eastAsia="仿宋_GB2312" w:cs="Times New Roman"/>
-          <w:b/>
-          <w:bCs/>
-          <w:sz w:val="36"/>
-          <w:u w:val="single"/>
-          <w14:ligatures w14:val="none"/>
-        </w:rPr>
-        <w:t>基于时序预测的门诊挂号与电子</w:t>
-      </w:r>
-      <w:r>
-        <w:rPr>
-          <w:rFonts w:ascii="仿宋_GB2312" w:eastAsia="仿宋_GB2312" w:cs="Times New Roman" w:hint="eastAsia"/>
-          <w:b/>
-          <w:bCs/>
-          <w:sz w:val="36"/>
-          <w:u w:val="single"/>
-          <w14:ligatures w14:val="none"/>
-        </w:rPr>
         <w:t xml:space="preserve">  </w:t>
       </w:r>
     </w:p>
@@ -332,7 +332,7 @@
         <w:contextualSpacing w:val="0"/>
         <w:jc w:val="center"/>
         <w:rPr>
-          <w:rFonts w:ascii="仿宋_GB2312" w:eastAsia="仿宋_GB2312" w:cs="Times New Roman" w:hint="eastAsia"/>
+          <w:rFonts w:ascii="仿宋_GB2312" w:eastAsia="仿宋_GB2312" w:cs="Times New Roman"/>
           <w:b/>
           <w:bCs/>
           <w:sz w:val="36"/>
@@ -384,7 +384,7 @@
         <w:contextualSpacing w:val="0"/>
         <w:jc w:val="both"/>
         <w:rPr>
-          <w:rFonts w:ascii="仿宋_GB2312" w:eastAsia="仿宋_GB2312" w:cs="Times New Roman" w:hint="eastAsia"/>
+          <w:rFonts w:ascii="仿宋_GB2312" w:eastAsia="仿宋_GB2312" w:cs="Times New Roman"/>
           <w:b/>
           <w:bCs/>
           <w:sz w:val="36"/>
@@ -1121,7 +1121,7 @@
         <w:contextualSpacing w:val="0"/>
         <w:jc w:val="both"/>
         <w:rPr>
-          <w:rFonts w:cs="Times New Roman" w:hint="eastAsia"/>
+          <w:rFonts w:cs="Times New Roman"/>
           <w:b/>
           <w:bCs/>
           <w:color w:val="FF0000"/>
@@ -1141,7 +1141,7 @@
           <w:szCs w:val="28"/>
         </w:rPr>
         <w:drawing>
-          <wp:anchor distT="0" distB="0" distL="114300" distR="114300" simplePos="0" relativeHeight="251658240" behindDoc="0" locked="0" layoutInCell="1" allowOverlap="1" wp14:anchorId="61844900" wp14:editId="69E3443E">
+          <wp:anchor distT="0" distB="0" distL="114300" distR="114300" simplePos="0" relativeHeight="251658240" behindDoc="0" locked="0" layoutInCell="1" allowOverlap="1" wp14:anchorId="61844900" wp14:editId="56544D23">
             <wp:simplePos x="0" y="0"/>
             <wp:positionH relativeFrom="column">
               <wp:posOffset>1051277</wp:posOffset>
@@ -1381,7 +1381,7 @@
           <w:szCs w:val="28"/>
         </w:rPr>
         <w:drawing>
-          <wp:anchor distT="0" distB="0" distL="114300" distR="114300" simplePos="0" relativeHeight="251660288" behindDoc="0" locked="0" layoutInCell="1" allowOverlap="1" wp14:anchorId="6B0FD563" wp14:editId="70B4F9E2">
+          <wp:anchor distT="0" distB="0" distL="114300" distR="114300" simplePos="0" relativeHeight="251660288" behindDoc="0" locked="0" layoutInCell="1" allowOverlap="1" wp14:anchorId="6B0FD563" wp14:editId="53E36987">
             <wp:simplePos x="0" y="0"/>
             <wp:positionH relativeFrom="column">
               <wp:posOffset>991683</wp:posOffset>
@@ -1509,7 +1509,7 @@
         <w:contextualSpacing w:val="0"/>
         <w:jc w:val="both"/>
         <w:rPr>
-          <w:rFonts w:cs="Times New Roman" w:hint="eastAsia"/>
+          <w:rFonts w:cs="Times New Roman"/>
           <w:sz w:val="28"/>
           <w:szCs w:val="28"/>
           <w14:ligatures w14:val="none"/>
@@ -1661,7 +1661,7 @@
         <w:contextualSpacing w:val="0"/>
         <w:jc w:val="both"/>
         <w:rPr>
-          <w:rFonts w:cs="Times New Roman" w:hint="eastAsia"/>
+          <w:rFonts w:cs="Times New Roman"/>
           <w:sz w:val="28"/>
           <w:szCs w:val="28"/>
           <w14:ligatures w14:val="none"/>
@@ -11489,183 +11489,111 @@
     <w:p>
       <w:pPr>
         <w:ind w:firstLineChars="0" w:firstLine="480"/>
-        <w:rPr>
-          <w:color w:val="EE0000"/>
-        </w:rPr>
-      </w:pPr>
-      <w:r>
-        <w:rPr>
-          <w:rFonts w:hint="eastAsia"/>
-          <w:color w:val="EE0000"/>
+      </w:pPr>
+      <w:r>
+        <w:rPr>
+          <w:rFonts w:hint="eastAsia"/>
         </w:rPr>
         <w:t>（</w:t>
       </w:r>
       <w:r>
         <w:rPr>
           <w:rFonts w:hint="eastAsia"/>
-          <w:color w:val="EE0000"/>
         </w:rPr>
         <w:t>1</w:t>
       </w:r>
       <w:r>
         <w:rPr>
           <w:rFonts w:hint="eastAsia"/>
-          <w:color w:val="EE0000"/>
         </w:rPr>
         <w:t>）</w:t>
       </w:r>
       <w:r>
-        <w:rPr>
-          <w:color w:val="EE0000"/>
-        </w:rPr>
         <w:t>平稳性分析属于数据建模过程当中的一项重要环节，它的主要目的是要探究序列是否有统计意义上的稳定情况。如果数据序列不经过差分或者其他预处理，就出现了明显趋势的变化或者周期性的波动，那么就会对模型的拟合精度以及预测效果造成不利的影响。在诸多统计检验方法当中，</w:t>
       </w:r>
       <w:r>
-        <w:rPr>
-          <w:color w:val="EE0000"/>
-        </w:rPr>
         <w:t>Augmented Dickey-Fuller</w:t>
       </w:r>
       <w:r>
-        <w:rPr>
-          <w:color w:val="EE0000"/>
-        </w:rPr>
         <w:t>（</w:t>
       </w:r>
       <w:r>
-        <w:rPr>
-          <w:color w:val="EE0000"/>
-        </w:rPr>
         <w:t>ADF</w:t>
       </w:r>
       <w:r>
-        <w:rPr>
-          <w:color w:val="EE0000"/>
-        </w:rPr>
         <w:t>）检验常常被用来判定序列的平稳性，在原始数据不能通过</w:t>
       </w:r>
       <w:r>
-        <w:rPr>
-          <w:color w:val="EE0000"/>
-        </w:rPr>
         <w:t>ADF</w:t>
       </w:r>
       <w:r>
-        <w:rPr>
-          <w:color w:val="EE0000"/>
-        </w:rPr>
         <w:t>检验的时候，一般需要依靠一</w:t>
       </w:r>
       <w:proofErr w:type="gramStart"/>
       <w:r>
-        <w:rPr>
-          <w:color w:val="EE0000"/>
-        </w:rPr>
         <w:t>阶或者</w:t>
       </w:r>
       <w:proofErr w:type="gramEnd"/>
       <w:r>
-        <w:rPr>
-          <w:color w:val="EE0000"/>
-        </w:rPr>
         <w:t>多阶差分来消除可能存在的趋势，从而找出最佳的</w:t>
       </w:r>
       <w:proofErr w:type="gramStart"/>
       <w:r>
-        <w:rPr>
-          <w:color w:val="EE0000"/>
-        </w:rPr>
         <w:t>差分阶数</w:t>
       </w:r>
       <w:proofErr w:type="gramEnd"/>
       <w:r>
-        <w:rPr>
-          <w:color w:val="EE0000"/>
-        </w:rPr>
         <w:t>d</w:t>
       </w:r>
       <w:r>
-        <w:rPr>
-          <w:color w:val="EE0000"/>
-        </w:rPr>
         <w:t>。对于有季节性成分的时间序列数据要配合使用季节性差分技术来提高模型的拟合程度，减小残差的波动幅度。</w:t>
       </w:r>
     </w:p>
     <w:p>
       <w:pPr>
         <w:ind w:firstLineChars="0" w:firstLine="480"/>
-        <w:rPr>
-          <w:color w:val="EE0000"/>
-        </w:rPr>
-      </w:pPr>
-      <w:r>
-        <w:rPr>
-          <w:rFonts w:hint="eastAsia"/>
-          <w:color w:val="EE0000"/>
+      </w:pPr>
+      <w:r>
+        <w:rPr>
+          <w:rFonts w:hint="eastAsia"/>
         </w:rPr>
         <w:t>（</w:t>
       </w:r>
       <w:r>
         <w:rPr>
           <w:rFonts w:hint="eastAsia"/>
-          <w:color w:val="EE0000"/>
         </w:rPr>
         <w:t>2</w:t>
       </w:r>
       <w:r>
         <w:rPr>
           <w:rFonts w:hint="eastAsia"/>
-          <w:color w:val="EE0000"/>
         </w:rPr>
         <w:t>）</w:t>
       </w:r>
       <w:r>
-        <w:rPr>
-          <w:color w:val="EE0000"/>
-        </w:rPr>
         <w:t>模型识别：</w:t>
       </w:r>
       <w:r>
-        <w:rPr>
-          <w:color w:val="EE0000"/>
-        </w:rPr>
         <w:t>通过分析自相关函数（</w:t>
       </w:r>
       <w:r>
-        <w:rPr>
-          <w:color w:val="EE0000"/>
-        </w:rPr>
         <w:t>ACF</w:t>
       </w:r>
       <w:r>
-        <w:rPr>
-          <w:color w:val="EE0000"/>
-        </w:rPr>
         <w:t>）与偏自相关函数（</w:t>
       </w:r>
       <w:r>
-        <w:rPr>
-          <w:color w:val="EE0000"/>
-        </w:rPr>
         <w:t>PACF</w:t>
       </w:r>
       <w:r>
-        <w:rPr>
-          <w:color w:val="EE0000"/>
-        </w:rPr>
         <w:t>）图，确定</w:t>
       </w:r>
       <w:r>
-        <w:rPr>
-          <w:color w:val="EE0000"/>
-        </w:rPr>
         <w:t>AR</w:t>
       </w:r>
       <w:proofErr w:type="gramStart"/>
       <w:r>
-        <w:rPr>
-          <w:color w:val="EE0000"/>
-        </w:rPr>
         <w:t>部分阶数</w:t>
       </w:r>
       <w:proofErr w:type="gramEnd"/>
@@ -11673,28 +11601,18 @@
         <m:r>
           <w:rPr>
             <w:rFonts w:ascii="Cambria Math" w:hAnsi="Cambria Math" w:hint="eastAsia"/>
-            <w:color w:val="EE0000"/>
           </w:rPr>
           <m:t>p</m:t>
         </m:r>
       </m:oMath>
       <w:r>
-        <w:rPr>
-          <w:color w:val="EE0000"/>
-        </w:rPr>
         <w:t>以及</w:t>
       </w:r>
       <w:r>
-        <w:rPr>
-          <w:color w:val="EE0000"/>
-        </w:rPr>
         <w:t>MA</w:t>
       </w:r>
       <w:proofErr w:type="gramStart"/>
       <w:r>
-        <w:rPr>
-          <w:color w:val="EE0000"/>
-        </w:rPr>
         <w:t>部分阶数</w:t>
       </w:r>
       <w:proofErr w:type="gramEnd"/>
@@ -11702,95 +11620,52 @@
         <m:r>
           <w:rPr>
             <w:rFonts w:ascii="Cambria Math" w:hAnsi="Cambria Math"/>
-            <w:color w:val="EE0000"/>
           </w:rPr>
           <m:t>q</m:t>
         </m:r>
       </m:oMath>
       <w:r>
-        <w:rPr>
-          <w:color w:val="EE0000"/>
-        </w:rPr>
         <w:t>。</w:t>
       </w:r>
       <w:r>
-        <w:rPr>
-          <w:color w:val="EE0000"/>
-        </w:rPr>
         <w:t>一般情况下，</w:t>
       </w:r>
       <w:r>
-        <w:rPr>
-          <w:color w:val="EE0000"/>
-        </w:rPr>
         <w:t>AR</w:t>
       </w:r>
       <w:r>
-        <w:rPr>
-          <w:color w:val="EE0000"/>
-        </w:rPr>
         <w:t>模型在</w:t>
       </w:r>
       <w:r>
-        <w:rPr>
-          <w:color w:val="EE0000"/>
-        </w:rPr>
         <w:t>PACF</w:t>
       </w:r>
       <w:r>
-        <w:rPr>
-          <w:color w:val="EE0000"/>
-        </w:rPr>
         <w:t>图中表现为截尾，而</w:t>
       </w:r>
       <w:r>
-        <w:rPr>
-          <w:color w:val="EE0000"/>
-        </w:rPr>
         <w:t>MA</w:t>
       </w:r>
       <w:r>
-        <w:rPr>
-          <w:color w:val="EE0000"/>
-        </w:rPr>
         <w:t>模型则在</w:t>
       </w:r>
       <w:r>
-        <w:rPr>
-          <w:color w:val="EE0000"/>
-        </w:rPr>
         <w:t>ACF</w:t>
       </w:r>
       <w:r>
-        <w:rPr>
-          <w:color w:val="EE0000"/>
-        </w:rPr>
         <w:t>图中</w:t>
       </w:r>
       <w:proofErr w:type="gramStart"/>
       <w:r>
-        <w:rPr>
-          <w:color w:val="EE0000"/>
-        </w:rPr>
         <w:t>呈现截尾特征</w:t>
       </w:r>
       <w:proofErr w:type="gramEnd"/>
       <w:r>
-        <w:rPr>
-          <w:color w:val="EE0000"/>
-        </w:rPr>
         <w:t>。</w:t>
       </w:r>
       <w:r>
-        <w:rPr>
-          <w:color w:val="EE0000"/>
-        </w:rPr>
         <w:t>SARIMA</w:t>
       </w:r>
       <w:r>
-        <w:rPr>
-          <w:color w:val="EE0000"/>
-        </w:rPr>
         <w:t>模型还需要进一步确定季节性参数</w:t>
       </w:r>
       <m:oMath>
@@ -11799,7 +11674,6 @@
             <m:ctrlPr>
               <w:rPr>
                 <w:rFonts w:ascii="Cambria Math" w:hAnsi="Cambria Math"/>
-                <w:color w:val="EE0000"/>
               </w:rPr>
             </m:ctrlPr>
           </m:sSubPr>
@@ -11810,14 +11684,12 @@
               </m:rPr>
               <w:rPr>
                 <w:rFonts w:ascii="Cambria Math" w:hAnsi="Cambria Math"/>
-                <w:color w:val="EE0000"/>
               </w:rPr>
               <m:t>(</m:t>
             </m:r>
             <m:r>
               <w:rPr>
                 <w:rFonts w:ascii="Cambria Math" w:hAnsi="Cambria Math"/>
-                <w:color w:val="EE0000"/>
               </w:rPr>
               <m:t>P</m:t>
             </m:r>
@@ -11827,14 +11699,12 @@
               </m:rPr>
               <w:rPr>
                 <w:rFonts w:ascii="Cambria Math" w:hAnsi="Cambria Math"/>
-                <w:color w:val="EE0000"/>
               </w:rPr>
               <m:t>,</m:t>
             </m:r>
             <m:r>
               <w:rPr>
                 <w:rFonts w:ascii="Cambria Math" w:hAnsi="Cambria Math"/>
-                <w:color w:val="EE0000"/>
               </w:rPr>
               <m:t>D</m:t>
             </m:r>
@@ -11844,14 +11714,12 @@
               </m:rPr>
               <w:rPr>
                 <w:rFonts w:ascii="Cambria Math" w:hAnsi="Cambria Math"/>
-                <w:color w:val="EE0000"/>
               </w:rPr>
               <m:t>,</m:t>
             </m:r>
             <m:r>
               <w:rPr>
                 <w:rFonts w:ascii="Cambria Math" w:hAnsi="Cambria Math"/>
-                <w:color w:val="EE0000"/>
               </w:rPr>
               <m:t>Q</m:t>
             </m:r>
@@ -11861,7 +11729,6 @@
               </m:rPr>
               <w:rPr>
                 <w:rFonts w:ascii="Cambria Math" w:hAnsi="Cambria Math"/>
-                <w:color w:val="EE0000"/>
               </w:rPr>
               <m:t>)</m:t>
             </m:r>
@@ -11870,7 +11737,6 @@
             <m:r>
               <w:rPr>
                 <w:rFonts w:ascii="Cambria Math" w:hAnsi="Cambria Math" w:hint="eastAsia"/>
-                <w:color w:val="EE0000"/>
               </w:rPr>
               <m:t>s</m:t>
             </m:r>
@@ -11880,83 +11746,60 @@
       <w:r>
         <w:rPr>
           <w:rFonts w:hint="eastAsia"/>
+        </w:rPr>
+        <w:t>。</w:t>
+      </w:r>
+    </w:p>
+    <w:p>
+      <w:pPr>
+        <w:ind w:firstLineChars="0" w:firstLine="480"/>
+        <w:rPr>
           <w:color w:val="EE0000"/>
         </w:rPr>
-        <w:t>。</w:t>
+      </w:pPr>
+      <w:r>
+        <w:rPr>
+          <w:rFonts w:hint="eastAsia"/>
+        </w:rPr>
+        <w:t>（</w:t>
+      </w:r>
+      <w:r>
+        <w:rPr>
+          <w:rFonts w:hint="eastAsia"/>
+        </w:rPr>
+        <w:t>3</w:t>
+      </w:r>
+      <w:r>
+        <w:rPr>
+          <w:rFonts w:hint="eastAsia"/>
+        </w:rPr>
+        <w:t>）</w:t>
+      </w:r>
+      <w:r>
+        <w:t>参数估计一般使用最小二乘法或者极大似然估计法来求解模型的参数。现代统计分析中利用</w:t>
+      </w:r>
+      <w:r>
+        <w:t>Python</w:t>
+      </w:r>
+      <w:r>
+        <w:t>的</w:t>
+      </w:r>
+      <w:proofErr w:type="spellStart"/>
+      <w:r>
+        <w:t>statsmodels</w:t>
+      </w:r>
+      <w:proofErr w:type="spellEnd"/>
+      <w:r>
+        <w:t>等高级统计分析软件包可以很好地完成参数估计、模型拟合及诊断评价等工作。</w:t>
       </w:r>
     </w:p>
     <w:p>
       <w:pPr>
         <w:ind w:firstLineChars="0" w:firstLine="480"/>
-        <w:rPr>
-          <w:color w:val="EE0000"/>
-        </w:rPr>
-      </w:pPr>
-      <w:r>
-        <w:rPr>
-          <w:rFonts w:hint="eastAsia"/>
-          <w:color w:val="EE0000"/>
-        </w:rPr>
-        <w:t>（</w:t>
-      </w:r>
-      <w:r>
-        <w:rPr>
-          <w:rFonts w:hint="eastAsia"/>
-          <w:color w:val="EE0000"/>
-        </w:rPr>
-        <w:t>3</w:t>
-      </w:r>
-      <w:r>
-        <w:rPr>
-          <w:rFonts w:hint="eastAsia"/>
-          <w:color w:val="EE0000"/>
-        </w:rPr>
-        <w:t>）</w:t>
-      </w:r>
-      <w:r>
-        <w:rPr>
-          <w:color w:val="EE0000"/>
-        </w:rPr>
-        <w:t>参数估计一般使用最小二乘法或者极大似然估计法来求解模型的参数。现代统计分析中利用</w:t>
-      </w:r>
-      <w:r>
-        <w:rPr>
-          <w:color w:val="EE0000"/>
-        </w:rPr>
-        <w:t>Python</w:t>
-      </w:r>
-      <w:r>
-        <w:rPr>
-          <w:color w:val="EE0000"/>
-        </w:rPr>
-        <w:t>的</w:t>
-      </w:r>
-      <w:proofErr w:type="spellStart"/>
-      <w:r>
-        <w:rPr>
-          <w:color w:val="EE0000"/>
-        </w:rPr>
-        <w:t>statsmodels</w:t>
-      </w:r>
-      <w:proofErr w:type="spellEnd"/>
-      <w:r>
-        <w:rPr>
-          <w:color w:val="EE0000"/>
-        </w:rPr>
-        <w:t>等高级统计分析软件包可以很好地完成参数估计、模型拟合及诊断评价等工作。</w:t>
-      </w:r>
-    </w:p>
-    <w:p>
-      <w:pPr>
-        <w:ind w:firstLineChars="0" w:firstLine="480"/>
-        <w:rPr>
-          <w:color w:val="EE0000"/>
-        </w:rPr>
-      </w:pPr>
-      <w:r>
-        <w:rPr>
-          <w:rFonts w:hint="eastAsia"/>
-          <w:color w:val="EE0000"/>
+      </w:pPr>
+      <w:r>
+        <w:rPr>
+          <w:rFonts w:hint="eastAsia"/>
         </w:rPr>
         <w:lastRenderedPageBreak/>
         <w:t>（</w:t>
@@ -11964,130 +11807,80 @@
       <w:r>
         <w:rPr>
           <w:rFonts w:hint="eastAsia"/>
-          <w:color w:val="EE0000"/>
         </w:rPr>
         <w:t>4</w:t>
       </w:r>
       <w:r>
         <w:rPr>
           <w:rFonts w:hint="eastAsia"/>
-          <w:color w:val="EE0000"/>
         </w:rPr>
         <w:t>）</w:t>
       </w:r>
       <w:r>
-        <w:rPr>
-          <w:color w:val="EE0000"/>
-        </w:rPr>
         <w:t>模型评价的主要部分是对残差序列是否有白噪声的检验，一般用</w:t>
       </w:r>
       <w:r>
-        <w:rPr>
-          <w:color w:val="EE0000"/>
-        </w:rPr>
         <w:t>Ljung-Box</w:t>
       </w:r>
       <w:r>
-        <w:rPr>
-          <w:color w:val="EE0000"/>
-        </w:rPr>
         <w:t>统计量来检验，判断残差有无系统性的自相关。残差有明显的随机扰动特征，说明已经建立起来的模型已经很好地提取了数据序列的主要规律；相反的话，就说明模型还有进一步优化的空间。该类</w:t>
       </w:r>
       <w:proofErr w:type="gramStart"/>
       <w:r>
-        <w:rPr>
-          <w:color w:val="EE0000"/>
-        </w:rPr>
         <w:t>测试既</w:t>
       </w:r>
       <w:proofErr w:type="gramEnd"/>
       <w:r>
-        <w:rPr>
-          <w:color w:val="EE0000"/>
-        </w:rPr>
         <w:t>可以体现模型对于原始观测值的拟合情况，又可以体现出模型捕捉到的信息，并且还可以看出它适用于怎样的条件。</w:t>
       </w:r>
     </w:p>
     <w:p>
       <w:pPr>
         <w:ind w:firstLineChars="0" w:firstLine="480"/>
-        <w:rPr>
-          <w:color w:val="EE0000"/>
-        </w:rPr>
-      </w:pPr>
-      <w:r>
-        <w:rPr>
-          <w:rFonts w:hint="eastAsia"/>
-          <w:color w:val="EE0000"/>
+      </w:pPr>
+      <w:r>
+        <w:rPr>
+          <w:rFonts w:hint="eastAsia"/>
         </w:rPr>
         <w:t>（</w:t>
       </w:r>
       <w:r>
         <w:rPr>
           <w:rFonts w:hint="eastAsia"/>
-          <w:color w:val="EE0000"/>
         </w:rPr>
         <w:t>5</w:t>
       </w:r>
       <w:r>
         <w:rPr>
           <w:rFonts w:hint="eastAsia"/>
-          <w:color w:val="EE0000"/>
         </w:rPr>
         <w:t>）</w:t>
       </w:r>
       <w:r>
-        <w:rPr>
-          <w:color w:val="EE0000"/>
-        </w:rPr>
         <w:t>模型选择过程中要依靠</w:t>
       </w:r>
       <w:r>
-        <w:rPr>
-          <w:color w:val="EE0000"/>
-        </w:rPr>
         <w:t>Akaike</w:t>
       </w:r>
       <w:r>
-        <w:rPr>
-          <w:color w:val="EE0000"/>
-        </w:rPr>
         <w:t>信息准则</w:t>
       </w:r>
       <w:r>
-        <w:rPr>
-          <w:color w:val="EE0000"/>
-        </w:rPr>
         <w:t>(AIC)</w:t>
       </w:r>
       <w:r>
-        <w:rPr>
-          <w:color w:val="EE0000"/>
-        </w:rPr>
         <w:t>、</w:t>
       </w:r>
       <w:r>
-        <w:rPr>
-          <w:color w:val="EE0000"/>
-        </w:rPr>
         <w:t>Bayesian</w:t>
       </w:r>
       <w:r>
-        <w:rPr>
-          <w:color w:val="EE0000"/>
-        </w:rPr>
         <w:t>信息准则</w:t>
       </w:r>
       <w:r>
-        <w:rPr>
-          <w:color w:val="EE0000"/>
-        </w:rPr>
         <w:t>(BIC)</w:t>
       </w:r>
       <w:r>
-        <w:rPr>
-          <w:color w:val="EE0000"/>
-        </w:rPr>
         <w:t>来对多个备选模型展开评价，从而挑选出具有较好的拟合效果并且过拟合风险较小的最佳模型。</w:t>
       </w:r>
     </w:p>
@@ -12736,49 +12529,28 @@
     <w:p>
       <w:pPr>
         <w:ind w:firstLine="480"/>
-        <w:rPr>
-          <w:color w:val="EE0000"/>
-        </w:rPr>
-      </w:pPr>
-      <w:r>
-        <w:rPr>
-          <w:color w:val="EE0000"/>
-        </w:rPr>
+      </w:pPr>
+      <w:r>
         <w:t>从普通用户的使用需求来看，系统应当围绕注册登录、就诊人维护、预约挂号和电子病历查询等内容展开设计。普通用户第一次使用系统时，需要完成账号注册并填写个人基本资料，登录后才能继续使用预约挂号等相关功能。在</w:t>
       </w:r>
       <w:r>
-        <w:rPr>
-          <w:color w:val="EE0000"/>
-        </w:rPr>
         <w:lastRenderedPageBreak/>
         <w:t>实际就医过程中，用户并不只是为自己挂号，也经常会帮助父母、子女或其他家属预约医生，因此系统需要支持多就诊人管理功能，使用户能够维护就诊人的姓名、身份证号、联系电话等基本信息，从而方便后续完成挂号操作。在预约挂号方面，用户可以根据科室、医生以及可预约时间选择合适的号源，系统则需要对号</w:t>
       </w:r>
       <w:proofErr w:type="gramStart"/>
       <w:r>
-        <w:rPr>
-          <w:color w:val="EE0000"/>
-        </w:rPr>
         <w:t>源状态</w:t>
       </w:r>
       <w:proofErr w:type="gramEnd"/>
       <w:r>
-        <w:rPr>
-          <w:color w:val="EE0000"/>
-        </w:rPr>
         <w:t>进行及时更新，以减少重复预约或</w:t>
       </w:r>
       <w:proofErr w:type="gramStart"/>
       <w:r>
-        <w:rPr>
-          <w:color w:val="EE0000"/>
-        </w:rPr>
         <w:t>号源信息</w:t>
       </w:r>
       <w:proofErr w:type="gramEnd"/>
       <w:r>
-        <w:rPr>
-          <w:color w:val="EE0000"/>
-        </w:rPr>
         <w:t>不一致等问题。此外，普通用户还应能够查询个人电子健康档案，查看电子病历和历史诊疗记录，以便了解自身过往就诊情况，也为后续复诊提供参考。</w:t>
       </w:r>
     </w:p>
@@ -12807,28 +12579,16 @@
     <w:p>
       <w:pPr>
         <w:ind w:firstLine="480"/>
-        <w:rPr>
-          <w:color w:val="EE0000"/>
-        </w:rPr>
-      </w:pPr>
-      <w:r>
-        <w:rPr>
-          <w:color w:val="EE0000"/>
-        </w:rPr>
+      </w:pPr>
+      <w:r>
         <w:t>结合门诊业务的实际需要，医生</w:t>
       </w:r>
       <w:proofErr w:type="gramStart"/>
       <w:r>
-        <w:rPr>
-          <w:color w:val="EE0000"/>
-        </w:rPr>
         <w:t>端应当</w:t>
       </w:r>
       <w:proofErr w:type="gramEnd"/>
       <w:r>
-        <w:rPr>
-          <w:color w:val="EE0000"/>
-        </w:rPr>
         <w:t>能够支持预约就诊人查看、电子病历填写、电子病历管理和个人排班查看等功能。医务人员在开展诊疗活动之前，需要根据当天的挂号明细了解即将就诊患者的基本信息和相关病历资料，从而为后续问诊和诊断做好准备。诊疗结束后，医生应当在系统中录入诊断结果、病情描述、治疗方案等重要内容，使患者的诊疗过程能够被完整记录下来，并逐步形成较为规范的电子病历档案。对于已经归档的病历资料，医生还需要具备查询和管理权限，可以根据实际诊疗需要对相关记录进行检索、修改或补充备注，以保证病历信息的完整性和可用性。同时，医生也应能够查看个人门诊排班情况，包括出诊时间、对应预约患者信息等内容，以便合理安排当天的诊疗工作。</w:t>
       </w:r>
     </w:p>
@@ -21937,7 +21697,15 @@
       </w:r>
       <w:proofErr w:type="gramEnd"/>
       <w:r>
-        <w:t>，它所涉及的主要组成要素有最大号源容量和当前剩余</w:t>
+        <w:t>，它所涉及的主要组成要素有</w:t>
+      </w:r>
+      <w:proofErr w:type="gramStart"/>
+      <w:r>
+        <w:t>最</w:t>
+      </w:r>
+      <w:proofErr w:type="gramEnd"/>
+      <w:r>
+        <w:t>大号源容量和当前剩余</w:t>
       </w:r>
       <w:proofErr w:type="gramStart"/>
       <w:r>
@@ -26520,6 +26288,12 @@
         <w:t>微框架来开发</w:t>
       </w:r>
       <w:r>
+        <w:rPr>
+          <w:rFonts w:hint="eastAsia"/>
+        </w:rPr>
+        <w:t>S</w:t>
+      </w:r>
+      <w:r>
         <w:t>ARIMA</w:t>
       </w:r>
       <w:r>
@@ -30405,7 +30179,21 @@
         <w:rPr>
           <w:rFonts w:hint="eastAsia"/>
         </w:rPr>
-        <w:t>，判断它的有效性、合规性等信息。该设计可以极大地减轻服务器端会话管理的工作量，提高系统扩展性以及总体运行效率。</w:t>
+        <w:t>，判断它的有效性、合</w:t>
+      </w:r>
+      <w:proofErr w:type="gramStart"/>
+      <w:r>
+        <w:rPr>
+          <w:rFonts w:hint="eastAsia"/>
+        </w:rPr>
+        <w:t>规</w:t>
+      </w:r>
+      <w:proofErr w:type="gramEnd"/>
+      <w:r>
+        <w:rPr>
+          <w:rFonts w:hint="eastAsia"/>
+        </w:rPr>
+        <w:t>性等信息。该设计可以极大地减轻服务器端会话管理的工作量，提高系统扩展性以及总体运行效率。</w:t>
       </w:r>
     </w:p>
     <w:p>
@@ -40708,328 +40496,217 @@
     <w:p>
       <w:pPr>
         <w:ind w:firstLine="480"/>
+      </w:pPr>
+      <w:r>
+        <w:t>本文针对门诊挂号系统与电子病历系统分开运行以及门诊排班</w:t>
+      </w:r>
+      <w:r>
+        <w:rPr>
+          <w:rFonts w:hint="eastAsia"/>
+        </w:rPr>
+        <w:t>主要</w:t>
+      </w:r>
+      <w:r>
+        <w:t>靠人工经验的情况，设计并实现了一个用时序预测的门诊挂号与电子病历一体化管理系统。系统实现方面</w:t>
+      </w:r>
+      <w:r>
+        <w:rPr>
+          <w:rFonts w:hint="eastAsia"/>
+        </w:rPr>
+        <w:t>采用</w:t>
+      </w:r>
+      <w:r>
+        <w:t>前后端</w:t>
+      </w:r>
+      <w:r>
+        <w:rPr>
+          <w:rFonts w:hint="eastAsia"/>
+        </w:rPr>
+        <w:t>分离</w:t>
+      </w:r>
+      <w:r>
+        <w:t>的结构，完成了用户管理、预约挂号、医生排班、电子病历管理和权限认证这些主要功能，让患者预约、医生接诊和病历记录都能在同一个系统</w:t>
+      </w:r>
+      <w:r>
+        <w:rPr>
+          <w:rFonts w:hint="eastAsia"/>
+        </w:rPr>
+        <w:t>中完成</w:t>
+      </w:r>
+      <w:r>
+        <w:t>，初步做到了门诊业务数据的集中管理。</w:t>
+      </w:r>
+    </w:p>
+    <w:p>
+      <w:pPr>
+        <w:ind w:firstLine="480"/>
+      </w:pPr>
+      <w:r>
+        <w:rPr>
+          <w:rFonts w:hint="eastAsia"/>
+        </w:rPr>
+        <w:t>在</w:t>
+      </w:r>
+      <w:r>
+        <w:t>数据分析方面</w:t>
+      </w:r>
+      <w:r>
+        <w:rPr>
+          <w:rFonts w:hint="eastAsia"/>
+        </w:rPr>
+        <w:t>，本文</w:t>
+      </w:r>
+      <w:r>
+        <w:rPr>
+          <w:rFonts w:hint="eastAsia"/>
+        </w:rPr>
+        <w:t>基于</w:t>
+      </w:r>
+      <w:r>
+        <w:t>历史挂号数据构建了</w:t>
+      </w:r>
+      <w:r>
+        <w:t>SARIMA</w:t>
+      </w:r>
+      <w:r>
+        <w:t>时间序列预测模型，根据预测结果设计了基本的排班辅助推荐机制，这个部分让系统不仅能做基础业务管理，还能对未来门诊需求变化提供参考，给门诊资源配置提供依据。</w:t>
+      </w:r>
+    </w:p>
+    <w:p>
+      <w:pPr>
+        <w:ind w:firstLine="480"/>
         <w:rPr>
           <w:color w:val="EE0000"/>
         </w:rPr>
       </w:pPr>
       <w:r>
-        <w:rPr>
-          <w:color w:val="EE0000"/>
-        </w:rPr>
-        <w:t>本文针对门诊挂号系统与电子病历系统分开运行以及门诊排班</w:t>
-      </w:r>
-      <w:r>
-        <w:rPr>
-          <w:rFonts w:hint="eastAsia"/>
-          <w:color w:val="EE0000"/>
-        </w:rPr>
-        <w:t>主要</w:t>
-      </w:r>
-      <w:r>
-        <w:rPr>
-          <w:color w:val="EE0000"/>
-        </w:rPr>
-        <w:t>靠人工经验的情况，设计并实现了一个用时序预测的门诊挂号与电子病历一体化管理系统。系统实现方面</w:t>
-      </w:r>
-      <w:r>
-        <w:rPr>
-          <w:rFonts w:hint="eastAsia"/>
-          <w:color w:val="EE0000"/>
-        </w:rPr>
-        <w:t>采用</w:t>
-      </w:r>
-      <w:r>
-        <w:rPr>
-          <w:color w:val="EE0000"/>
-        </w:rPr>
-        <w:t>前后端</w:t>
-      </w:r>
-      <w:r>
-        <w:rPr>
-          <w:rFonts w:hint="eastAsia"/>
-          <w:color w:val="EE0000"/>
-        </w:rPr>
-        <w:t>分离</w:t>
-      </w:r>
-      <w:r>
-        <w:rPr>
-          <w:color w:val="EE0000"/>
-        </w:rPr>
-        <w:t>的结构，完成了用户管理、预约挂号、医生排班、电子病历管理和权限认证这些主要功能，让患者预约、医生接诊和病历记录都能在同一个系统</w:t>
-      </w:r>
-      <w:r>
-        <w:rPr>
-          <w:rFonts w:hint="eastAsia"/>
-          <w:color w:val="EE0000"/>
-        </w:rPr>
-        <w:t>中完成</w:t>
-      </w:r>
-      <w:r>
-        <w:rPr>
-          <w:color w:val="EE0000"/>
-        </w:rPr>
-        <w:t>，初步做到了门诊业务数据的集中管理。</w:t>
-      </w:r>
+        <w:t>功能测试和性能测试显示，系统的主要模块都能按预期运行，预约挂号、排班维护、病历录入和权限校验这些功能基本满足设计要求，预测模块也能反映挂号量的周期性变化趋势，但本文系统还是主要基于仿真数据和实验环境</w:t>
+      </w:r>
+      <w:r>
+        <w:rPr>
+          <w:rFonts w:hint="eastAsia"/>
+        </w:rPr>
+        <w:t>进行</w:t>
+      </w:r>
+      <w:r>
+        <w:t>验证，预测模型对突发因素的适应能力有限，排班推荐也还在规则辅助阶段，所以后续研究需要在</w:t>
+      </w:r>
+      <w:proofErr w:type="gramStart"/>
+      <w:r>
+        <w:t>真实业务</w:t>
+      </w:r>
+      <w:proofErr w:type="gramEnd"/>
+      <w:r>
+        <w:t>数据、模型优化和系统安全性这些方面继续完善。</w:t>
+      </w:r>
+    </w:p>
+    <w:p>
+      <w:pPr>
+        <w:pStyle w:val="2"/>
+      </w:pPr>
+      <w:bookmarkStart w:id="507" w:name="_Toc230108313"/>
+      <w:r>
+        <w:rPr>
+          <w:rFonts w:hint="eastAsia"/>
+        </w:rPr>
+        <w:t>系统不足</w:t>
+      </w:r>
+      <w:bookmarkEnd w:id="507"/>
     </w:p>
     <w:p>
       <w:pPr>
         <w:ind w:firstLine="480"/>
-        <w:rPr>
-          <w:color w:val="EE0000"/>
-        </w:rPr>
-      </w:pPr>
-      <w:r>
-        <w:rPr>
-          <w:rFonts w:hint="eastAsia"/>
-          <w:color w:val="EE0000"/>
+      </w:pPr>
+      <w:r>
+        <w:t>虽说这套系统大体上已经完成预约挂号、电子病历管理、医生排班以及门诊量预测这些功能，但仍然有一些地方不够完善。预测模型主要是用了</w:t>
+      </w:r>
+      <w:r>
+        <w:t>SARIMA</w:t>
+      </w:r>
+      <w:r>
+        <w:t>模型，可以体现出挂号量的周期性变化，</w:t>
+      </w:r>
+      <w:r>
+        <w:rPr>
+          <w:rFonts w:hint="eastAsia"/>
+        </w:rPr>
+        <w:t>但是对于</w:t>
+      </w:r>
+      <w:r>
+        <w:t>突发事件、节假日异常波动，还有那些复杂外部因素时，它的适应能力还是不够强。排班推荐功能还处在</w:t>
+      </w:r>
+      <w:r>
+        <w:rPr>
+          <w:rFonts w:hint="eastAsia"/>
+        </w:rPr>
+        <w:t>基础</w:t>
+      </w:r>
+      <w:r>
+        <w:t>阶段，</w:t>
+      </w:r>
+      <w:r>
+        <w:rPr>
+          <w:rFonts w:hint="eastAsia"/>
+        </w:rPr>
+        <w:t>主要是</w:t>
+      </w:r>
+      <w:r>
+        <w:t>靠着预先定好的规矩来提供建议，还没达到真正智能化自主决策的程度。再者，现在系统主要是在仿真实验环境里运行，还没</w:t>
+      </w:r>
+      <w:r>
+        <w:rPr>
+          <w:rFonts w:hint="eastAsia"/>
+        </w:rPr>
+        <w:t>有</w:t>
+      </w:r>
+      <w:r>
+        <w:t>到真实的医院场景去做大规模验证，所以系统</w:t>
+      </w:r>
+      <w:r>
+        <w:rPr>
+          <w:rFonts w:hint="eastAsia"/>
         </w:rPr>
         <w:t>在</w:t>
       </w:r>
       <w:r>
-        <w:rPr>
-          <w:color w:val="EE0000"/>
-        </w:rPr>
-        <w:t>数据分析方面</w:t>
-      </w:r>
-      <w:r>
-        <w:rPr>
-          <w:rFonts w:hint="eastAsia"/>
-          <w:color w:val="EE0000"/>
-        </w:rPr>
-        <w:t>，本文</w:t>
-      </w:r>
-      <w:r>
-        <w:rPr>
-          <w:rFonts w:hint="eastAsia"/>
-          <w:color w:val="EE0000"/>
-        </w:rPr>
-        <w:t>基于</w:t>
-      </w:r>
-      <w:r>
-        <w:rPr>
-          <w:color w:val="EE0000"/>
-        </w:rPr>
-        <w:t>历史挂号数据构建了</w:t>
-      </w:r>
-      <w:r>
-        <w:rPr>
-          <w:color w:val="EE0000"/>
-        </w:rPr>
-        <w:t>SARIMA</w:t>
-      </w:r>
-      <w:r>
-        <w:rPr>
-          <w:color w:val="EE0000"/>
-        </w:rPr>
-        <w:t>时间序列预测模型，根据预测结果设计了基本的排班辅助推荐机制，这个部分让系统不仅能做基础业务管理，还能对未来门诊需求变化提供参考，给门诊资源配置提供依据。</w:t>
-      </w:r>
-    </w:p>
-    <w:p>
-      <w:pPr>
-        <w:ind w:firstLine="480"/>
-        <w:rPr>
-          <w:color w:val="EE0000"/>
-        </w:rPr>
-      </w:pPr>
-      <w:r>
-        <w:rPr>
-          <w:color w:val="EE0000"/>
-        </w:rPr>
-        <w:t>功能测试和性能测试显示，系统的主要模块都能按预期运行，预约挂号、排班维护、病历录入和权限校验这些功能基本满足设计要求，预测模块也能反映挂号量的周期性变化趋势，但本文系统还是主要基于仿真数据和实验环境</w:t>
-      </w:r>
-      <w:r>
-        <w:rPr>
-          <w:rFonts w:hint="eastAsia"/>
-          <w:color w:val="EE0000"/>
-        </w:rPr>
-        <w:t>进行</w:t>
-      </w:r>
-      <w:r>
-        <w:rPr>
-          <w:color w:val="EE0000"/>
-        </w:rPr>
-        <w:t>验证，预测模型对突发因素的适应能力有限，排班推荐也还在规则辅助阶段，所以后续研究需要在</w:t>
+        <w:t>高并发、大数据量以及复杂业务环境时</w:t>
+      </w:r>
+      <w:r>
+        <w:rPr>
+          <w:rFonts w:hint="eastAsia"/>
+        </w:rPr>
+        <w:t>的稳定性</w:t>
+      </w:r>
+      <w:r>
+        <w:t>还得再</w:t>
+      </w:r>
+      <w:r>
+        <w:rPr>
+          <w:rFonts w:hint="eastAsia"/>
+        </w:rPr>
+        <w:t>进一步验证</w:t>
+      </w:r>
+      <w:r>
+        <w:t>。最后，虽然系统已经用了</w:t>
+      </w:r>
+      <w:r>
+        <w:t>JWT</w:t>
+      </w:r>
+      <w:r>
+        <w:t>和</w:t>
+      </w:r>
+      <w:r>
+        <w:t>Redis</w:t>
+      </w:r>
+      <w:r>
+        <w:t>这类技术来做认证管理，但在数据加密、接口防护以及</w:t>
       </w:r>
       <w:proofErr w:type="gramStart"/>
       <w:r>
-        <w:rPr>
-          <w:color w:val="EE0000"/>
-        </w:rPr>
-        <w:t>真实业务</w:t>
+        <w:t>异常访问</w:t>
       </w:r>
       <w:proofErr w:type="gramEnd"/>
       <w:r>
-        <w:rPr>
-          <w:color w:val="EE0000"/>
-        </w:rPr>
-        <w:t>数据、模型优化和系统安全性这些方面继续完善。</w:t>
-      </w:r>
-    </w:p>
-    <w:p>
-      <w:pPr>
-        <w:pStyle w:val="2"/>
-      </w:pPr>
-      <w:bookmarkStart w:id="507" w:name="_Toc230108313"/>
-      <w:r>
-        <w:rPr>
-          <w:rFonts w:hint="eastAsia"/>
-        </w:rPr>
-        <w:t>系统不足</w:t>
-      </w:r>
-      <w:bookmarkEnd w:id="507"/>
-    </w:p>
-    <w:p>
-      <w:pPr>
-        <w:ind w:firstLine="480"/>
-        <w:rPr>
-          <w:color w:val="EE0000"/>
-        </w:rPr>
-      </w:pPr>
-      <w:r>
-        <w:rPr>
-          <w:color w:val="EE0000"/>
-        </w:rPr>
-        <w:t>虽说这套系统大体上已经完成预约挂号、电子病历管理、医生排班以及门诊量预测这些功能，但仍然有一些地方不够完善。预测模型主要是用了</w:t>
-      </w:r>
-      <w:r>
-        <w:rPr>
-          <w:color w:val="EE0000"/>
-        </w:rPr>
-        <w:t>SARIMA</w:t>
-      </w:r>
-      <w:r>
-        <w:rPr>
-          <w:color w:val="EE0000"/>
-        </w:rPr>
-        <w:t>模型，可以体现出挂号量的周期性变化，</w:t>
-      </w:r>
-      <w:r>
-        <w:rPr>
-          <w:rFonts w:hint="eastAsia"/>
-          <w:color w:val="EE0000"/>
-        </w:rPr>
-        <w:t>但是对于</w:t>
-      </w:r>
-      <w:r>
-        <w:rPr>
-          <w:color w:val="EE0000"/>
-        </w:rPr>
-        <w:t>突发事件、节假日异常波动，还有那些复杂外部因素时，它的适应能力还是不够强。排班推荐功能还处在</w:t>
-      </w:r>
-      <w:r>
-        <w:rPr>
-          <w:rFonts w:hint="eastAsia"/>
-          <w:color w:val="EE0000"/>
-        </w:rPr>
-        <w:t>基础</w:t>
-      </w:r>
-      <w:r>
-        <w:rPr>
-          <w:color w:val="EE0000"/>
-        </w:rPr>
-        <w:t>阶段，</w:t>
-      </w:r>
-      <w:r>
-        <w:rPr>
-          <w:rFonts w:hint="eastAsia"/>
-          <w:color w:val="EE0000"/>
-        </w:rPr>
-        <w:t>主要是</w:t>
-      </w:r>
-      <w:r>
-        <w:rPr>
-          <w:color w:val="EE0000"/>
-        </w:rPr>
-        <w:t>靠着预先定好的规矩来提供建议，还没达到真正智能化自主决策的程度。再者，现在系统主要是在仿真实验环境里运行，还没</w:t>
-      </w:r>
-      <w:r>
-        <w:rPr>
-          <w:rFonts w:hint="eastAsia"/>
-          <w:color w:val="EE0000"/>
-        </w:rPr>
-        <w:t>有</w:t>
-      </w:r>
-      <w:r>
-        <w:rPr>
-          <w:color w:val="EE0000"/>
-        </w:rPr>
-        <w:t>到真实的医院场景去做大规模验证，所以系统</w:t>
-      </w:r>
-      <w:r>
-        <w:rPr>
-          <w:rFonts w:hint="eastAsia"/>
-          <w:color w:val="EE0000"/>
-        </w:rPr>
-        <w:t>在</w:t>
-      </w:r>
-      <w:r>
-        <w:rPr>
-          <w:color w:val="EE0000"/>
-        </w:rPr>
-        <w:t>高并发、大数据量以及复杂业务环境时</w:t>
-      </w:r>
-      <w:r>
-        <w:rPr>
-          <w:rFonts w:hint="eastAsia"/>
-          <w:color w:val="EE0000"/>
-        </w:rPr>
-        <w:t>的稳定性</w:t>
-      </w:r>
-      <w:r>
-        <w:rPr>
-          <w:color w:val="EE0000"/>
-        </w:rPr>
-        <w:t>还得再</w:t>
-      </w:r>
-      <w:r>
-        <w:rPr>
-          <w:rFonts w:hint="eastAsia"/>
-          <w:color w:val="EE0000"/>
-        </w:rPr>
-        <w:t>进一步验证</w:t>
-      </w:r>
-      <w:r>
-        <w:rPr>
-          <w:color w:val="EE0000"/>
-        </w:rPr>
-        <w:t>。最后，虽然系统已经用了</w:t>
-      </w:r>
-      <w:r>
-        <w:rPr>
-          <w:color w:val="EE0000"/>
-        </w:rPr>
-        <w:t>JWT</w:t>
-      </w:r>
-      <w:r>
-        <w:rPr>
-          <w:color w:val="EE0000"/>
-        </w:rPr>
-        <w:t>和</w:t>
-      </w:r>
-      <w:r>
-        <w:rPr>
-          <w:color w:val="EE0000"/>
-        </w:rPr>
-        <w:t>Redis</w:t>
-      </w:r>
-      <w:r>
-        <w:rPr>
-          <w:color w:val="EE0000"/>
-        </w:rPr>
-        <w:t>这类技术来做认证管理，但在数据加密、接口防护以及</w:t>
-      </w:r>
-      <w:proofErr w:type="gramStart"/>
-      <w:r>
-        <w:rPr>
-          <w:color w:val="EE0000"/>
-        </w:rPr>
-        <w:t>异常访问</w:t>
-      </w:r>
-      <w:proofErr w:type="gramEnd"/>
-      <w:r>
-        <w:rPr>
-          <w:color w:val="EE0000"/>
-        </w:rPr>
         <w:t>监控这些方面还是需要继续加强完善。</w:t>
       </w:r>
     </w:p>
@@ -41052,52 +40729,28 @@
     <w:p>
       <w:pPr>
         <w:ind w:firstLine="480"/>
-        <w:rPr>
-          <w:color w:val="EE0000"/>
-        </w:rPr>
-      </w:pPr>
-      <w:r>
-        <w:rPr>
-          <w:color w:val="EE0000"/>
-        </w:rPr>
+      </w:pPr>
+      <w:r>
         <w:t>后续研究可从预测模型、排班推荐、系统功能、安全机制和真实场景验证等方面继续完善。首先，在预测模型方面，可在</w:t>
       </w:r>
       <w:r>
-        <w:rPr>
-          <w:color w:val="EE0000"/>
-        </w:rPr>
         <w:t xml:space="preserve"> SARIMA </w:t>
       </w:r>
       <w:r>
-        <w:rPr>
-          <w:color w:val="EE0000"/>
-        </w:rPr>
         <w:t>模型的基础上引入机器学习或深度学习方法，如</w:t>
       </w:r>
       <w:r>
-        <w:rPr>
-          <w:color w:val="EE0000"/>
-        </w:rPr>
         <w:t xml:space="preserve"> LSTM </w:t>
       </w:r>
       <w:r>
-        <w:rPr>
-          <w:color w:val="EE0000"/>
-        </w:rPr>
         <w:t>等模型，以增强系统对复杂波动和突发因素的适应能力。其次，在排班推荐方面，可进一步综合医护人员工作负荷、患者就诊需求、科室资源配置等因素，构建更加灵活的排班优化策略。再次，系统功能还可以继续扩展，如增加在线支付、消息提醒和移动端适配等功能，以提升用户使用的便利性。此外，系统安全性仍有进一步提升空间，后续可结合接口访问监控、数据加密传输和异常行为识别等方式增强系统防护能力。最后，系统还需要在真实医疗场景或仿真实</w:t>
       </w:r>
       <w:proofErr w:type="gramStart"/>
       <w:r>
-        <w:rPr>
-          <w:color w:val="EE0000"/>
-        </w:rPr>
         <w:t>训环境</w:t>
       </w:r>
       <w:proofErr w:type="gramEnd"/>
       <w:r>
-        <w:rPr>
-          <w:color w:val="EE0000"/>
-        </w:rPr>
         <w:t>中进行更充分的验证，以检验其稳定性、适用性和推广价值。</w:t>
       </w:r>
     </w:p>
@@ -42465,9 +42118,6 @@
     <w:p>
       <w:pPr>
         <w:ind w:firstLine="480"/>
-        <w:rPr>
-          <w:rFonts w:hint="eastAsia"/>
-        </w:rPr>
       </w:pPr>
       <w:r>
         <w:rPr>
@@ -42479,9 +42129,6 @@
     <w:p>
       <w:pPr>
         <w:ind w:firstLine="480"/>
-        <w:rPr>
-          <w:rFonts w:hint="eastAsia"/>
-        </w:rPr>
       </w:pPr>
       <w:r>
         <w:rPr>
@@ -42493,9 +42140,6 @@
     <w:p>
       <w:pPr>
         <w:ind w:firstLine="480"/>
-        <w:rPr>
-          <w:rFonts w:hint="eastAsia"/>
-        </w:rPr>
       </w:pPr>
       <w:r>
         <w:rPr>
@@ -42507,9 +42151,6 @@
     <w:p>
       <w:pPr>
         <w:ind w:firstLine="480"/>
-        <w:rPr>
-          <w:rFonts w:hint="eastAsia"/>
-        </w:rPr>
       </w:pPr>
       <w:r>
         <w:rPr>
@@ -42521,9 +42162,6 @@
     <w:p>
       <w:pPr>
         <w:ind w:firstLine="480"/>
-        <w:rPr>
-          <w:rFonts w:hint="eastAsia"/>
-        </w:rPr>
       </w:pPr>
       <w:r>
         <w:rPr>

--- a/5.答辩前调整/初稿修改v5.docx
+++ b/5.答辩前调整/初稿修改v5.docx
@@ -1976,6 +1976,19 @@
         <w:rPr>
           <w:rFonts w:cs="Times New Roman"/>
         </w:rPr>
+        <w:sectPr>
+          <w:headerReference w:type="even" r:id="rId17"/>
+          <w:headerReference w:type="default" r:id="rId18"/>
+          <w:footerReference w:type="even" r:id="rId19"/>
+          <w:footerReference w:type="default" r:id="rId20"/>
+          <w:headerReference w:type="first" r:id="rId21"/>
+          <w:footerReference w:type="first" r:id="rId22"/>
+          <w:pgSz w:w="11906" w:h="16838"/>
+          <w:pgMar w:top="1440" w:right="1800" w:bottom="1440" w:left="1800" w:header="851" w:footer="992" w:gutter="0"/>
+          <w:pgNumType w:fmt="lowerRoman" w:start="1"/>
+          <w:cols w:space="425"/>
+          <w:docGrid w:type="lines" w:linePitch="312"/>
+        </w:sectPr>
       </w:pPr>
       <w:r>
         <w:rPr>
@@ -2020,12 +2033,6 @@
           <w:rFonts w:cs="Times New Roman"/>
         </w:rPr>
         <w:t xml:space="preserve"> model</w:t>
-      </w:r>
-      <w:r>
-        <w:rPr>
-          <w:rFonts w:cs="Times New Roman"/>
-        </w:rPr>
-        <w:br w:type="page"/>
       </w:r>
     </w:p>
     <w:bookmarkStart w:id="2" w:name="OLE_LINK9" w:displacedByCustomXml="next"/>
@@ -2154,21 +2161,51 @@
             <w:t>绪论</w:t>
           </w:r>
           <w:r>
+            <w:rPr>
+              <w:rFonts w:ascii="宋体" w:eastAsia="宋体" w:hAnsi="宋体"/>
+              <w:sz w:val="21"/>
+            </w:rPr>
             <w:tab/>
           </w:r>
           <w:r>
+            <w:rPr>
+              <w:rFonts w:ascii="宋体" w:eastAsia="宋体" w:hAnsi="宋体"/>
+              <w:sz w:val="21"/>
+            </w:rPr>
             <w:fldChar w:fldCharType="begin"/>
           </w:r>
           <w:r>
+            <w:rPr>
+              <w:rFonts w:ascii="宋体" w:eastAsia="宋体" w:hAnsi="宋体"/>
+              <w:sz w:val="21"/>
+            </w:rPr>
             <w:instrText xml:space="preserve"> PAGEREF _Toc230108206 \h </w:instrText>
           </w:r>
           <w:r>
+            <w:rPr>
+              <w:rFonts w:ascii="宋体" w:eastAsia="宋体" w:hAnsi="宋体"/>
+              <w:sz w:val="21"/>
+            </w:rPr>
+          </w:r>
+          <w:r>
+            <w:rPr>
+              <w:rFonts w:ascii="宋体" w:eastAsia="宋体" w:hAnsi="宋体"/>
+              <w:sz w:val="21"/>
+            </w:rPr>
             <w:fldChar w:fldCharType="separate"/>
           </w:r>
           <w:r>
+            <w:rPr>
+              <w:rFonts w:ascii="宋体" w:eastAsia="宋体" w:hAnsi="宋体"/>
+              <w:sz w:val="21"/>
+            </w:rPr>
             <w:t>1</w:t>
           </w:r>
           <w:r>
+            <w:rPr>
+              <w:rFonts w:ascii="宋体" w:eastAsia="宋体" w:hAnsi="宋体"/>
+              <w:sz w:val="21"/>
+            </w:rPr>
             <w:fldChar w:fldCharType="end"/>
           </w:r>
         </w:p>
@@ -2185,21 +2222,44 @@
             <w:t>1.1 研究背景及意义</w:t>
           </w:r>
           <w:r>
+            <w:rPr>
+              <w:sz w:val="21"/>
+            </w:rPr>
             <w:tab/>
           </w:r>
           <w:r>
+            <w:rPr>
+              <w:sz w:val="21"/>
+            </w:rPr>
             <w:fldChar w:fldCharType="begin"/>
           </w:r>
           <w:r>
+            <w:rPr>
+              <w:sz w:val="21"/>
+            </w:rPr>
             <w:instrText xml:space="preserve"> PAGEREF _Toc230108207 \h </w:instrText>
           </w:r>
           <w:r>
+            <w:rPr>
+              <w:sz w:val="21"/>
+            </w:rPr>
+          </w:r>
+          <w:r>
+            <w:rPr>
+              <w:sz w:val="21"/>
+            </w:rPr>
             <w:fldChar w:fldCharType="separate"/>
           </w:r>
           <w:r>
+            <w:rPr>
+              <w:sz w:val="21"/>
+            </w:rPr>
             <w:t>1</w:t>
           </w:r>
           <w:r>
+            <w:rPr>
+              <w:sz w:val="21"/>
+            </w:rPr>
             <w:fldChar w:fldCharType="end"/>
           </w:r>
         </w:p>
@@ -2278,19 +2338,153 @@
             <w:t>1.2 国内外研究现状</w:t>
           </w:r>
           <w:r>
+            <w:rPr>
+              <w:sz w:val="21"/>
+            </w:rPr>
             <w:tab/>
           </w:r>
           <w:r>
+            <w:rPr>
+              <w:sz w:val="21"/>
+            </w:rPr>
             <w:fldChar w:fldCharType="begin"/>
           </w:r>
           <w:r>
+            <w:rPr>
+              <w:sz w:val="21"/>
+            </w:rPr>
             <w:instrText xml:space="preserve"> PAGEREF _Toc230108210 \h </w:instrText>
           </w:r>
           <w:r>
+            <w:rPr>
+              <w:sz w:val="21"/>
+            </w:rPr>
+          </w:r>
+          <w:r>
+            <w:rPr>
+              <w:sz w:val="21"/>
+            </w:rPr>
             <w:fldChar w:fldCharType="separate"/>
           </w:r>
           <w:r>
+            <w:rPr>
+              <w:sz w:val="21"/>
+            </w:rPr>
             <w:t>2</w:t>
+          </w:r>
+          <w:r>
+            <w:rPr>
+              <w:sz w:val="21"/>
+            </w:rPr>
+            <w:fldChar w:fldCharType="end"/>
+          </w:r>
+        </w:p>
+        <w:p>
+          <w:pPr>
+            <w:pStyle w:val="TOC2"/>
+            <w:ind w:left="480"/>
+            <w:rPr>
+              <w:sz w:val="21"/>
+            </w:rPr>
+          </w:pPr>
+          <w:r>
+            <w:t>1.3 研究内容与目标</w:t>
+          </w:r>
+          <w:r>
+            <w:rPr>
+              <w:sz w:val="21"/>
+            </w:rPr>
+            <w:tab/>
+          </w:r>
+          <w:r>
+            <w:rPr>
+              <w:sz w:val="21"/>
+            </w:rPr>
+            <w:fldChar w:fldCharType="begin"/>
+          </w:r>
+          <w:r>
+            <w:rPr>
+              <w:sz w:val="21"/>
+            </w:rPr>
+            <w:instrText xml:space="preserve"> PAGEREF _Toc230108211 \h </w:instrText>
+          </w:r>
+          <w:r>
+            <w:rPr>
+              <w:sz w:val="21"/>
+            </w:rPr>
+          </w:r>
+          <w:r>
+            <w:rPr>
+              <w:sz w:val="21"/>
+            </w:rPr>
+            <w:fldChar w:fldCharType="separate"/>
+          </w:r>
+          <w:r>
+            <w:rPr>
+              <w:sz w:val="21"/>
+            </w:rPr>
+            <w:t>3</w:t>
+          </w:r>
+          <w:r>
+            <w:rPr>
+              <w:sz w:val="21"/>
+            </w:rPr>
+            <w:fldChar w:fldCharType="end"/>
+          </w:r>
+        </w:p>
+        <w:p>
+          <w:pPr>
+            <w:pStyle w:val="TOC3"/>
+            <w:ind w:left="960"/>
+          </w:pPr>
+          <w:r>
+            <w:t>1.3.1 论文的主要研究内容</w:t>
+          </w:r>
+          <w:r>
+            <w:tab/>
+          </w:r>
+          <w:r>
+            <w:fldChar w:fldCharType="begin"/>
+          </w:r>
+          <w:r>
+            <w:instrText xml:space="preserve"> PAGEREF _Toc230108212 \h </w:instrText>
+          </w:r>
+          <w:r>
+            <w:fldChar w:fldCharType="separate"/>
+          </w:r>
+          <w:r>
+            <w:t>3</w:t>
+          </w:r>
+          <w:r>
+            <w:fldChar w:fldCharType="end"/>
+          </w:r>
+        </w:p>
+        <w:p>
+          <w:pPr>
+            <w:pStyle w:val="TOC3"/>
+            <w:ind w:left="960"/>
+            <w:rPr>
+              <w:rFonts w:asciiTheme="minorHAnsi" w:eastAsiaTheme="minorEastAsia" w:hAnsiTheme="minorHAnsi"/>
+              <w:sz w:val="22"/>
+            </w:rPr>
+          </w:pPr>
+          <w:r>
+            <w:t>1.3.2 系统的设计目标</w:t>
+          </w:r>
+          <w:r>
+            <w:tab/>
+          </w:r>
+          <w:r>
+            <w:fldChar w:fldCharType="begin"/>
+          </w:r>
+          <w:r>
+            <w:instrText xml:space="preserve"> PAGEREF _Toc230108213 \h </w:instrText>
+          </w:r>
+          <w:r>
+            <w:fldChar w:fldCharType="separate"/>
+          </w:r>
+          <w:r>
+            <w:t>3</w:t>
           </w:r>
           <w:r>
             <w:fldChar w:fldCharType="end"/>
@@ -2306,22 +2500,273 @@
             </w:rPr>
           </w:pPr>
           <w:r>
-            <w:t>1.3 研究内容与目标</w:t>
-          </w:r>
-          <w:r>
+            <w:t>1.4 技术路线</w:t>
+          </w:r>
+          <w:r>
+            <w:rPr>
+              <w:sz w:val="21"/>
+            </w:rPr>
             <w:tab/>
           </w:r>
           <w:r>
+            <w:rPr>
+              <w:sz w:val="21"/>
+            </w:rPr>
             <w:fldChar w:fldCharType="begin"/>
           </w:r>
           <w:r>
-            <w:instrText xml:space="preserve"> PAGEREF _Toc230108211 \h </w:instrText>
-          </w:r>
-          <w:r>
+            <w:rPr>
+              <w:sz w:val="21"/>
+            </w:rPr>
+            <w:instrText xml:space="preserve"> PAGEREF _Toc230108214 \h </w:instrText>
+          </w:r>
+          <w:r>
+            <w:rPr>
+              <w:sz w:val="21"/>
+            </w:rPr>
+          </w:r>
+          <w:r>
+            <w:rPr>
+              <w:sz w:val="21"/>
+            </w:rPr>
             <w:fldChar w:fldCharType="separate"/>
           </w:r>
           <w:r>
-            <w:t>3</w:t>
+            <w:rPr>
+              <w:sz w:val="21"/>
+            </w:rPr>
+            <w:t>4</w:t>
+          </w:r>
+          <w:r>
+            <w:rPr>
+              <w:sz w:val="21"/>
+            </w:rPr>
+            <w:fldChar w:fldCharType="end"/>
+          </w:r>
+        </w:p>
+        <w:p>
+          <w:pPr>
+            <w:pStyle w:val="TOC2"/>
+            <w:ind w:left="480"/>
+            <w:rPr>
+              <w:rFonts w:asciiTheme="minorHAnsi" w:eastAsiaTheme="minorEastAsia" w:hAnsiTheme="minorHAnsi"/>
+              <w:sz w:val="22"/>
+            </w:rPr>
+          </w:pPr>
+          <w:r>
+            <w:t>1.5 论文结构安排</w:t>
+          </w:r>
+          <w:r>
+            <w:rPr>
+              <w:sz w:val="21"/>
+            </w:rPr>
+            <w:tab/>
+          </w:r>
+          <w:r>
+            <w:rPr>
+              <w:sz w:val="21"/>
+            </w:rPr>
+            <w:fldChar w:fldCharType="begin"/>
+          </w:r>
+          <w:r>
+            <w:rPr>
+              <w:sz w:val="21"/>
+            </w:rPr>
+            <w:instrText xml:space="preserve"> PAGEREF _Toc230108215 \h </w:instrText>
+          </w:r>
+          <w:r>
+            <w:rPr>
+              <w:sz w:val="21"/>
+            </w:rPr>
+          </w:r>
+          <w:r>
+            <w:rPr>
+              <w:sz w:val="21"/>
+            </w:rPr>
+            <w:fldChar w:fldCharType="separate"/>
+          </w:r>
+          <w:r>
+            <w:rPr>
+              <w:sz w:val="21"/>
+            </w:rPr>
+            <w:t>5</w:t>
+          </w:r>
+          <w:r>
+            <w:rPr>
+              <w:sz w:val="21"/>
+            </w:rPr>
+            <w:fldChar w:fldCharType="end"/>
+          </w:r>
+        </w:p>
+        <w:p>
+          <w:pPr>
+            <w:pStyle w:val="TOC1"/>
+            <w:rPr>
+              <w:rFonts w:ascii="宋体" w:eastAsia="宋体" w:hAnsi="宋体"/>
+              <w:sz w:val="21"/>
+            </w:rPr>
+          </w:pPr>
+          <w:r>
+            <w:t>第二章</w:t>
+          </w:r>
+          <w:r>
+            <w:t xml:space="preserve"> </w:t>
+          </w:r>
+          <w:r>
+            <w:t>相关技术与理论基础</w:t>
+          </w:r>
+          <w:r>
+            <w:rPr>
+              <w:rFonts w:ascii="宋体" w:eastAsia="宋体" w:hAnsi="宋体"/>
+              <w:sz w:val="21"/>
+            </w:rPr>
+            <w:tab/>
+          </w:r>
+          <w:r>
+            <w:rPr>
+              <w:rFonts w:ascii="宋体" w:eastAsia="宋体" w:hAnsi="宋体"/>
+              <w:sz w:val="21"/>
+            </w:rPr>
+            <w:fldChar w:fldCharType="begin"/>
+          </w:r>
+          <w:r>
+            <w:rPr>
+              <w:rFonts w:ascii="宋体" w:eastAsia="宋体" w:hAnsi="宋体"/>
+              <w:sz w:val="21"/>
+            </w:rPr>
+            <w:instrText xml:space="preserve"> PAGEREF _Toc230108216 \h </w:instrText>
+          </w:r>
+          <w:r>
+            <w:rPr>
+              <w:rFonts w:ascii="宋体" w:eastAsia="宋体" w:hAnsi="宋体"/>
+              <w:sz w:val="21"/>
+            </w:rPr>
+          </w:r>
+          <w:r>
+            <w:rPr>
+              <w:rFonts w:ascii="宋体" w:eastAsia="宋体" w:hAnsi="宋体"/>
+              <w:sz w:val="21"/>
+            </w:rPr>
+            <w:fldChar w:fldCharType="separate"/>
+          </w:r>
+          <w:r>
+            <w:rPr>
+              <w:rFonts w:ascii="宋体" w:eastAsia="宋体" w:hAnsi="宋体"/>
+              <w:sz w:val="21"/>
+            </w:rPr>
+            <w:t>6</w:t>
+          </w:r>
+          <w:r>
+            <w:rPr>
+              <w:rFonts w:ascii="宋体" w:eastAsia="宋体" w:hAnsi="宋体"/>
+              <w:sz w:val="21"/>
+            </w:rPr>
+            <w:fldChar w:fldCharType="end"/>
+          </w:r>
+        </w:p>
+        <w:p>
+          <w:pPr>
+            <w:pStyle w:val="TOC2"/>
+            <w:ind w:left="480"/>
+            <w:rPr>
+              <w:rFonts w:asciiTheme="minorHAnsi" w:eastAsiaTheme="minorEastAsia" w:hAnsiTheme="minorHAnsi"/>
+              <w:sz w:val="22"/>
+            </w:rPr>
+          </w:pPr>
+          <w:r>
+            <w:t>2.1 医疗信息化与门诊管理系统概述</w:t>
+          </w:r>
+          <w:r>
+            <w:rPr>
+              <w:sz w:val="21"/>
+            </w:rPr>
+            <w:tab/>
+          </w:r>
+          <w:r>
+            <w:rPr>
+              <w:sz w:val="21"/>
+            </w:rPr>
+            <w:fldChar w:fldCharType="begin"/>
+          </w:r>
+          <w:r>
+            <w:rPr>
+              <w:sz w:val="21"/>
+            </w:rPr>
+            <w:instrText xml:space="preserve"> PAGEREF _Toc230108217 \h </w:instrText>
+          </w:r>
+          <w:r>
+            <w:rPr>
+              <w:sz w:val="21"/>
+            </w:rPr>
+          </w:r>
+          <w:r>
+            <w:rPr>
+              <w:sz w:val="21"/>
+            </w:rPr>
+            <w:fldChar w:fldCharType="separate"/>
+          </w:r>
+          <w:r>
+            <w:rPr>
+              <w:sz w:val="21"/>
+            </w:rPr>
+            <w:t>6</w:t>
+          </w:r>
+          <w:r>
+            <w:rPr>
+              <w:sz w:val="21"/>
+            </w:rPr>
+            <w:fldChar w:fldCharType="end"/>
+          </w:r>
+        </w:p>
+        <w:p>
+          <w:pPr>
+            <w:pStyle w:val="TOC3"/>
+            <w:ind w:left="960"/>
+          </w:pPr>
+          <w:r>
+            <w:t>2.1.1 医疗信息化发展</w:t>
+          </w:r>
+          <w:r>
+            <w:tab/>
+          </w:r>
+          <w:r>
+            <w:fldChar w:fldCharType="begin"/>
+          </w:r>
+          <w:r>
+            <w:instrText xml:space="preserve"> PAGEREF _Toc230108218 \h </w:instrText>
+          </w:r>
+          <w:r>
+            <w:fldChar w:fldCharType="separate"/>
+          </w:r>
+          <w:r>
+            <w:t>6</w:t>
+          </w:r>
+          <w:r>
+            <w:fldChar w:fldCharType="end"/>
+          </w:r>
+        </w:p>
+        <w:p>
+          <w:pPr>
+            <w:pStyle w:val="TOC3"/>
+            <w:ind w:left="960"/>
+          </w:pPr>
+          <w:r>
+            <w:t>2.1.2 门诊预约挂号系统</w:t>
+          </w:r>
+          <w:r>
+            <w:tab/>
+          </w:r>
+          <w:r>
+            <w:fldChar w:fldCharType="begin"/>
+          </w:r>
+          <w:r>
+            <w:instrText xml:space="preserve"> PAGEREF _Toc230108219 \h </w:instrText>
+          </w:r>
+          <w:r>
+            <w:fldChar w:fldCharType="separate"/>
+          </w:r>
+          <w:r>
+            <w:t>6</w:t>
           </w:r>
           <w:r>
             <w:fldChar w:fldCharType="end"/>
@@ -2337,7 +2782,7 @@
             </w:rPr>
           </w:pPr>
           <w:r>
-            <w:t>1.3.1 论文的主要研究内容</w:t>
+            <w:t>2.1.3 电子病历系统</w:t>
           </w:r>
           <w:r>
             <w:tab/>
@@ -2346,13 +2791,120 @@
             <w:fldChar w:fldCharType="begin"/>
           </w:r>
           <w:r>
-            <w:instrText xml:space="preserve"> PAGEREF _Toc230108212 \h </w:instrText>
+            <w:instrText xml:space="preserve"> PAGEREF _Toc230108220 \h </w:instrText>
           </w:r>
           <w:r>
             <w:fldChar w:fldCharType="separate"/>
           </w:r>
           <w:r>
-            <w:t>3</w:t>
+            <w:t>7</w:t>
+          </w:r>
+          <w:r>
+            <w:fldChar w:fldCharType="end"/>
+          </w:r>
+        </w:p>
+        <w:p>
+          <w:pPr>
+            <w:pStyle w:val="TOC2"/>
+            <w:ind w:left="480"/>
+            <w:rPr>
+              <w:sz w:val="21"/>
+            </w:rPr>
+          </w:pPr>
+          <w:r>
+            <w:t>2.2 系统开发关键技术</w:t>
+          </w:r>
+          <w:r>
+            <w:rPr>
+              <w:sz w:val="21"/>
+            </w:rPr>
+            <w:tab/>
+          </w:r>
+          <w:r>
+            <w:rPr>
+              <w:sz w:val="21"/>
+            </w:rPr>
+            <w:fldChar w:fldCharType="begin"/>
+          </w:r>
+          <w:r>
+            <w:rPr>
+              <w:sz w:val="21"/>
+            </w:rPr>
+            <w:instrText xml:space="preserve"> PAGEREF _Toc230108221 \h </w:instrText>
+          </w:r>
+          <w:r>
+            <w:rPr>
+              <w:sz w:val="21"/>
+            </w:rPr>
+          </w:r>
+          <w:r>
+            <w:rPr>
+              <w:sz w:val="21"/>
+            </w:rPr>
+            <w:fldChar w:fldCharType="separate"/>
+          </w:r>
+          <w:r>
+            <w:rPr>
+              <w:sz w:val="21"/>
+            </w:rPr>
+            <w:t>8</w:t>
+          </w:r>
+          <w:r>
+            <w:rPr>
+              <w:sz w:val="21"/>
+            </w:rPr>
+            <w:fldChar w:fldCharType="end"/>
+          </w:r>
+        </w:p>
+        <w:p>
+          <w:pPr>
+            <w:pStyle w:val="TOC3"/>
+            <w:ind w:left="960"/>
+          </w:pPr>
+          <w:r>
+            <w:t>2.2.1 Spring Boot框架</w:t>
+          </w:r>
+          <w:r>
+            <w:tab/>
+          </w:r>
+          <w:r>
+            <w:fldChar w:fldCharType="begin"/>
+          </w:r>
+          <w:r>
+            <w:instrText xml:space="preserve"> PAGEREF _Toc230108222 \h </w:instrText>
+          </w:r>
+          <w:r>
+            <w:fldChar w:fldCharType="separate"/>
+          </w:r>
+          <w:r>
+            <w:t>8</w:t>
+          </w:r>
+          <w:r>
+            <w:fldChar w:fldCharType="end"/>
+          </w:r>
+        </w:p>
+        <w:p>
+          <w:pPr>
+            <w:pStyle w:val="TOC3"/>
+            <w:ind w:left="960"/>
+          </w:pPr>
+          <w:r>
+            <w:t>2.2.2 MyBatis 持久层框架</w:t>
+          </w:r>
+          <w:r>
+            <w:tab/>
+          </w:r>
+          <w:r>
+            <w:fldChar w:fldCharType="begin"/>
+          </w:r>
+          <w:r>
+            <w:instrText xml:space="preserve"> PAGEREF _Toc230108223 \h </w:instrText>
+          </w:r>
+          <w:r>
+            <w:fldChar w:fldCharType="separate"/>
+          </w:r>
+          <w:r>
+            <w:t>8</w:t>
           </w:r>
           <w:r>
             <w:fldChar w:fldCharType="end"/>
@@ -2368,7 +2920,16 @@
             </w:rPr>
           </w:pPr>
           <w:r>
-            <w:t>1.3.2 系统的设计目标</w:t>
+            <w:t>2.2.3</w:t>
+          </w:r>
+          <w:r>
+            <w:rPr>
+              <w:bCs/>
+            </w:rPr>
+            <w:t xml:space="preserve"> Vue</w:t>
+          </w:r>
+          <w:r>
+            <w:t>前端框架</w:t>
           </w:r>
           <w:r>
             <w:tab/>
@@ -2377,13 +2938,395 @@
             <w:fldChar w:fldCharType="begin"/>
           </w:r>
           <w:r>
-            <w:instrText xml:space="preserve"> PAGEREF _Toc230108213 \h </w:instrText>
+            <w:instrText xml:space="preserve"> PAGEREF _Toc230108224 \h </w:instrText>
           </w:r>
           <w:r>
             <w:fldChar w:fldCharType="separate"/>
           </w:r>
           <w:r>
-            <w:t>3</w:t>
+            <w:t>9</w:t>
+          </w:r>
+          <w:r>
+            <w:fldChar w:fldCharType="end"/>
+          </w:r>
+        </w:p>
+        <w:p>
+          <w:pPr>
+            <w:pStyle w:val="TOC3"/>
+            <w:ind w:left="960"/>
+            <w:rPr>
+              <w:rFonts w:asciiTheme="minorHAnsi" w:eastAsiaTheme="minorEastAsia" w:hAnsiTheme="minorHAnsi"/>
+              <w:sz w:val="22"/>
+            </w:rPr>
+          </w:pPr>
+          <w:r>
+            <w:t>2.2.4 JWT与Redis认证机制</w:t>
+          </w:r>
+          <w:r>
+            <w:tab/>
+          </w:r>
+          <w:r>
+            <w:fldChar w:fldCharType="begin"/>
+          </w:r>
+          <w:r>
+            <w:instrText xml:space="preserve"> PAGEREF _Toc230108225 \h </w:instrText>
+          </w:r>
+          <w:r>
+            <w:fldChar w:fldCharType="separate"/>
+          </w:r>
+          <w:r>
+            <w:t>9</w:t>
+          </w:r>
+          <w:r>
+            <w:fldChar w:fldCharType="end"/>
+          </w:r>
+        </w:p>
+        <w:p>
+          <w:pPr>
+            <w:pStyle w:val="TOC2"/>
+            <w:ind w:left="480"/>
+            <w:rPr>
+              <w:sz w:val="21"/>
+            </w:rPr>
+          </w:pPr>
+          <w:r>
+            <w:t>2.3 时间序列预测理论</w:t>
+          </w:r>
+          <w:r>
+            <w:rPr>
+              <w:sz w:val="21"/>
+            </w:rPr>
+            <w:tab/>
+          </w:r>
+          <w:r>
+            <w:rPr>
+              <w:sz w:val="21"/>
+            </w:rPr>
+            <w:fldChar w:fldCharType="begin"/>
+          </w:r>
+          <w:r>
+            <w:rPr>
+              <w:sz w:val="21"/>
+            </w:rPr>
+            <w:instrText xml:space="preserve"> PAGEREF _Toc230108226 \h </w:instrText>
+          </w:r>
+          <w:r>
+            <w:rPr>
+              <w:sz w:val="21"/>
+            </w:rPr>
+          </w:r>
+          <w:r>
+            <w:rPr>
+              <w:sz w:val="21"/>
+            </w:rPr>
+            <w:fldChar w:fldCharType="separate"/>
+          </w:r>
+          <w:r>
+            <w:rPr>
+              <w:sz w:val="21"/>
+            </w:rPr>
+            <w:t>11</w:t>
+          </w:r>
+          <w:r>
+            <w:rPr>
+              <w:sz w:val="21"/>
+            </w:rPr>
+            <w:fldChar w:fldCharType="end"/>
+          </w:r>
+        </w:p>
+        <w:p>
+          <w:pPr>
+            <w:pStyle w:val="TOC3"/>
+            <w:ind w:left="960"/>
+            <w:rPr>
+              <w:rFonts w:asciiTheme="minorHAnsi" w:eastAsiaTheme="minorEastAsia" w:hAnsiTheme="minorHAnsi"/>
+              <w:sz w:val="22"/>
+            </w:rPr>
+          </w:pPr>
+          <w:r>
+            <w:t>2.3.1 时间序列预测基本概念</w:t>
+          </w:r>
+          <w:r>
+            <w:tab/>
+          </w:r>
+          <w:r>
+            <w:fldChar w:fldCharType="begin"/>
+          </w:r>
+          <w:r>
+            <w:instrText xml:space="preserve"> PAGEREF _Toc230108227 \h </w:instrText>
+          </w:r>
+          <w:r>
+            <w:fldChar w:fldCharType="separate"/>
+          </w:r>
+          <w:r>
+            <w:t>11</w:t>
+          </w:r>
+          <w:r>
+            <w:fldChar w:fldCharType="end"/>
+          </w:r>
+        </w:p>
+        <w:p>
+          <w:pPr>
+            <w:pStyle w:val="TOC3"/>
+            <w:ind w:left="960"/>
+          </w:pPr>
+          <w:r>
+            <w:t>2.3.2 ARIMA 与SARIMA模型原理</w:t>
+          </w:r>
+          <w:r>
+            <w:tab/>
+          </w:r>
+          <w:r>
+            <w:fldChar w:fldCharType="begin"/>
+          </w:r>
+          <w:r>
+            <w:instrText xml:space="preserve"> PAGEREF _Toc230108228 \h </w:instrText>
+          </w:r>
+          <w:r>
+            <w:fldChar w:fldCharType="separate"/>
+          </w:r>
+          <w:r>
+            <w:t>11</w:t>
+          </w:r>
+          <w:r>
+            <w:fldChar w:fldCharType="end"/>
+          </w:r>
+        </w:p>
+        <w:p>
+          <w:pPr>
+            <w:pStyle w:val="TOC3"/>
+            <w:ind w:left="960"/>
+            <w:rPr>
+              <w:rFonts w:asciiTheme="minorHAnsi" w:eastAsiaTheme="minorEastAsia" w:hAnsiTheme="minorHAnsi"/>
+              <w:sz w:val="22"/>
+            </w:rPr>
+          </w:pPr>
+          <w:r>
+            <w:t>2.3.3 挂号量预测场景分析</w:t>
+          </w:r>
+          <w:r>
+            <w:tab/>
+          </w:r>
+          <w:r>
+            <w:fldChar w:fldCharType="begin"/>
+          </w:r>
+          <w:r>
+            <w:instrText xml:space="preserve"> PAGEREF _Toc230108229 \h </w:instrText>
+          </w:r>
+          <w:r>
+            <w:fldChar w:fldCharType="separate"/>
+          </w:r>
+          <w:r>
+            <w:t>13</w:t>
+          </w:r>
+          <w:r>
+            <w:fldChar w:fldCharType="end"/>
+          </w:r>
+        </w:p>
+        <w:p>
+          <w:pPr>
+            <w:pStyle w:val="TOC1"/>
+            <w:rPr>
+              <w:rFonts w:ascii="宋体" w:eastAsia="宋体" w:hAnsi="宋体"/>
+              <w:sz w:val="21"/>
+            </w:rPr>
+          </w:pPr>
+          <w:r>
+            <w:t>第三章</w:t>
+          </w:r>
+          <w:r>
+            <w:t xml:space="preserve"> </w:t>
+          </w:r>
+          <w:r>
+            <w:t>系统需求分析</w:t>
+          </w:r>
+          <w:r>
+            <w:rPr>
+              <w:rFonts w:ascii="宋体" w:eastAsia="宋体" w:hAnsi="宋体"/>
+              <w:sz w:val="21"/>
+            </w:rPr>
+            <w:tab/>
+          </w:r>
+          <w:r>
+            <w:rPr>
+              <w:rFonts w:ascii="宋体" w:eastAsia="宋体" w:hAnsi="宋体"/>
+              <w:sz w:val="21"/>
+            </w:rPr>
+            <w:fldChar w:fldCharType="begin"/>
+          </w:r>
+          <w:r>
+            <w:rPr>
+              <w:rFonts w:ascii="宋体" w:eastAsia="宋体" w:hAnsi="宋体"/>
+              <w:sz w:val="21"/>
+            </w:rPr>
+            <w:instrText xml:space="preserve"> PAGEREF _Toc230108230 \h </w:instrText>
+          </w:r>
+          <w:r>
+            <w:rPr>
+              <w:rFonts w:ascii="宋体" w:eastAsia="宋体" w:hAnsi="宋体"/>
+              <w:sz w:val="21"/>
+            </w:rPr>
+          </w:r>
+          <w:r>
+            <w:rPr>
+              <w:rFonts w:ascii="宋体" w:eastAsia="宋体" w:hAnsi="宋体"/>
+              <w:sz w:val="21"/>
+            </w:rPr>
+            <w:fldChar w:fldCharType="separate"/>
+          </w:r>
+          <w:r>
+            <w:rPr>
+              <w:rFonts w:ascii="宋体" w:eastAsia="宋体" w:hAnsi="宋体"/>
+              <w:sz w:val="21"/>
+            </w:rPr>
+            <w:t>15</w:t>
+          </w:r>
+          <w:r>
+            <w:rPr>
+              <w:rFonts w:ascii="宋体" w:eastAsia="宋体" w:hAnsi="宋体"/>
+              <w:sz w:val="21"/>
+            </w:rPr>
+            <w:fldChar w:fldCharType="end"/>
+          </w:r>
+        </w:p>
+        <w:p>
+          <w:pPr>
+            <w:pStyle w:val="TOC2"/>
+            <w:ind w:left="480"/>
+            <w:rPr>
+              <w:sz w:val="21"/>
+            </w:rPr>
+          </w:pPr>
+          <w:r>
+            <w:t>3.1 系统角色分析</w:t>
+          </w:r>
+          <w:r>
+            <w:rPr>
+              <w:sz w:val="21"/>
+            </w:rPr>
+            <w:tab/>
+          </w:r>
+          <w:r>
+            <w:rPr>
+              <w:sz w:val="21"/>
+            </w:rPr>
+            <w:fldChar w:fldCharType="begin"/>
+          </w:r>
+          <w:r>
+            <w:rPr>
+              <w:sz w:val="21"/>
+            </w:rPr>
+            <w:instrText xml:space="preserve"> PAGEREF _Toc230108231 \h </w:instrText>
+          </w:r>
+          <w:r>
+            <w:rPr>
+              <w:sz w:val="21"/>
+            </w:rPr>
+          </w:r>
+          <w:r>
+            <w:rPr>
+              <w:sz w:val="21"/>
+            </w:rPr>
+            <w:fldChar w:fldCharType="separate"/>
+          </w:r>
+          <w:r>
+            <w:rPr>
+              <w:sz w:val="21"/>
+            </w:rPr>
+            <w:t>15</w:t>
+          </w:r>
+          <w:r>
+            <w:rPr>
+              <w:sz w:val="21"/>
+            </w:rPr>
+            <w:fldChar w:fldCharType="end"/>
+          </w:r>
+        </w:p>
+        <w:p>
+          <w:pPr>
+            <w:pStyle w:val="TOC3"/>
+            <w:ind w:left="960"/>
+          </w:pPr>
+          <w:r>
+            <w:t>3.1.1 普通用户角色需求</w:t>
+          </w:r>
+          <w:r>
+            <w:tab/>
+          </w:r>
+          <w:r>
+            <w:fldChar w:fldCharType="begin"/>
+          </w:r>
+          <w:r>
+            <w:instrText xml:space="preserve"> PAGEREF _Toc230108232 \h </w:instrText>
+          </w:r>
+          <w:r>
+            <w:fldChar w:fldCharType="separate"/>
+          </w:r>
+          <w:r>
+            <w:t>15</w:t>
+          </w:r>
+          <w:r>
+            <w:fldChar w:fldCharType="end"/>
+          </w:r>
+        </w:p>
+        <w:p>
+          <w:pPr>
+            <w:pStyle w:val="TOC3"/>
+            <w:ind w:left="960"/>
+            <w:rPr>
+              <w:rFonts w:asciiTheme="minorHAnsi" w:eastAsiaTheme="minorEastAsia" w:hAnsiTheme="minorHAnsi"/>
+              <w:sz w:val="22"/>
+            </w:rPr>
+          </w:pPr>
+          <w:r>
+            <w:t>3.1.2 医生角色需求</w:t>
+          </w:r>
+          <w:r>
+            <w:tab/>
+          </w:r>
+          <w:r>
+            <w:fldChar w:fldCharType="begin"/>
+          </w:r>
+          <w:r>
+            <w:instrText xml:space="preserve"> PAGEREF _Toc230108233 \h </w:instrText>
+          </w:r>
+          <w:r>
+            <w:fldChar w:fldCharType="separate"/>
+          </w:r>
+          <w:r>
+            <w:t>16</w:t>
+          </w:r>
+          <w:r>
+            <w:fldChar w:fldCharType="end"/>
+          </w:r>
+        </w:p>
+        <w:p>
+          <w:pPr>
+            <w:pStyle w:val="TOC3"/>
+            <w:ind w:left="960"/>
+            <w:rPr>
+              <w:rFonts w:asciiTheme="minorHAnsi" w:eastAsiaTheme="minorEastAsia" w:hAnsiTheme="minorHAnsi"/>
+              <w:sz w:val="22"/>
+            </w:rPr>
+          </w:pPr>
+          <w:r>
+            <w:lastRenderedPageBreak/>
+            <w:t>3.1.3 管理员角色需求</w:t>
+          </w:r>
+          <w:r>
+            <w:tab/>
+          </w:r>
+          <w:r>
+            <w:fldChar w:fldCharType="begin"/>
+          </w:r>
+          <w:r>
+            <w:instrText xml:space="preserve"> PAGEREF _Toc230108234 \h </w:instrText>
+          </w:r>
+          <w:r>
+            <w:fldChar w:fldCharType="separate"/>
+          </w:r>
+          <w:r>
+            <w:t>16</w:t>
           </w:r>
           <w:r>
             <w:fldChar w:fldCharType="end"/>
@@ -2399,22 +3342,192 @@
             </w:rPr>
           </w:pPr>
           <w:r>
-            <w:t>1.4 技术路线</w:t>
-          </w:r>
-          <w:r>
+            <w:t>3.2 功能需求分析</w:t>
+          </w:r>
+          <w:r>
+            <w:rPr>
+              <w:sz w:val="21"/>
+            </w:rPr>
             <w:tab/>
           </w:r>
           <w:r>
+            <w:rPr>
+              <w:sz w:val="21"/>
+            </w:rPr>
             <w:fldChar w:fldCharType="begin"/>
           </w:r>
           <w:r>
-            <w:instrText xml:space="preserve"> PAGEREF _Toc230108214 \h </w:instrText>
-          </w:r>
-          <w:r>
+            <w:rPr>
+              <w:sz w:val="21"/>
+            </w:rPr>
+            <w:instrText xml:space="preserve"> PAGEREF _Toc230108235 \h </w:instrText>
+          </w:r>
+          <w:r>
+            <w:rPr>
+              <w:sz w:val="21"/>
+            </w:rPr>
+          </w:r>
+          <w:r>
+            <w:rPr>
+              <w:sz w:val="21"/>
+            </w:rPr>
             <w:fldChar w:fldCharType="separate"/>
           </w:r>
           <w:r>
-            <w:t>4</w:t>
+            <w:rPr>
+              <w:sz w:val="21"/>
+            </w:rPr>
+            <w:t>17</w:t>
+          </w:r>
+          <w:r>
+            <w:rPr>
+              <w:sz w:val="21"/>
+            </w:rPr>
+            <w:fldChar w:fldCharType="end"/>
+          </w:r>
+        </w:p>
+        <w:p>
+          <w:pPr>
+            <w:pStyle w:val="TOC3"/>
+            <w:ind w:left="960"/>
+          </w:pPr>
+          <w:r>
+            <w:t>3.2.1 用户管理功能需求</w:t>
+          </w:r>
+          <w:r>
+            <w:tab/>
+          </w:r>
+          <w:r>
+            <w:fldChar w:fldCharType="begin"/>
+          </w:r>
+          <w:r>
+            <w:instrText xml:space="preserve"> PAGEREF _Toc230108236 \h </w:instrText>
+          </w:r>
+          <w:r>
+            <w:fldChar w:fldCharType="separate"/>
+          </w:r>
+          <w:r>
+            <w:t>17</w:t>
+          </w:r>
+          <w:r>
+            <w:fldChar w:fldCharType="end"/>
+          </w:r>
+        </w:p>
+        <w:p>
+          <w:pPr>
+            <w:pStyle w:val="TOC3"/>
+            <w:ind w:left="960"/>
+            <w:rPr>
+              <w:rFonts w:asciiTheme="minorHAnsi" w:eastAsiaTheme="minorEastAsia" w:hAnsiTheme="minorHAnsi"/>
+              <w:sz w:val="22"/>
+            </w:rPr>
+          </w:pPr>
+          <w:r>
+            <w:t>3.2.2 挂号管理功能需求</w:t>
+          </w:r>
+          <w:r>
+            <w:tab/>
+          </w:r>
+          <w:r>
+            <w:fldChar w:fldCharType="begin"/>
+          </w:r>
+          <w:r>
+            <w:instrText xml:space="preserve"> PAGEREF _Toc230108237 \h </w:instrText>
+          </w:r>
+          <w:r>
+            <w:fldChar w:fldCharType="separate"/>
+          </w:r>
+          <w:r>
+            <w:t>18</w:t>
+          </w:r>
+          <w:r>
+            <w:fldChar w:fldCharType="end"/>
+          </w:r>
+        </w:p>
+        <w:p>
+          <w:pPr>
+            <w:pStyle w:val="TOC3"/>
+            <w:ind w:left="960"/>
+            <w:rPr>
+              <w:rFonts w:asciiTheme="minorHAnsi" w:eastAsiaTheme="minorEastAsia" w:hAnsiTheme="minorHAnsi"/>
+              <w:sz w:val="22"/>
+            </w:rPr>
+          </w:pPr>
+          <w:r>
+            <w:t>3.2.3 医生排班管理功能需求</w:t>
+          </w:r>
+          <w:r>
+            <w:tab/>
+          </w:r>
+          <w:r>
+            <w:fldChar w:fldCharType="begin"/>
+          </w:r>
+          <w:r>
+            <w:instrText xml:space="preserve"> PAGEREF _Toc230108238 \h </w:instrText>
+          </w:r>
+          <w:r>
+            <w:fldChar w:fldCharType="separate"/>
+          </w:r>
+          <w:r>
+            <w:t>18</w:t>
+          </w:r>
+          <w:r>
+            <w:fldChar w:fldCharType="end"/>
+          </w:r>
+        </w:p>
+        <w:p>
+          <w:pPr>
+            <w:pStyle w:val="TOC3"/>
+            <w:ind w:left="960"/>
+          </w:pPr>
+          <w:r>
+            <w:t>3.2.4 电子病历管理功能需求</w:t>
+          </w:r>
+          <w:r>
+            <w:tab/>
+          </w:r>
+          <w:r>
+            <w:fldChar w:fldCharType="begin"/>
+          </w:r>
+          <w:r>
+            <w:instrText xml:space="preserve"> PAGEREF _Toc230108239 \h </w:instrText>
+          </w:r>
+          <w:r>
+            <w:fldChar w:fldCharType="separate"/>
+          </w:r>
+          <w:r>
+            <w:t>19</w:t>
+          </w:r>
+          <w:r>
+            <w:fldChar w:fldCharType="end"/>
+          </w:r>
+        </w:p>
+        <w:p>
+          <w:pPr>
+            <w:pStyle w:val="TOC3"/>
+            <w:ind w:left="960"/>
+            <w:rPr>
+              <w:rFonts w:asciiTheme="minorHAnsi" w:eastAsiaTheme="minorEastAsia" w:hAnsiTheme="minorHAnsi"/>
+              <w:sz w:val="22"/>
+            </w:rPr>
+          </w:pPr>
+          <w:r>
+            <w:t>3.2.5 智能预测与推荐功能需求</w:t>
+          </w:r>
+          <w:r>
+            <w:tab/>
+          </w:r>
+          <w:r>
+            <w:fldChar w:fldCharType="begin"/>
+          </w:r>
+          <w:r>
+            <w:instrText xml:space="preserve"> PAGEREF _Toc230108240 \h </w:instrText>
+          </w:r>
+          <w:r>
+            <w:fldChar w:fldCharType="separate"/>
+          </w:r>
+          <w:r>
+            <w:t>19</w:t>
           </w:r>
           <w:r>
             <w:fldChar w:fldCharType="end"/>
@@ -2430,22 +3543,276 @@
             </w:rPr>
           </w:pPr>
           <w:r>
-            <w:t>1.5 论文结构安排</w:t>
-          </w:r>
-          <w:r>
+            <w:t>3.3 非功能需求分析</w:t>
+          </w:r>
+          <w:r>
+            <w:rPr>
+              <w:sz w:val="21"/>
+            </w:rPr>
             <w:tab/>
           </w:r>
           <w:r>
+            <w:rPr>
+              <w:sz w:val="21"/>
+            </w:rPr>
             <w:fldChar w:fldCharType="begin"/>
           </w:r>
           <w:r>
-            <w:instrText xml:space="preserve"> PAGEREF _Toc230108215 \h </w:instrText>
-          </w:r>
-          <w:r>
+            <w:rPr>
+              <w:sz w:val="21"/>
+            </w:rPr>
+            <w:instrText xml:space="preserve"> PAGEREF _Toc230108241 \h </w:instrText>
+          </w:r>
+          <w:r>
+            <w:rPr>
+              <w:sz w:val="21"/>
+            </w:rPr>
+          </w:r>
+          <w:r>
+            <w:rPr>
+              <w:sz w:val="21"/>
+            </w:rPr>
             <w:fldChar w:fldCharType="separate"/>
           </w:r>
           <w:r>
-            <w:t>5</w:t>
+            <w:rPr>
+              <w:sz w:val="21"/>
+            </w:rPr>
+            <w:t>20</w:t>
+          </w:r>
+          <w:r>
+            <w:rPr>
+              <w:sz w:val="21"/>
+            </w:rPr>
+            <w:fldChar w:fldCharType="end"/>
+          </w:r>
+        </w:p>
+        <w:p>
+          <w:pPr>
+            <w:pStyle w:val="TOC3"/>
+            <w:ind w:left="960"/>
+            <w:rPr>
+              <w:rFonts w:asciiTheme="minorHAnsi" w:eastAsiaTheme="minorEastAsia" w:hAnsiTheme="minorHAnsi"/>
+              <w:sz w:val="22"/>
+            </w:rPr>
+          </w:pPr>
+          <w:r>
+            <w:t>3.3.1 系统性能需求</w:t>
+          </w:r>
+          <w:r>
+            <w:tab/>
+          </w:r>
+          <w:r>
+            <w:fldChar w:fldCharType="begin"/>
+          </w:r>
+          <w:r>
+            <w:instrText xml:space="preserve"> PAGEREF _Toc230108242 \h </w:instrText>
+          </w:r>
+          <w:r>
+            <w:fldChar w:fldCharType="separate"/>
+          </w:r>
+          <w:r>
+            <w:t>20</w:t>
+          </w:r>
+          <w:r>
+            <w:fldChar w:fldCharType="end"/>
+          </w:r>
+        </w:p>
+        <w:p>
+          <w:pPr>
+            <w:pStyle w:val="TOC3"/>
+            <w:ind w:left="960"/>
+          </w:pPr>
+          <w:r>
+            <w:t>3.3.2 系统安全需求</w:t>
+          </w:r>
+          <w:r>
+            <w:tab/>
+          </w:r>
+          <w:r>
+            <w:fldChar w:fldCharType="begin"/>
+          </w:r>
+          <w:r>
+            <w:instrText xml:space="preserve"> PAGEREF _Toc230108243 \h </w:instrText>
+          </w:r>
+          <w:r>
+            <w:fldChar w:fldCharType="separate"/>
+          </w:r>
+          <w:r>
+            <w:t>20</w:t>
+          </w:r>
+          <w:r>
+            <w:fldChar w:fldCharType="end"/>
+          </w:r>
+        </w:p>
+        <w:p>
+          <w:pPr>
+            <w:pStyle w:val="TOC3"/>
+            <w:ind w:left="960"/>
+          </w:pPr>
+          <w:r>
+            <w:t>3.3.3 系统可用性需求</w:t>
+          </w:r>
+          <w:r>
+            <w:tab/>
+          </w:r>
+          <w:r>
+            <w:fldChar w:fldCharType="begin"/>
+          </w:r>
+          <w:r>
+            <w:instrText xml:space="preserve"> PAGEREF _Toc230108244 \h </w:instrText>
+          </w:r>
+          <w:r>
+            <w:fldChar w:fldCharType="separate"/>
+          </w:r>
+          <w:r>
+            <w:t>21</w:t>
+          </w:r>
+          <w:r>
+            <w:fldChar w:fldCharType="end"/>
+          </w:r>
+        </w:p>
+        <w:p>
+          <w:pPr>
+            <w:pStyle w:val="TOC2"/>
+            <w:ind w:left="480"/>
+            <w:rPr>
+              <w:sz w:val="21"/>
+            </w:rPr>
+          </w:pPr>
+          <w:r>
+            <w:t>3.4 系统可行性分析</w:t>
+          </w:r>
+          <w:r>
+            <w:rPr>
+              <w:sz w:val="21"/>
+            </w:rPr>
+            <w:tab/>
+          </w:r>
+          <w:r>
+            <w:rPr>
+              <w:sz w:val="21"/>
+            </w:rPr>
+            <w:fldChar w:fldCharType="begin"/>
+          </w:r>
+          <w:r>
+            <w:rPr>
+              <w:sz w:val="21"/>
+            </w:rPr>
+            <w:instrText xml:space="preserve"> PAGEREF _Toc230108245 \h </w:instrText>
+          </w:r>
+          <w:r>
+            <w:rPr>
+              <w:sz w:val="21"/>
+            </w:rPr>
+          </w:r>
+          <w:r>
+            <w:rPr>
+              <w:sz w:val="21"/>
+            </w:rPr>
+            <w:fldChar w:fldCharType="separate"/>
+          </w:r>
+          <w:r>
+            <w:rPr>
+              <w:sz w:val="21"/>
+            </w:rPr>
+            <w:t>21</w:t>
+          </w:r>
+          <w:r>
+            <w:rPr>
+              <w:sz w:val="21"/>
+            </w:rPr>
+            <w:fldChar w:fldCharType="end"/>
+          </w:r>
+        </w:p>
+        <w:p>
+          <w:pPr>
+            <w:pStyle w:val="TOC3"/>
+            <w:ind w:left="960"/>
+            <w:rPr>
+              <w:rFonts w:asciiTheme="minorHAnsi" w:eastAsiaTheme="minorEastAsia" w:hAnsiTheme="minorHAnsi"/>
+              <w:sz w:val="22"/>
+            </w:rPr>
+          </w:pPr>
+          <w:r>
+            <w:t>3.4.1 技术可行性</w:t>
+          </w:r>
+          <w:r>
+            <w:tab/>
+          </w:r>
+          <w:r>
+            <w:fldChar w:fldCharType="begin"/>
+          </w:r>
+          <w:r>
+            <w:instrText xml:space="preserve"> PAGEREF _Toc230108246 \h </w:instrText>
+          </w:r>
+          <w:r>
+            <w:fldChar w:fldCharType="separate"/>
+          </w:r>
+          <w:r>
+            <w:t>21</w:t>
+          </w:r>
+          <w:r>
+            <w:fldChar w:fldCharType="end"/>
+          </w:r>
+        </w:p>
+        <w:p>
+          <w:pPr>
+            <w:pStyle w:val="TOC3"/>
+            <w:ind w:left="960"/>
+            <w:rPr>
+              <w:rFonts w:asciiTheme="minorHAnsi" w:eastAsiaTheme="minorEastAsia" w:hAnsiTheme="minorHAnsi"/>
+              <w:sz w:val="22"/>
+            </w:rPr>
+          </w:pPr>
+          <w:r>
+            <w:t>3.4.2 经济可行性</w:t>
+          </w:r>
+          <w:r>
+            <w:tab/>
+          </w:r>
+          <w:r>
+            <w:fldChar w:fldCharType="begin"/>
+          </w:r>
+          <w:r>
+            <w:instrText xml:space="preserve"> PAGEREF _Toc230108247 \h </w:instrText>
+          </w:r>
+          <w:r>
+            <w:fldChar w:fldCharType="separate"/>
+          </w:r>
+          <w:r>
+            <w:t>21</w:t>
+          </w:r>
+          <w:r>
+            <w:fldChar w:fldCharType="end"/>
+          </w:r>
+        </w:p>
+        <w:p>
+          <w:pPr>
+            <w:pStyle w:val="TOC3"/>
+            <w:ind w:left="960"/>
+            <w:rPr>
+              <w:rFonts w:asciiTheme="minorHAnsi" w:eastAsiaTheme="minorEastAsia" w:hAnsiTheme="minorHAnsi"/>
+              <w:sz w:val="22"/>
+            </w:rPr>
+          </w:pPr>
+          <w:r>
+            <w:t>3.4.3 操作可行性</w:t>
+          </w:r>
+          <w:r>
+            <w:tab/>
+          </w:r>
+          <w:r>
+            <w:fldChar w:fldCharType="begin"/>
+          </w:r>
+          <w:r>
+            <w:instrText xml:space="preserve"> PAGEREF _Toc230108248 \h </w:instrText>
+          </w:r>
+          <w:r>
+            <w:fldChar w:fldCharType="separate"/>
+          </w:r>
+          <w:r>
+            <w:t>22</w:t>
           </w:r>
           <w:r>
             <w:fldChar w:fldCharType="end"/>
@@ -2460,30 +3827,60 @@
             </w:rPr>
           </w:pPr>
           <w:r>
-            <w:t>第二章</w:t>
+            <w:t>第四章</w:t>
           </w:r>
           <w:r>
             <w:t xml:space="preserve"> </w:t>
           </w:r>
           <w:r>
-            <w:t>相关技术与理论基础</w:t>
-          </w:r>
-          <w:r>
+            <w:t>系统设计</w:t>
+          </w:r>
+          <w:r>
+            <w:rPr>
+              <w:rFonts w:ascii="宋体" w:eastAsia="宋体" w:hAnsi="宋体"/>
+              <w:sz w:val="21"/>
+            </w:rPr>
             <w:tab/>
           </w:r>
           <w:r>
+            <w:rPr>
+              <w:rFonts w:ascii="宋体" w:eastAsia="宋体" w:hAnsi="宋体"/>
+              <w:sz w:val="21"/>
+            </w:rPr>
             <w:fldChar w:fldCharType="begin"/>
           </w:r>
           <w:r>
-            <w:instrText xml:space="preserve"> PAGEREF _Toc230108216 \h </w:instrText>
-          </w:r>
-          <w:r>
+            <w:rPr>
+              <w:rFonts w:ascii="宋体" w:eastAsia="宋体" w:hAnsi="宋体"/>
+              <w:sz w:val="21"/>
+            </w:rPr>
+            <w:instrText xml:space="preserve"> PAGEREF _Toc230108249 \h </w:instrText>
+          </w:r>
+          <w:r>
+            <w:rPr>
+              <w:rFonts w:ascii="宋体" w:eastAsia="宋体" w:hAnsi="宋体"/>
+              <w:sz w:val="21"/>
+            </w:rPr>
+          </w:r>
+          <w:r>
+            <w:rPr>
+              <w:rFonts w:ascii="宋体" w:eastAsia="宋体" w:hAnsi="宋体"/>
+              <w:sz w:val="21"/>
+            </w:rPr>
             <w:fldChar w:fldCharType="separate"/>
           </w:r>
           <w:r>
-            <w:t>6</w:t>
-          </w:r>
-          <w:r>
+            <w:rPr>
+              <w:rFonts w:ascii="宋体" w:eastAsia="宋体" w:hAnsi="宋体"/>
+              <w:sz w:val="21"/>
+            </w:rPr>
+            <w:t>23</w:t>
+          </w:r>
+          <w:r>
+            <w:rPr>
+              <w:rFonts w:ascii="宋体" w:eastAsia="宋体" w:hAnsi="宋体"/>
+              <w:sz w:val="21"/>
+            </w:rPr>
             <w:fldChar w:fldCharType="end"/>
           </w:r>
         </w:p>
@@ -2497,22 +3894,72 @@
             </w:rPr>
           </w:pPr>
           <w:r>
-            <w:t>2.1 医疗信息化与门诊管理系统概述</w:t>
-          </w:r>
-          <w:r>
+            <w:t>4.1 系统总体架构设计</w:t>
+          </w:r>
+          <w:r>
+            <w:rPr>
+              <w:sz w:val="21"/>
+            </w:rPr>
             <w:tab/>
           </w:r>
           <w:r>
+            <w:rPr>
+              <w:sz w:val="21"/>
+            </w:rPr>
             <w:fldChar w:fldCharType="begin"/>
           </w:r>
           <w:r>
-            <w:instrText xml:space="preserve"> PAGEREF _Toc230108217 \h </w:instrText>
-          </w:r>
-          <w:r>
+            <w:rPr>
+              <w:sz w:val="21"/>
+            </w:rPr>
+            <w:instrText xml:space="preserve"> PAGEREF _Toc230108250 \h </w:instrText>
+          </w:r>
+          <w:r>
+            <w:rPr>
+              <w:sz w:val="21"/>
+            </w:rPr>
+          </w:r>
+          <w:r>
+            <w:rPr>
+              <w:sz w:val="21"/>
+            </w:rPr>
             <w:fldChar w:fldCharType="separate"/>
           </w:r>
           <w:r>
-            <w:t>6</w:t>
+            <w:rPr>
+              <w:sz w:val="21"/>
+            </w:rPr>
+            <w:t>23</w:t>
+          </w:r>
+          <w:r>
+            <w:rPr>
+              <w:sz w:val="21"/>
+            </w:rPr>
+            <w:fldChar w:fldCharType="end"/>
+          </w:r>
+        </w:p>
+        <w:p>
+          <w:pPr>
+            <w:pStyle w:val="TOC3"/>
+            <w:ind w:left="960"/>
+          </w:pPr>
+          <w:r>
+            <w:t>4.1.1 前后端分离架构设计</w:t>
+          </w:r>
+          <w:r>
+            <w:tab/>
+          </w:r>
+          <w:r>
+            <w:fldChar w:fldCharType="begin"/>
+          </w:r>
+          <w:r>
+            <w:instrText xml:space="preserve"> PAGEREF _Toc230108251 \h </w:instrText>
+          </w:r>
+          <w:r>
+            <w:fldChar w:fldCharType="separate"/>
+          </w:r>
+          <w:r>
+            <w:t>23</w:t>
           </w:r>
           <w:r>
             <w:fldChar w:fldCharType="end"/>
@@ -2528,7 +3975,7 @@
             </w:rPr>
           </w:pPr>
           <w:r>
-            <w:t>2.1.1 医疗信息化发展</w:t>
+            <w:t>4.1.2 系统整体架构</w:t>
           </w:r>
           <w:r>
             <w:tab/>
@@ -2537,15 +3984,96 @@
             <w:fldChar w:fldCharType="begin"/>
           </w:r>
           <w:r>
-            <w:instrText xml:space="preserve"> PAGEREF _Toc230108218 \h </w:instrText>
+            <w:instrText xml:space="preserve"> PAGEREF _Toc230108252 \h </w:instrText>
           </w:r>
           <w:r>
             <w:fldChar w:fldCharType="separate"/>
           </w:r>
           <w:r>
-            <w:t>6</w:t>
-          </w:r>
-          <w:r>
+            <w:t>24</w:t>
+          </w:r>
+          <w:r>
+            <w:fldChar w:fldCharType="end"/>
+          </w:r>
+        </w:p>
+        <w:p>
+          <w:pPr>
+            <w:pStyle w:val="TOC3"/>
+            <w:ind w:left="960"/>
+          </w:pPr>
+          <w:r>
+            <w:t>4.1.3 系统模块划分</w:t>
+          </w:r>
+          <w:r>
+            <w:tab/>
+          </w:r>
+          <w:r>
+            <w:fldChar w:fldCharType="begin"/>
+          </w:r>
+          <w:r>
+            <w:instrText xml:space="preserve"> PAGEREF _Toc230108253 \h </w:instrText>
+          </w:r>
+          <w:r>
+            <w:fldChar w:fldCharType="separate"/>
+          </w:r>
+          <w:r>
+            <w:t>25</w:t>
+          </w:r>
+          <w:r>
+            <w:fldChar w:fldCharType="end"/>
+          </w:r>
+        </w:p>
+        <w:p>
+          <w:pPr>
+            <w:pStyle w:val="TOC2"/>
+            <w:ind w:left="480"/>
+            <w:rPr>
+              <w:rFonts w:asciiTheme="minorHAnsi" w:eastAsiaTheme="minorEastAsia" w:hAnsiTheme="minorHAnsi"/>
+              <w:sz w:val="22"/>
+            </w:rPr>
+          </w:pPr>
+          <w:r>
+            <w:t>4.2 系统功能模块设计</w:t>
+          </w:r>
+          <w:r>
+            <w:rPr>
+              <w:sz w:val="21"/>
+            </w:rPr>
+            <w:tab/>
+          </w:r>
+          <w:r>
+            <w:rPr>
+              <w:sz w:val="21"/>
+            </w:rPr>
+            <w:fldChar w:fldCharType="begin"/>
+          </w:r>
+          <w:r>
+            <w:rPr>
+              <w:sz w:val="21"/>
+            </w:rPr>
+            <w:instrText xml:space="preserve"> PAGEREF _Toc230108254 \h </w:instrText>
+          </w:r>
+          <w:r>
+            <w:rPr>
+              <w:sz w:val="21"/>
+            </w:rPr>
+          </w:r>
+          <w:r>
+            <w:rPr>
+              <w:sz w:val="21"/>
+            </w:rPr>
+            <w:fldChar w:fldCharType="separate"/>
+          </w:r>
+          <w:r>
+            <w:rPr>
+              <w:sz w:val="21"/>
+            </w:rPr>
+            <w:t>25</w:t>
+          </w:r>
+          <w:r>
+            <w:rPr>
+              <w:sz w:val="21"/>
+            </w:rPr>
             <w:fldChar w:fldCharType="end"/>
           </w:r>
         </w:p>
@@ -2559,7 +4087,7 @@
             </w:rPr>
           </w:pPr>
           <w:r>
-            <w:t>2.1.2 门诊预约挂号系统</w:t>
+            <w:t>4.2.1 用户管理模块设计</w:t>
           </w:r>
           <w:r>
             <w:tab/>
@@ -2568,13 +4096,13 @@
             <w:fldChar w:fldCharType="begin"/>
           </w:r>
           <w:r>
-            <w:instrText xml:space="preserve"> PAGEREF _Toc230108219 \h </w:instrText>
+            <w:instrText xml:space="preserve"> PAGEREF _Toc230108255 \h </w:instrText>
           </w:r>
           <w:r>
             <w:fldChar w:fldCharType="separate"/>
           </w:r>
           <w:r>
-            <w:t>6</w:t>
+            <w:t>25</w:t>
           </w:r>
           <w:r>
             <w:fldChar w:fldCharType="end"/>
@@ -2590,7 +4118,7 @@
             </w:rPr>
           </w:pPr>
           <w:r>
-            <w:t>2.1.3 电子病历系统</w:t>
+            <w:t>4.2.2 挂号管理模块设计</w:t>
           </w:r>
           <w:r>
             <w:tab/>
@@ -2599,13 +4127,102 @@
             <w:fldChar w:fldCharType="begin"/>
           </w:r>
           <w:r>
-            <w:instrText xml:space="preserve"> PAGEREF _Toc230108220 \h </w:instrText>
+            <w:instrText xml:space="preserve"> PAGEREF _Toc230108256 \h </w:instrText>
           </w:r>
           <w:r>
             <w:fldChar w:fldCharType="separate"/>
           </w:r>
           <w:r>
-            <w:t>7</w:t>
+            <w:t>26</w:t>
+          </w:r>
+          <w:r>
+            <w:fldChar w:fldCharType="end"/>
+          </w:r>
+        </w:p>
+        <w:p>
+          <w:pPr>
+            <w:pStyle w:val="TOC3"/>
+            <w:ind w:left="960"/>
+            <w:rPr>
+              <w:rFonts w:asciiTheme="minorHAnsi" w:eastAsiaTheme="minorEastAsia" w:hAnsiTheme="minorHAnsi"/>
+              <w:sz w:val="22"/>
+            </w:rPr>
+          </w:pPr>
+          <w:r>
+            <w:t>4.2.3 医生排班模块设计</w:t>
+          </w:r>
+          <w:r>
+            <w:tab/>
+          </w:r>
+          <w:r>
+            <w:fldChar w:fldCharType="begin"/>
+          </w:r>
+          <w:r>
+            <w:instrText xml:space="preserve"> PAGEREF _Toc230108257 \h </w:instrText>
+          </w:r>
+          <w:r>
+            <w:fldChar w:fldCharType="separate"/>
+          </w:r>
+          <w:r>
+            <w:t>26</w:t>
+          </w:r>
+          <w:r>
+            <w:fldChar w:fldCharType="end"/>
+          </w:r>
+        </w:p>
+        <w:p>
+          <w:pPr>
+            <w:pStyle w:val="TOC3"/>
+            <w:ind w:left="960"/>
+          </w:pPr>
+          <w:r>
+            <w:t>4.2.4 电子病历模块设计</w:t>
+          </w:r>
+          <w:r>
+            <w:tab/>
+          </w:r>
+          <w:r>
+            <w:fldChar w:fldCharType="begin"/>
+          </w:r>
+          <w:r>
+            <w:instrText xml:space="preserve"> PAGEREF _Toc230108258 \h </w:instrText>
+          </w:r>
+          <w:r>
+            <w:fldChar w:fldCharType="separate"/>
+          </w:r>
+          <w:r>
+            <w:t>27</w:t>
+          </w:r>
+          <w:r>
+            <w:fldChar w:fldCharType="end"/>
+          </w:r>
+        </w:p>
+        <w:p>
+          <w:pPr>
+            <w:pStyle w:val="TOC3"/>
+            <w:ind w:left="960"/>
+            <w:rPr>
+              <w:rFonts w:asciiTheme="minorHAnsi" w:eastAsiaTheme="minorEastAsia" w:hAnsiTheme="minorHAnsi"/>
+              <w:sz w:val="22"/>
+            </w:rPr>
+          </w:pPr>
+          <w:r>
+            <w:t>4.2.5 智能预测与推荐功能模块</w:t>
+          </w:r>
+          <w:r>
+            <w:tab/>
+          </w:r>
+          <w:r>
+            <w:fldChar w:fldCharType="begin"/>
+          </w:r>
+          <w:r>
+            <w:instrText xml:space="preserve"> PAGEREF _Toc230108259 \h </w:instrText>
+          </w:r>
+          <w:r>
+            <w:fldChar w:fldCharType="separate"/>
+          </w:r>
+          <w:r>
+            <w:t>27</w:t>
           </w:r>
           <w:r>
             <w:fldChar w:fldCharType="end"/>
@@ -2621,24 +4238,47 @@
             </w:rPr>
           </w:pPr>
           <w:r>
-            <w:t>2.2 系统开发关键技术</w:t>
-          </w:r>
-          <w:r>
+            <w:t>4.3 数据库设计</w:t>
+          </w:r>
+          <w:r>
+            <w:rPr>
+              <w:sz w:val="21"/>
+            </w:rPr>
             <w:tab/>
           </w:r>
           <w:r>
+            <w:rPr>
+              <w:sz w:val="21"/>
+            </w:rPr>
             <w:fldChar w:fldCharType="begin"/>
           </w:r>
           <w:r>
-            <w:instrText xml:space="preserve"> PAGEREF _Toc230108221 \h </w:instrText>
-          </w:r>
-          <w:r>
+            <w:rPr>
+              <w:sz w:val="21"/>
+            </w:rPr>
+            <w:instrText xml:space="preserve"> PAGEREF _Toc230108260 \h </w:instrText>
+          </w:r>
+          <w:r>
+            <w:rPr>
+              <w:sz w:val="21"/>
+            </w:rPr>
+          </w:r>
+          <w:r>
+            <w:rPr>
+              <w:sz w:val="21"/>
+            </w:rPr>
             <w:fldChar w:fldCharType="separate"/>
           </w:r>
           <w:r>
-            <w:t>8</w:t>
-          </w:r>
-          <w:r>
+            <w:rPr>
+              <w:sz w:val="21"/>
+            </w:rPr>
+            <w:t>28</w:t>
+          </w:r>
+          <w:r>
+            <w:rPr>
+              <w:sz w:val="21"/>
+            </w:rPr>
             <w:fldChar w:fldCharType="end"/>
           </w:r>
         </w:p>
@@ -2652,7 +4292,7 @@
             </w:rPr>
           </w:pPr>
           <w:r>
-            <w:t>2.2.1 Spring Boot框架</w:t>
+            <w:t>4.3.1 数据库总体设计</w:t>
           </w:r>
           <w:r>
             <w:tab/>
@@ -2661,13 +4301,13 @@
             <w:fldChar w:fldCharType="begin"/>
           </w:r>
           <w:r>
-            <w:instrText xml:space="preserve"> PAGEREF _Toc230108222 \h </w:instrText>
+            <w:instrText xml:space="preserve"> PAGEREF _Toc230108261 \h </w:instrText>
           </w:r>
           <w:r>
             <w:fldChar w:fldCharType="separate"/>
           </w:r>
           <w:r>
-            <w:t>8</w:t>
+            <w:t>28</w:t>
           </w:r>
           <w:r>
             <w:fldChar w:fldCharType="end"/>
@@ -2683,7 +4323,7 @@
             </w:rPr>
           </w:pPr>
           <w:r>
-            <w:t>2.2.2 MyBatis 持久层框架</w:t>
+            <w:t>4.3.2 关系数据库表设计</w:t>
           </w:r>
           <w:r>
             <w:tab/>
@@ -2692,15 +4332,69 @@
             <w:fldChar w:fldCharType="begin"/>
           </w:r>
           <w:r>
-            <w:instrText xml:space="preserve"> PAGEREF _Toc230108223 \h </w:instrText>
+            <w:instrText xml:space="preserve"> PAGEREF _Toc230108262 \h </w:instrText>
           </w:r>
           <w:r>
             <w:fldChar w:fldCharType="separate"/>
           </w:r>
           <w:r>
-            <w:t>8</w:t>
-          </w:r>
-          <w:r>
+            <w:t>29</w:t>
+          </w:r>
+          <w:r>
+            <w:fldChar w:fldCharType="end"/>
+          </w:r>
+        </w:p>
+        <w:p>
+          <w:pPr>
+            <w:pStyle w:val="TOC2"/>
+            <w:ind w:left="480"/>
+            <w:rPr>
+              <w:rFonts w:asciiTheme="minorHAnsi" w:eastAsiaTheme="minorEastAsia" w:hAnsiTheme="minorHAnsi"/>
+              <w:sz w:val="22"/>
+            </w:rPr>
+          </w:pPr>
+          <w:r>
+            <w:t>4.4 系统安全设计</w:t>
+          </w:r>
+          <w:r>
+            <w:rPr>
+              <w:sz w:val="21"/>
+            </w:rPr>
+            <w:tab/>
+          </w:r>
+          <w:r>
+            <w:rPr>
+              <w:sz w:val="21"/>
+            </w:rPr>
+            <w:fldChar w:fldCharType="begin"/>
+          </w:r>
+          <w:r>
+            <w:rPr>
+              <w:sz w:val="21"/>
+            </w:rPr>
+            <w:instrText xml:space="preserve"> PAGEREF _Toc230108263 \h </w:instrText>
+          </w:r>
+          <w:r>
+            <w:rPr>
+              <w:sz w:val="21"/>
+            </w:rPr>
+          </w:r>
+          <w:r>
+            <w:rPr>
+              <w:sz w:val="21"/>
+            </w:rPr>
+            <w:fldChar w:fldCharType="separate"/>
+          </w:r>
+          <w:r>
+            <w:rPr>
+              <w:sz w:val="21"/>
+            </w:rPr>
+            <w:t>36</w:t>
+          </w:r>
+          <w:r>
+            <w:rPr>
+              <w:sz w:val="21"/>
+            </w:rPr>
             <w:fldChar w:fldCharType="end"/>
           </w:r>
         </w:p>
@@ -2714,16 +4408,7 @@
             </w:rPr>
           </w:pPr>
           <w:r>
-            <w:t>2.2.3</w:t>
-          </w:r>
-          <w:r>
-            <w:rPr>
-              <w:bCs/>
-            </w:rPr>
-            <w:t xml:space="preserve"> Vue</w:t>
-          </w:r>
-          <w:r>
-            <w:t>前端框架</w:t>
+            <w:t>4.4.1 用户认证设计</w:t>
           </w:r>
           <w:r>
             <w:tab/>
@@ -2732,13 +4417,13 @@
             <w:fldChar w:fldCharType="begin"/>
           </w:r>
           <w:r>
-            <w:instrText xml:space="preserve"> PAGEREF _Toc230108224 \h </w:instrText>
+            <w:instrText xml:space="preserve"> PAGEREF _Toc230108264 \h </w:instrText>
           </w:r>
           <w:r>
             <w:fldChar w:fldCharType="separate"/>
           </w:r>
           <w:r>
-            <w:t>9</w:t>
+            <w:t>37</w:t>
           </w:r>
           <w:r>
             <w:fldChar w:fldCharType="end"/>
@@ -2754,7 +4439,8 @@
             </w:rPr>
           </w:pPr>
           <w:r>
-            <w:t>2.2.4 JWT与Redis认证机制</w:t>
+            <w:lastRenderedPageBreak/>
+            <w:t>4.4.2 权限控制设计</w:t>
           </w:r>
           <w:r>
             <w:tab/>
@@ -2763,15 +4449,112 @@
             <w:fldChar w:fldCharType="begin"/>
           </w:r>
           <w:r>
-            <w:instrText xml:space="preserve"> PAGEREF _Toc230108225 \h </w:instrText>
+            <w:instrText xml:space="preserve"> PAGEREF _Toc230108265 \h </w:instrText>
           </w:r>
           <w:r>
             <w:fldChar w:fldCharType="separate"/>
           </w:r>
           <w:r>
-            <w:t>9</w:t>
-          </w:r>
-          <w:r>
+            <w:t>37</w:t>
+          </w:r>
+          <w:r>
+            <w:fldChar w:fldCharType="end"/>
+          </w:r>
+        </w:p>
+        <w:p>
+          <w:pPr>
+            <w:pStyle w:val="TOC3"/>
+            <w:ind w:left="960"/>
+            <w:rPr>
+              <w:rFonts w:asciiTheme="minorHAnsi" w:eastAsiaTheme="minorEastAsia" w:hAnsiTheme="minorHAnsi"/>
+              <w:sz w:val="22"/>
+            </w:rPr>
+          </w:pPr>
+          <w:r>
+            <w:t>4.4.3 数据安全设计</w:t>
+          </w:r>
+          <w:r>
+            <w:tab/>
+          </w:r>
+          <w:r>
+            <w:fldChar w:fldCharType="begin"/>
+          </w:r>
+          <w:r>
+            <w:instrText xml:space="preserve"> PAGEREF _Toc230108266 \h </w:instrText>
+          </w:r>
+          <w:r>
+            <w:fldChar w:fldCharType="separate"/>
+          </w:r>
+          <w:r>
+            <w:t>37</w:t>
+          </w:r>
+          <w:r>
+            <w:fldChar w:fldCharType="end"/>
+          </w:r>
+        </w:p>
+        <w:p>
+          <w:pPr>
+            <w:pStyle w:val="TOC1"/>
+            <w:rPr>
+              <w:rFonts w:asciiTheme="minorHAnsi" w:eastAsiaTheme="minorEastAsia" w:hAnsiTheme="minorHAnsi"/>
+              <w:sz w:val="22"/>
+            </w:rPr>
+          </w:pPr>
+          <w:r>
+            <w:t>第五章</w:t>
+          </w:r>
+          <w:r>
+            <w:t xml:space="preserve"> </w:t>
+          </w:r>
+          <w:r>
+            <w:t>系统实现</w:t>
+          </w:r>
+          <w:r>
+            <w:rPr>
+              <w:rFonts w:ascii="宋体" w:eastAsia="宋体" w:hAnsi="宋体"/>
+              <w:sz w:val="21"/>
+            </w:rPr>
+            <w:tab/>
+          </w:r>
+          <w:r>
+            <w:rPr>
+              <w:rFonts w:ascii="宋体" w:eastAsia="宋体" w:hAnsi="宋体"/>
+              <w:sz w:val="21"/>
+            </w:rPr>
+            <w:fldChar w:fldCharType="begin"/>
+          </w:r>
+          <w:r>
+            <w:rPr>
+              <w:rFonts w:ascii="宋体" w:eastAsia="宋体" w:hAnsi="宋体"/>
+              <w:sz w:val="21"/>
+            </w:rPr>
+            <w:instrText xml:space="preserve"> PAGEREF _Toc230108267 \h </w:instrText>
+          </w:r>
+          <w:r>
+            <w:rPr>
+              <w:rFonts w:ascii="宋体" w:eastAsia="宋体" w:hAnsi="宋体"/>
+              <w:sz w:val="21"/>
+            </w:rPr>
+          </w:r>
+          <w:r>
+            <w:rPr>
+              <w:rFonts w:ascii="宋体" w:eastAsia="宋体" w:hAnsi="宋体"/>
+              <w:sz w:val="21"/>
+            </w:rPr>
+            <w:fldChar w:fldCharType="separate"/>
+          </w:r>
+          <w:r>
+            <w:rPr>
+              <w:rFonts w:ascii="宋体" w:eastAsia="宋体" w:hAnsi="宋体"/>
+              <w:sz w:val="21"/>
+            </w:rPr>
+            <w:t>38</w:t>
+          </w:r>
+          <w:r>
+            <w:rPr>
+              <w:rFonts w:ascii="宋体" w:eastAsia="宋体" w:hAnsi="宋体"/>
+              <w:sz w:val="21"/>
+            </w:rPr>
             <w:fldChar w:fldCharType="end"/>
           </w:r>
         </w:p>
@@ -2785,24 +4568,100 @@
             </w:rPr>
           </w:pPr>
           <w:r>
-            <w:t>2.3 时间序列预测理论</w:t>
-          </w:r>
-          <w:r>
+            <w:t>5.1 系统开发环境</w:t>
+          </w:r>
+          <w:r>
+            <w:rPr>
+              <w:sz w:val="21"/>
+            </w:rPr>
             <w:tab/>
           </w:r>
           <w:r>
+            <w:rPr>
+              <w:sz w:val="21"/>
+            </w:rPr>
             <w:fldChar w:fldCharType="begin"/>
           </w:r>
           <w:r>
-            <w:instrText xml:space="preserve"> PAGEREF _Toc230108226 \h </w:instrText>
-          </w:r>
-          <w:r>
+            <w:rPr>
+              <w:sz w:val="21"/>
+            </w:rPr>
+            <w:instrText xml:space="preserve"> PAGEREF _Toc230108268 \h </w:instrText>
+          </w:r>
+          <w:r>
+            <w:rPr>
+              <w:sz w:val="21"/>
+            </w:rPr>
+          </w:r>
+          <w:r>
+            <w:rPr>
+              <w:sz w:val="21"/>
+            </w:rPr>
             <w:fldChar w:fldCharType="separate"/>
           </w:r>
           <w:r>
-            <w:t>11</w:t>
-          </w:r>
-          <w:r>
+            <w:rPr>
+              <w:sz w:val="21"/>
+            </w:rPr>
+            <w:t>38</w:t>
+          </w:r>
+          <w:r>
+            <w:rPr>
+              <w:sz w:val="21"/>
+            </w:rPr>
+            <w:fldChar w:fldCharType="end"/>
+          </w:r>
+        </w:p>
+        <w:p>
+          <w:pPr>
+            <w:pStyle w:val="TOC2"/>
+            <w:ind w:left="480"/>
+            <w:rPr>
+              <w:sz w:val="21"/>
+            </w:rPr>
+          </w:pPr>
+          <w:r>
+            <w:t>5.2 用户管理模块实现</w:t>
+          </w:r>
+          <w:r>
+            <w:rPr>
+              <w:sz w:val="21"/>
+            </w:rPr>
+            <w:tab/>
+          </w:r>
+          <w:r>
+            <w:rPr>
+              <w:sz w:val="21"/>
+            </w:rPr>
+            <w:fldChar w:fldCharType="begin"/>
+          </w:r>
+          <w:r>
+            <w:rPr>
+              <w:sz w:val="21"/>
+            </w:rPr>
+            <w:instrText xml:space="preserve"> PAGEREF _Toc230108269 \h </w:instrText>
+          </w:r>
+          <w:r>
+            <w:rPr>
+              <w:sz w:val="21"/>
+            </w:rPr>
+          </w:r>
+          <w:r>
+            <w:rPr>
+              <w:sz w:val="21"/>
+            </w:rPr>
+            <w:fldChar w:fldCharType="separate"/>
+          </w:r>
+          <w:r>
+            <w:rPr>
+              <w:sz w:val="21"/>
+            </w:rPr>
+            <w:t>38</w:t>
+          </w:r>
+          <w:r>
+            <w:rPr>
+              <w:sz w:val="21"/>
+            </w:rPr>
             <w:fldChar w:fldCharType="end"/>
           </w:r>
         </w:p>
@@ -2816,7 +4675,7 @@
             </w:rPr>
           </w:pPr>
           <w:r>
-            <w:t>2.3.1 时间序列预测基本概念</w:t>
+            <w:t>5.2.1 用户注册实现</w:t>
           </w:r>
           <w:r>
             <w:tab/>
@@ -2825,13 +4684,13 @@
             <w:fldChar w:fldCharType="begin"/>
           </w:r>
           <w:r>
-            <w:instrText xml:space="preserve"> PAGEREF _Toc230108227 \h </w:instrText>
+            <w:instrText xml:space="preserve"> PAGEREF _Toc230108270 \h </w:instrText>
           </w:r>
           <w:r>
             <w:fldChar w:fldCharType="separate"/>
           </w:r>
           <w:r>
-            <w:t>11</w:t>
+            <w:t>38</w:t>
           </w:r>
           <w:r>
             <w:fldChar w:fldCharType="end"/>
@@ -2847,7 +4706,7 @@
             </w:rPr>
           </w:pPr>
           <w:r>
-            <w:t>2.3.2 ARIMA 与SARIMA模型原理</w:t>
+            <w:t>5.2.2 用户登录实现</w:t>
           </w:r>
           <w:r>
             <w:tab/>
@@ -2856,13 +4715,13 @@
             <w:fldChar w:fldCharType="begin"/>
           </w:r>
           <w:r>
-            <w:instrText xml:space="preserve"> PAGEREF _Toc230108228 \h </w:instrText>
+            <w:instrText xml:space="preserve"> PAGEREF _Toc230108271 \h </w:instrText>
           </w:r>
           <w:r>
             <w:fldChar w:fldCharType="separate"/>
           </w:r>
           <w:r>
-            <w:t>11</w:t>
+            <w:t>40</w:t>
           </w:r>
           <w:r>
             <w:fldChar w:fldCharType="end"/>
@@ -2878,7 +4737,7 @@
             </w:rPr>
           </w:pPr>
           <w:r>
-            <w:t>2.3.3 挂号量预测场景分析</w:t>
+            <w:t>5.2.3 就诊人管理实现</w:t>
           </w:r>
           <w:r>
             <w:tab/>
@@ -2887,13 +4746,13 @@
             <w:fldChar w:fldCharType="begin"/>
           </w:r>
           <w:r>
-            <w:instrText xml:space="preserve"> PAGEREF _Toc230108229 \h </w:instrText>
+            <w:instrText xml:space="preserve"> PAGEREF _Toc230108272 \h </w:instrText>
           </w:r>
           <w:r>
             <w:fldChar w:fldCharType="separate"/>
           </w:r>
           <w:r>
-            <w:t>13</w:t>
+            <w:t>40</w:t>
           </w:r>
           <w:r>
             <w:fldChar w:fldCharType="end"/>
@@ -2901,20 +4760,15 @@
         </w:p>
         <w:p>
           <w:pPr>
-            <w:pStyle w:val="TOC1"/>
+            <w:pStyle w:val="TOC3"/>
+            <w:ind w:left="960"/>
             <w:rPr>
               <w:rFonts w:asciiTheme="minorHAnsi" w:eastAsiaTheme="minorEastAsia" w:hAnsiTheme="minorHAnsi"/>
               <w:sz w:val="22"/>
             </w:rPr>
           </w:pPr>
           <w:r>
-            <w:t>第三章</w:t>
-          </w:r>
-          <w:r>
-            <w:t xml:space="preserve"> </w:t>
-          </w:r>
-          <w:r>
-            <w:t>系统需求分析</w:t>
+            <w:t>5.2.4 医生账户管理实现</w:t>
           </w:r>
           <w:r>
             <w:tab/>
@@ -2923,13 +4777,13 @@
             <w:fldChar w:fldCharType="begin"/>
           </w:r>
           <w:r>
-            <w:instrText xml:space="preserve"> PAGEREF _Toc230108230 \h </w:instrText>
+            <w:instrText xml:space="preserve"> PAGEREF _Toc230108273 \h </w:instrText>
           </w:r>
           <w:r>
             <w:fldChar w:fldCharType="separate"/>
           </w:r>
           <w:r>
-            <w:t>15</w:t>
+            <w:t>41</w:t>
           </w:r>
           <w:r>
             <w:fldChar w:fldCharType="end"/>
@@ -2945,24 +4799,47 @@
             </w:rPr>
           </w:pPr>
           <w:r>
-            <w:t>3.1 系统角色分析</w:t>
-          </w:r>
-          <w:r>
+            <w:t>5.3 挂号管理模块实现</w:t>
+          </w:r>
+          <w:r>
+            <w:rPr>
+              <w:sz w:val="21"/>
+            </w:rPr>
             <w:tab/>
           </w:r>
           <w:r>
+            <w:rPr>
+              <w:sz w:val="21"/>
+            </w:rPr>
             <w:fldChar w:fldCharType="begin"/>
           </w:r>
           <w:r>
-            <w:instrText xml:space="preserve"> PAGEREF _Toc230108231 \h </w:instrText>
-          </w:r>
-          <w:r>
+            <w:rPr>
+              <w:sz w:val="21"/>
+            </w:rPr>
+            <w:instrText xml:space="preserve"> PAGEREF _Toc230108274 \h </w:instrText>
+          </w:r>
+          <w:r>
+            <w:rPr>
+              <w:sz w:val="21"/>
+            </w:rPr>
+          </w:r>
+          <w:r>
+            <w:rPr>
+              <w:sz w:val="21"/>
+            </w:rPr>
             <w:fldChar w:fldCharType="separate"/>
           </w:r>
           <w:r>
-            <w:t>15</w:t>
-          </w:r>
-          <w:r>
+            <w:rPr>
+              <w:sz w:val="21"/>
+            </w:rPr>
+            <w:t>42</w:t>
+          </w:r>
+          <w:r>
+            <w:rPr>
+              <w:sz w:val="21"/>
+            </w:rPr>
             <w:fldChar w:fldCharType="end"/>
           </w:r>
         </w:p>
@@ -2976,7 +4853,7 @@
             </w:rPr>
           </w:pPr>
           <w:r>
-            <w:t>3.1.1 普通用户角色需求</w:t>
+            <w:t>5.3.1 预约挂号实现</w:t>
           </w:r>
           <w:r>
             <w:tab/>
@@ -2985,13 +4862,13 @@
             <w:fldChar w:fldCharType="begin"/>
           </w:r>
           <w:r>
-            <w:instrText xml:space="preserve"> PAGEREF _Toc230108232 \h </w:instrText>
+            <w:instrText xml:space="preserve"> PAGEREF _Toc230108275 \h </w:instrText>
           </w:r>
           <w:r>
             <w:fldChar w:fldCharType="separate"/>
           </w:r>
           <w:r>
-            <w:t>15</w:t>
+            <w:t>42</w:t>
           </w:r>
           <w:r>
             <w:fldChar w:fldCharType="end"/>
@@ -3007,7 +4884,7 @@
             </w:rPr>
           </w:pPr>
           <w:r>
-            <w:t>3.1.2 医生角色需求</w:t>
+            <w:t>5.3.2 挂号记录查询实现</w:t>
           </w:r>
           <w:r>
             <w:tab/>
@@ -3016,15 +4893,69 @@
             <w:fldChar w:fldCharType="begin"/>
           </w:r>
           <w:r>
-            <w:instrText xml:space="preserve"> PAGEREF _Toc230108233 \h </w:instrText>
+            <w:instrText xml:space="preserve"> PAGEREF _Toc230108276 \h </w:instrText>
           </w:r>
           <w:r>
             <w:fldChar w:fldCharType="separate"/>
           </w:r>
           <w:r>
-            <w:t>16</w:t>
-          </w:r>
-          <w:r>
+            <w:t>44</w:t>
+          </w:r>
+          <w:r>
+            <w:fldChar w:fldCharType="end"/>
+          </w:r>
+        </w:p>
+        <w:p>
+          <w:pPr>
+            <w:pStyle w:val="TOC2"/>
+            <w:ind w:left="480"/>
+            <w:rPr>
+              <w:rFonts w:asciiTheme="minorHAnsi" w:eastAsiaTheme="minorEastAsia" w:hAnsiTheme="minorHAnsi"/>
+              <w:sz w:val="22"/>
+            </w:rPr>
+          </w:pPr>
+          <w:r>
+            <w:t>5.4 医生排班模块实现</w:t>
+          </w:r>
+          <w:r>
+            <w:rPr>
+              <w:sz w:val="21"/>
+            </w:rPr>
+            <w:tab/>
+          </w:r>
+          <w:r>
+            <w:rPr>
+              <w:sz w:val="21"/>
+            </w:rPr>
+            <w:fldChar w:fldCharType="begin"/>
+          </w:r>
+          <w:r>
+            <w:rPr>
+              <w:sz w:val="21"/>
+            </w:rPr>
+            <w:instrText xml:space="preserve"> PAGEREF _Toc230108277 \h </w:instrText>
+          </w:r>
+          <w:r>
+            <w:rPr>
+              <w:sz w:val="21"/>
+            </w:rPr>
+          </w:r>
+          <w:r>
+            <w:rPr>
+              <w:sz w:val="21"/>
+            </w:rPr>
+            <w:fldChar w:fldCharType="separate"/>
+          </w:r>
+          <w:r>
+            <w:rPr>
+              <w:sz w:val="21"/>
+            </w:rPr>
+            <w:t>45</w:t>
+          </w:r>
+          <w:r>
+            <w:rPr>
+              <w:sz w:val="21"/>
+            </w:rPr>
             <w:fldChar w:fldCharType="end"/>
           </w:r>
         </w:p>
@@ -3038,8 +4969,7 @@
             </w:rPr>
           </w:pPr>
           <w:r>
-            <w:lastRenderedPageBreak/>
-            <w:t>3.1.3 管理员角色需求</w:t>
+            <w:t>5.4.1 排班信息维护</w:t>
           </w:r>
           <w:r>
             <w:tab/>
@@ -3048,13 +4978,159 @@
             <w:fldChar w:fldCharType="begin"/>
           </w:r>
           <w:r>
-            <w:instrText xml:space="preserve"> PAGEREF _Toc230108234 \h </w:instrText>
+            <w:instrText xml:space="preserve"> PAGEREF _Toc230108278 \h </w:instrText>
           </w:r>
           <w:r>
             <w:fldChar w:fldCharType="separate"/>
           </w:r>
           <w:r>
-            <w:t>16</w:t>
+            <w:t>45</w:t>
+          </w:r>
+          <w:r>
+            <w:fldChar w:fldCharType="end"/>
+          </w:r>
+        </w:p>
+        <w:p>
+          <w:pPr>
+            <w:pStyle w:val="TOC3"/>
+            <w:ind w:left="960"/>
+            <w:rPr>
+              <w:rFonts w:asciiTheme="minorHAnsi" w:eastAsiaTheme="minorEastAsia" w:hAnsiTheme="minorHAnsi"/>
+              <w:sz w:val="22"/>
+            </w:rPr>
+          </w:pPr>
+          <w:r>
+            <w:t>5.4.2 排班查询</w:t>
+          </w:r>
+          <w:r>
+            <w:tab/>
+          </w:r>
+          <w:r>
+            <w:fldChar w:fldCharType="begin"/>
+          </w:r>
+          <w:r>
+            <w:instrText xml:space="preserve"> PAGEREF _Toc230108279 \h </w:instrText>
+          </w:r>
+          <w:r>
+            <w:fldChar w:fldCharType="separate"/>
+          </w:r>
+          <w:r>
+            <w:t>45</w:t>
+          </w:r>
+          <w:r>
+            <w:fldChar w:fldCharType="end"/>
+          </w:r>
+        </w:p>
+        <w:p>
+          <w:pPr>
+            <w:pStyle w:val="TOC2"/>
+            <w:ind w:left="480"/>
+            <w:rPr>
+              <w:sz w:val="21"/>
+            </w:rPr>
+          </w:pPr>
+          <w:r>
+            <w:t>5.5 电子病历模块实现</w:t>
+          </w:r>
+          <w:r>
+            <w:rPr>
+              <w:sz w:val="21"/>
+            </w:rPr>
+            <w:tab/>
+          </w:r>
+          <w:r>
+            <w:rPr>
+              <w:sz w:val="21"/>
+            </w:rPr>
+            <w:fldChar w:fldCharType="begin"/>
+          </w:r>
+          <w:r>
+            <w:rPr>
+              <w:sz w:val="21"/>
+            </w:rPr>
+            <w:instrText xml:space="preserve"> PAGEREF _Toc230108280 \h </w:instrText>
+          </w:r>
+          <w:r>
+            <w:rPr>
+              <w:sz w:val="21"/>
+            </w:rPr>
+          </w:r>
+          <w:r>
+            <w:rPr>
+              <w:sz w:val="21"/>
+            </w:rPr>
+            <w:fldChar w:fldCharType="separate"/>
+          </w:r>
+          <w:r>
+            <w:rPr>
+              <w:sz w:val="21"/>
+            </w:rPr>
+            <w:t>46</w:t>
+          </w:r>
+          <w:r>
+            <w:rPr>
+              <w:sz w:val="21"/>
+            </w:rPr>
+            <w:fldChar w:fldCharType="end"/>
+          </w:r>
+        </w:p>
+        <w:p>
+          <w:pPr>
+            <w:pStyle w:val="TOC3"/>
+            <w:ind w:left="960"/>
+            <w:rPr>
+              <w:rFonts w:asciiTheme="minorHAnsi" w:eastAsiaTheme="minorEastAsia" w:hAnsiTheme="minorHAnsi"/>
+              <w:sz w:val="22"/>
+            </w:rPr>
+          </w:pPr>
+          <w:r>
+            <w:t>5.5.1 病历录入实现</w:t>
+          </w:r>
+          <w:r>
+            <w:tab/>
+          </w:r>
+          <w:r>
+            <w:fldChar w:fldCharType="begin"/>
+          </w:r>
+          <w:r>
+            <w:instrText xml:space="preserve"> PAGEREF _Toc230108281 \h </w:instrText>
+          </w:r>
+          <w:r>
+            <w:fldChar w:fldCharType="separate"/>
+          </w:r>
+          <w:r>
+            <w:t>46</w:t>
+          </w:r>
+          <w:r>
+            <w:fldChar w:fldCharType="end"/>
+          </w:r>
+        </w:p>
+        <w:p>
+          <w:pPr>
+            <w:pStyle w:val="TOC3"/>
+            <w:ind w:left="960"/>
+            <w:rPr>
+              <w:rFonts w:asciiTheme="minorHAnsi" w:eastAsiaTheme="minorEastAsia" w:hAnsiTheme="minorHAnsi"/>
+              <w:sz w:val="22"/>
+            </w:rPr>
+          </w:pPr>
+          <w:r>
+            <w:t>5.5.2 病历查询实现</w:t>
+          </w:r>
+          <w:r>
+            <w:tab/>
+          </w:r>
+          <w:r>
+            <w:fldChar w:fldCharType="begin"/>
+          </w:r>
+          <w:r>
+            <w:instrText xml:space="preserve"> PAGEREF _Toc230108282 \h </w:instrText>
+          </w:r>
+          <w:r>
+            <w:fldChar w:fldCharType="separate"/>
+          </w:r>
+          <w:r>
+            <w:t>47</w:t>
           </w:r>
           <w:r>
             <w:fldChar w:fldCharType="end"/>
@@ -3070,24 +5146,47 @@
             </w:rPr>
           </w:pPr>
           <w:r>
-            <w:t>3.2 功能需求分析</w:t>
-          </w:r>
-          <w:r>
+            <w:t>5.6 权限认证模块实现</w:t>
+          </w:r>
+          <w:r>
+            <w:rPr>
+              <w:sz w:val="21"/>
+            </w:rPr>
             <w:tab/>
           </w:r>
           <w:r>
+            <w:rPr>
+              <w:sz w:val="21"/>
+            </w:rPr>
             <w:fldChar w:fldCharType="begin"/>
           </w:r>
           <w:r>
-            <w:instrText xml:space="preserve"> PAGEREF _Toc230108235 \h </w:instrText>
-          </w:r>
-          <w:r>
+            <w:rPr>
+              <w:sz w:val="21"/>
+            </w:rPr>
+            <w:instrText xml:space="preserve"> PAGEREF _Toc230108283 \h </w:instrText>
+          </w:r>
+          <w:r>
+            <w:rPr>
+              <w:sz w:val="21"/>
+            </w:rPr>
+          </w:r>
+          <w:r>
+            <w:rPr>
+              <w:sz w:val="21"/>
+            </w:rPr>
             <w:fldChar w:fldCharType="separate"/>
           </w:r>
           <w:r>
-            <w:t>17</w:t>
-          </w:r>
-          <w:r>
+            <w:rPr>
+              <w:sz w:val="21"/>
+            </w:rPr>
+            <w:t>48</w:t>
+          </w:r>
+          <w:r>
+            <w:rPr>
+              <w:sz w:val="21"/>
+            </w:rPr>
             <w:fldChar w:fldCharType="end"/>
           </w:r>
         </w:p>
@@ -3101,7 +5200,7 @@
             </w:rPr>
           </w:pPr>
           <w:r>
-            <w:t>3.2.1 用户管理功能需求</w:t>
+            <w:t>5.6.1 JWT认证机制实现</w:t>
           </w:r>
           <w:r>
             <w:tab/>
@@ -3110,13 +5209,13 @@
             <w:fldChar w:fldCharType="begin"/>
           </w:r>
           <w:r>
-            <w:instrText xml:space="preserve"> PAGEREF _Toc230108236 \h </w:instrText>
+            <w:instrText xml:space="preserve"> PAGEREF _Toc230108284 \h </w:instrText>
           </w:r>
           <w:r>
             <w:fldChar w:fldCharType="separate"/>
           </w:r>
           <w:r>
-            <w:t>17</w:t>
+            <w:t>48</w:t>
           </w:r>
           <w:r>
             <w:fldChar w:fldCharType="end"/>
@@ -3132,7 +5231,7 @@
             </w:rPr>
           </w:pPr>
           <w:r>
-            <w:t>3.2.2 挂号管理功能需求</w:t>
+            <w:t>5.6.2 Redis Token管理</w:t>
           </w:r>
           <w:r>
             <w:tab/>
@@ -3141,13 +5240,13 @@
             <w:fldChar w:fldCharType="begin"/>
           </w:r>
           <w:r>
-            <w:instrText xml:space="preserve"> PAGEREF _Toc230108237 \h </w:instrText>
+            <w:instrText xml:space="preserve"> PAGEREF _Toc230108285 \h </w:instrText>
           </w:r>
           <w:r>
             <w:fldChar w:fldCharType="separate"/>
           </w:r>
           <w:r>
-            <w:t>18</w:t>
+            <w:t>48</w:t>
           </w:r>
           <w:r>
             <w:fldChar w:fldCharType="end"/>
@@ -3163,7 +5262,7 @@
             </w:rPr>
           </w:pPr>
           <w:r>
-            <w:t>3.2.3 医生排班管理功能需求</w:t>
+            <w:t>5.6.3 双Token刷新机制</w:t>
           </w:r>
           <w:r>
             <w:tab/>
@@ -3172,15 +5271,134 @@
             <w:fldChar w:fldCharType="begin"/>
           </w:r>
           <w:r>
-            <w:instrText xml:space="preserve"> PAGEREF _Toc230108238 \h </w:instrText>
+            <w:instrText xml:space="preserve"> PAGEREF _Toc230108286 \h </w:instrText>
           </w:r>
           <w:r>
             <w:fldChar w:fldCharType="separate"/>
           </w:r>
           <w:r>
-            <w:t>18</w:t>
-          </w:r>
-          <w:r>
+            <w:t>49</w:t>
+          </w:r>
+          <w:r>
+            <w:fldChar w:fldCharType="end"/>
+          </w:r>
+        </w:p>
+        <w:p>
+          <w:pPr>
+            <w:pStyle w:val="TOC1"/>
+            <w:rPr>
+              <w:rFonts w:asciiTheme="minorHAnsi" w:eastAsiaTheme="minorEastAsia" w:hAnsiTheme="minorHAnsi"/>
+              <w:sz w:val="22"/>
+            </w:rPr>
+          </w:pPr>
+          <w:r>
+            <w:t>第六章</w:t>
+          </w:r>
+          <w:r>
+            <w:t xml:space="preserve"> </w:t>
+          </w:r>
+          <w:r>
+            <w:t>基于时间序列预测的智能排班推荐模块</w:t>
+          </w:r>
+          <w:r>
+            <w:rPr>
+              <w:rFonts w:ascii="宋体" w:eastAsia="宋体" w:hAnsi="宋体"/>
+              <w:sz w:val="21"/>
+            </w:rPr>
+            <w:tab/>
+          </w:r>
+          <w:r>
+            <w:rPr>
+              <w:rFonts w:ascii="宋体" w:eastAsia="宋体" w:hAnsi="宋体"/>
+              <w:sz w:val="21"/>
+            </w:rPr>
+            <w:fldChar w:fldCharType="begin"/>
+          </w:r>
+          <w:r>
+            <w:rPr>
+              <w:rFonts w:ascii="宋体" w:eastAsia="宋体" w:hAnsi="宋体"/>
+              <w:sz w:val="21"/>
+            </w:rPr>
+            <w:instrText xml:space="preserve"> PAGEREF _Toc230108287 \h </w:instrText>
+          </w:r>
+          <w:r>
+            <w:rPr>
+              <w:rFonts w:ascii="宋体" w:eastAsia="宋体" w:hAnsi="宋体"/>
+              <w:sz w:val="21"/>
+            </w:rPr>
+          </w:r>
+          <w:r>
+            <w:rPr>
+              <w:rFonts w:ascii="宋体" w:eastAsia="宋体" w:hAnsi="宋体"/>
+              <w:sz w:val="21"/>
+            </w:rPr>
+            <w:fldChar w:fldCharType="separate"/>
+          </w:r>
+          <w:r>
+            <w:rPr>
+              <w:rFonts w:ascii="宋体" w:eastAsia="宋体" w:hAnsi="宋体"/>
+              <w:sz w:val="21"/>
+            </w:rPr>
+            <w:t>51</w:t>
+          </w:r>
+          <w:r>
+            <w:rPr>
+              <w:rFonts w:ascii="宋体" w:eastAsia="宋体" w:hAnsi="宋体"/>
+              <w:sz w:val="21"/>
+            </w:rPr>
+            <w:fldChar w:fldCharType="end"/>
+          </w:r>
+        </w:p>
+        <w:p>
+          <w:pPr>
+            <w:pStyle w:val="TOC2"/>
+            <w:ind w:left="480"/>
+            <w:rPr>
+              <w:sz w:val="21"/>
+            </w:rPr>
+          </w:pPr>
+          <w:r>
+            <w:t>6.1 挂号数据分析</w:t>
+          </w:r>
+          <w:r>
+            <w:rPr>
+              <w:sz w:val="21"/>
+            </w:rPr>
+            <w:tab/>
+          </w:r>
+          <w:r>
+            <w:rPr>
+              <w:sz w:val="21"/>
+            </w:rPr>
+            <w:fldChar w:fldCharType="begin"/>
+          </w:r>
+          <w:r>
+            <w:rPr>
+              <w:sz w:val="21"/>
+            </w:rPr>
+            <w:instrText xml:space="preserve"> PAGEREF _Toc230108288 \h </w:instrText>
+          </w:r>
+          <w:r>
+            <w:rPr>
+              <w:sz w:val="21"/>
+            </w:rPr>
+          </w:r>
+          <w:r>
+            <w:rPr>
+              <w:sz w:val="21"/>
+            </w:rPr>
+            <w:fldChar w:fldCharType="separate"/>
+          </w:r>
+          <w:r>
+            <w:rPr>
+              <w:sz w:val="21"/>
+            </w:rPr>
+            <w:t>51</w:t>
+          </w:r>
+          <w:r>
+            <w:rPr>
+              <w:sz w:val="21"/>
+            </w:rPr>
             <w:fldChar w:fldCharType="end"/>
           </w:r>
         </w:p>
@@ -3194,7 +5412,7 @@
             </w:rPr>
           </w:pPr>
           <w:r>
-            <w:t>3.2.4 电子病历管理功能需求</w:t>
+            <w:t>6.1.1 数据来源与数据结构</w:t>
           </w:r>
           <w:r>
             <w:tab/>
@@ -3203,13 +5421,13 @@
             <w:fldChar w:fldCharType="begin"/>
           </w:r>
           <w:r>
-            <w:instrText xml:space="preserve"> PAGEREF _Toc230108239 \h </w:instrText>
+            <w:instrText xml:space="preserve"> PAGEREF _Toc230108289 \h </w:instrText>
           </w:r>
           <w:r>
             <w:fldChar w:fldCharType="separate"/>
           </w:r>
           <w:r>
-            <w:t>19</w:t>
+            <w:t>51</w:t>
           </w:r>
           <w:r>
             <w:fldChar w:fldCharType="end"/>
@@ -3225,7 +5443,7 @@
             </w:rPr>
           </w:pPr>
           <w:r>
-            <w:t>3.2.5 智能预测与推荐功能需求</w:t>
+            <w:t>6.1.2 挂号数据趋势分析</w:t>
           </w:r>
           <w:r>
             <w:tab/>
@@ -3234,13 +5452,44 @@
             <w:fldChar w:fldCharType="begin"/>
           </w:r>
           <w:r>
-            <w:instrText xml:space="preserve"> PAGEREF _Toc230108240 \h </w:instrText>
+            <w:instrText xml:space="preserve"> PAGEREF _Toc230108290 \h </w:instrText>
           </w:r>
           <w:r>
             <w:fldChar w:fldCharType="separate"/>
           </w:r>
           <w:r>
-            <w:t>19</w:t>
+            <w:t>52</w:t>
+          </w:r>
+          <w:r>
+            <w:fldChar w:fldCharType="end"/>
+          </w:r>
+        </w:p>
+        <w:p>
+          <w:pPr>
+            <w:pStyle w:val="TOC3"/>
+            <w:ind w:left="960"/>
+            <w:rPr>
+              <w:rFonts w:asciiTheme="minorHAnsi" w:eastAsiaTheme="minorEastAsia" w:hAnsiTheme="minorHAnsi"/>
+              <w:sz w:val="22"/>
+            </w:rPr>
+          </w:pPr>
+          <w:r>
+            <w:t>6.1.3 数据预处理</w:t>
+          </w:r>
+          <w:r>
+            <w:tab/>
+          </w:r>
+          <w:r>
+            <w:fldChar w:fldCharType="begin"/>
+          </w:r>
+          <w:r>
+            <w:instrText xml:space="preserve"> PAGEREF _Toc230108291 \h </w:instrText>
+          </w:r>
+          <w:r>
+            <w:fldChar w:fldCharType="separate"/>
+          </w:r>
+          <w:r>
+            <w:t>54</w:t>
           </w:r>
           <w:r>
             <w:fldChar w:fldCharType="end"/>
@@ -3256,24 +5505,47 @@
             </w:rPr>
           </w:pPr>
           <w:r>
-            <w:t>3.3 非功能需求分析</w:t>
-          </w:r>
-          <w:r>
+            <w:t>6.2 SARIMA模型建立</w:t>
+          </w:r>
+          <w:r>
+            <w:rPr>
+              <w:sz w:val="21"/>
+            </w:rPr>
             <w:tab/>
           </w:r>
           <w:r>
+            <w:rPr>
+              <w:sz w:val="21"/>
+            </w:rPr>
             <w:fldChar w:fldCharType="begin"/>
           </w:r>
           <w:r>
-            <w:instrText xml:space="preserve"> PAGEREF _Toc230108241 \h </w:instrText>
-          </w:r>
-          <w:r>
+            <w:rPr>
+              <w:sz w:val="21"/>
+            </w:rPr>
+            <w:instrText xml:space="preserve"> PAGEREF _Toc230108292 \h </w:instrText>
+          </w:r>
+          <w:r>
+            <w:rPr>
+              <w:sz w:val="21"/>
+            </w:rPr>
+          </w:r>
+          <w:r>
+            <w:rPr>
+              <w:sz w:val="21"/>
+            </w:rPr>
             <w:fldChar w:fldCharType="separate"/>
           </w:r>
           <w:r>
-            <w:t>20</w:t>
-          </w:r>
-          <w:r>
+            <w:rPr>
+              <w:sz w:val="21"/>
+            </w:rPr>
+            <w:t>54</w:t>
+          </w:r>
+          <w:r>
+            <w:rPr>
+              <w:sz w:val="21"/>
+            </w:rPr>
             <w:fldChar w:fldCharType="end"/>
           </w:r>
         </w:p>
@@ -3287,7 +5559,7 @@
             </w:rPr>
           </w:pPr>
           <w:r>
-            <w:t>3.3.1 系统性能需求</w:t>
+            <w:t>6.2.1 SARIMA模型原理</w:t>
           </w:r>
           <w:r>
             <w:tab/>
@@ -3296,13 +5568,13 @@
             <w:fldChar w:fldCharType="begin"/>
           </w:r>
           <w:r>
-            <w:instrText xml:space="preserve"> PAGEREF _Toc230108242 \h </w:instrText>
+            <w:instrText xml:space="preserve"> PAGEREF _Toc230108293 \h </w:instrText>
           </w:r>
           <w:r>
             <w:fldChar w:fldCharType="separate"/>
           </w:r>
           <w:r>
-            <w:t>20</w:t>
+            <w:t>54</w:t>
           </w:r>
           <w:r>
             <w:fldChar w:fldCharType="end"/>
@@ -3318,7 +5590,7 @@
             </w:rPr>
           </w:pPr>
           <w:r>
-            <w:t>3.3.2 系统安全需求</w:t>
+            <w:t>6.2.2 平稳性原理</w:t>
           </w:r>
           <w:r>
             <w:tab/>
@@ -3327,13 +5599,13 @@
             <w:fldChar w:fldCharType="begin"/>
           </w:r>
           <w:r>
-            <w:instrText xml:space="preserve"> PAGEREF _Toc230108243 \h </w:instrText>
+            <w:instrText xml:space="preserve"> PAGEREF _Toc230108294 \h </w:instrText>
           </w:r>
           <w:r>
             <w:fldChar w:fldCharType="separate"/>
           </w:r>
           <w:r>
-            <w:t>20</w:t>
+            <w:t>55</w:t>
           </w:r>
           <w:r>
             <w:fldChar w:fldCharType="end"/>
@@ -3349,7 +5621,7 @@
             </w:rPr>
           </w:pPr>
           <w:r>
-            <w:t>3.3.3 系统可用性需求</w:t>
+            <w:t>6.2.3 参数确定</w:t>
           </w:r>
           <w:r>
             <w:tab/>
@@ -3358,13 +5630,160 @@
             <w:fldChar w:fldCharType="begin"/>
           </w:r>
           <w:r>
-            <w:instrText xml:space="preserve"> PAGEREF _Toc230108244 \h </w:instrText>
+            <w:instrText xml:space="preserve"> PAGEREF _Toc230108295 \h </w:instrText>
           </w:r>
           <w:r>
             <w:fldChar w:fldCharType="separate"/>
           </w:r>
           <w:r>
-            <w:t>21</w:t>
+            <w:t>55</w:t>
+          </w:r>
+          <w:r>
+            <w:fldChar w:fldCharType="end"/>
+          </w:r>
+        </w:p>
+        <w:p>
+          <w:pPr>
+            <w:pStyle w:val="TOC2"/>
+            <w:ind w:left="480"/>
+            <w:rPr>
+              <w:sz w:val="21"/>
+            </w:rPr>
+          </w:pPr>
+          <w:r>
+            <w:lastRenderedPageBreak/>
+            <w:t>6.3 预测结果分析</w:t>
+          </w:r>
+          <w:r>
+            <w:rPr>
+              <w:sz w:val="21"/>
+            </w:rPr>
+            <w:tab/>
+          </w:r>
+          <w:r>
+            <w:rPr>
+              <w:sz w:val="21"/>
+            </w:rPr>
+            <w:fldChar w:fldCharType="begin"/>
+          </w:r>
+          <w:r>
+            <w:rPr>
+              <w:sz w:val="21"/>
+            </w:rPr>
+            <w:instrText xml:space="preserve"> PAGEREF _Toc230108296 \h </w:instrText>
+          </w:r>
+          <w:r>
+            <w:rPr>
+              <w:sz w:val="21"/>
+            </w:rPr>
+          </w:r>
+          <w:r>
+            <w:rPr>
+              <w:sz w:val="21"/>
+            </w:rPr>
+            <w:fldChar w:fldCharType="separate"/>
+          </w:r>
+          <w:r>
+            <w:rPr>
+              <w:sz w:val="21"/>
+            </w:rPr>
+            <w:t>56</w:t>
+          </w:r>
+          <w:r>
+            <w:rPr>
+              <w:sz w:val="21"/>
+            </w:rPr>
+            <w:fldChar w:fldCharType="end"/>
+          </w:r>
+        </w:p>
+        <w:p>
+          <w:pPr>
+            <w:pStyle w:val="TOC3"/>
+            <w:ind w:left="960"/>
+            <w:rPr>
+              <w:rFonts w:asciiTheme="minorHAnsi" w:eastAsiaTheme="minorEastAsia" w:hAnsiTheme="minorHAnsi"/>
+              <w:sz w:val="22"/>
+            </w:rPr>
+          </w:pPr>
+          <w:r>
+            <w:t>6.3.1 模型训练与测试</w:t>
+          </w:r>
+          <w:r>
+            <w:tab/>
+          </w:r>
+          <w:r>
+            <w:fldChar w:fldCharType="begin"/>
+          </w:r>
+          <w:r>
+            <w:instrText xml:space="preserve"> PAGEREF _Toc230108297 \h </w:instrText>
+          </w:r>
+          <w:r>
+            <w:fldChar w:fldCharType="separate"/>
+          </w:r>
+          <w:r>
+            <w:t>56</w:t>
+          </w:r>
+          <w:r>
+            <w:fldChar w:fldCharType="end"/>
+          </w:r>
+        </w:p>
+        <w:p>
+          <w:pPr>
+            <w:pStyle w:val="TOC3"/>
+            <w:ind w:left="960"/>
+            <w:rPr>
+              <w:rFonts w:asciiTheme="minorHAnsi" w:eastAsiaTheme="minorEastAsia" w:hAnsiTheme="minorHAnsi"/>
+              <w:sz w:val="22"/>
+            </w:rPr>
+          </w:pPr>
+          <w:r>
+            <w:t>6.3.2 预测误差评估</w:t>
+          </w:r>
+          <w:r>
+            <w:tab/>
+          </w:r>
+          <w:r>
+            <w:fldChar w:fldCharType="begin"/>
+          </w:r>
+          <w:r>
+            <w:instrText xml:space="preserve"> PAGEREF _Toc230108298 \h </w:instrText>
+          </w:r>
+          <w:r>
+            <w:fldChar w:fldCharType="separate"/>
+          </w:r>
+          <w:r>
+            <w:t>56</w:t>
+          </w:r>
+          <w:r>
+            <w:fldChar w:fldCharType="end"/>
+          </w:r>
+        </w:p>
+        <w:p>
+          <w:pPr>
+            <w:pStyle w:val="TOC3"/>
+            <w:ind w:left="960"/>
+            <w:rPr>
+              <w:rFonts w:asciiTheme="minorHAnsi" w:eastAsiaTheme="minorEastAsia" w:hAnsiTheme="minorHAnsi"/>
+              <w:sz w:val="22"/>
+            </w:rPr>
+          </w:pPr>
+          <w:r>
+            <w:t>6.3.3 模型检验</w:t>
+          </w:r>
+          <w:r>
+            <w:tab/>
+          </w:r>
+          <w:r>
+            <w:fldChar w:fldCharType="begin"/>
+          </w:r>
+          <w:r>
+            <w:instrText xml:space="preserve"> PAGEREF _Toc230108299 \h </w:instrText>
+          </w:r>
+          <w:r>
+            <w:fldChar w:fldCharType="separate"/>
+          </w:r>
+          <w:r>
+            <w:t>57</w:t>
           </w:r>
           <w:r>
             <w:fldChar w:fldCharType="end"/>
@@ -3380,24 +5799,47 @@
             </w:rPr>
           </w:pPr>
           <w:r>
-            <w:t>3.4 系统可行性分析</w:t>
-          </w:r>
-          <w:r>
+            <w:t>6.4 基于预测结果的智能排班推荐</w:t>
+          </w:r>
+          <w:r>
+            <w:rPr>
+              <w:sz w:val="21"/>
+            </w:rPr>
             <w:tab/>
           </w:r>
           <w:r>
+            <w:rPr>
+              <w:sz w:val="21"/>
+            </w:rPr>
             <w:fldChar w:fldCharType="begin"/>
           </w:r>
           <w:r>
-            <w:instrText xml:space="preserve"> PAGEREF _Toc230108245 \h </w:instrText>
-          </w:r>
-          <w:r>
+            <w:rPr>
+              <w:sz w:val="21"/>
+            </w:rPr>
+            <w:instrText xml:space="preserve"> PAGEREF _Toc230108300 \h </w:instrText>
+          </w:r>
+          <w:r>
+            <w:rPr>
+              <w:sz w:val="21"/>
+            </w:rPr>
+          </w:r>
+          <w:r>
+            <w:rPr>
+              <w:sz w:val="21"/>
+            </w:rPr>
             <w:fldChar w:fldCharType="separate"/>
           </w:r>
           <w:r>
-            <w:t>21</w:t>
-          </w:r>
-          <w:r>
+            <w:rPr>
+              <w:sz w:val="21"/>
+            </w:rPr>
+            <w:t>59</w:t>
+          </w:r>
+          <w:r>
+            <w:rPr>
+              <w:sz w:val="21"/>
+            </w:rPr>
             <w:fldChar w:fldCharType="end"/>
           </w:r>
         </w:p>
@@ -3411,7 +5853,7 @@
             </w:rPr>
           </w:pPr>
           <w:r>
-            <w:t>3.4.1 技术可行性</w:t>
+            <w:t>6.4.1 就诊需求分级</w:t>
           </w:r>
           <w:r>
             <w:tab/>
@@ -3420,13 +5862,13 @@
             <w:fldChar w:fldCharType="begin"/>
           </w:r>
           <w:r>
-            <w:instrText xml:space="preserve"> PAGEREF _Toc230108246 \h </w:instrText>
+            <w:instrText xml:space="preserve"> PAGEREF _Toc230108301 \h </w:instrText>
           </w:r>
           <w:r>
             <w:fldChar w:fldCharType="separate"/>
           </w:r>
           <w:r>
-            <w:t>21</w:t>
+            <w:t>59</w:t>
           </w:r>
           <w:r>
             <w:fldChar w:fldCharType="end"/>
@@ -3442,7 +5884,7 @@
             </w:rPr>
           </w:pPr>
           <w:r>
-            <w:t>3.4.2 经济可行性</w:t>
+            <w:t>6.4.2 排班策略设计</w:t>
           </w:r>
           <w:r>
             <w:tab/>
@@ -3451,13 +5893,13 @@
             <w:fldChar w:fldCharType="begin"/>
           </w:r>
           <w:r>
-            <w:instrText xml:space="preserve"> PAGEREF _Toc230108247 \h </w:instrText>
+            <w:instrText xml:space="preserve"> PAGEREF _Toc230108302 \h </w:instrText>
           </w:r>
           <w:r>
             <w:fldChar w:fldCharType="separate"/>
           </w:r>
           <w:r>
-            <w:t>21</w:t>
+            <w:t>60</w:t>
           </w:r>
           <w:r>
             <w:fldChar w:fldCharType="end"/>
@@ -3473,7 +5915,7 @@
             </w:rPr>
           </w:pPr>
           <w:r>
-            <w:t>3.4.3 操作可行性</w:t>
+            <w:t>6.4.3 智能排班系统实现</w:t>
           </w:r>
           <w:r>
             <w:tab/>
@@ -3482,13 +5924,13 @@
             <w:fldChar w:fldCharType="begin"/>
           </w:r>
           <w:r>
-            <w:instrText xml:space="preserve"> PAGEREF _Toc230108248 \h </w:instrText>
+            <w:instrText xml:space="preserve"> PAGEREF _Toc230108303 \h </w:instrText>
           </w:r>
           <w:r>
             <w:fldChar w:fldCharType="separate"/>
           </w:r>
           <w:r>
-            <w:t>22</w:t>
+            <w:t>61</w:t>
           </w:r>
           <w:r>
             <w:fldChar w:fldCharType="end"/>
@@ -3503,30 +5945,60 @@
             </w:rPr>
           </w:pPr>
           <w:r>
-            <w:t>第四章</w:t>
+            <w:t>第七章</w:t>
           </w:r>
           <w:r>
             <w:t xml:space="preserve"> </w:t>
           </w:r>
           <w:r>
-            <w:t>系统设计</w:t>
-          </w:r>
-          <w:r>
+            <w:t>系统测试与优化</w:t>
+          </w:r>
+          <w:r>
+            <w:rPr>
+              <w:rFonts w:ascii="宋体" w:eastAsia="宋体" w:hAnsi="宋体"/>
+              <w:sz w:val="21"/>
+            </w:rPr>
             <w:tab/>
           </w:r>
           <w:r>
+            <w:rPr>
+              <w:rFonts w:ascii="宋体" w:eastAsia="宋体" w:hAnsi="宋体"/>
+              <w:sz w:val="21"/>
+            </w:rPr>
             <w:fldChar w:fldCharType="begin"/>
           </w:r>
           <w:r>
-            <w:instrText xml:space="preserve"> PAGEREF _Toc230108249 \h </w:instrText>
-          </w:r>
-          <w:r>
+            <w:rPr>
+              <w:rFonts w:ascii="宋体" w:eastAsia="宋体" w:hAnsi="宋体"/>
+              <w:sz w:val="21"/>
+            </w:rPr>
+            <w:instrText xml:space="preserve"> PAGEREF _Toc230108304 \h </w:instrText>
+          </w:r>
+          <w:r>
+            <w:rPr>
+              <w:rFonts w:ascii="宋体" w:eastAsia="宋体" w:hAnsi="宋体"/>
+              <w:sz w:val="21"/>
+            </w:rPr>
+          </w:r>
+          <w:r>
+            <w:rPr>
+              <w:rFonts w:ascii="宋体" w:eastAsia="宋体" w:hAnsi="宋体"/>
+              <w:sz w:val="21"/>
+            </w:rPr>
             <w:fldChar w:fldCharType="separate"/>
           </w:r>
           <w:r>
-            <w:t>23</w:t>
-          </w:r>
-          <w:r>
+            <w:rPr>
+              <w:rFonts w:ascii="宋体" w:eastAsia="宋体" w:hAnsi="宋体"/>
+              <w:sz w:val="21"/>
+            </w:rPr>
+            <w:t>62</w:t>
+          </w:r>
+          <w:r>
+            <w:rPr>
+              <w:rFonts w:ascii="宋体" w:eastAsia="宋体" w:hAnsi="宋体"/>
+              <w:sz w:val="21"/>
+            </w:rPr>
             <w:fldChar w:fldCharType="end"/>
           </w:r>
         </w:p>
@@ -3540,24 +6012,154 @@
             </w:rPr>
           </w:pPr>
           <w:r>
-            <w:t>4.1 系统总体架构设计</w:t>
-          </w:r>
-          <w:r>
+            <w:t>7.1 测试环境</w:t>
+          </w:r>
+          <w:r>
+            <w:rPr>
+              <w:sz w:val="21"/>
+            </w:rPr>
             <w:tab/>
           </w:r>
           <w:r>
+            <w:rPr>
+              <w:sz w:val="21"/>
+            </w:rPr>
             <w:fldChar w:fldCharType="begin"/>
           </w:r>
           <w:r>
-            <w:instrText xml:space="preserve"> PAGEREF _Toc230108250 \h </w:instrText>
-          </w:r>
-          <w:r>
+            <w:rPr>
+              <w:sz w:val="21"/>
+            </w:rPr>
+            <w:instrText xml:space="preserve"> PAGEREF _Toc230108305 \h </w:instrText>
+          </w:r>
+          <w:r>
+            <w:rPr>
+              <w:sz w:val="21"/>
+            </w:rPr>
+          </w:r>
+          <w:r>
+            <w:rPr>
+              <w:sz w:val="21"/>
+            </w:rPr>
             <w:fldChar w:fldCharType="separate"/>
           </w:r>
           <w:r>
-            <w:t>23</w:t>
-          </w:r>
-          <w:r>
+            <w:rPr>
+              <w:sz w:val="21"/>
+            </w:rPr>
+            <w:t>62</w:t>
+          </w:r>
+          <w:r>
+            <w:rPr>
+              <w:sz w:val="21"/>
+            </w:rPr>
+            <w:fldChar w:fldCharType="end"/>
+          </w:r>
+        </w:p>
+        <w:p>
+          <w:pPr>
+            <w:pStyle w:val="TOC2"/>
+            <w:ind w:left="480"/>
+            <w:rPr>
+              <w:sz w:val="21"/>
+            </w:rPr>
+          </w:pPr>
+          <w:r>
+            <w:t>7.2 门诊业务流程信息化管理测试</w:t>
+          </w:r>
+          <w:r>
+            <w:rPr>
+              <w:sz w:val="21"/>
+            </w:rPr>
+            <w:tab/>
+          </w:r>
+          <w:r>
+            <w:rPr>
+              <w:sz w:val="21"/>
+            </w:rPr>
+            <w:fldChar w:fldCharType="begin"/>
+          </w:r>
+          <w:r>
+            <w:rPr>
+              <w:sz w:val="21"/>
+            </w:rPr>
+            <w:instrText xml:space="preserve"> PAGEREF _Toc230108306 \h </w:instrText>
+          </w:r>
+          <w:r>
+            <w:rPr>
+              <w:sz w:val="21"/>
+            </w:rPr>
+          </w:r>
+          <w:r>
+            <w:rPr>
+              <w:sz w:val="21"/>
+            </w:rPr>
+            <w:fldChar w:fldCharType="separate"/>
+          </w:r>
+          <w:r>
+            <w:rPr>
+              <w:sz w:val="21"/>
+            </w:rPr>
+            <w:t>62</w:t>
+          </w:r>
+          <w:r>
+            <w:rPr>
+              <w:sz w:val="21"/>
+            </w:rPr>
+            <w:fldChar w:fldCharType="end"/>
+          </w:r>
+        </w:p>
+        <w:p>
+          <w:pPr>
+            <w:pStyle w:val="TOC2"/>
+            <w:ind w:left="480"/>
+            <w:rPr>
+              <w:rFonts w:asciiTheme="minorHAnsi" w:eastAsiaTheme="minorEastAsia" w:hAnsiTheme="minorHAnsi"/>
+              <w:sz w:val="22"/>
+            </w:rPr>
+          </w:pPr>
+          <w:r>
+            <w:t>7.3 系统可用性与安全性测试</w:t>
+          </w:r>
+          <w:r>
+            <w:rPr>
+              <w:sz w:val="21"/>
+            </w:rPr>
+            <w:tab/>
+          </w:r>
+          <w:r>
+            <w:rPr>
+              <w:sz w:val="21"/>
+            </w:rPr>
+            <w:fldChar w:fldCharType="begin"/>
+          </w:r>
+          <w:r>
+            <w:rPr>
+              <w:sz w:val="21"/>
+            </w:rPr>
+            <w:instrText xml:space="preserve"> PAGEREF _Toc230108307 \h </w:instrText>
+          </w:r>
+          <w:r>
+            <w:rPr>
+              <w:sz w:val="21"/>
+            </w:rPr>
+          </w:r>
+          <w:r>
+            <w:rPr>
+              <w:sz w:val="21"/>
+            </w:rPr>
+            <w:fldChar w:fldCharType="separate"/>
+          </w:r>
+          <w:r>
+            <w:rPr>
+              <w:sz w:val="21"/>
+            </w:rPr>
+            <w:t>64</w:t>
+          </w:r>
+          <w:r>
+            <w:rPr>
+              <w:sz w:val="21"/>
+            </w:rPr>
             <w:fldChar w:fldCharType="end"/>
           </w:r>
         </w:p>
@@ -3571,7 +6173,7 @@
             </w:rPr>
           </w:pPr>
           <w:r>
-            <w:t>4.1.1 前后端分离架构设计</w:t>
+            <w:t>7.3.1 系统性能测试</w:t>
           </w:r>
           <w:r>
             <w:tab/>
@@ -3580,13 +6182,13 @@
             <w:fldChar w:fldCharType="begin"/>
           </w:r>
           <w:r>
-            <w:instrText xml:space="preserve"> PAGEREF _Toc230108251 \h </w:instrText>
+            <w:instrText xml:space="preserve"> PAGEREF _Toc230108308 \h </w:instrText>
           </w:r>
           <w:r>
             <w:fldChar w:fldCharType="separate"/>
           </w:r>
           <w:r>
-            <w:t>23</w:t>
+            <w:t>65</w:t>
           </w:r>
           <w:r>
             <w:fldChar w:fldCharType="end"/>
@@ -3602,7 +6204,7 @@
             </w:rPr>
           </w:pPr>
           <w:r>
-            <w:t>4.1.2 系统整体架构</w:t>
+            <w:t>7.3.2 安全性测试</w:t>
           </w:r>
           <w:r>
             <w:tab/>
@@ -3611,44 +6213,13 @@
             <w:fldChar w:fldCharType="begin"/>
           </w:r>
           <w:r>
-            <w:instrText xml:space="preserve"> PAGEREF _Toc230108252 \h </w:instrText>
+            <w:instrText xml:space="preserve"> PAGEREF _Toc230108309 \h </w:instrText>
           </w:r>
           <w:r>
             <w:fldChar w:fldCharType="separate"/>
           </w:r>
           <w:r>
-            <w:t>24</w:t>
-          </w:r>
-          <w:r>
-            <w:fldChar w:fldCharType="end"/>
-          </w:r>
-        </w:p>
-        <w:p>
-          <w:pPr>
-            <w:pStyle w:val="TOC3"/>
-            <w:ind w:left="960"/>
-            <w:rPr>
-              <w:rFonts w:asciiTheme="minorHAnsi" w:eastAsiaTheme="minorEastAsia" w:hAnsiTheme="minorHAnsi"/>
-              <w:sz w:val="22"/>
-            </w:rPr>
-          </w:pPr>
-          <w:r>
-            <w:t>4.1.3 系统模块划分</w:t>
-          </w:r>
-          <w:r>
-            <w:tab/>
-          </w:r>
-          <w:r>
-            <w:fldChar w:fldCharType="begin"/>
-          </w:r>
-          <w:r>
-            <w:instrText xml:space="preserve"> PAGEREF _Toc230108253 \h </w:instrText>
-          </w:r>
-          <w:r>
-            <w:fldChar w:fldCharType="separate"/>
-          </w:r>
-          <w:r>
-            <w:t>25</w:t>
+            <w:t>65</w:t>
           </w:r>
           <w:r>
             <w:fldChar w:fldCharType="end"/>
@@ -3664,179 +6235,113 @@
             </w:rPr>
           </w:pPr>
           <w:r>
-            <w:t>4.2 系统功能模块设计</w:t>
-          </w:r>
-          <w:r>
+            <w:t>7.4 数据分析与排班优化功能测试</w:t>
+          </w:r>
+          <w:r>
+            <w:rPr>
+              <w:sz w:val="21"/>
+            </w:rPr>
             <w:tab/>
           </w:r>
           <w:r>
+            <w:rPr>
+              <w:sz w:val="21"/>
+            </w:rPr>
             <w:fldChar w:fldCharType="begin"/>
           </w:r>
           <w:r>
-            <w:instrText xml:space="preserve"> PAGEREF _Toc230108254 \h </w:instrText>
-          </w:r>
-          <w:r>
+            <w:rPr>
+              <w:sz w:val="21"/>
+            </w:rPr>
+            <w:instrText xml:space="preserve"> PAGEREF _Toc230108310 \h </w:instrText>
+          </w:r>
+          <w:r>
+            <w:rPr>
+              <w:sz w:val="21"/>
+            </w:rPr>
+          </w:r>
+          <w:r>
+            <w:rPr>
+              <w:sz w:val="21"/>
+            </w:rPr>
             <w:fldChar w:fldCharType="separate"/>
           </w:r>
           <w:r>
-            <w:t>25</w:t>
-          </w:r>
-          <w:r>
+            <w:rPr>
+              <w:sz w:val="21"/>
+            </w:rPr>
+            <w:t>66</w:t>
+          </w:r>
+          <w:r>
+            <w:rPr>
+              <w:sz w:val="21"/>
+            </w:rPr>
             <w:fldChar w:fldCharType="end"/>
           </w:r>
         </w:p>
         <w:p>
           <w:pPr>
-            <w:pStyle w:val="TOC3"/>
-            <w:ind w:left="960"/>
+            <w:pStyle w:val="TOC1"/>
             <w:rPr>
               <w:rFonts w:asciiTheme="minorHAnsi" w:eastAsiaTheme="minorEastAsia" w:hAnsiTheme="minorHAnsi"/>
               <w:sz w:val="22"/>
             </w:rPr>
           </w:pPr>
           <w:r>
-            <w:t>4.2.1 用户管理模块设计</w:t>
-          </w:r>
-          <w:r>
+            <w:t>第八章</w:t>
+          </w:r>
+          <w:r>
+            <w:t xml:space="preserve"> </w:t>
+          </w:r>
+          <w:r>
+            <w:t>总结与展望</w:t>
+          </w:r>
+          <w:r>
+            <w:rPr>
+              <w:rFonts w:ascii="宋体" w:eastAsia="宋体" w:hAnsi="宋体"/>
+              <w:sz w:val="21"/>
+            </w:rPr>
             <w:tab/>
           </w:r>
           <w:r>
+            <w:rPr>
+              <w:rFonts w:ascii="宋体" w:eastAsia="宋体" w:hAnsi="宋体"/>
+              <w:sz w:val="21"/>
+            </w:rPr>
             <w:fldChar w:fldCharType="begin"/>
           </w:r>
           <w:r>
-            <w:instrText xml:space="preserve"> PAGEREF _Toc230108255 \h </w:instrText>
-          </w:r>
-          <w:r>
+            <w:rPr>
+              <w:rFonts w:ascii="宋体" w:eastAsia="宋体" w:hAnsi="宋体"/>
+              <w:sz w:val="21"/>
+            </w:rPr>
+            <w:instrText xml:space="preserve"> PAGEREF _Toc230108311 \h </w:instrText>
+          </w:r>
+          <w:r>
+            <w:rPr>
+              <w:rFonts w:ascii="宋体" w:eastAsia="宋体" w:hAnsi="宋体"/>
+              <w:sz w:val="21"/>
+            </w:rPr>
+          </w:r>
+          <w:r>
+            <w:rPr>
+              <w:rFonts w:ascii="宋体" w:eastAsia="宋体" w:hAnsi="宋体"/>
+              <w:sz w:val="21"/>
+            </w:rPr>
             <w:fldChar w:fldCharType="separate"/>
           </w:r>
           <w:r>
-            <w:t>25</w:t>
-          </w:r>
-          <w:r>
-            <w:fldChar w:fldCharType="end"/>
-          </w:r>
-        </w:p>
-        <w:p>
-          <w:pPr>
-            <w:pStyle w:val="TOC3"/>
-            <w:ind w:left="960"/>
             <w:rPr>
-              <w:rFonts w:asciiTheme="minorHAnsi" w:eastAsiaTheme="minorEastAsia" w:hAnsiTheme="minorHAnsi"/>
-              <w:sz w:val="22"/>
+              <w:rFonts w:ascii="宋体" w:eastAsia="宋体" w:hAnsi="宋体"/>
+              <w:sz w:val="21"/>
             </w:rPr>
-          </w:pPr>
-          <w:r>
-            <w:t>4.2.2 挂号管理模块设计</w:t>
-          </w:r>
-          <w:r>
-            <w:tab/>
-          </w:r>
-          <w:r>
-            <w:fldChar w:fldCharType="begin"/>
-          </w:r>
-          <w:r>
-            <w:instrText xml:space="preserve"> PAGEREF _Toc230108256 \h </w:instrText>
-          </w:r>
-          <w:r>
-            <w:fldChar w:fldCharType="separate"/>
-          </w:r>
-          <w:r>
-            <w:t>26</w:t>
-          </w:r>
-          <w:r>
-            <w:fldChar w:fldCharType="end"/>
-          </w:r>
-        </w:p>
-        <w:p>
-          <w:pPr>
-            <w:pStyle w:val="TOC3"/>
-            <w:ind w:left="960"/>
+            <w:t>68</w:t>
+          </w:r>
+          <w:r>
             <w:rPr>
-              <w:rFonts w:asciiTheme="minorHAnsi" w:eastAsiaTheme="minorEastAsia" w:hAnsiTheme="minorHAnsi"/>
-              <w:sz w:val="22"/>
+              <w:rFonts w:ascii="宋体" w:eastAsia="宋体" w:hAnsi="宋体"/>
+              <w:sz w:val="21"/>
             </w:rPr>
-          </w:pPr>
-          <w:r>
-            <w:t>4.2.3 医生排班模块设计</w:t>
-          </w:r>
-          <w:r>
-            <w:tab/>
-          </w:r>
-          <w:r>
-            <w:fldChar w:fldCharType="begin"/>
-          </w:r>
-          <w:r>
-            <w:instrText xml:space="preserve"> PAGEREF _Toc230108257 \h </w:instrText>
-          </w:r>
-          <w:r>
-            <w:fldChar w:fldCharType="separate"/>
-          </w:r>
-          <w:r>
-            <w:t>26</w:t>
-          </w:r>
-          <w:r>
-            <w:fldChar w:fldCharType="end"/>
-          </w:r>
-        </w:p>
-        <w:p>
-          <w:pPr>
-            <w:pStyle w:val="TOC3"/>
-            <w:ind w:left="960"/>
-            <w:rPr>
-              <w:rFonts w:asciiTheme="minorHAnsi" w:eastAsiaTheme="minorEastAsia" w:hAnsiTheme="minorHAnsi"/>
-              <w:sz w:val="22"/>
-            </w:rPr>
-          </w:pPr>
-          <w:r>
-            <w:t>4.2.4 电子病历模块设计</w:t>
-          </w:r>
-          <w:r>
-            <w:tab/>
-          </w:r>
-          <w:r>
-            <w:fldChar w:fldCharType="begin"/>
-          </w:r>
-          <w:r>
-            <w:instrText xml:space="preserve"> PAGEREF _Toc230108258 \h </w:instrText>
-          </w:r>
-          <w:r>
-            <w:fldChar w:fldCharType="separate"/>
-          </w:r>
-          <w:r>
-            <w:t>27</w:t>
-          </w:r>
-          <w:r>
-            <w:fldChar w:fldCharType="end"/>
-          </w:r>
-        </w:p>
-        <w:p>
-          <w:pPr>
-            <w:pStyle w:val="TOC3"/>
-            <w:ind w:left="960"/>
-            <w:rPr>
-              <w:rFonts w:asciiTheme="minorHAnsi" w:eastAsiaTheme="minorEastAsia" w:hAnsiTheme="minorHAnsi"/>
-              <w:sz w:val="22"/>
-            </w:rPr>
-          </w:pPr>
-          <w:r>
-            <w:t>4.2.5 智能预测与推荐功能模块</w:t>
-          </w:r>
-          <w:r>
-            <w:tab/>
-          </w:r>
-          <w:r>
-            <w:fldChar w:fldCharType="begin"/>
-          </w:r>
-          <w:r>
-            <w:instrText xml:space="preserve"> PAGEREF _Toc230108259 \h </w:instrText>
-          </w:r>
-          <w:r>
-            <w:fldChar w:fldCharType="separate"/>
-          </w:r>
-          <w:r>
-            <w:t>27</w:t>
-          </w:r>
-          <w:r>
             <w:fldChar w:fldCharType="end"/>
           </w:r>
         </w:p>
@@ -3850,86 +6355,47 @@
             </w:rPr>
           </w:pPr>
           <w:r>
-            <w:t>4.3 数据库设计</w:t>
-          </w:r>
-          <w:r>
+            <w:t>8.1 研究总结</w:t>
+          </w:r>
+          <w:r>
+            <w:rPr>
+              <w:sz w:val="21"/>
+            </w:rPr>
             <w:tab/>
           </w:r>
           <w:r>
+            <w:rPr>
+              <w:sz w:val="21"/>
+            </w:rPr>
             <w:fldChar w:fldCharType="begin"/>
           </w:r>
           <w:r>
-            <w:instrText xml:space="preserve"> PAGEREF _Toc230108260 \h </w:instrText>
-          </w:r>
-          <w:r>
+            <w:rPr>
+              <w:sz w:val="21"/>
+            </w:rPr>
+            <w:instrText xml:space="preserve"> PAGEREF _Toc230108312 \h </w:instrText>
+          </w:r>
+          <w:r>
+            <w:rPr>
+              <w:sz w:val="21"/>
+            </w:rPr>
+          </w:r>
+          <w:r>
+            <w:rPr>
+              <w:sz w:val="21"/>
+            </w:rPr>
             <w:fldChar w:fldCharType="separate"/>
           </w:r>
           <w:r>
-            <w:t>28</w:t>
-          </w:r>
-          <w:r>
-            <w:fldChar w:fldCharType="end"/>
-          </w:r>
-        </w:p>
-        <w:p>
-          <w:pPr>
-            <w:pStyle w:val="TOC3"/>
-            <w:ind w:left="960"/>
             <w:rPr>
-              <w:rFonts w:asciiTheme="minorHAnsi" w:eastAsiaTheme="minorEastAsia" w:hAnsiTheme="minorHAnsi"/>
-              <w:sz w:val="22"/>
+              <w:sz w:val="21"/>
             </w:rPr>
-          </w:pPr>
-          <w:r>
-            <w:t>4.3.1 数据库总体设计</w:t>
-          </w:r>
-          <w:r>
-            <w:tab/>
-          </w:r>
-          <w:r>
-            <w:fldChar w:fldCharType="begin"/>
-          </w:r>
-          <w:r>
-            <w:instrText xml:space="preserve"> PAGEREF _Toc230108261 \h </w:instrText>
-          </w:r>
-          <w:r>
-            <w:fldChar w:fldCharType="separate"/>
-          </w:r>
-          <w:r>
-            <w:t>28</w:t>
-          </w:r>
-          <w:r>
-            <w:fldChar w:fldCharType="end"/>
-          </w:r>
-        </w:p>
-        <w:p>
-          <w:pPr>
-            <w:pStyle w:val="TOC3"/>
-            <w:ind w:left="960"/>
+            <w:t>68</w:t>
+          </w:r>
+          <w:r>
             <w:rPr>
-              <w:rFonts w:asciiTheme="minorHAnsi" w:eastAsiaTheme="minorEastAsia" w:hAnsiTheme="minorHAnsi"/>
-              <w:sz w:val="22"/>
+              <w:sz w:val="21"/>
             </w:rPr>
-          </w:pPr>
-          <w:r>
-            <w:t>4.3.2 关系数据库表设计</w:t>
-          </w:r>
-          <w:r>
-            <w:tab/>
-          </w:r>
-          <w:r>
-            <w:fldChar w:fldCharType="begin"/>
-          </w:r>
-          <w:r>
-            <w:instrText xml:space="preserve"> PAGEREF _Toc230108262 \h </w:instrText>
-          </w:r>
-          <w:r>
-            <w:fldChar w:fldCharType="separate"/>
-          </w:r>
-          <w:r>
-            <w:t>29</w:t>
-          </w:r>
-          <w:r>
             <w:fldChar w:fldCharType="end"/>
           </w:r>
         </w:p>
@@ -3943,118 +6409,100 @@
             </w:rPr>
           </w:pPr>
           <w:r>
-            <w:t>4.4 系统安全设计</w:t>
-          </w:r>
-          <w:r>
+            <w:t>8.2 系统不足</w:t>
+          </w:r>
+          <w:r>
+            <w:rPr>
+              <w:sz w:val="21"/>
+            </w:rPr>
             <w:tab/>
           </w:r>
           <w:r>
+            <w:rPr>
+              <w:sz w:val="21"/>
+            </w:rPr>
             <w:fldChar w:fldCharType="begin"/>
           </w:r>
           <w:r>
-            <w:instrText xml:space="preserve"> PAGEREF _Toc230108263 \h </w:instrText>
-          </w:r>
-          <w:r>
+            <w:rPr>
+              <w:sz w:val="21"/>
+            </w:rPr>
+            <w:instrText xml:space="preserve"> PAGEREF _Toc230108313 \h </w:instrText>
+          </w:r>
+          <w:r>
+            <w:rPr>
+              <w:sz w:val="21"/>
+            </w:rPr>
+          </w:r>
+          <w:r>
+            <w:rPr>
+              <w:sz w:val="21"/>
+            </w:rPr>
             <w:fldChar w:fldCharType="separate"/>
           </w:r>
           <w:r>
-            <w:t>36</w:t>
-          </w:r>
-          <w:r>
+            <w:rPr>
+              <w:sz w:val="21"/>
+            </w:rPr>
+            <w:t>68</w:t>
+          </w:r>
+          <w:r>
+            <w:rPr>
+              <w:sz w:val="21"/>
+            </w:rPr>
             <w:fldChar w:fldCharType="end"/>
           </w:r>
         </w:p>
         <w:p>
           <w:pPr>
-            <w:pStyle w:val="TOC3"/>
-            <w:ind w:left="960"/>
+            <w:pStyle w:val="TOC2"/>
+            <w:ind w:left="480"/>
             <w:rPr>
-              <w:rFonts w:asciiTheme="minorHAnsi" w:eastAsiaTheme="minorEastAsia" w:hAnsiTheme="minorHAnsi"/>
-              <w:sz w:val="22"/>
+              <w:sz w:val="21"/>
             </w:rPr>
           </w:pPr>
           <w:r>
-            <w:t>4.4.1 用户认证设计</w:t>
-          </w:r>
-          <w:r>
+            <w:t>8.3 未来研究方向</w:t>
+          </w:r>
+          <w:r>
+            <w:rPr>
+              <w:sz w:val="21"/>
+            </w:rPr>
             <w:tab/>
           </w:r>
           <w:r>
+            <w:rPr>
+              <w:sz w:val="21"/>
+            </w:rPr>
             <w:fldChar w:fldCharType="begin"/>
           </w:r>
           <w:r>
-            <w:instrText xml:space="preserve"> PAGEREF _Toc230108264 \h </w:instrText>
-          </w:r>
-          <w:r>
+            <w:rPr>
+              <w:sz w:val="21"/>
+            </w:rPr>
+            <w:instrText xml:space="preserve"> PAGEREF _Toc230108314 \h </w:instrText>
+          </w:r>
+          <w:r>
+            <w:rPr>
+              <w:sz w:val="21"/>
+            </w:rPr>
+          </w:r>
+          <w:r>
+            <w:rPr>
+              <w:sz w:val="21"/>
+            </w:rPr>
             <w:fldChar w:fldCharType="separate"/>
           </w:r>
           <w:r>
-            <w:t>37</w:t>
-          </w:r>
-          <w:r>
-            <w:fldChar w:fldCharType="end"/>
-          </w:r>
-        </w:p>
-        <w:p>
-          <w:pPr>
-            <w:pStyle w:val="TOC3"/>
-            <w:ind w:left="960"/>
             <w:rPr>
-              <w:rFonts w:asciiTheme="minorHAnsi" w:eastAsiaTheme="minorEastAsia" w:hAnsiTheme="minorHAnsi"/>
-              <w:sz w:val="22"/>
+              <w:sz w:val="21"/>
             </w:rPr>
-          </w:pPr>
-          <w:r>
-            <w:lastRenderedPageBreak/>
-            <w:t>4.4.2 权限控制设计</w:t>
-          </w:r>
-          <w:r>
-            <w:tab/>
-          </w:r>
-          <w:r>
-            <w:fldChar w:fldCharType="begin"/>
-          </w:r>
-          <w:r>
-            <w:instrText xml:space="preserve"> PAGEREF _Toc230108265 \h </w:instrText>
-          </w:r>
-          <w:r>
-            <w:fldChar w:fldCharType="separate"/>
-          </w:r>
-          <w:r>
-            <w:t>37</w:t>
-          </w:r>
-          <w:r>
-            <w:fldChar w:fldCharType="end"/>
-          </w:r>
-        </w:p>
-        <w:p>
-          <w:pPr>
-            <w:pStyle w:val="TOC3"/>
-            <w:ind w:left="960"/>
+            <w:t>69</w:t>
+          </w:r>
+          <w:r>
             <w:rPr>
-              <w:rFonts w:asciiTheme="minorHAnsi" w:eastAsiaTheme="minorEastAsia" w:hAnsiTheme="minorHAnsi"/>
-              <w:sz w:val="22"/>
+              <w:sz w:val="21"/>
             </w:rPr>
-          </w:pPr>
-          <w:r>
-            <w:t>4.4.3 数据安全设计</w:t>
-          </w:r>
-          <w:r>
-            <w:tab/>
-          </w:r>
-          <w:r>
-            <w:fldChar w:fldCharType="begin"/>
-          </w:r>
-          <w:r>
-            <w:instrText xml:space="preserve"> PAGEREF _Toc230108266 \h </w:instrText>
-          </w:r>
-          <w:r>
-            <w:fldChar w:fldCharType="separate"/>
-          </w:r>
-          <w:r>
-            <w:t>37</w:t>
-          </w:r>
-          <w:r>
             <w:fldChar w:fldCharType="end"/>
           </w:r>
         </w:p>
@@ -4067,619 +6515,54 @@
             </w:rPr>
           </w:pPr>
           <w:r>
-            <w:t>第五章</w:t>
-          </w:r>
-          <w:r>
-            <w:t xml:space="preserve"> </w:t>
-          </w:r>
-          <w:r>
-            <w:t>系统实现</w:t>
-          </w:r>
-          <w:r>
+            <w:t>参考文献</w:t>
+          </w:r>
+          <w:r>
+            <w:rPr>
+              <w:rFonts w:ascii="宋体" w:eastAsia="宋体" w:hAnsi="宋体"/>
+              <w:sz w:val="21"/>
+            </w:rPr>
             <w:tab/>
           </w:r>
           <w:r>
+            <w:rPr>
+              <w:rFonts w:ascii="宋体" w:eastAsia="宋体" w:hAnsi="宋体"/>
+              <w:sz w:val="21"/>
+            </w:rPr>
             <w:fldChar w:fldCharType="begin"/>
           </w:r>
           <w:r>
-            <w:instrText xml:space="preserve"> PAGEREF _Toc230108267 \h </w:instrText>
-          </w:r>
-          <w:r>
+            <w:rPr>
+              <w:rFonts w:ascii="宋体" w:eastAsia="宋体" w:hAnsi="宋体"/>
+              <w:sz w:val="21"/>
+            </w:rPr>
+            <w:instrText xml:space="preserve"> PAGEREF _Toc230108315 \h </w:instrText>
+          </w:r>
+          <w:r>
+            <w:rPr>
+              <w:rFonts w:ascii="宋体" w:eastAsia="宋体" w:hAnsi="宋体"/>
+              <w:sz w:val="21"/>
+            </w:rPr>
+          </w:r>
+          <w:r>
+            <w:rPr>
+              <w:rFonts w:ascii="宋体" w:eastAsia="宋体" w:hAnsi="宋体"/>
+              <w:sz w:val="21"/>
+            </w:rPr>
             <w:fldChar w:fldCharType="separate"/>
           </w:r>
           <w:r>
-            <w:t>38</w:t>
-          </w:r>
-          <w:r>
-            <w:fldChar w:fldCharType="end"/>
-          </w:r>
-        </w:p>
-        <w:p>
-          <w:pPr>
-            <w:pStyle w:val="TOC2"/>
-            <w:ind w:left="480"/>
             <w:rPr>
-              <w:rFonts w:asciiTheme="minorHAnsi" w:eastAsiaTheme="minorEastAsia" w:hAnsiTheme="minorHAnsi"/>
-              <w:sz w:val="22"/>
+              <w:rFonts w:ascii="宋体" w:eastAsia="宋体" w:hAnsi="宋体"/>
+              <w:sz w:val="21"/>
             </w:rPr>
-          </w:pPr>
-          <w:r>
-            <w:t>5.1 系统开发环境</w:t>
-          </w:r>
-          <w:r>
-            <w:tab/>
-          </w:r>
-          <w:r>
-            <w:fldChar w:fldCharType="begin"/>
-          </w:r>
-          <w:r>
-            <w:instrText xml:space="preserve"> PAGEREF _Toc230108268 \h </w:instrText>
-          </w:r>
-          <w:r>
-            <w:fldChar w:fldCharType="separate"/>
-          </w:r>
-          <w:r>
-            <w:t>38</w:t>
-          </w:r>
-          <w:r>
-            <w:fldChar w:fldCharType="end"/>
-          </w:r>
-        </w:p>
-        <w:p>
-          <w:pPr>
-            <w:pStyle w:val="TOC2"/>
-            <w:ind w:left="480"/>
+            <w:t>70</w:t>
+          </w:r>
+          <w:r>
             <w:rPr>
-              <w:rFonts w:asciiTheme="minorHAnsi" w:eastAsiaTheme="minorEastAsia" w:hAnsiTheme="minorHAnsi"/>
-              <w:sz w:val="22"/>
+              <w:rFonts w:ascii="宋体" w:eastAsia="宋体" w:hAnsi="宋体"/>
+              <w:sz w:val="21"/>
             </w:rPr>
-          </w:pPr>
-          <w:r>
-            <w:t>5.2 用户管理模块实现</w:t>
-          </w:r>
-          <w:r>
-            <w:tab/>
-          </w:r>
-          <w:r>
-            <w:fldChar w:fldCharType="begin"/>
-          </w:r>
-          <w:r>
-            <w:instrText xml:space="preserve"> PAGEREF _Toc230108269 \h </w:instrText>
-          </w:r>
-          <w:r>
-            <w:fldChar w:fldCharType="separate"/>
-          </w:r>
-          <w:r>
-            <w:t>38</w:t>
-          </w:r>
-          <w:r>
-            <w:fldChar w:fldCharType="end"/>
-          </w:r>
-        </w:p>
-        <w:p>
-          <w:pPr>
-            <w:pStyle w:val="TOC3"/>
-            <w:ind w:left="960"/>
-            <w:rPr>
-              <w:rFonts w:asciiTheme="minorHAnsi" w:eastAsiaTheme="minorEastAsia" w:hAnsiTheme="minorHAnsi"/>
-              <w:sz w:val="22"/>
-            </w:rPr>
-          </w:pPr>
-          <w:r>
-            <w:t>5.2.1 用户注册实现</w:t>
-          </w:r>
-          <w:r>
-            <w:tab/>
-          </w:r>
-          <w:r>
-            <w:fldChar w:fldCharType="begin"/>
-          </w:r>
-          <w:r>
-            <w:instrText xml:space="preserve"> PAGEREF _Toc230108270 \h </w:instrText>
-          </w:r>
-          <w:r>
-            <w:fldChar w:fldCharType="separate"/>
-          </w:r>
-          <w:r>
-            <w:t>38</w:t>
-          </w:r>
-          <w:r>
-            <w:fldChar w:fldCharType="end"/>
-          </w:r>
-        </w:p>
-        <w:p>
-          <w:pPr>
-            <w:pStyle w:val="TOC3"/>
-            <w:ind w:left="960"/>
-            <w:rPr>
-              <w:rFonts w:asciiTheme="minorHAnsi" w:eastAsiaTheme="minorEastAsia" w:hAnsiTheme="minorHAnsi"/>
-              <w:sz w:val="22"/>
-            </w:rPr>
-          </w:pPr>
-          <w:r>
-            <w:t>5.2.2 用户登录实现</w:t>
-          </w:r>
-          <w:r>
-            <w:tab/>
-          </w:r>
-          <w:r>
-            <w:fldChar w:fldCharType="begin"/>
-          </w:r>
-          <w:r>
-            <w:instrText xml:space="preserve"> PAGEREF _Toc230108271 \h </w:instrText>
-          </w:r>
-          <w:r>
-            <w:fldChar w:fldCharType="separate"/>
-          </w:r>
-          <w:r>
-            <w:t>40</w:t>
-          </w:r>
-          <w:r>
-            <w:fldChar w:fldCharType="end"/>
-          </w:r>
-        </w:p>
-        <w:p>
-          <w:pPr>
-            <w:pStyle w:val="TOC3"/>
-            <w:ind w:left="960"/>
-            <w:rPr>
-              <w:rFonts w:asciiTheme="minorHAnsi" w:eastAsiaTheme="minorEastAsia" w:hAnsiTheme="minorHAnsi"/>
-              <w:sz w:val="22"/>
-            </w:rPr>
-          </w:pPr>
-          <w:r>
-            <w:t>5.2.3 就诊人管理实现</w:t>
-          </w:r>
-          <w:r>
-            <w:tab/>
-          </w:r>
-          <w:r>
-            <w:fldChar w:fldCharType="begin"/>
-          </w:r>
-          <w:r>
-            <w:instrText xml:space="preserve"> PAGEREF _Toc230108272 \h </w:instrText>
-          </w:r>
-          <w:r>
-            <w:fldChar w:fldCharType="separate"/>
-          </w:r>
-          <w:r>
-            <w:t>40</w:t>
-          </w:r>
-          <w:r>
-            <w:fldChar w:fldCharType="end"/>
-          </w:r>
-        </w:p>
-        <w:p>
-          <w:pPr>
-            <w:pStyle w:val="TOC3"/>
-            <w:ind w:left="960"/>
-            <w:rPr>
-              <w:rFonts w:asciiTheme="minorHAnsi" w:eastAsiaTheme="minorEastAsia" w:hAnsiTheme="minorHAnsi"/>
-              <w:sz w:val="22"/>
-            </w:rPr>
-          </w:pPr>
-          <w:r>
-            <w:t>5.2.4 医生账户管理实现</w:t>
-          </w:r>
-          <w:r>
-            <w:tab/>
-          </w:r>
-          <w:r>
-            <w:fldChar w:fldCharType="begin"/>
-          </w:r>
-          <w:r>
-            <w:instrText xml:space="preserve"> PAGEREF _Toc230108273 \h </w:instrText>
-          </w:r>
-          <w:r>
-            <w:fldChar w:fldCharType="separate"/>
-          </w:r>
-          <w:r>
-            <w:t>41</w:t>
-          </w:r>
-          <w:r>
-            <w:fldChar w:fldCharType="end"/>
-          </w:r>
-        </w:p>
-        <w:p>
-          <w:pPr>
-            <w:pStyle w:val="TOC2"/>
-            <w:ind w:left="480"/>
-            <w:rPr>
-              <w:rFonts w:asciiTheme="minorHAnsi" w:eastAsiaTheme="minorEastAsia" w:hAnsiTheme="minorHAnsi"/>
-              <w:sz w:val="22"/>
-            </w:rPr>
-          </w:pPr>
-          <w:r>
-            <w:t>5.3 挂号管理模块实现</w:t>
-          </w:r>
-          <w:r>
-            <w:tab/>
-          </w:r>
-          <w:r>
-            <w:fldChar w:fldCharType="begin"/>
-          </w:r>
-          <w:r>
-            <w:instrText xml:space="preserve"> PAGEREF _Toc230108274 \h </w:instrText>
-          </w:r>
-          <w:r>
-            <w:fldChar w:fldCharType="separate"/>
-          </w:r>
-          <w:r>
-            <w:t>42</w:t>
-          </w:r>
-          <w:r>
-            <w:fldChar w:fldCharType="end"/>
-          </w:r>
-        </w:p>
-        <w:p>
-          <w:pPr>
-            <w:pStyle w:val="TOC3"/>
-            <w:ind w:left="960"/>
-            <w:rPr>
-              <w:rFonts w:asciiTheme="minorHAnsi" w:eastAsiaTheme="minorEastAsia" w:hAnsiTheme="minorHAnsi"/>
-              <w:sz w:val="22"/>
-            </w:rPr>
-          </w:pPr>
-          <w:r>
-            <w:t>5.3.1 预约挂号实现</w:t>
-          </w:r>
-          <w:r>
-            <w:tab/>
-          </w:r>
-          <w:r>
-            <w:fldChar w:fldCharType="begin"/>
-          </w:r>
-          <w:r>
-            <w:instrText xml:space="preserve"> PAGEREF _Toc230108275 \h </w:instrText>
-          </w:r>
-          <w:r>
-            <w:fldChar w:fldCharType="separate"/>
-          </w:r>
-          <w:r>
-            <w:t>42</w:t>
-          </w:r>
-          <w:r>
-            <w:fldChar w:fldCharType="end"/>
-          </w:r>
-        </w:p>
-        <w:p>
-          <w:pPr>
-            <w:pStyle w:val="TOC3"/>
-            <w:ind w:left="960"/>
-            <w:rPr>
-              <w:rFonts w:asciiTheme="minorHAnsi" w:eastAsiaTheme="minorEastAsia" w:hAnsiTheme="minorHAnsi"/>
-              <w:sz w:val="22"/>
-            </w:rPr>
-          </w:pPr>
-          <w:r>
-            <w:t>5.3.2 挂号记录查询实现</w:t>
-          </w:r>
-          <w:r>
-            <w:tab/>
-          </w:r>
-          <w:r>
-            <w:fldChar w:fldCharType="begin"/>
-          </w:r>
-          <w:r>
-            <w:instrText xml:space="preserve"> PAGEREF _Toc230108276 \h </w:instrText>
-          </w:r>
-          <w:r>
-            <w:fldChar w:fldCharType="separate"/>
-          </w:r>
-          <w:r>
-            <w:t>44</w:t>
-          </w:r>
-          <w:r>
-            <w:fldChar w:fldCharType="end"/>
-          </w:r>
-        </w:p>
-        <w:p>
-          <w:pPr>
-            <w:pStyle w:val="TOC2"/>
-            <w:ind w:left="480"/>
-            <w:rPr>
-              <w:rFonts w:asciiTheme="minorHAnsi" w:eastAsiaTheme="minorEastAsia" w:hAnsiTheme="minorHAnsi"/>
-              <w:sz w:val="22"/>
-            </w:rPr>
-          </w:pPr>
-          <w:r>
-            <w:t>5.4 医生排班模块实现</w:t>
-          </w:r>
-          <w:r>
-            <w:tab/>
-          </w:r>
-          <w:r>
-            <w:fldChar w:fldCharType="begin"/>
-          </w:r>
-          <w:r>
-            <w:instrText xml:space="preserve"> PAGEREF _Toc230108277 \h </w:instrText>
-          </w:r>
-          <w:r>
-            <w:fldChar w:fldCharType="separate"/>
-          </w:r>
-          <w:r>
-            <w:t>45</w:t>
-          </w:r>
-          <w:r>
-            <w:fldChar w:fldCharType="end"/>
-          </w:r>
-        </w:p>
-        <w:p>
-          <w:pPr>
-            <w:pStyle w:val="TOC3"/>
-            <w:ind w:left="960"/>
-            <w:rPr>
-              <w:rFonts w:asciiTheme="minorHAnsi" w:eastAsiaTheme="minorEastAsia" w:hAnsiTheme="minorHAnsi"/>
-              <w:sz w:val="22"/>
-            </w:rPr>
-          </w:pPr>
-          <w:r>
-            <w:t>5.4.1 排班信息维护</w:t>
-          </w:r>
-          <w:r>
-            <w:tab/>
-          </w:r>
-          <w:r>
-            <w:fldChar w:fldCharType="begin"/>
-          </w:r>
-          <w:r>
-            <w:instrText xml:space="preserve"> PAGEREF _Toc230108278 \h </w:instrText>
-          </w:r>
-          <w:r>
-            <w:fldChar w:fldCharType="separate"/>
-          </w:r>
-          <w:r>
-            <w:t>45</w:t>
-          </w:r>
-          <w:r>
-            <w:fldChar w:fldCharType="end"/>
-          </w:r>
-        </w:p>
-        <w:p>
-          <w:pPr>
-            <w:pStyle w:val="TOC3"/>
-            <w:ind w:left="960"/>
-            <w:rPr>
-              <w:rFonts w:asciiTheme="minorHAnsi" w:eastAsiaTheme="minorEastAsia" w:hAnsiTheme="minorHAnsi"/>
-              <w:sz w:val="22"/>
-            </w:rPr>
-          </w:pPr>
-          <w:r>
-            <w:t>5.4.2 排班查询</w:t>
-          </w:r>
-          <w:r>
-            <w:tab/>
-          </w:r>
-          <w:r>
-            <w:fldChar w:fldCharType="begin"/>
-          </w:r>
-          <w:r>
-            <w:instrText xml:space="preserve"> PAGEREF _Toc230108279 \h </w:instrText>
-          </w:r>
-          <w:r>
-            <w:fldChar w:fldCharType="separate"/>
-          </w:r>
-          <w:r>
-            <w:t>45</w:t>
-          </w:r>
-          <w:r>
-            <w:fldChar w:fldCharType="end"/>
-          </w:r>
-        </w:p>
-        <w:p>
-          <w:pPr>
-            <w:pStyle w:val="TOC2"/>
-            <w:ind w:left="480"/>
-            <w:rPr>
-              <w:rFonts w:asciiTheme="minorHAnsi" w:eastAsiaTheme="minorEastAsia" w:hAnsiTheme="minorHAnsi"/>
-              <w:sz w:val="22"/>
-            </w:rPr>
-          </w:pPr>
-          <w:r>
-            <w:t>5.5 电子病历模块实现</w:t>
-          </w:r>
-          <w:r>
-            <w:tab/>
-          </w:r>
-          <w:r>
-            <w:fldChar w:fldCharType="begin"/>
-          </w:r>
-          <w:r>
-            <w:instrText xml:space="preserve"> PAGEREF _Toc230108280 \h </w:instrText>
-          </w:r>
-          <w:r>
-            <w:fldChar w:fldCharType="separate"/>
-          </w:r>
-          <w:r>
-            <w:t>46</w:t>
-          </w:r>
-          <w:r>
-            <w:fldChar w:fldCharType="end"/>
-          </w:r>
-        </w:p>
-        <w:p>
-          <w:pPr>
-            <w:pStyle w:val="TOC3"/>
-            <w:ind w:left="960"/>
-            <w:rPr>
-              <w:rFonts w:asciiTheme="minorHAnsi" w:eastAsiaTheme="minorEastAsia" w:hAnsiTheme="minorHAnsi"/>
-              <w:sz w:val="22"/>
-            </w:rPr>
-          </w:pPr>
-          <w:r>
-            <w:t>5.5.1 病历录入实现</w:t>
-          </w:r>
-          <w:r>
-            <w:tab/>
-          </w:r>
-          <w:r>
-            <w:fldChar w:fldCharType="begin"/>
-          </w:r>
-          <w:r>
-            <w:instrText xml:space="preserve"> PAGEREF _Toc230108281 \h </w:instrText>
-          </w:r>
-          <w:r>
-            <w:fldChar w:fldCharType="separate"/>
-          </w:r>
-          <w:r>
-            <w:t>46</w:t>
-          </w:r>
-          <w:r>
-            <w:fldChar w:fldCharType="end"/>
-          </w:r>
-        </w:p>
-        <w:p>
-          <w:pPr>
-            <w:pStyle w:val="TOC3"/>
-            <w:ind w:left="960"/>
-            <w:rPr>
-              <w:rFonts w:asciiTheme="minorHAnsi" w:eastAsiaTheme="minorEastAsia" w:hAnsiTheme="minorHAnsi"/>
-              <w:sz w:val="22"/>
-            </w:rPr>
-          </w:pPr>
-          <w:r>
-            <w:t>5.5.2 病历查询实现</w:t>
-          </w:r>
-          <w:r>
-            <w:tab/>
-          </w:r>
-          <w:r>
-            <w:fldChar w:fldCharType="begin"/>
-          </w:r>
-          <w:r>
-            <w:instrText xml:space="preserve"> PAGEREF _Toc230108282 \h </w:instrText>
-          </w:r>
-          <w:r>
-            <w:fldChar w:fldCharType="separate"/>
-          </w:r>
-          <w:r>
-            <w:t>47</w:t>
-          </w:r>
-          <w:r>
-            <w:fldChar w:fldCharType="end"/>
-          </w:r>
-        </w:p>
-        <w:p>
-          <w:pPr>
-            <w:pStyle w:val="TOC2"/>
-            <w:ind w:left="480"/>
-            <w:rPr>
-              <w:rFonts w:asciiTheme="minorHAnsi" w:eastAsiaTheme="minorEastAsia" w:hAnsiTheme="minorHAnsi"/>
-              <w:sz w:val="22"/>
-            </w:rPr>
-          </w:pPr>
-          <w:r>
-            <w:t>5.6 权限认证模块实现</w:t>
-          </w:r>
-          <w:r>
-            <w:tab/>
-          </w:r>
-          <w:r>
-            <w:fldChar w:fldCharType="begin"/>
-          </w:r>
-          <w:r>
-            <w:instrText xml:space="preserve"> PAGEREF _Toc230108283 \h </w:instrText>
-          </w:r>
-          <w:r>
-            <w:fldChar w:fldCharType="separate"/>
-          </w:r>
-          <w:r>
-            <w:t>48</w:t>
-          </w:r>
-          <w:r>
-            <w:fldChar w:fldCharType="end"/>
-          </w:r>
-        </w:p>
-        <w:p>
-          <w:pPr>
-            <w:pStyle w:val="TOC3"/>
-            <w:ind w:left="960"/>
-            <w:rPr>
-              <w:rFonts w:asciiTheme="minorHAnsi" w:eastAsiaTheme="minorEastAsia" w:hAnsiTheme="minorHAnsi"/>
-              <w:sz w:val="22"/>
-            </w:rPr>
-          </w:pPr>
-          <w:r>
-            <w:t>5.6.1 JWT认证机制实现</w:t>
-          </w:r>
-          <w:r>
-            <w:tab/>
-          </w:r>
-          <w:r>
-            <w:fldChar w:fldCharType="begin"/>
-          </w:r>
-          <w:r>
-            <w:instrText xml:space="preserve"> PAGEREF _Toc230108284 \h </w:instrText>
-          </w:r>
-          <w:r>
-            <w:fldChar w:fldCharType="separate"/>
-          </w:r>
-          <w:r>
-            <w:t>48</w:t>
-          </w:r>
-          <w:r>
-            <w:fldChar w:fldCharType="end"/>
-          </w:r>
-        </w:p>
-        <w:p>
-          <w:pPr>
-            <w:pStyle w:val="TOC3"/>
-            <w:ind w:left="960"/>
-            <w:rPr>
-              <w:rFonts w:asciiTheme="minorHAnsi" w:eastAsiaTheme="minorEastAsia" w:hAnsiTheme="minorHAnsi"/>
-              <w:sz w:val="22"/>
-            </w:rPr>
-          </w:pPr>
-          <w:r>
-            <w:t>5.6.2 Redis Token管理</w:t>
-          </w:r>
-          <w:r>
-            <w:tab/>
-          </w:r>
-          <w:r>
-            <w:fldChar w:fldCharType="begin"/>
-          </w:r>
-          <w:r>
-            <w:instrText xml:space="preserve"> PAGEREF _Toc230108285 \h </w:instrText>
-          </w:r>
-          <w:r>
-            <w:fldChar w:fldCharType="separate"/>
-          </w:r>
-          <w:r>
-            <w:t>48</w:t>
-          </w:r>
-          <w:r>
-            <w:fldChar w:fldCharType="end"/>
-          </w:r>
-        </w:p>
-        <w:p>
-          <w:pPr>
-            <w:pStyle w:val="TOC3"/>
-            <w:ind w:left="960"/>
-            <w:rPr>
-              <w:rFonts w:asciiTheme="minorHAnsi" w:eastAsiaTheme="minorEastAsia" w:hAnsiTheme="minorHAnsi"/>
-              <w:sz w:val="22"/>
-            </w:rPr>
-          </w:pPr>
-          <w:r>
-            <w:t>5.6.3 双Token刷新机制</w:t>
-          </w:r>
-          <w:r>
-            <w:tab/>
-          </w:r>
-          <w:r>
-            <w:fldChar w:fldCharType="begin"/>
-          </w:r>
-          <w:r>
-            <w:instrText xml:space="preserve"> PAGEREF _Toc230108286 \h </w:instrText>
-          </w:r>
-          <w:r>
-            <w:fldChar w:fldCharType="separate"/>
-          </w:r>
-          <w:r>
-            <w:t>49</w:t>
-          </w:r>
-          <w:r>
             <w:fldChar w:fldCharType="end"/>
           </w:r>
         </w:p>
@@ -4692,944 +6575,60 @@
             </w:rPr>
           </w:pPr>
           <w:r>
-            <w:t>第六章</w:t>
+            <w:t>致</w:t>
           </w:r>
           <w:r>
             <w:t xml:space="preserve"> </w:t>
           </w:r>
           <w:r>
-            <w:t>基于时间序列预测的智能排班推荐模块</w:t>
-          </w:r>
-          <w:r>
+            <w:t>谢</w:t>
+          </w:r>
+          <w:r>
+            <w:rPr>
+              <w:rFonts w:ascii="宋体" w:eastAsia="宋体" w:hAnsi="宋体"/>
+              <w:sz w:val="21"/>
+            </w:rPr>
             <w:tab/>
           </w:r>
           <w:r>
+            <w:rPr>
+              <w:rFonts w:ascii="宋体" w:eastAsia="宋体" w:hAnsi="宋体"/>
+              <w:sz w:val="21"/>
+            </w:rPr>
             <w:fldChar w:fldCharType="begin"/>
           </w:r>
           <w:r>
-            <w:instrText xml:space="preserve"> PAGEREF _Toc230108287 \h </w:instrText>
-          </w:r>
-          <w:r>
+            <w:rPr>
+              <w:rFonts w:ascii="宋体" w:eastAsia="宋体" w:hAnsi="宋体"/>
+              <w:sz w:val="21"/>
+            </w:rPr>
+            <w:instrText xml:space="preserve"> PAGEREF _Toc230108316 \h </w:instrText>
+          </w:r>
+          <w:r>
+            <w:rPr>
+              <w:rFonts w:ascii="宋体" w:eastAsia="宋体" w:hAnsi="宋体"/>
+              <w:sz w:val="21"/>
+            </w:rPr>
+          </w:r>
+          <w:r>
+            <w:rPr>
+              <w:rFonts w:ascii="宋体" w:eastAsia="宋体" w:hAnsi="宋体"/>
+              <w:sz w:val="21"/>
+            </w:rPr>
             <w:fldChar w:fldCharType="separate"/>
           </w:r>
           <w:r>
-            <w:t>51</w:t>
-          </w:r>
-          <w:r>
-            <w:fldChar w:fldCharType="end"/>
-          </w:r>
-        </w:p>
-        <w:p>
-          <w:pPr>
-            <w:pStyle w:val="TOC2"/>
-            <w:ind w:left="480"/>
             <w:rPr>
-              <w:rFonts w:asciiTheme="minorHAnsi" w:eastAsiaTheme="minorEastAsia" w:hAnsiTheme="minorHAnsi"/>
-              <w:sz w:val="22"/>
+              <w:rFonts w:ascii="宋体" w:eastAsia="宋体" w:hAnsi="宋体"/>
+              <w:sz w:val="21"/>
             </w:rPr>
-          </w:pPr>
-          <w:r>
-            <w:t>6.1 挂号数据分析</w:t>
-          </w:r>
-          <w:r>
-            <w:tab/>
-          </w:r>
-          <w:r>
-            <w:fldChar w:fldCharType="begin"/>
-          </w:r>
-          <w:r>
-            <w:instrText xml:space="preserve"> PAGEREF _Toc230108288 \h </w:instrText>
-          </w:r>
-          <w:r>
-            <w:fldChar w:fldCharType="separate"/>
-          </w:r>
-          <w:r>
-            <w:t>51</w:t>
-          </w:r>
-          <w:r>
-            <w:fldChar w:fldCharType="end"/>
-          </w:r>
-        </w:p>
-        <w:p>
-          <w:pPr>
-            <w:pStyle w:val="TOC3"/>
-            <w:ind w:left="960"/>
+            <w:t>72</w:t>
+          </w:r>
+          <w:r>
             <w:rPr>
-              <w:rFonts w:asciiTheme="minorHAnsi" w:eastAsiaTheme="minorEastAsia" w:hAnsiTheme="minorHAnsi"/>
-              <w:sz w:val="22"/>
+              <w:rFonts w:ascii="宋体" w:eastAsia="宋体" w:hAnsi="宋体"/>
+              <w:sz w:val="21"/>
             </w:rPr>
-          </w:pPr>
-          <w:r>
-            <w:t>6.1.1 数据来源与数据结构</w:t>
-          </w:r>
-          <w:r>
-            <w:tab/>
-          </w:r>
-          <w:r>
-            <w:fldChar w:fldCharType="begin"/>
-          </w:r>
-          <w:r>
-            <w:instrText xml:space="preserve"> PAGEREF _Toc230108289 \h </w:instrText>
-          </w:r>
-          <w:r>
-            <w:fldChar w:fldCharType="separate"/>
-          </w:r>
-          <w:r>
-            <w:t>51</w:t>
-          </w:r>
-          <w:r>
-            <w:fldChar w:fldCharType="end"/>
-          </w:r>
-        </w:p>
-        <w:p>
-          <w:pPr>
-            <w:pStyle w:val="TOC3"/>
-            <w:ind w:left="960"/>
-            <w:rPr>
-              <w:rFonts w:asciiTheme="minorHAnsi" w:eastAsiaTheme="minorEastAsia" w:hAnsiTheme="minorHAnsi"/>
-              <w:sz w:val="22"/>
-            </w:rPr>
-          </w:pPr>
-          <w:r>
-            <w:t>6.1.2 挂号数据趋势分析</w:t>
-          </w:r>
-          <w:r>
-            <w:tab/>
-          </w:r>
-          <w:r>
-            <w:fldChar w:fldCharType="begin"/>
-          </w:r>
-          <w:r>
-            <w:instrText xml:space="preserve"> PAGEREF _Toc230108290 \h </w:instrText>
-          </w:r>
-          <w:r>
-            <w:fldChar w:fldCharType="separate"/>
-          </w:r>
-          <w:r>
-            <w:t>52</w:t>
-          </w:r>
-          <w:r>
-            <w:fldChar w:fldCharType="end"/>
-          </w:r>
-        </w:p>
-        <w:p>
-          <w:pPr>
-            <w:pStyle w:val="TOC3"/>
-            <w:ind w:left="960"/>
-            <w:rPr>
-              <w:rFonts w:asciiTheme="minorHAnsi" w:eastAsiaTheme="minorEastAsia" w:hAnsiTheme="minorHAnsi"/>
-              <w:sz w:val="22"/>
-            </w:rPr>
-          </w:pPr>
-          <w:r>
-            <w:t>6.1.3 数据预处理</w:t>
-          </w:r>
-          <w:r>
-            <w:tab/>
-          </w:r>
-          <w:r>
-            <w:fldChar w:fldCharType="begin"/>
-          </w:r>
-          <w:r>
-            <w:instrText xml:space="preserve"> PAGEREF _Toc230108291 \h </w:instrText>
-          </w:r>
-          <w:r>
-            <w:fldChar w:fldCharType="separate"/>
-          </w:r>
-          <w:r>
-            <w:t>54</w:t>
-          </w:r>
-          <w:r>
-            <w:fldChar w:fldCharType="end"/>
-          </w:r>
-        </w:p>
-        <w:p>
-          <w:pPr>
-            <w:pStyle w:val="TOC2"/>
-            <w:ind w:left="480"/>
-            <w:rPr>
-              <w:rFonts w:asciiTheme="minorHAnsi" w:eastAsiaTheme="minorEastAsia" w:hAnsiTheme="minorHAnsi"/>
-              <w:sz w:val="22"/>
-            </w:rPr>
-          </w:pPr>
-          <w:r>
-            <w:t>6.2 SARIMA模型建立</w:t>
-          </w:r>
-          <w:r>
-            <w:tab/>
-          </w:r>
-          <w:r>
-            <w:fldChar w:fldCharType="begin"/>
-          </w:r>
-          <w:r>
-            <w:instrText xml:space="preserve"> PAGEREF _Toc230108292 \h </w:instrText>
-          </w:r>
-          <w:r>
-            <w:fldChar w:fldCharType="separate"/>
-          </w:r>
-          <w:r>
-            <w:t>54</w:t>
-          </w:r>
-          <w:r>
-            <w:fldChar w:fldCharType="end"/>
-          </w:r>
-        </w:p>
-        <w:p>
-          <w:pPr>
-            <w:pStyle w:val="TOC3"/>
-            <w:ind w:left="960"/>
-            <w:rPr>
-              <w:rFonts w:asciiTheme="minorHAnsi" w:eastAsiaTheme="minorEastAsia" w:hAnsiTheme="minorHAnsi"/>
-              <w:sz w:val="22"/>
-            </w:rPr>
-          </w:pPr>
-          <w:r>
-            <w:t>6.2.1 SARIMA模型原理</w:t>
-          </w:r>
-          <w:r>
-            <w:tab/>
-          </w:r>
-          <w:r>
-            <w:fldChar w:fldCharType="begin"/>
-          </w:r>
-          <w:r>
-            <w:instrText xml:space="preserve"> PAGEREF _Toc230108293 \h </w:instrText>
-          </w:r>
-          <w:r>
-            <w:fldChar w:fldCharType="separate"/>
-          </w:r>
-          <w:r>
-            <w:t>54</w:t>
-          </w:r>
-          <w:r>
-            <w:fldChar w:fldCharType="end"/>
-          </w:r>
-        </w:p>
-        <w:p>
-          <w:pPr>
-            <w:pStyle w:val="TOC3"/>
-            <w:ind w:left="960"/>
-            <w:rPr>
-              <w:rFonts w:asciiTheme="minorHAnsi" w:eastAsiaTheme="minorEastAsia" w:hAnsiTheme="minorHAnsi"/>
-              <w:sz w:val="22"/>
-            </w:rPr>
-          </w:pPr>
-          <w:r>
-            <w:t>6.2.2 平稳性原理</w:t>
-          </w:r>
-          <w:r>
-            <w:tab/>
-          </w:r>
-          <w:r>
-            <w:fldChar w:fldCharType="begin"/>
-          </w:r>
-          <w:r>
-            <w:instrText xml:space="preserve"> PAGEREF _Toc230108294 \h </w:instrText>
-          </w:r>
-          <w:r>
-            <w:fldChar w:fldCharType="separate"/>
-          </w:r>
-          <w:r>
-            <w:t>55</w:t>
-          </w:r>
-          <w:r>
-            <w:fldChar w:fldCharType="end"/>
-          </w:r>
-        </w:p>
-        <w:p>
-          <w:pPr>
-            <w:pStyle w:val="TOC3"/>
-            <w:ind w:left="960"/>
-            <w:rPr>
-              <w:rFonts w:asciiTheme="minorHAnsi" w:eastAsiaTheme="minorEastAsia" w:hAnsiTheme="minorHAnsi"/>
-              <w:sz w:val="22"/>
-            </w:rPr>
-          </w:pPr>
-          <w:r>
-            <w:t>6.2.3 参数确定</w:t>
-          </w:r>
-          <w:r>
-            <w:tab/>
-          </w:r>
-          <w:r>
-            <w:fldChar w:fldCharType="begin"/>
-          </w:r>
-          <w:r>
-            <w:instrText xml:space="preserve"> PAGEREF _Toc230108295 \h </w:instrText>
-          </w:r>
-          <w:r>
-            <w:fldChar w:fldCharType="separate"/>
-          </w:r>
-          <w:r>
-            <w:t>55</w:t>
-          </w:r>
-          <w:r>
-            <w:fldChar w:fldCharType="end"/>
-          </w:r>
-        </w:p>
-        <w:p>
-          <w:pPr>
-            <w:pStyle w:val="TOC2"/>
-            <w:ind w:left="480"/>
-            <w:rPr>
-              <w:rFonts w:asciiTheme="minorHAnsi" w:eastAsiaTheme="minorEastAsia" w:hAnsiTheme="minorHAnsi"/>
-              <w:sz w:val="22"/>
-            </w:rPr>
-          </w:pPr>
-          <w:r>
-            <w:lastRenderedPageBreak/>
-            <w:t>6.3 预测结果分析</w:t>
-          </w:r>
-          <w:r>
-            <w:tab/>
-          </w:r>
-          <w:r>
-            <w:fldChar w:fldCharType="begin"/>
-          </w:r>
-          <w:r>
-            <w:instrText xml:space="preserve"> PAGEREF _Toc230108296 \h </w:instrText>
-          </w:r>
-          <w:r>
-            <w:fldChar w:fldCharType="separate"/>
-          </w:r>
-          <w:r>
-            <w:t>56</w:t>
-          </w:r>
-          <w:r>
-            <w:fldChar w:fldCharType="end"/>
-          </w:r>
-        </w:p>
-        <w:p>
-          <w:pPr>
-            <w:pStyle w:val="TOC3"/>
-            <w:ind w:left="960"/>
-            <w:rPr>
-              <w:rFonts w:asciiTheme="minorHAnsi" w:eastAsiaTheme="minorEastAsia" w:hAnsiTheme="minorHAnsi"/>
-              <w:sz w:val="22"/>
-            </w:rPr>
-          </w:pPr>
-          <w:r>
-            <w:t>6.3.1 模型训练与测试</w:t>
-          </w:r>
-          <w:r>
-            <w:tab/>
-          </w:r>
-          <w:r>
-            <w:fldChar w:fldCharType="begin"/>
-          </w:r>
-          <w:r>
-            <w:instrText xml:space="preserve"> PAGEREF _Toc230108297 \h </w:instrText>
-          </w:r>
-          <w:r>
-            <w:fldChar w:fldCharType="separate"/>
-          </w:r>
-          <w:r>
-            <w:t>56</w:t>
-          </w:r>
-          <w:r>
-            <w:fldChar w:fldCharType="end"/>
-          </w:r>
-        </w:p>
-        <w:p>
-          <w:pPr>
-            <w:pStyle w:val="TOC3"/>
-            <w:ind w:left="960"/>
-            <w:rPr>
-              <w:rFonts w:asciiTheme="minorHAnsi" w:eastAsiaTheme="minorEastAsia" w:hAnsiTheme="minorHAnsi"/>
-              <w:sz w:val="22"/>
-            </w:rPr>
-          </w:pPr>
-          <w:r>
-            <w:t>6.3.2 预测误差评估</w:t>
-          </w:r>
-          <w:r>
-            <w:tab/>
-          </w:r>
-          <w:r>
-            <w:fldChar w:fldCharType="begin"/>
-          </w:r>
-          <w:r>
-            <w:instrText xml:space="preserve"> PAGEREF _Toc230108298 \h </w:instrText>
-          </w:r>
-          <w:r>
-            <w:fldChar w:fldCharType="separate"/>
-          </w:r>
-          <w:r>
-            <w:t>56</w:t>
-          </w:r>
-          <w:r>
-            <w:fldChar w:fldCharType="end"/>
-          </w:r>
-        </w:p>
-        <w:p>
-          <w:pPr>
-            <w:pStyle w:val="TOC3"/>
-            <w:ind w:left="960"/>
-            <w:rPr>
-              <w:rFonts w:asciiTheme="minorHAnsi" w:eastAsiaTheme="minorEastAsia" w:hAnsiTheme="minorHAnsi"/>
-              <w:sz w:val="22"/>
-            </w:rPr>
-          </w:pPr>
-          <w:r>
-            <w:t>6.3.3 模型检验</w:t>
-          </w:r>
-          <w:r>
-            <w:tab/>
-          </w:r>
-          <w:r>
-            <w:fldChar w:fldCharType="begin"/>
-          </w:r>
-          <w:r>
-            <w:instrText xml:space="preserve"> PAGEREF _Toc230108299 \h </w:instrText>
-          </w:r>
-          <w:r>
-            <w:fldChar w:fldCharType="separate"/>
-          </w:r>
-          <w:r>
-            <w:t>57</w:t>
-          </w:r>
-          <w:r>
-            <w:fldChar w:fldCharType="end"/>
-          </w:r>
-        </w:p>
-        <w:p>
-          <w:pPr>
-            <w:pStyle w:val="TOC2"/>
-            <w:ind w:left="480"/>
-            <w:rPr>
-              <w:rFonts w:asciiTheme="minorHAnsi" w:eastAsiaTheme="minorEastAsia" w:hAnsiTheme="minorHAnsi"/>
-              <w:sz w:val="22"/>
-            </w:rPr>
-          </w:pPr>
-          <w:r>
-            <w:t>6.4 基于预测结果的智能排班推荐</w:t>
-          </w:r>
-          <w:r>
-            <w:tab/>
-          </w:r>
-          <w:r>
-            <w:fldChar w:fldCharType="begin"/>
-          </w:r>
-          <w:r>
-            <w:instrText xml:space="preserve"> PAGEREF _Toc230108300 \h </w:instrText>
-          </w:r>
-          <w:r>
-            <w:fldChar w:fldCharType="separate"/>
-          </w:r>
-          <w:r>
-            <w:t>59</w:t>
-          </w:r>
-          <w:r>
-            <w:fldChar w:fldCharType="end"/>
-          </w:r>
-        </w:p>
-        <w:p>
-          <w:pPr>
-            <w:pStyle w:val="TOC3"/>
-            <w:ind w:left="960"/>
-            <w:rPr>
-              <w:rFonts w:asciiTheme="minorHAnsi" w:eastAsiaTheme="minorEastAsia" w:hAnsiTheme="minorHAnsi"/>
-              <w:sz w:val="22"/>
-            </w:rPr>
-          </w:pPr>
-          <w:r>
-            <w:t>6.4.1 就诊需求分级</w:t>
-          </w:r>
-          <w:r>
-            <w:tab/>
-          </w:r>
-          <w:r>
-            <w:fldChar w:fldCharType="begin"/>
-          </w:r>
-          <w:r>
-            <w:instrText xml:space="preserve"> PAGEREF _Toc230108301 \h </w:instrText>
-          </w:r>
-          <w:r>
-            <w:fldChar w:fldCharType="separate"/>
-          </w:r>
-          <w:r>
-            <w:t>59</w:t>
-          </w:r>
-          <w:r>
-            <w:fldChar w:fldCharType="end"/>
-          </w:r>
-        </w:p>
-        <w:p>
-          <w:pPr>
-            <w:pStyle w:val="TOC3"/>
-            <w:ind w:left="960"/>
-            <w:rPr>
-              <w:rFonts w:asciiTheme="minorHAnsi" w:eastAsiaTheme="minorEastAsia" w:hAnsiTheme="minorHAnsi"/>
-              <w:sz w:val="22"/>
-            </w:rPr>
-          </w:pPr>
-          <w:r>
-            <w:t>6.4.2 排班策略设计</w:t>
-          </w:r>
-          <w:r>
-            <w:tab/>
-          </w:r>
-          <w:r>
-            <w:fldChar w:fldCharType="begin"/>
-          </w:r>
-          <w:r>
-            <w:instrText xml:space="preserve"> PAGEREF _Toc230108302 \h </w:instrText>
-          </w:r>
-          <w:r>
-            <w:fldChar w:fldCharType="separate"/>
-          </w:r>
-          <w:r>
-            <w:t>60</w:t>
-          </w:r>
-          <w:r>
-            <w:fldChar w:fldCharType="end"/>
-          </w:r>
-        </w:p>
-        <w:p>
-          <w:pPr>
-            <w:pStyle w:val="TOC3"/>
-            <w:ind w:left="960"/>
-            <w:rPr>
-              <w:rFonts w:asciiTheme="minorHAnsi" w:eastAsiaTheme="minorEastAsia" w:hAnsiTheme="minorHAnsi"/>
-              <w:sz w:val="22"/>
-            </w:rPr>
-          </w:pPr>
-          <w:r>
-            <w:t>6.4.3 智能排班系统实现</w:t>
-          </w:r>
-          <w:r>
-            <w:tab/>
-          </w:r>
-          <w:r>
-            <w:fldChar w:fldCharType="begin"/>
-          </w:r>
-          <w:r>
-            <w:instrText xml:space="preserve"> PAGEREF _Toc230108303 \h </w:instrText>
-          </w:r>
-          <w:r>
-            <w:fldChar w:fldCharType="separate"/>
-          </w:r>
-          <w:r>
-            <w:t>61</w:t>
-          </w:r>
-          <w:r>
-            <w:fldChar w:fldCharType="end"/>
-          </w:r>
-        </w:p>
-        <w:p>
-          <w:pPr>
-            <w:pStyle w:val="TOC1"/>
-            <w:rPr>
-              <w:rFonts w:asciiTheme="minorHAnsi" w:eastAsiaTheme="minorEastAsia" w:hAnsiTheme="minorHAnsi"/>
-              <w:sz w:val="22"/>
-            </w:rPr>
-          </w:pPr>
-          <w:r>
-            <w:t>第七章</w:t>
-          </w:r>
-          <w:r>
-            <w:t xml:space="preserve"> </w:t>
-          </w:r>
-          <w:r>
-            <w:t>系统测试与优化</w:t>
-          </w:r>
-          <w:r>
-            <w:tab/>
-          </w:r>
-          <w:r>
-            <w:fldChar w:fldCharType="begin"/>
-          </w:r>
-          <w:r>
-            <w:instrText xml:space="preserve"> PAGEREF _Toc230108304 \h </w:instrText>
-          </w:r>
-          <w:r>
-            <w:fldChar w:fldCharType="separate"/>
-          </w:r>
-          <w:r>
-            <w:t>62</w:t>
-          </w:r>
-          <w:r>
-            <w:fldChar w:fldCharType="end"/>
-          </w:r>
-        </w:p>
-        <w:p>
-          <w:pPr>
-            <w:pStyle w:val="TOC2"/>
-            <w:ind w:left="480"/>
-            <w:rPr>
-              <w:rFonts w:asciiTheme="minorHAnsi" w:eastAsiaTheme="minorEastAsia" w:hAnsiTheme="minorHAnsi"/>
-              <w:sz w:val="22"/>
-            </w:rPr>
-          </w:pPr>
-          <w:r>
-            <w:t>7.1 测试环境</w:t>
-          </w:r>
-          <w:r>
-            <w:tab/>
-          </w:r>
-          <w:r>
-            <w:fldChar w:fldCharType="begin"/>
-          </w:r>
-          <w:r>
-            <w:instrText xml:space="preserve"> PAGEREF _Toc230108305 \h </w:instrText>
-          </w:r>
-          <w:r>
-            <w:fldChar w:fldCharType="separate"/>
-          </w:r>
-          <w:r>
-            <w:t>62</w:t>
-          </w:r>
-          <w:r>
-            <w:fldChar w:fldCharType="end"/>
-          </w:r>
-        </w:p>
-        <w:p>
-          <w:pPr>
-            <w:pStyle w:val="TOC2"/>
-            <w:ind w:left="480"/>
-            <w:rPr>
-              <w:rFonts w:asciiTheme="minorHAnsi" w:eastAsiaTheme="minorEastAsia" w:hAnsiTheme="minorHAnsi"/>
-              <w:sz w:val="22"/>
-            </w:rPr>
-          </w:pPr>
-          <w:r>
-            <w:t>7.2 门诊业务流程信息化管理测试</w:t>
-          </w:r>
-          <w:r>
-            <w:tab/>
-          </w:r>
-          <w:r>
-            <w:fldChar w:fldCharType="begin"/>
-          </w:r>
-          <w:r>
-            <w:instrText xml:space="preserve"> PAGEREF _Toc230108306 \h </w:instrText>
-          </w:r>
-          <w:r>
-            <w:fldChar w:fldCharType="separate"/>
-          </w:r>
-          <w:r>
-            <w:t>62</w:t>
-          </w:r>
-          <w:r>
-            <w:fldChar w:fldCharType="end"/>
-          </w:r>
-        </w:p>
-        <w:p>
-          <w:pPr>
-            <w:pStyle w:val="TOC2"/>
-            <w:ind w:left="480"/>
-            <w:rPr>
-              <w:rFonts w:asciiTheme="minorHAnsi" w:eastAsiaTheme="minorEastAsia" w:hAnsiTheme="minorHAnsi"/>
-              <w:sz w:val="22"/>
-            </w:rPr>
-          </w:pPr>
-          <w:r>
-            <w:t>7.3 系统可用性与安全性测试</w:t>
-          </w:r>
-          <w:r>
-            <w:tab/>
-          </w:r>
-          <w:r>
-            <w:fldChar w:fldCharType="begin"/>
-          </w:r>
-          <w:r>
-            <w:instrText xml:space="preserve"> PAGEREF _Toc230108307 \h </w:instrText>
-          </w:r>
-          <w:r>
-            <w:fldChar w:fldCharType="separate"/>
-          </w:r>
-          <w:r>
-            <w:t>64</w:t>
-          </w:r>
-          <w:r>
-            <w:fldChar w:fldCharType="end"/>
-          </w:r>
-        </w:p>
-        <w:p>
-          <w:pPr>
-            <w:pStyle w:val="TOC3"/>
-            <w:ind w:left="960"/>
-            <w:rPr>
-              <w:rFonts w:asciiTheme="minorHAnsi" w:eastAsiaTheme="minorEastAsia" w:hAnsiTheme="minorHAnsi"/>
-              <w:sz w:val="22"/>
-            </w:rPr>
-          </w:pPr>
-          <w:r>
-            <w:t>7.3.1 系统性能测试</w:t>
-          </w:r>
-          <w:r>
-            <w:tab/>
-          </w:r>
-          <w:r>
-            <w:fldChar w:fldCharType="begin"/>
-          </w:r>
-          <w:r>
-            <w:instrText xml:space="preserve"> PAGEREF _Toc230108308 \h </w:instrText>
-          </w:r>
-          <w:r>
-            <w:fldChar w:fldCharType="separate"/>
-          </w:r>
-          <w:r>
-            <w:t>65</w:t>
-          </w:r>
-          <w:r>
-            <w:fldChar w:fldCharType="end"/>
-          </w:r>
-        </w:p>
-        <w:p>
-          <w:pPr>
-            <w:pStyle w:val="TOC3"/>
-            <w:ind w:left="960"/>
-            <w:rPr>
-              <w:rFonts w:asciiTheme="minorHAnsi" w:eastAsiaTheme="minorEastAsia" w:hAnsiTheme="minorHAnsi"/>
-              <w:sz w:val="22"/>
-            </w:rPr>
-          </w:pPr>
-          <w:r>
-            <w:t>7.3.2 安全性测试</w:t>
-          </w:r>
-          <w:r>
-            <w:tab/>
-          </w:r>
-          <w:r>
-            <w:fldChar w:fldCharType="begin"/>
-          </w:r>
-          <w:r>
-            <w:instrText xml:space="preserve"> PAGEREF _Toc230108309 \h </w:instrText>
-          </w:r>
-          <w:r>
-            <w:fldChar w:fldCharType="separate"/>
-          </w:r>
-          <w:r>
-            <w:t>65</w:t>
-          </w:r>
-          <w:r>
-            <w:fldChar w:fldCharType="end"/>
-          </w:r>
-        </w:p>
-        <w:p>
-          <w:pPr>
-            <w:pStyle w:val="TOC2"/>
-            <w:ind w:left="480"/>
-            <w:rPr>
-              <w:rFonts w:asciiTheme="minorHAnsi" w:eastAsiaTheme="minorEastAsia" w:hAnsiTheme="minorHAnsi"/>
-              <w:sz w:val="22"/>
-            </w:rPr>
-          </w:pPr>
-          <w:r>
-            <w:t>7.4 数据分析与排班优化功能测试</w:t>
-          </w:r>
-          <w:r>
-            <w:tab/>
-          </w:r>
-          <w:r>
-            <w:fldChar w:fldCharType="begin"/>
-          </w:r>
-          <w:r>
-            <w:instrText xml:space="preserve"> PAGEREF _Toc230108310 \h </w:instrText>
-          </w:r>
-          <w:r>
-            <w:fldChar w:fldCharType="separate"/>
-          </w:r>
-          <w:r>
-            <w:t>66</w:t>
-          </w:r>
-          <w:r>
-            <w:fldChar w:fldCharType="end"/>
-          </w:r>
-        </w:p>
-        <w:p>
-          <w:pPr>
-            <w:pStyle w:val="TOC1"/>
-            <w:rPr>
-              <w:rFonts w:asciiTheme="minorHAnsi" w:eastAsiaTheme="minorEastAsia" w:hAnsiTheme="minorHAnsi"/>
-              <w:sz w:val="22"/>
-            </w:rPr>
-          </w:pPr>
-          <w:r>
-            <w:t>第八章</w:t>
-          </w:r>
-          <w:r>
-            <w:t xml:space="preserve"> </w:t>
-          </w:r>
-          <w:r>
-            <w:t>总结与展望</w:t>
-          </w:r>
-          <w:r>
-            <w:tab/>
-          </w:r>
-          <w:r>
-            <w:fldChar w:fldCharType="begin"/>
-          </w:r>
-          <w:r>
-            <w:instrText xml:space="preserve"> PAGEREF _Toc230108311 \h </w:instrText>
-          </w:r>
-          <w:r>
-            <w:fldChar w:fldCharType="separate"/>
-          </w:r>
-          <w:r>
-            <w:t>68</w:t>
-          </w:r>
-          <w:r>
-            <w:fldChar w:fldCharType="end"/>
-          </w:r>
-        </w:p>
-        <w:p>
-          <w:pPr>
-            <w:pStyle w:val="TOC2"/>
-            <w:ind w:left="480"/>
-            <w:rPr>
-              <w:rFonts w:asciiTheme="minorHAnsi" w:eastAsiaTheme="minorEastAsia" w:hAnsiTheme="minorHAnsi"/>
-              <w:sz w:val="22"/>
-            </w:rPr>
-          </w:pPr>
-          <w:r>
-            <w:t>8.1 研究总结</w:t>
-          </w:r>
-          <w:r>
-            <w:tab/>
-          </w:r>
-          <w:r>
-            <w:fldChar w:fldCharType="begin"/>
-          </w:r>
-          <w:r>
-            <w:instrText xml:space="preserve"> PAGEREF _Toc230108312 \h </w:instrText>
-          </w:r>
-          <w:r>
-            <w:fldChar w:fldCharType="separate"/>
-          </w:r>
-          <w:r>
-            <w:t>68</w:t>
-          </w:r>
-          <w:r>
-            <w:fldChar w:fldCharType="end"/>
-          </w:r>
-        </w:p>
-        <w:p>
-          <w:pPr>
-            <w:pStyle w:val="TOC2"/>
-            <w:ind w:left="480"/>
-            <w:rPr>
-              <w:rFonts w:asciiTheme="minorHAnsi" w:eastAsiaTheme="minorEastAsia" w:hAnsiTheme="minorHAnsi"/>
-              <w:sz w:val="22"/>
-            </w:rPr>
-          </w:pPr>
-          <w:r>
-            <w:t>8.2 系统不足</w:t>
-          </w:r>
-          <w:r>
-            <w:tab/>
-          </w:r>
-          <w:r>
-            <w:fldChar w:fldCharType="begin"/>
-          </w:r>
-          <w:r>
-            <w:instrText xml:space="preserve"> PAGEREF _Toc230108313 \h </w:instrText>
-          </w:r>
-          <w:r>
-            <w:fldChar w:fldCharType="separate"/>
-          </w:r>
-          <w:r>
-            <w:t>68</w:t>
-          </w:r>
-          <w:r>
-            <w:fldChar w:fldCharType="end"/>
-          </w:r>
-        </w:p>
-        <w:p>
-          <w:pPr>
-            <w:pStyle w:val="TOC2"/>
-            <w:ind w:left="480"/>
-            <w:rPr>
-              <w:rFonts w:asciiTheme="minorHAnsi" w:eastAsiaTheme="minorEastAsia" w:hAnsiTheme="minorHAnsi"/>
-              <w:sz w:val="22"/>
-            </w:rPr>
-          </w:pPr>
-          <w:r>
-            <w:t>8.3 未来研究方向</w:t>
-          </w:r>
-          <w:r>
-            <w:tab/>
-          </w:r>
-          <w:r>
-            <w:fldChar w:fldCharType="begin"/>
-          </w:r>
-          <w:r>
-            <w:instrText xml:space="preserve"> PAGEREF _Toc230108314 \h </w:instrText>
-          </w:r>
-          <w:r>
-            <w:fldChar w:fldCharType="separate"/>
-          </w:r>
-          <w:r>
-            <w:t>69</w:t>
-          </w:r>
-          <w:r>
-            <w:fldChar w:fldCharType="end"/>
-          </w:r>
-        </w:p>
-        <w:p>
-          <w:pPr>
-            <w:pStyle w:val="TOC1"/>
-            <w:rPr>
-              <w:rFonts w:asciiTheme="minorHAnsi" w:eastAsiaTheme="minorEastAsia" w:hAnsiTheme="minorHAnsi"/>
-              <w:sz w:val="22"/>
-            </w:rPr>
-          </w:pPr>
-          <w:r>
-            <w:t>参考文献</w:t>
-          </w:r>
-          <w:r>
-            <w:tab/>
-          </w:r>
-          <w:r>
-            <w:fldChar w:fldCharType="begin"/>
-          </w:r>
-          <w:r>
-            <w:instrText xml:space="preserve"> PAGEREF _Toc230108315 \h </w:instrText>
-          </w:r>
-          <w:r>
-            <w:fldChar w:fldCharType="separate"/>
-          </w:r>
-          <w:r>
-            <w:t>70</w:t>
-          </w:r>
-          <w:r>
-            <w:fldChar w:fldCharType="end"/>
-          </w:r>
-        </w:p>
-        <w:p>
-          <w:pPr>
-            <w:pStyle w:val="TOC1"/>
-            <w:rPr>
-              <w:rFonts w:asciiTheme="minorHAnsi" w:eastAsiaTheme="minorEastAsia" w:hAnsiTheme="minorHAnsi"/>
-              <w:sz w:val="22"/>
-            </w:rPr>
-          </w:pPr>
-          <w:r>
-            <w:t>致</w:t>
-          </w:r>
-          <w:r>
-            <w:t xml:space="preserve"> </w:t>
-          </w:r>
-          <w:r>
-            <w:t>谢</w:t>
-          </w:r>
-          <w:r>
-            <w:tab/>
-          </w:r>
-          <w:r>
-            <w:fldChar w:fldCharType="begin"/>
-          </w:r>
-          <w:r>
-            <w:instrText xml:space="preserve"> PAGEREF _Toc230108316 \h </w:instrText>
-          </w:r>
-          <w:r>
-            <w:fldChar w:fldCharType="separate"/>
-          </w:r>
-          <w:r>
-            <w:t>72</w:t>
-          </w:r>
-          <w:r>
             <w:fldChar w:fldCharType="end"/>
           </w:r>
         </w:p>
@@ -5680,12 +6679,7 @@
         </w:tabs>
         <w:ind w:firstLine="480"/>
         <w:sectPr>
-          <w:headerReference w:type="even" r:id="rId17"/>
-          <w:headerReference w:type="default" r:id="rId18"/>
-          <w:footerReference w:type="even" r:id="rId19"/>
-          <w:footerReference w:type="default" r:id="rId20"/>
-          <w:headerReference w:type="first" r:id="rId21"/>
-          <w:footerReference w:type="first" r:id="rId22"/>
+          <w:footerReference w:type="default" r:id="rId23"/>
           <w:pgSz w:w="11906" w:h="16838"/>
           <w:pgMar w:top="1440" w:right="1800" w:bottom="1440" w:left="1800" w:header="851" w:footer="992" w:gutter="0"/>
           <w:pgNumType w:fmt="lowerRoman" w:start="1"/>
@@ -7456,7 +8450,7 @@
                     </pic:cNvPicPr>
                   </pic:nvPicPr>
                   <pic:blipFill>
-                    <a:blip r:embed="rId23">
+                    <a:blip r:embed="rId24">
                       <a:extLst>
                         <a:ext uri="{28A0092B-C50C-407E-A947-70E740481C1C}">
                           <a14:useLocalDpi xmlns:a14="http://schemas.microsoft.com/office/drawing/2010/main" val="0"/>
@@ -10089,7 +11083,7 @@
                     </pic:cNvPicPr>
                   </pic:nvPicPr>
                   <pic:blipFill>
-                    <a:blip r:embed="rId24" cstate="print">
+                    <a:blip r:embed="rId25" cstate="print">
                       <a:extLst>
                         <a:ext uri="{28A0092B-C50C-407E-A947-70E740481C1C}">
                           <a14:useLocalDpi xmlns:a14="http://schemas.microsoft.com/office/drawing/2010/main" val="0"/>
@@ -12400,7 +13394,7 @@
                     </pic:cNvPicPr>
                   </pic:nvPicPr>
                   <pic:blipFill>
-                    <a:blip r:embed="rId25">
+                    <a:blip r:embed="rId26">
                       <a:extLst>
                         <a:ext uri="{28A0092B-C50C-407E-A947-70E740481C1C}">
                           <a14:useLocalDpi xmlns:a14="http://schemas.microsoft.com/office/drawing/2010/main" val="0"/>
@@ -14517,7 +15511,7 @@
                     </pic:cNvPicPr>
                   </pic:nvPicPr>
                   <pic:blipFill>
-                    <a:blip r:embed="rId26" cstate="print">
+                    <a:blip r:embed="rId27" cstate="print">
                       <a:extLst>
                         <a:ext uri="{28A0092B-C50C-407E-A947-70E740481C1C}">
                           <a14:useLocalDpi xmlns:a14="http://schemas.microsoft.com/office/drawing/2010/main" val="0"/>
@@ -14942,7 +15936,7 @@
                     </pic:cNvPicPr>
                   </pic:nvPicPr>
                   <pic:blipFill>
-                    <a:blip r:embed="rId27">
+                    <a:blip r:embed="rId28">
                       <a:extLst>
                         <a:ext uri="{28A0092B-C50C-407E-A947-70E740481C1C}">
                           <a14:useLocalDpi xmlns:a14="http://schemas.microsoft.com/office/drawing/2010/main" val="0"/>
@@ -15373,7 +16367,7 @@
                     </pic:cNvPicPr>
                   </pic:nvPicPr>
                   <pic:blipFill>
-                    <a:blip r:embed="rId28">
+                    <a:blip r:embed="rId29">
                       <a:extLst>
                         <a:ext uri="{28A0092B-C50C-407E-A947-70E740481C1C}">
                           <a14:useLocalDpi xmlns:a14="http://schemas.microsoft.com/office/drawing/2010/main" val="0"/>
@@ -15594,7 +16588,7 @@
                     </pic:cNvPicPr>
                   </pic:nvPicPr>
                   <pic:blipFill>
-                    <a:blip r:embed="rId29">
+                    <a:blip r:embed="rId30">
                       <a:extLst>
                         <a:ext uri="{28A0092B-C50C-407E-A947-70E740481C1C}">
                           <a14:useLocalDpi xmlns:a14="http://schemas.microsoft.com/office/drawing/2010/main" val="0"/>
@@ -15935,7 +16929,7 @@
                     </pic:cNvPicPr>
                   </pic:nvPicPr>
                   <pic:blipFill>
-                    <a:blip r:embed="rId30">
+                    <a:blip r:embed="rId31">
                       <a:extLst>
                         <a:ext uri="{28A0092B-C50C-407E-A947-70E740481C1C}">
                           <a14:useLocalDpi xmlns:a14="http://schemas.microsoft.com/office/drawing/2010/main" val="0"/>
@@ -16154,7 +17148,7 @@
                     </pic:cNvPicPr>
                   </pic:nvPicPr>
                   <pic:blipFill>
-                    <a:blip r:embed="rId31">
+                    <a:blip r:embed="rId32">
                       <a:extLst>
                         <a:ext uri="{28A0092B-C50C-407E-A947-70E740481C1C}">
                           <a14:useLocalDpi xmlns:a14="http://schemas.microsoft.com/office/drawing/2010/main" val="0"/>
@@ -16356,7 +17350,7 @@
                     </pic:cNvPicPr>
                   </pic:nvPicPr>
                   <pic:blipFill>
-                    <a:blip r:embed="rId32">
+                    <a:blip r:embed="rId33">
                       <a:extLst>
                         <a:ext uri="{28A0092B-C50C-407E-A947-70E740481C1C}">
                           <a14:useLocalDpi xmlns:a14="http://schemas.microsoft.com/office/drawing/2010/main" val="0"/>
@@ -16773,7 +17767,7 @@
                     </pic:cNvPicPr>
                   </pic:nvPicPr>
                   <pic:blipFill>
-                    <a:blip r:embed="rId33" cstate="print">
+                    <a:blip r:embed="rId34" cstate="print">
                       <a:extLst>
                         <a:ext uri="{28A0092B-C50C-407E-A947-70E740481C1C}">
                           <a14:useLocalDpi xmlns:a14="http://schemas.microsoft.com/office/drawing/2010/main" val="0"/>
@@ -27290,7 +28284,7 @@
                     <pic:cNvPicPr/>
                   </pic:nvPicPr>
                   <pic:blipFill>
-                    <a:blip r:embed="rId34"/>
+                    <a:blip r:embed="rId35"/>
                     <a:stretch>
                       <a:fillRect/>
                     </a:stretch>
@@ -27399,7 +28393,7 @@
                     <pic:cNvPicPr/>
                   </pic:nvPicPr>
                   <pic:blipFill>
-                    <a:blip r:embed="rId35"/>
+                    <a:blip r:embed="rId36"/>
                     <a:stretch>
                       <a:fillRect/>
                     </a:stretch>
@@ -27658,7 +28652,7 @@
                     <pic:cNvPicPr/>
                   </pic:nvPicPr>
                   <pic:blipFill>
-                    <a:blip r:embed="rId36"/>
+                    <a:blip r:embed="rId37"/>
                     <a:stretch>
                       <a:fillRect/>
                     </a:stretch>
@@ -27862,7 +28856,7 @@
                     <pic:cNvPicPr/>
                   </pic:nvPicPr>
                   <pic:blipFill>
-                    <a:blip r:embed="rId37"/>
+                    <a:blip r:embed="rId38"/>
                     <a:stretch>
                       <a:fillRect/>
                     </a:stretch>
@@ -28069,7 +29063,7 @@
                     <pic:cNvPicPr/>
                   </pic:nvPicPr>
                   <pic:blipFill>
-                    <a:blip r:embed="rId38"/>
+                    <a:blip r:embed="rId39"/>
                     <a:stretch>
                       <a:fillRect/>
                     </a:stretch>
@@ -28477,7 +29471,7 @@
                     <pic:cNvPicPr/>
                   </pic:nvPicPr>
                   <pic:blipFill>
-                    <a:blip r:embed="rId39"/>
+                    <a:blip r:embed="rId40"/>
                     <a:stretch>
                       <a:fillRect/>
                     </a:stretch>
@@ -28598,7 +29592,7 @@
                     <pic:cNvPicPr/>
                   </pic:nvPicPr>
                   <pic:blipFill>
-                    <a:blip r:embed="rId40"/>
+                    <a:blip r:embed="rId41"/>
                     <a:stretch>
                       <a:fillRect/>
                     </a:stretch>
@@ -28720,7 +29714,7 @@
                     <pic:cNvPicPr/>
                   </pic:nvPicPr>
                   <pic:blipFill>
-                    <a:blip r:embed="rId41"/>
+                    <a:blip r:embed="rId42"/>
                     <a:stretch>
                       <a:fillRect/>
                     </a:stretch>
@@ -28916,7 +29910,7 @@
                     <pic:cNvPicPr/>
                   </pic:nvPicPr>
                   <pic:blipFill>
-                    <a:blip r:embed="rId42"/>
+                    <a:blip r:embed="rId43"/>
                     <a:stretch>
                       <a:fillRect/>
                     </a:stretch>
@@ -29133,7 +30127,7 @@
                     <pic:cNvPicPr/>
                   </pic:nvPicPr>
                   <pic:blipFill>
-                    <a:blip r:embed="rId43"/>
+                    <a:blip r:embed="rId44"/>
                     <a:stretch>
                       <a:fillRect/>
                     </a:stretch>
@@ -29321,7 +30315,7 @@
                     <pic:cNvPicPr/>
                   </pic:nvPicPr>
                   <pic:blipFill>
-                    <a:blip r:embed="rId44"/>
+                    <a:blip r:embed="rId45"/>
                     <a:stretch>
                       <a:fillRect/>
                     </a:stretch>
@@ -29550,7 +30544,7 @@
                     <pic:cNvPicPr/>
                   </pic:nvPicPr>
                   <pic:blipFill>
-                    <a:blip r:embed="rId45"/>
+                    <a:blip r:embed="rId46"/>
                     <a:stretch>
                       <a:fillRect/>
                     </a:stretch>
@@ -29805,7 +30799,7 @@
                     <pic:cNvPicPr/>
                   </pic:nvPicPr>
                   <pic:blipFill>
-                    <a:blip r:embed="rId46"/>
+                    <a:blip r:embed="rId47"/>
                     <a:stretch>
                       <a:fillRect/>
                     </a:stretch>
@@ -29921,7 +30915,7 @@
                     <pic:cNvPicPr/>
                   </pic:nvPicPr>
                   <pic:blipFill>
-                    <a:blip r:embed="rId47"/>
+                    <a:blip r:embed="rId48"/>
                     <a:stretch>
                       <a:fillRect/>
                     </a:stretch>
@@ -30501,7 +31495,7 @@
                     </pic:cNvPicPr>
                   </pic:nvPicPr>
                   <pic:blipFill>
-                    <a:blip r:embed="rId48" cstate="print">
+                    <a:blip r:embed="rId49" cstate="print">
                       <a:extLst>
                         <a:ext uri="{28A0092B-C50C-407E-A947-70E740481C1C}">
                           <a14:useLocalDpi xmlns:a14="http://schemas.microsoft.com/office/drawing/2010/main" val="0"/>
@@ -31589,7 +32583,7 @@
                     <pic:cNvPicPr/>
                   </pic:nvPicPr>
                   <pic:blipFill>
-                    <a:blip r:embed="rId49"/>
+                    <a:blip r:embed="rId50"/>
                     <a:stretch>
                       <a:fillRect/>
                     </a:stretch>
@@ -31863,7 +32857,7 @@
                     <pic:cNvPicPr/>
                   </pic:nvPicPr>
                   <pic:blipFill>
-                    <a:blip r:embed="rId50"/>
+                    <a:blip r:embed="rId51"/>
                     <a:stretch>
                       <a:fillRect/>
                     </a:stretch>
@@ -32985,7 +33979,7 @@
                     <pic:cNvPicPr/>
                   </pic:nvPicPr>
                   <pic:blipFill>
-                    <a:blip r:embed="rId51"/>
+                    <a:blip r:embed="rId52"/>
                     <a:stretch>
                       <a:fillRect/>
                     </a:stretch>
@@ -34530,7 +35524,7 @@
                     <pic:cNvPicPr/>
                   </pic:nvPicPr>
                   <pic:blipFill>
-                    <a:blip r:embed="rId52"/>
+                    <a:blip r:embed="rId53"/>
                     <a:stretch>
                       <a:fillRect/>
                     </a:stretch>
@@ -34648,7 +35642,7 @@
                     <pic:cNvPicPr/>
                   </pic:nvPicPr>
                   <pic:blipFill>
-                    <a:blip r:embed="rId53"/>
+                    <a:blip r:embed="rId54"/>
                     <a:stretch>
                       <a:fillRect/>
                     </a:stretch>
@@ -42171,8 +43165,8 @@
       </w:r>
     </w:p>
     <w:sectPr>
-      <w:headerReference w:type="default" r:id="rId54"/>
-      <w:footerReference w:type="default" r:id="rId55"/>
+      <w:headerReference w:type="default" r:id="rId55"/>
+      <w:footerReference w:type="default" r:id="rId56"/>
       <w:pgSz w:w="11906" w:h="16838"/>
       <w:pgMar w:top="1440" w:right="1800" w:bottom="1440" w:left="1800" w:header="851" w:footer="992" w:gutter="0"/>
       <w:pgNumType w:start="1"/>
@@ -42393,7 +43387,7 @@
 <w:ftr xmlns:wpc="http://schemas.microsoft.com/office/word/2010/wordprocessingCanvas" xmlns:cx="http://schemas.microsoft.com/office/drawing/2014/chartex" xmlns:cx1="http://schemas.microsoft.com/office/drawing/2015/9/8/chartex" xmlns:cx2="http://schemas.microsoft.com/office/drawing/2015/10/21/chartex" xmlns:cx3="http://schemas.microsoft.com/office/drawing/2016/5/9/chartex" xmlns:cx4="http://schemas.microsoft.com/office/drawing/2016/5/10/chartex" xmlns:cx5="http://schemas.microsoft.com/office/drawing/2016/5/11/chartex" xmlns:cx6="http://schemas.microsoft.com/office/drawing/2016/5/12/chartex" xmlns:cx7="http://schemas.microsoft.com/office/drawing/2016/5/13/chartex" xmlns:cx8="http://schemas.microsoft.com/office/drawing/2016/5/14/chartex" xmlns:mc="http://schemas.openxmlformats.org/markup-compatibility/2006" xmlns:aink="http://schemas.microsoft.com/office/drawing/2016/ink" xmlns:am3d="http://schemas.microsoft.com/office/drawing/2017/model3d" xmlns:o="urn:schemas-microsoft-com:office:office" xmlns:oel="http://schemas.microsoft.com/office/2019/extlst" xmlns:r="http://schemas.openxmlformats.org/officeDocument/2006/relationships" xmlns:m="http://schemas.openxmlformats.org/officeDocument/2006/math" xmlns:v="urn:schemas-microsoft-com:vml" xmlns:wp14="http://schemas.microsoft.com/office/word/2010/wordprocessingDrawing" xmlns:wp="http://schemas.openxmlformats.org/drawingml/2006/wordprocessingDrawing" xmlns:w10="urn:schemas-microsoft-com:office:word" xmlns:w="http://schemas.openxmlformats.org/wordprocessingml/2006/main" xmlns:w14="http://schemas.microsoft.com/office/word/2010/wordml" xmlns:w15="http://schemas.microsoft.com/office/word/2012/wordml" xmlns:w16cex="http://schemas.microsoft.com/office/word/2018/wordml/cex" xmlns:w16cid="http://schemas.microsoft.com/office/word/2016/wordml/cid" xmlns:w16="http://schemas.microsoft.com/office/word/2018/wordml" xmlns:w16du="http://schemas.microsoft.com/office/word/2023/wordml/word16du" xmlns:w16sdtdh="http://schemas.microsoft.com/office/word/2020/wordml/sdtdatahash" xmlns:w16sdtfl="http://schemas.microsoft.com/office/word/2024/wordml/sdtformatlock" xmlns:w16se="http://schemas.microsoft.com/office/word/2015/wordml/symex" xmlns:wpg="http://schemas.microsoft.com/office/word/2010/wordprocessingGroup" xmlns:wpi="http://schemas.microsoft.com/office/word/2010/wordprocessingInk" xmlns:wne="http://schemas.microsoft.com/office/word/2006/wordml" xmlns:wps="http://schemas.microsoft.com/office/word/2010/wordprocessingShape" mc:Ignorable="w14 w15 w16se w16cid w16 w16cex w16sdtdh w16sdtfl w16du wp14">
   <w:sdt>
     <w:sdtPr>
-      <w:id w:val="-1012988598"/>
+      <w:id w:val="142245561"/>
       <w:docPartObj>
         <w:docPartGallery w:val="Page Numbers (Bottom of Page)"/>
         <w:docPartUnique/>
@@ -42448,6 +43442,17 @@
 </file>
 
 <file path=word/footer8.xml><?xml version="1.0" encoding="utf-8"?>
+<w:ftr xmlns:wpc="http://schemas.microsoft.com/office/word/2010/wordprocessingCanvas" xmlns:cx="http://schemas.microsoft.com/office/drawing/2014/chartex" xmlns:cx1="http://schemas.microsoft.com/office/drawing/2015/9/8/chartex" xmlns:cx2="http://schemas.microsoft.com/office/drawing/2015/10/21/chartex" xmlns:cx3="http://schemas.microsoft.com/office/drawing/2016/5/9/chartex" xmlns:cx4="http://schemas.microsoft.com/office/drawing/2016/5/10/chartex" xmlns:cx5="http://schemas.microsoft.com/office/drawing/2016/5/11/chartex" xmlns:cx6="http://schemas.microsoft.com/office/drawing/2016/5/12/chartex" xmlns:cx7="http://schemas.microsoft.com/office/drawing/2016/5/13/chartex" xmlns:cx8="http://schemas.microsoft.com/office/drawing/2016/5/14/chartex" xmlns:mc="http://schemas.openxmlformats.org/markup-compatibility/2006" xmlns:aink="http://schemas.microsoft.com/office/drawing/2016/ink" xmlns:am3d="http://schemas.microsoft.com/office/drawing/2017/model3d" xmlns:o="urn:schemas-microsoft-com:office:office" xmlns:oel="http://schemas.microsoft.com/office/2019/extlst" xmlns:r="http://schemas.openxmlformats.org/officeDocument/2006/relationships" xmlns:m="http://schemas.openxmlformats.org/officeDocument/2006/math" xmlns:v="urn:schemas-microsoft-com:vml" xmlns:wp14="http://schemas.microsoft.com/office/word/2010/wordprocessingDrawing" xmlns:wp="http://schemas.openxmlformats.org/drawingml/2006/wordprocessingDrawing" xmlns:w10="urn:schemas-microsoft-com:office:word" xmlns:w="http://schemas.openxmlformats.org/wordprocessingml/2006/main" xmlns:w14="http://schemas.microsoft.com/office/word/2010/wordml" xmlns:w15="http://schemas.microsoft.com/office/word/2012/wordml" xmlns:w16cex="http://schemas.microsoft.com/office/word/2018/wordml/cex" xmlns:w16cid="http://schemas.microsoft.com/office/word/2016/wordml/cid" xmlns:w16="http://schemas.microsoft.com/office/word/2018/wordml" xmlns:w16du="http://schemas.microsoft.com/office/word/2023/wordml/word16du" xmlns:w16sdtdh="http://schemas.microsoft.com/office/word/2020/wordml/sdtdatahash" xmlns:w16sdtfl="http://schemas.microsoft.com/office/word/2024/wordml/sdtformatlock" xmlns:w16se="http://schemas.microsoft.com/office/word/2015/wordml/symex" xmlns:wpg="http://schemas.microsoft.com/office/word/2010/wordprocessingGroup" xmlns:wpi="http://schemas.microsoft.com/office/word/2010/wordprocessingInk" xmlns:wne="http://schemas.microsoft.com/office/word/2006/wordml" xmlns:wps="http://schemas.microsoft.com/office/word/2010/wordprocessingShape" mc:Ignorable="w14 w15 w16se w16cid w16 w16cex w16sdtdh w16sdtfl w16du wp14">
+  <w:p>
+    <w:pPr>
+      <w:pStyle w:val="af1"/>
+      <w:ind w:firstLine="360"/>
+    </w:pPr>
+  </w:p>
+</w:ftr>
+</file>
+
+<file path=word/footer9.xml><?xml version="1.0" encoding="utf-8"?>
 <w:ftr xmlns:wpc="http://schemas.microsoft.com/office/word/2010/wordprocessingCanvas" xmlns:cx="http://schemas.microsoft.com/office/drawing/2014/chartex" xmlns:cx1="http://schemas.microsoft.com/office/drawing/2015/9/8/chartex" xmlns:cx2="http://schemas.microsoft.com/office/drawing/2015/10/21/chartex" xmlns:cx3="http://schemas.microsoft.com/office/drawing/2016/5/9/chartex" xmlns:cx4="http://schemas.microsoft.com/office/drawing/2016/5/10/chartex" xmlns:cx5="http://schemas.microsoft.com/office/drawing/2016/5/11/chartex" xmlns:cx6="http://schemas.microsoft.com/office/drawing/2016/5/12/chartex" xmlns:cx7="http://schemas.microsoft.com/office/drawing/2016/5/13/chartex" xmlns:cx8="http://schemas.microsoft.com/office/drawing/2016/5/14/chartex" xmlns:mc="http://schemas.openxmlformats.org/markup-compatibility/2006" xmlns:aink="http://schemas.microsoft.com/office/drawing/2016/ink" xmlns:am3d="http://schemas.microsoft.com/office/drawing/2017/model3d" xmlns:o="urn:schemas-microsoft-com:office:office" xmlns:oel="http://schemas.microsoft.com/office/2019/extlst" xmlns:r="http://schemas.openxmlformats.org/officeDocument/2006/relationships" xmlns:m="http://schemas.openxmlformats.org/officeDocument/2006/math" xmlns:v="urn:schemas-microsoft-com:vml" xmlns:wp14="http://schemas.microsoft.com/office/word/2010/wordprocessingDrawing" xmlns:wp="http://schemas.openxmlformats.org/drawingml/2006/wordprocessingDrawing" xmlns:w10="urn:schemas-microsoft-com:office:word" xmlns:w="http://schemas.openxmlformats.org/wordprocessingml/2006/main" xmlns:w14="http://schemas.microsoft.com/office/word/2010/wordml" xmlns:w15="http://schemas.microsoft.com/office/word/2012/wordml" xmlns:w16cex="http://schemas.microsoft.com/office/word/2018/wordml/cex" xmlns:w16cid="http://schemas.microsoft.com/office/word/2016/wordml/cid" xmlns:w16="http://schemas.microsoft.com/office/word/2018/wordml" xmlns:w16du="http://schemas.microsoft.com/office/word/2023/wordml/word16du" xmlns:w16sdtdh="http://schemas.microsoft.com/office/word/2020/wordml/sdtdatahash" xmlns:w16sdtfl="http://schemas.microsoft.com/office/word/2024/wordml/sdtformatlock" xmlns:w16se="http://schemas.microsoft.com/office/word/2015/wordml/symex" xmlns:wpg="http://schemas.microsoft.com/office/word/2010/wordprocessingGroup" xmlns:wpi="http://schemas.microsoft.com/office/word/2010/wordprocessingInk" xmlns:wne="http://schemas.microsoft.com/office/word/2006/wordml" xmlns:wps="http://schemas.microsoft.com/office/word/2010/wordprocessingShape" mc:Ignorable="w14 w15 w16se w16cid w16 w16cex w16sdtdh w16sdtfl w16du wp14">
   <w:sdt>
     <w:sdtPr>
@@ -48766,7 +49771,7 @@
     <w:uiPriority w:val="39"/>
     <w:unhideWhenUsed/>
     <w:qFormat/>
-    <w:rsid w:val="001462E7"/>
+    <w:rsid w:val="006E1826"/>
     <w:pPr>
       <w:tabs>
         <w:tab w:val="right" w:leader="dot" w:pos="8296"/>
@@ -48777,6 +49782,7 @@
     <w:rPr>
       <w:rFonts w:eastAsia="黑体"/>
       <w:noProof/>
+      <w:sz w:val="28"/>
     </w:rPr>
   </w:style>
   <w:style w:type="paragraph" w:styleId="TOC2">

--- a/5.答辩前调整/初稿修改v5.docx
+++ b/5.答辩前调整/初稿修改v5.docx
@@ -4017,7 +4017,7 @@
             <w:fldChar w:fldCharType="separate"/>
           </w:r>
           <w:r>
-            <w:t>25</w:t>
+            <w:t>24</w:t>
           </w:r>
           <w:r>
             <w:fldChar w:fldCharType="end"/>
@@ -10861,6 +10861,7 @@
     <w:p>
       <w:pPr>
         <w:ind w:firstLine="480"/>
+        <w:jc w:val="both"/>
       </w:pPr>
       <w:r>
         <w:rPr>
@@ -15323,6 +15324,7 @@
     <w:p>
       <w:pPr>
         <w:ind w:firstLine="480"/>
+        <w:jc w:val="both"/>
       </w:pPr>
       <w:r>
         <w:rPr>
@@ -15336,14 +15338,18 @@
         </w:rPr>
         <w:t>系统使用</w:t>
       </w:r>
-      <w:proofErr w:type="spellStart"/>
-      <w:r>
-        <w:rPr>
-          <w:rFonts w:hint="eastAsia"/>
-        </w:rPr>
-        <w:t>vue</w:t>
-      </w:r>
-      <w:proofErr w:type="spellEnd"/>
+      <w:r>
+        <w:rPr>
+          <w:rFonts w:hint="eastAsia"/>
+        </w:rPr>
+        <w:t>V</w:t>
+      </w:r>
+      <w:r>
+        <w:rPr>
+          <w:rFonts w:hint="eastAsia"/>
+        </w:rPr>
+        <w:t>ue</w:t>
+      </w:r>
       <w:r>
         <w:rPr>
           <w:rFonts w:hint="eastAsia"/>
@@ -15354,7 +15360,25 @@
         <w:rPr>
           <w:rFonts w:hint="eastAsia"/>
         </w:rPr>
-        <w:t>spring boot</w:t>
+        <w:t>S</w:t>
+      </w:r>
+      <w:r>
+        <w:rPr>
+          <w:rFonts w:hint="eastAsia"/>
+        </w:rPr>
+        <w:t xml:space="preserve">pring </w:t>
+      </w:r>
+      <w:r>
+        <w:rPr>
+          <w:rFonts w:hint="eastAsia"/>
+        </w:rPr>
+        <w:t>B</w:t>
+      </w:r>
+      <w:r>
+        <w:rPr>
+          <w:rFonts w:hint="eastAsia"/>
+        </w:rPr>
+        <w:t>oot</w:t>
       </w:r>
       <w:r>
         <w:rPr>
@@ -15366,7 +15390,13 @@
         <w:rPr>
           <w:rFonts w:hint="eastAsia"/>
         </w:rPr>
-        <w:t>restful</w:t>
+        <w:t>R</w:t>
+      </w:r>
+      <w:r>
+        <w:rPr>
+          <w:rFonts w:hint="eastAsia"/>
+        </w:rPr>
+        <w:t>estful</w:t>
       </w:r>
       <w:r>
         <w:rPr>
@@ -15374,14 +15404,18 @@
         </w:rPr>
         <w:t>服务，并用</w:t>
       </w:r>
-      <w:proofErr w:type="spellStart"/>
-      <w:r>
-        <w:rPr>
-          <w:rFonts w:hint="eastAsia"/>
-        </w:rPr>
-        <w:t>json</w:t>
-      </w:r>
-      <w:proofErr w:type="spellEnd"/>
+      <w:r>
+        <w:rPr>
+          <w:rFonts w:hint="eastAsia"/>
+        </w:rPr>
+        <w:t>J</w:t>
+      </w:r>
+      <w:r>
+        <w:rPr>
+          <w:rFonts w:hint="eastAsia"/>
+        </w:rPr>
+        <w:t>son</w:t>
+      </w:r>
       <w:r>
         <w:rPr>
           <w:rFonts w:hint="eastAsia"/>
@@ -15628,21 +15662,21 @@
         <w:ind w:firstLine="480"/>
       </w:pPr>
       <w:r>
+        <w:t>1.</w:t>
+      </w:r>
+      <w:r>
+        <w:t>用户通过浏览器访问系统页面；</w:t>
+      </w:r>
+    </w:p>
+    <w:p>
+      <w:pPr>
+        <w:ind w:firstLine="480"/>
+      </w:pPr>
+      <w:r>
+        <w:rPr>
+          <w:rFonts w:hint="eastAsia"/>
+        </w:rPr>
         <w:lastRenderedPageBreak/>
-        <w:t>1.</w:t>
-      </w:r>
-      <w:r>
-        <w:t>用户通过浏览器访问系统页面；</w:t>
-      </w:r>
-    </w:p>
-    <w:p>
-      <w:pPr>
-        <w:ind w:firstLine="480"/>
-      </w:pPr>
-      <w:r>
-        <w:rPr>
-          <w:rFonts w:hint="eastAsia"/>
-        </w:rPr>
         <w:t>2.</w:t>
       </w:r>
       <w:r>
@@ -16043,20 +16077,26 @@
         <w:rPr>
           <w:rFonts w:hint="eastAsia"/>
         </w:rPr>
+        <w:t>系统模块划分</w:t>
+      </w:r>
+      <w:bookmarkEnd w:id="186"/>
+    </w:p>
+    <w:p>
+      <w:pPr>
+        <w:ind w:firstLine="480"/>
+      </w:pPr>
+      <w:r>
+        <w:rPr>
+          <w:rFonts w:hint="eastAsia"/>
+        </w:rPr>
+        <w:t>根据第三章需求分析的结果，本系统被分成若干个功能模块。模块划分的</w:t>
+      </w:r>
+      <w:r>
+        <w:rPr>
+          <w:rFonts w:hint="eastAsia"/>
+        </w:rPr>
         <w:lastRenderedPageBreak/>
-        <w:t>系统模块划分</w:t>
-      </w:r>
-      <w:bookmarkEnd w:id="186"/>
-    </w:p>
-    <w:p>
-      <w:pPr>
-        <w:ind w:firstLine="480"/>
-      </w:pPr>
-      <w:r>
-        <w:rPr>
-          <w:rFonts w:hint="eastAsia"/>
-        </w:rPr>
-        <w:t>根据第三章需求分析的结果，本系统被分成若干个功能模块。模块划分的时候要遵守下面两个原则，各个模块的功能定位要清楚并且互相独立，还要保证门诊业务流程的连续性和运行速度。</w:t>
+        <w:t>时候要遵守下面两个原则，各个模块的功能定位要清楚并且互相独立，还要保证门诊业务流程的连续性和运行速度。</w:t>
       </w:r>
     </w:p>
     <w:p>
@@ -22691,15 +22731,7 @@
       </w:r>
       <w:proofErr w:type="gramEnd"/>
       <w:r>
-        <w:t>，它所涉及的主要组成要素有</w:t>
-      </w:r>
-      <w:proofErr w:type="gramStart"/>
-      <w:r>
-        <w:t>最</w:t>
-      </w:r>
-      <w:proofErr w:type="gramEnd"/>
-      <w:r>
-        <w:t>大号源容量和当前剩余</w:t>
+        <w:t>，它所涉及的主要组成要素有最大号源容量和当前剩余</w:t>
       </w:r>
       <w:proofErr w:type="gramStart"/>
       <w:r>
@@ -26837,6 +26869,7 @@
     <w:p>
       <w:pPr>
         <w:ind w:firstLine="480"/>
+        <w:jc w:val="both"/>
       </w:pPr>
       <w:r>
         <w:rPr>
@@ -30449,6 +30482,7 @@
     <w:p>
       <w:pPr>
         <w:ind w:firstLine="480"/>
+        <w:jc w:val="both"/>
       </w:pPr>
       <w:r>
         <w:rPr>
@@ -31173,21 +31207,7 @@
         <w:rPr>
           <w:rFonts w:hint="eastAsia"/>
         </w:rPr>
-        <w:t>，判断它的有效性、合</w:t>
-      </w:r>
-      <w:proofErr w:type="gramStart"/>
-      <w:r>
-        <w:rPr>
-          <w:rFonts w:hint="eastAsia"/>
-        </w:rPr>
-        <w:t>规</w:t>
-      </w:r>
-      <w:proofErr w:type="gramEnd"/>
-      <w:r>
-        <w:rPr>
-          <w:rFonts w:hint="eastAsia"/>
-        </w:rPr>
-        <w:t>性等信息。该设计可以极大地减轻服务器端会话管理的工作量，提高系统扩展性以及总体运行效率。</w:t>
+        <w:t>，判断它的有效性、合规性等信息。该设计可以极大地减轻服务器端会话管理的工作量，提高系统扩展性以及总体运行效率。</w:t>
       </w:r>
     </w:p>
     <w:p>
@@ -35233,6 +35253,7 @@
     <w:p>
       <w:pPr>
         <w:ind w:firstLine="480"/>
+        <w:jc w:val="both"/>
       </w:pPr>
       <w:r>
         <w:rPr>
@@ -36600,6 +36621,7 @@
     <w:p>
       <w:pPr>
         <w:ind w:firstLine="480"/>
+        <w:jc w:val="both"/>
       </w:pPr>
       <w:r>
         <w:t>根据预约挂号数据统计分析结果，本文用</w:t>

--- a/5.答辩前调整/初稿修改v5.docx
+++ b/5.答辩前调整/初稿修改v5.docx
@@ -2006,9 +2006,51 @@
       </w:r>
       <w:r>
         <w:rPr>
+          <w:rFonts w:cs="Times New Roman" w:hint="eastAsia"/>
+        </w:rPr>
+        <w:t>f</w:t>
+      </w:r>
+      <w:r>
+        <w:rPr>
           <w:rFonts w:cs="Times New Roman"/>
         </w:rPr>
-        <w:t>Frontend-backend separation architecture</w:t>
+        <w:t>ront</w:t>
+      </w:r>
+      <w:r>
+        <w:rPr>
+          <w:rFonts w:cs="Times New Roman" w:hint="eastAsia"/>
+        </w:rPr>
+        <w:t>-</w:t>
+      </w:r>
+      <w:r>
+        <w:rPr>
+          <w:rFonts w:cs="Times New Roman"/>
+        </w:rPr>
+        <w:t>end</w:t>
+      </w:r>
+      <w:r>
+        <w:rPr>
+          <w:rFonts w:cs="Times New Roman" w:hint="eastAsia"/>
+        </w:rPr>
+        <w:t xml:space="preserve"> and </w:t>
+      </w:r>
+      <w:r>
+        <w:rPr>
+          <w:rFonts w:cs="Times New Roman"/>
+        </w:rPr>
+        <w:t>back</w:t>
+      </w:r>
+      <w:r>
+        <w:rPr>
+          <w:rFonts w:cs="Times New Roman" w:hint="eastAsia"/>
+        </w:rPr>
+        <w:t>-</w:t>
+      </w:r>
+      <w:r>
+        <w:rPr>
+          <w:rFonts w:cs="Times New Roman"/>
+        </w:rPr>
+        <w:t>end separation architecture</w:t>
       </w:r>
       <w:r>
         <w:rPr>
@@ -7253,13 +7295,7 @@
         <w:rPr>
           <w:vertAlign w:val="superscript"/>
         </w:rPr>
-        <w:instrText xml:space="preserve"> REF _Ref229695502 \r \h </w:instrText>
-      </w:r>
-      <w:r>
-        <w:rPr>
-          <w:vertAlign w:val="superscript"/>
-        </w:rPr>
-        <w:instrText xml:space="preserve"> \* MERGEFORMAT </w:instrText>
+        <w:instrText xml:space="preserve"> REF _Ref230363746 \r \h </w:instrText>
       </w:r>
       <w:r>
         <w:rPr>
@@ -8004,7 +8040,7 @@
         <w:rPr>
           <w:vertAlign w:val="superscript"/>
         </w:rPr>
-        <w:instrText xml:space="preserve"> REF _Ref229695502 \r \h  \* MERGEFORMAT </w:instrText>
+        <w:instrText xml:space="preserve"> REF _Ref230363746 \r \h  \* MERGEFORMAT </w:instrText>
       </w:r>
       <w:r>
         <w:rPr>
@@ -11550,65 +11586,20 @@
     </w:tbl>
     <w:p>
       <w:pPr>
-        <w:pStyle w:val="aff3"/>
+        <w:pStyle w:val="affe"/>
       </w:pPr>
       <w:r>
         <w:rPr>
           <w:rFonts w:hint="eastAsia"/>
         </w:rPr>
         <w:lastRenderedPageBreak/>
-        <w:t>续</w:t>
-      </w:r>
-      <w:r>
-        <w:rPr>
-          <w:rFonts w:hint="eastAsia"/>
-        </w:rPr>
-        <w:t>表</w:t>
-      </w:r>
-      <w:r>
-        <w:rPr>
-          <w:rFonts w:hint="eastAsia"/>
-        </w:rPr>
-        <w:t>2.</w:t>
-      </w:r>
-      <w:r>
-        <w:fldChar w:fldCharType="begin"/>
-      </w:r>
-      <w:r>
-        <w:instrText xml:space="preserve"> </w:instrText>
-      </w:r>
-      <w:r>
-        <w:rPr>
-          <w:rFonts w:hint="eastAsia"/>
-        </w:rPr>
-        <w:instrText xml:space="preserve">SEQ </w:instrText>
-      </w:r>
-      <w:r>
-        <w:rPr>
-          <w:rFonts w:hint="eastAsia"/>
-        </w:rPr>
-        <w:instrText>表</w:instrText>
-      </w:r>
-      <w:r>
-        <w:rPr>
-          <w:rFonts w:hint="eastAsia"/>
-        </w:rPr>
-        <w:instrText>2. \* ARABIC</w:instrText>
-      </w:r>
-      <w:r>
-        <w:instrText xml:space="preserve"> </w:instrText>
-      </w:r>
-      <w:r>
-        <w:fldChar w:fldCharType="separate"/>
-      </w:r>
-      <w:r>
-        <w:rPr>
-          <w:noProof/>
-        </w:rPr>
-        <w:t>1</w:t>
-      </w:r>
-      <w:r>
-        <w:fldChar w:fldCharType="end"/>
+        <w:t>续表</w:t>
+      </w:r>
+      <w:r>
+        <w:rPr>
+          <w:rFonts w:hint="eastAsia"/>
+        </w:rPr>
+        <w:t>2.1</w:t>
       </w:r>
       <w:r>
         <w:rPr>
@@ -11617,6 +11608,9 @@
         <w:t xml:space="preserve"> </w:t>
       </w:r>
       <w:r>
+        <w:rPr>
+          <w:rFonts w:hint="eastAsia"/>
+        </w:rPr>
         <w:t>关键技术对比</w:t>
       </w:r>
     </w:p>
@@ -12072,7 +12066,7 @@
         <w:rPr>
           <w:vertAlign w:val="superscript"/>
         </w:rPr>
-        <w:instrText xml:space="preserve"> REF _Ref229695502 \r \h  \* MERGEFORMAT </w:instrText>
+        <w:instrText xml:space="preserve"> REF _Ref230363746 \r \h  \* MERGEFORMAT </w:instrText>
       </w:r>
       <w:r>
         <w:rPr>
@@ -12242,7 +12236,7 @@
         <w:rPr>
           <w:vertAlign w:val="superscript"/>
         </w:rPr>
-        <w:instrText xml:space="preserve"> REF _Ref229695502 \r \h  \* MERGEFORMAT </w:instrText>
+        <w:instrText xml:space="preserve"> REF _Ref230363746 \r \h  \* MERGEFORMAT </w:instrText>
       </w:r>
       <w:r>
         <w:rPr>
@@ -18615,46 +18609,7 @@
         <w:rPr>
           <w:rFonts w:hint="eastAsia"/>
         </w:rPr>
-        <w:t>4.</w:t>
-      </w:r>
-      <w:r>
-        <w:fldChar w:fldCharType="begin"/>
-      </w:r>
-      <w:r>
-        <w:instrText xml:space="preserve"> </w:instrText>
-      </w:r>
-      <w:r>
-        <w:rPr>
-          <w:rFonts w:hint="eastAsia"/>
-        </w:rPr>
-        <w:instrText xml:space="preserve">SEQ </w:instrText>
-      </w:r>
-      <w:r>
-        <w:rPr>
-          <w:rFonts w:hint="eastAsia"/>
-        </w:rPr>
-        <w:instrText>表</w:instrText>
-      </w:r>
-      <w:r>
-        <w:rPr>
-          <w:rFonts w:hint="eastAsia"/>
-        </w:rPr>
-        <w:instrText>4. \* ARABIC</w:instrText>
-      </w:r>
-      <w:r>
-        <w:instrText xml:space="preserve"> </w:instrText>
-      </w:r>
-      <w:r>
-        <w:fldChar w:fldCharType="separate"/>
-      </w:r>
-      <w:r>
-        <w:rPr>
-          <w:noProof/>
-        </w:rPr>
-        <w:t>1</w:t>
-      </w:r>
-      <w:r>
-        <w:fldChar w:fldCharType="end"/>
+        <w:t>4.1</w:t>
       </w:r>
       <w:r>
         <w:rPr>
@@ -23360,46 +23315,7 @@
         <w:rPr>
           <w:rFonts w:hint="eastAsia"/>
         </w:rPr>
-        <w:t>4.</w:t>
-      </w:r>
-      <w:r>
-        <w:fldChar w:fldCharType="begin"/>
-      </w:r>
-      <w:r>
-        <w:instrText xml:space="preserve"> </w:instrText>
-      </w:r>
-      <w:r>
-        <w:rPr>
-          <w:rFonts w:hint="eastAsia"/>
-        </w:rPr>
-        <w:instrText xml:space="preserve">SEQ </w:instrText>
-      </w:r>
-      <w:r>
-        <w:rPr>
-          <w:rFonts w:hint="eastAsia"/>
-        </w:rPr>
-        <w:instrText>表</w:instrText>
-      </w:r>
-      <w:r>
-        <w:rPr>
-          <w:rFonts w:hint="eastAsia"/>
-        </w:rPr>
-        <w:instrText>4. \* ARABIC</w:instrText>
-      </w:r>
-      <w:r>
-        <w:instrText xml:space="preserve"> </w:instrText>
-      </w:r>
-      <w:r>
-        <w:fldChar w:fldCharType="separate"/>
-      </w:r>
-      <w:r>
-        <w:rPr>
-          <w:noProof/>
-        </w:rPr>
-        <w:t>8</w:t>
-      </w:r>
-      <w:r>
-        <w:fldChar w:fldCharType="end"/>
+        <w:t>4.8</w:t>
       </w:r>
       <w:r>
         <w:rPr>
@@ -26072,46 +25988,7 @@
         <w:rPr>
           <w:rFonts w:hint="eastAsia"/>
         </w:rPr>
-        <w:t>4.</w:t>
-      </w:r>
-      <w:r>
-        <w:fldChar w:fldCharType="begin"/>
-      </w:r>
-      <w:r>
-        <w:instrText xml:space="preserve"> </w:instrText>
-      </w:r>
-      <w:r>
-        <w:rPr>
-          <w:rFonts w:hint="eastAsia"/>
-        </w:rPr>
-        <w:instrText xml:space="preserve">SEQ </w:instrText>
-      </w:r>
-      <w:r>
-        <w:rPr>
-          <w:rFonts w:hint="eastAsia"/>
-        </w:rPr>
-        <w:instrText>表</w:instrText>
-      </w:r>
-      <w:r>
-        <w:rPr>
-          <w:rFonts w:hint="eastAsia"/>
-        </w:rPr>
-        <w:instrText>4. \* ARABIC</w:instrText>
-      </w:r>
-      <w:r>
-        <w:instrText xml:space="preserve"> </w:instrText>
-      </w:r>
-      <w:r>
-        <w:fldChar w:fldCharType="separate"/>
-      </w:r>
-      <w:r>
-        <w:rPr>
-          <w:noProof/>
-        </w:rPr>
-        <w:t>11</w:t>
-      </w:r>
-      <w:r>
-        <w:fldChar w:fldCharType="end"/>
+        <w:t>4.11</w:t>
       </w:r>
       <w:r>
         <w:rPr>
@@ -27344,46 +27221,7 @@
         <w:rPr>
           <w:rFonts w:hint="eastAsia"/>
         </w:rPr>
-        <w:t>4.</w:t>
-      </w:r>
-      <w:r>
-        <w:fldChar w:fldCharType="begin"/>
-      </w:r>
-      <w:r>
-        <w:instrText xml:space="preserve"> </w:instrText>
-      </w:r>
-      <w:r>
-        <w:rPr>
-          <w:rFonts w:hint="eastAsia"/>
-        </w:rPr>
-        <w:instrText xml:space="preserve">SEQ </w:instrText>
-      </w:r>
-      <w:r>
-        <w:rPr>
-          <w:rFonts w:hint="eastAsia"/>
-        </w:rPr>
-        <w:instrText>表</w:instrText>
-      </w:r>
-      <w:r>
-        <w:rPr>
-          <w:rFonts w:hint="eastAsia"/>
-        </w:rPr>
-        <w:instrText>4. \* ARABIC</w:instrText>
-      </w:r>
-      <w:r>
-        <w:instrText xml:space="preserve"> </w:instrText>
-      </w:r>
-      <w:r>
-        <w:fldChar w:fldCharType="separate"/>
-      </w:r>
-      <w:r>
-        <w:rPr>
-          <w:noProof/>
-        </w:rPr>
-        <w:t>12</w:t>
-      </w:r>
-      <w:r>
-        <w:fldChar w:fldCharType="end"/>
+        <w:t>4.12</w:t>
       </w:r>
       <w:r>
         <w:rPr>
@@ -33905,7 +33743,7 @@
         <w:rPr>
           <w:vertAlign w:val="superscript"/>
         </w:rPr>
-        <w:instrText xml:space="preserve"> REF _Ref229695502 \r \h  \* MERGEFORMAT </w:instrText>
+        <w:instrText xml:space="preserve"> REF _Ref230363746 \r \h  \* MERGEFORMAT </w:instrText>
       </w:r>
       <w:r>
         <w:rPr>
@@ -35208,7 +35046,19 @@
               <w:rPr>
                 <w:rFonts w:hint="eastAsia"/>
               </w:rPr>
-              <w:t>(6-3)</w:t>
+              <w:t>(6-</w:t>
+            </w:r>
+            <w:r>
+              <w:rPr>
+                <w:rFonts w:hint="eastAsia"/>
+              </w:rPr>
+              <w:t>2</w:t>
+            </w:r>
+            <w:r>
+              <w:rPr>
+                <w:rFonts w:hint="eastAsia"/>
+              </w:rPr>
+              <w:t>)</w:t>
             </w:r>
           </w:p>
         </w:tc>
@@ -35547,7 +35397,19 @@
               <w:rPr>
                 <w:rFonts w:hint="eastAsia"/>
               </w:rPr>
-              <w:t>(6-4)</w:t>
+              <w:t>(6-</w:t>
+            </w:r>
+            <w:r>
+              <w:rPr>
+                <w:rFonts w:hint="eastAsia"/>
+              </w:rPr>
+              <w:t>3</w:t>
+            </w:r>
+            <w:r>
+              <w:rPr>
+                <w:rFonts w:hint="eastAsia"/>
+              </w:rPr>
+              <w:t>)</w:t>
             </w:r>
           </w:p>
         </w:tc>
@@ -35777,7 +35639,19 @@
               <w:rPr>
                 <w:rFonts w:hint="eastAsia"/>
               </w:rPr>
-              <w:t>(6-5)</w:t>
+              <w:t>(6-</w:t>
+            </w:r>
+            <w:r>
+              <w:rPr>
+                <w:rFonts w:hint="eastAsia"/>
+              </w:rPr>
+              <w:t>4</w:t>
+            </w:r>
+            <w:r>
+              <w:rPr>
+                <w:rFonts w:hint="eastAsia"/>
+              </w:rPr>
+              <w:t>)</w:t>
             </w:r>
           </w:p>
         </w:tc>
@@ -36303,7 +36177,7 @@
         <w:rPr>
           <w:vertAlign w:val="superscript"/>
         </w:rPr>
-        <w:instrText xml:space="preserve"> REF _Ref229695502 \r \h  \* MERGEFORMAT </w:instrText>
+        <w:instrText xml:space="preserve"> REF _Ref230363746 \r \h  \* MERGEFORMAT </w:instrText>
       </w:r>
       <w:r>
         <w:rPr>
@@ -36687,7 +36561,7 @@
         <w:rPr>
           <w:rFonts w:hint="eastAsia"/>
         </w:rPr>
-        <w:t>6</w:t>
+        <w:t>5</w:t>
       </w:r>
       <w:r>
         <w:t>）计算出历史挂号总量的算术平均值</w:t>
@@ -36839,7 +36713,19 @@
               <w:rPr>
                 <w:rFonts w:hint="eastAsia"/>
               </w:rPr>
-              <w:t>(6-6)</w:t>
+              <w:t>(6-</w:t>
+            </w:r>
+            <w:r>
+              <w:rPr>
+                <w:rFonts w:hint="eastAsia"/>
+              </w:rPr>
+              <w:t>5</w:t>
+            </w:r>
+            <w:r>
+              <w:rPr>
+                <w:rFonts w:hint="eastAsia"/>
+              </w:rPr>
+              <w:t>)</w:t>
             </w:r>
           </w:p>
         </w:tc>
@@ -37530,7 +37416,13 @@
         <w:rPr>
           <w:rFonts w:hint="eastAsia"/>
         </w:rPr>
-        <w:t>-7</w:t>
+        <w:t>-</w:t>
+      </w:r>
+      <w:r>
+        <w:rPr>
+          <w:rFonts w:hint="eastAsia"/>
+        </w:rPr>
+        <w:t>6</w:t>
       </w:r>
       <w:r>
         <w:rPr>
@@ -37661,7 +37553,19 @@
               <w:rPr>
                 <w:rFonts w:hint="eastAsia"/>
               </w:rPr>
-              <w:t>(6-7)</w:t>
+              <w:t>(6-</w:t>
+            </w:r>
+            <w:r>
+              <w:rPr>
+                <w:rFonts w:hint="eastAsia"/>
+              </w:rPr>
+              <w:t>6</w:t>
+            </w:r>
+            <w:r>
+              <w:rPr>
+                <w:rFonts w:hint="eastAsia"/>
+              </w:rPr>
+              <w:t>)</w:t>
             </w:r>
           </w:p>
         </w:tc>
@@ -38210,7 +38114,7 @@
           <w:rFonts w:hint="eastAsia"/>
           <w:vertAlign w:val="superscript"/>
         </w:rPr>
-        <w:instrText>REF _Ref229695502 \r \h</w:instrText>
+        <w:instrText>REF _Ref230363746 \r \h</w:instrText>
       </w:r>
       <w:r>
         <w:rPr>
@@ -42672,6 +42576,7 @@
           <w:numId w:val="22"/>
         </w:numPr>
         <w:ind w:left="420" w:hangingChars="200" w:hanging="420"/>
+        <w:jc w:val="both"/>
         <w:rPr>
           <w:sz w:val="21"/>
         </w:rPr>
@@ -42772,6 +42677,7 @@
           <w:numId w:val="22"/>
         </w:numPr>
         <w:ind w:left="420" w:hangingChars="200" w:hanging="420"/>
+        <w:jc w:val="both"/>
         <w:rPr>
           <w:sz w:val="21"/>
         </w:rPr>
@@ -42875,6 +42781,7 @@
           <w:numId w:val="22"/>
         </w:numPr>
         <w:ind w:left="420" w:hangingChars="200" w:hanging="420"/>
+        <w:jc w:val="both"/>
         <w:rPr>
           <w:sz w:val="21"/>
         </w:rPr>
@@ -42927,6 +42834,7 @@
           <w:numId w:val="22"/>
         </w:numPr>
         <w:ind w:left="420" w:hangingChars="200" w:hanging="420"/>
+        <w:jc w:val="both"/>
         <w:rPr>
           <w:sz w:val="21"/>
         </w:rPr>
@@ -43014,6 +42922,7 @@
           <w:numId w:val="22"/>
         </w:numPr>
         <w:ind w:left="420" w:hangingChars="200" w:hanging="420"/>
+        <w:jc w:val="both"/>
         <w:rPr>
           <w:sz w:val="21"/>
         </w:rPr>
@@ -43089,16 +42998,17 @@
           <w:numId w:val="22"/>
         </w:numPr>
         <w:ind w:left="420" w:hangingChars="200" w:hanging="420"/>
+        <w:jc w:val="both"/>
         <w:rPr>
           <w:sz w:val="21"/>
         </w:rPr>
       </w:pPr>
-      <w:bookmarkStart w:id="517" w:name="_Ref229695502"/>
+      <w:bookmarkStart w:id="517" w:name="_Ref230363746"/>
       <w:r>
         <w:rPr>
           <w:sz w:val="21"/>
         </w:rPr>
-        <w:t>Zhang Y, Li X, Wang J, et al. Predicting monthly hospital outpatient visits based on meteorological environmental factors using the ARIMA model[J]. Scientific Reports, 2023, 13: 29897. DOI:10.1038/s41598-023-29897-y.</w:t>
+        <w:t>Bai L, Lu K, Dong Y, et al. Predicting monthly hospital outpatient visits based on meteorological environmental factors using the ARIMA model[J]. Scientific Reports, 2023, 13: 2691. DOI:10.1038/s41598-023-29897-y.</w:t>
       </w:r>
       <w:bookmarkEnd w:id="517"/>
     </w:p>
@@ -43110,6 +43020,7 @@
           <w:numId w:val="22"/>
         </w:numPr>
         <w:ind w:left="420" w:hangingChars="200" w:hanging="420"/>
+        <w:jc w:val="both"/>
         <w:rPr>
           <w:sz w:val="21"/>
         </w:rPr>
@@ -43200,6 +43111,7 @@
           <w:numId w:val="22"/>
         </w:numPr>
         <w:ind w:left="420" w:hangingChars="200" w:hanging="420"/>
+        <w:jc w:val="both"/>
         <w:rPr>
           <w:sz w:val="21"/>
         </w:rPr>
@@ -43287,6 +43199,7 @@
           <w:numId w:val="22"/>
         </w:numPr>
         <w:ind w:left="420" w:hangingChars="200" w:hanging="420"/>
+        <w:jc w:val="both"/>
         <w:rPr>
           <w:sz w:val="21"/>
         </w:rPr>
@@ -43308,6 +43221,7 @@
           <w:numId w:val="22"/>
         </w:numPr>
         <w:ind w:left="420" w:hangingChars="200" w:hanging="420"/>
+        <w:jc w:val="both"/>
         <w:rPr>
           <w:sz w:val="21"/>
         </w:rPr>
@@ -43361,6 +43275,7 @@
           <w:numId w:val="22"/>
         </w:numPr>
         <w:ind w:left="420" w:hangingChars="200" w:hanging="420"/>
+        <w:jc w:val="both"/>
         <w:rPr>
           <w:sz w:val="21"/>
         </w:rPr>
@@ -43440,6 +43355,7 @@
           <w:numId w:val="22"/>
         </w:numPr>
         <w:ind w:left="420" w:hangingChars="200" w:hanging="420"/>
+        <w:jc w:val="both"/>
         <w:rPr>
           <w:sz w:val="21"/>
         </w:rPr>
@@ -43544,6 +43460,7 @@
           <w:numId w:val="22"/>
         </w:numPr>
         <w:ind w:left="420" w:hangingChars="200" w:hanging="420"/>
+        <w:jc w:val="both"/>
         <w:rPr>
           <w:sz w:val="21"/>
         </w:rPr>
@@ -43663,6 +43580,7 @@
           <w:numId w:val="22"/>
         </w:numPr>
         <w:ind w:left="420" w:hangingChars="200" w:hanging="420"/>
+        <w:jc w:val="both"/>
         <w:rPr>
           <w:sz w:val="21"/>
         </w:rPr>
@@ -43742,6 +43660,7 @@
           <w:numId w:val="22"/>
         </w:numPr>
         <w:ind w:left="420" w:hangingChars="200" w:hanging="420"/>
+        <w:jc w:val="both"/>
         <w:rPr>
           <w:sz w:val="21"/>
         </w:rPr>
@@ -43751,54 +43670,60 @@
         <w:rPr>
           <w:sz w:val="21"/>
         </w:rPr>
+        <w:t>李宝</w:t>
+      </w:r>
+      <w:r>
+        <w:rPr>
+          <w:sz w:val="21"/>
+        </w:rPr>
+        <w:t>,</w:t>
+      </w:r>
+      <w:proofErr w:type="gramStart"/>
+      <w:r>
+        <w:rPr>
+          <w:sz w:val="21"/>
+        </w:rPr>
+        <w:t>路雅</w:t>
+      </w:r>
+      <w:proofErr w:type="gramEnd"/>
+      <w:r>
+        <w:rPr>
+          <w:sz w:val="21"/>
+        </w:rPr>
+        <w:t>.</w:t>
+      </w:r>
+      <w:proofErr w:type="gramStart"/>
+      <w:r>
+        <w:rPr>
+          <w:sz w:val="21"/>
+        </w:rPr>
+        <w:t>基于微信小</w:t>
+      </w:r>
+      <w:proofErr w:type="gramEnd"/>
+      <w:r>
+        <w:rPr>
+          <w:sz w:val="21"/>
+        </w:rPr>
+        <w:t>程序的预约挂号系统设计与实现</w:t>
+      </w:r>
+      <w:r>
+        <w:rPr>
+          <w:sz w:val="21"/>
+        </w:rPr>
+        <w:t>[J].</w:t>
+      </w:r>
+      <w:r>
+        <w:rPr>
+          <w:sz w:val="21"/>
+        </w:rPr>
+        <w:t>电子设计工</w:t>
+      </w:r>
+      <w:r>
+        <w:rPr>
+          <w:sz w:val="21"/>
+        </w:rPr>
         <w:lastRenderedPageBreak/>
-        <w:t>李宝</w:t>
-      </w:r>
-      <w:r>
-        <w:rPr>
-          <w:sz w:val="21"/>
-        </w:rPr>
-        <w:t>,</w:t>
-      </w:r>
-      <w:proofErr w:type="gramStart"/>
-      <w:r>
-        <w:rPr>
-          <w:sz w:val="21"/>
-        </w:rPr>
-        <w:t>路雅</w:t>
-      </w:r>
-      <w:proofErr w:type="gramEnd"/>
-      <w:r>
-        <w:rPr>
-          <w:sz w:val="21"/>
-        </w:rPr>
-        <w:t>.</w:t>
-      </w:r>
-      <w:proofErr w:type="gramStart"/>
-      <w:r>
-        <w:rPr>
-          <w:sz w:val="21"/>
-        </w:rPr>
-        <w:t>基于微信小</w:t>
-      </w:r>
-      <w:proofErr w:type="gramEnd"/>
-      <w:r>
-        <w:rPr>
-          <w:sz w:val="21"/>
-        </w:rPr>
-        <w:t>程序的预约挂号系统设计与实现</w:t>
-      </w:r>
-      <w:r>
-        <w:rPr>
-          <w:sz w:val="21"/>
-        </w:rPr>
-        <w:t>[J].</w:t>
-      </w:r>
-      <w:r>
-        <w:rPr>
-          <w:sz w:val="21"/>
-        </w:rPr>
-        <w:t>电子设计工程</w:t>
+        <w:t>程</w:t>
       </w:r>
       <w:r>
         <w:rPr>
@@ -43831,6 +43756,7 @@
           <w:numId w:val="22"/>
         </w:numPr>
         <w:ind w:left="420" w:hangingChars="200" w:hanging="420"/>
+        <w:jc w:val="both"/>
         <w:rPr>
           <w:sz w:val="21"/>
         </w:rPr>
@@ -43925,6 +43851,7 @@
           <w:numId w:val="22"/>
         </w:numPr>
         <w:ind w:left="420" w:hangingChars="200" w:hanging="420"/>
+        <w:jc w:val="both"/>
         <w:rPr>
           <w:sz w:val="21"/>
         </w:rPr>
@@ -51292,6 +51219,34 @@
       <w14:ligatures w14:val="none"/>
     </w:rPr>
   </w:style>
+  <w:style w:type="paragraph" w:customStyle="1" w:styleId="affe">
+    <w:name w:val="续表行"/>
+    <w:link w:val="afff"/>
+    <w:qFormat/>
+    <w:rsid w:val="00C70310"/>
+    <w:pPr>
+      <w:keepNext/>
+      <w:widowControl w:val="0"/>
+      <w:spacing w:after="0" w:line="360" w:lineRule="auto"/>
+      <w:jc w:val="center"/>
+    </w:pPr>
+    <w:rPr>
+      <w:rFonts w:ascii="Times New Roman" w:eastAsia="宋体" w:hAnsi="Times New Roman"/>
+      <w:sz w:val="21"/>
+      <w:szCs w:val="21"/>
+    </w:rPr>
+  </w:style>
+  <w:style w:type="character" w:customStyle="1" w:styleId="afff">
+    <w:name w:val="续表行 字符"/>
+    <w:basedOn w:val="a1"/>
+    <w:link w:val="affe"/>
+    <w:rsid w:val="00C70310"/>
+    <w:rPr>
+      <w:rFonts w:ascii="Times New Roman" w:eastAsia="宋体" w:hAnsi="Times New Roman"/>
+      <w:sz w:val="21"/>
+      <w:szCs w:val="21"/>
+    </w:rPr>
+  </w:style>
 </w:styles>
 </file>
 

--- a/5.答辩前调整/初稿修改v5.docx
+++ b/5.答辩前调整/初稿修改v5.docx
@@ -664,7 +664,6 @@
         </w:rPr>
         <w:t>本22</w:t>
       </w:r>
-      <w:proofErr w:type="gramStart"/>
       <w:r>
         <w:rPr>
           <w:rFonts w:ascii="仿宋_GB2312" w:eastAsia="仿宋_GB2312" w:cs="Times New Roman" w:hint="eastAsia"/>
@@ -674,19 +673,7 @@
           <w:u w:val="single"/>
           <w14:ligatures w14:val="none"/>
         </w:rPr>
-        <w:t>医</w:t>
-      </w:r>
-      <w:proofErr w:type="gramEnd"/>
-      <w:r>
-        <w:rPr>
-          <w:rFonts w:ascii="仿宋_GB2312" w:eastAsia="仿宋_GB2312" w:cs="Times New Roman" w:hint="eastAsia"/>
-          <w:b/>
-          <w:bCs/>
-          <w:sz w:val="36"/>
-          <w:u w:val="single"/>
-          <w14:ligatures w14:val="none"/>
-        </w:rPr>
-        <w:t>信</w:t>
+        <w:t>医信</w:t>
       </w:r>
       <w:r>
         <w:rPr>
@@ -8218,11 +8205,9 @@
       <w:r>
         <w:t>完成页面交互，并结合</w:t>
       </w:r>
-      <w:proofErr w:type="spellStart"/>
       <w:r>
         <w:t>MyBatis</w:t>
       </w:r>
-      <w:proofErr w:type="spellEnd"/>
       <w:r>
         <w:t>、</w:t>
       </w:r>
@@ -8367,21 +8352,7 @@
         <w:rPr>
           <w:rFonts w:hint="eastAsia"/>
         </w:rPr>
-        <w:t>依靠核心业务模块的数据支撑，把时间序列预测算法融合进来，对门诊挂号</w:t>
-      </w:r>
-      <w:proofErr w:type="gramStart"/>
-      <w:r>
-        <w:rPr>
-          <w:rFonts w:hint="eastAsia"/>
-        </w:rPr>
-        <w:t>量历史</w:t>
-      </w:r>
-      <w:proofErr w:type="gramEnd"/>
-      <w:r>
-        <w:rPr>
-          <w:rFonts w:hint="eastAsia"/>
-        </w:rPr>
-        <w:t>变动特点展开剖析，依照预</w:t>
+        <w:t>依靠核心业务模块的数据支撑，把时间序列预测算法融合进来，对门诊挂号量历史变动特点展开剖析，依照预</w:t>
       </w:r>
       <w:r>
         <w:rPr>
@@ -8613,23 +8584,7 @@
         <w:t>绪</w:t>
       </w:r>
       <w:r>
-        <w:t>论，从研究背景入手，对相关理论框架及实践发展进行梳理，确定研究目的，建立理论分析体系，第二章主要分析系统开发过程中涉及的关键技术要素以及支持时间序列预测的方法基础原理，第三章具体说明系统的需求规格，包含功能需求、性能指标等内容，第四章给出系统的总体设计方案，即架构设计思想与数据库管理系统的设计思想，第五</w:t>
-      </w:r>
-      <w:proofErr w:type="gramStart"/>
-      <w:r>
-        <w:t>章针对</w:t>
-      </w:r>
-      <w:proofErr w:type="gramEnd"/>
-      <w:r>
-        <w:t>各个功能模块的实现方案和技术难点展开论述，第六章着重讲述基于时间序列数据分析的预测模型和排班优化算法的研究成果，第七章借助功能性测试和运行效率评定来检验系统的技术性能，第八章对研究成果加以总结，并就以后的研究走向以及可能的应用前景</w:t>
-      </w:r>
-      <w:proofErr w:type="gramStart"/>
-      <w:r>
-        <w:t>作出</w:t>
-      </w:r>
-      <w:proofErr w:type="gramEnd"/>
-      <w:r>
-        <w:t>推测。</w:t>
+        <w:t>论，从研究背景入手，对相关理论框架及实践发展进行梳理，确定研究目的，建立理论分析体系，第二章主要分析系统开发过程中涉及的关键技术要素以及支持时间序列预测的方法基础原理，第三章具体说明系统的需求规格，包含功能需求、性能指标等内容，第四章给出系统的总体设计方案，即架构设计思想与数据库管理系统的设计思想，第五章针对各个功能模块的实现方案和技术难点展开论述，第六章着重讲述基于时间序列数据分析的预测模型和排班优化算法的研究成果，第七章借助功能性测试和运行效率评定来检验系统的技术性能，第八章对研究成果加以总结，并就以后的研究走向以及可能的应用前景作出推测。</w:t>
       </w:r>
     </w:p>
     <w:p>
@@ -8998,15 +8953,7 @@
         <w:t>门诊预约挂号系统属于医院信息化创建的关键部分，对于改善患者的就诊流程有着十分重要的意义。</w:t>
       </w:r>
       <w:r>
-        <w:t>目前主流的预约挂号平台使用的是多终端服务模式，有网页版、</w:t>
-      </w:r>
-      <w:proofErr w:type="gramStart"/>
-      <w:r>
-        <w:t>微信小</w:t>
-      </w:r>
-      <w:proofErr w:type="gramEnd"/>
-      <w:r>
-        <w:t>程序、手机应用等不同的访问方式。</w:t>
+        <w:t>目前主流的预约挂号平台使用的是多终端服务模式，有网页版、微信小程序、手机应用等不同的访问方式。</w:t>
       </w:r>
       <w:r>
         <w:rPr>
@@ -9018,16 +8965,8 @@
         <w:rPr>
           <w:rFonts w:hint="eastAsia"/>
         </w:rPr>
-        <w:t>分时段与线</w:t>
-      </w:r>
-      <w:proofErr w:type="gramStart"/>
-      <w:r>
-        <w:rPr>
-          <w:rFonts w:hint="eastAsia"/>
-        </w:rPr>
-        <w:t>上号源管理</w:t>
-      </w:r>
-      <w:proofErr w:type="gramEnd"/>
+        <w:t>分时段与线上号源管理</w:t>
+      </w:r>
       <w:r>
         <w:t>，极大缩减了患者在诊室里的等候时长，而且极大优化了整个医疗服务的运转速度以及资源分配状况</w:t>
       </w:r>
@@ -9096,27 +9035,11 @@
         <w:t>B/S</w:t>
       </w:r>
       <w:r>
-        <w:t>架构进行开发，采用前后端分离的设计模式将功能模块进行划分。其中后端主要是进行核心业务逻辑的处理、资源的管理（</w:t>
-      </w:r>
-      <w:proofErr w:type="gramStart"/>
-      <w:r>
-        <w:t>号源的</w:t>
-      </w:r>
-      <w:proofErr w:type="gramEnd"/>
-      <w:r>
-        <w:t>分配等）、数据库的操作等工作；前端主要是对界面进行布局的设计以及用户体验的优化等工作。由于医疗领域的挂号服务在某段时间会有大量的用户访问，因此系统一般都会使用并发控制机制来规避各种风</w:t>
+        <w:t>架构进行开发，采用前后端分离的设计模式将功能模块进行划分。其中后端主要是进行核心业务逻辑的处理、资源的管理（号源的分配等）、数据库的操作等工作；前端主要是对界面进行布局的设计以及用户体验的优化等工作。由于医疗领域的挂号服务在某段时间会有大量的用户访问，因此系统一般都会使用并发控制机制来规避各种风</w:t>
       </w:r>
       <w:r>
         <w:lastRenderedPageBreak/>
-        <w:t>险。尤其在热门科室的预约流程里，会把验证码核对、限</w:t>
-      </w:r>
-      <w:proofErr w:type="gramStart"/>
-      <w:r>
-        <w:t>流办法</w:t>
-      </w:r>
-      <w:proofErr w:type="gramEnd"/>
-      <w:r>
-        <w:t>或者动态排队规划等安全举措一同采用起来，以此来加强系统的可靠性并提升其抗风险水平。</w:t>
+        <w:t>险。尤其在热门科室的预约流程里，会把验证码核对、限流办法或者动态排队规划等安全举措一同采用起来，以此来加强系统的可靠性并提升其抗风险水平。</w:t>
       </w:r>
       <w:r>
         <w:rPr>
@@ -9182,15 +9105,7 @@
         <w:t>）系统属于医院信息化建设的重要部分，它主要</w:t>
       </w:r>
       <w:r>
-        <w:t>负责将患者的</w:t>
-      </w:r>
-      <w:proofErr w:type="gramStart"/>
-      <w:r>
-        <w:t>诊疗全</w:t>
-      </w:r>
-      <w:proofErr w:type="gramEnd"/>
-      <w:r>
-        <w:t>过程数据以数字化方式进行存储</w:t>
+        <w:t>负责将患者的诊疗全过程数据以数字化方式进行存储</w:t>
       </w:r>
       <w:r>
         <w:rPr>
@@ -9300,15 +9215,7 @@
         <w:t>电子病历系统</w:t>
       </w:r>
       <w:r>
-        <w:t>集中管</w:t>
-      </w:r>
-      <w:proofErr w:type="gramStart"/>
-      <w:r>
-        <w:t>控着</w:t>
-      </w:r>
-      <w:proofErr w:type="gramEnd"/>
-      <w:r>
-        <w:t>患者</w:t>
+        <w:t>集中管控着患者</w:t>
       </w:r>
       <w:r>
         <w:rPr>
@@ -9770,15 +9677,7 @@
         <w:t>也间接导致</w:t>
       </w:r>
       <w:r>
-        <w:t>电子病历智能质</w:t>
-      </w:r>
-      <w:proofErr w:type="gramStart"/>
-      <w:r>
-        <w:t>控逐渐</w:t>
-      </w:r>
-      <w:proofErr w:type="gramEnd"/>
-      <w:r>
-        <w:t>成为医疗信息化研究的重要方向。</w:t>
+        <w:t>电子病历智能质控逐渐成为医疗信息化研究的重要方向。</w:t>
       </w:r>
       <w:r>
         <w:rPr>
@@ -9964,11 +9863,9 @@
       <w:r>
         <w:t>框架来搭建核心业务逻辑，并且利用</w:t>
       </w:r>
-      <w:proofErr w:type="spellStart"/>
       <w:r>
         <w:t>MyBatis</w:t>
       </w:r>
-      <w:proofErr w:type="spellEnd"/>
       <w:r>
         <w:t>来提升数据库访问的性能，前端用到了</w:t>
       </w:r>
@@ -9976,15 +9873,7 @@
         <w:t>Vue</w:t>
       </w:r>
       <w:r>
-        <w:t>技术</w:t>
-      </w:r>
-      <w:proofErr w:type="gramStart"/>
-      <w:r>
-        <w:t>栈</w:t>
-      </w:r>
-      <w:proofErr w:type="gramEnd"/>
-      <w:r>
-        <w:t>来进行用户的交互界面开发。使用</w:t>
+        <w:t>技术栈来进行用户的交互界面开发。使用</w:t>
       </w:r>
       <w:r>
         <w:t>JWT</w:t>
@@ -9992,11 +9881,9 @@
       <w:r>
         <w:t>令牌加</w:t>
       </w:r>
-      <w:proofErr w:type="spellStart"/>
       <w:r>
         <w:t>redis</w:t>
       </w:r>
-      <w:proofErr w:type="spellEnd"/>
       <w:r>
         <w:t>缓存的方式进行身份认证、会话管理的加强。</w:t>
       </w:r>
@@ -10021,11 +9908,9 @@
       <w:r>
         <w:t>在</w:t>
       </w:r>
-      <w:proofErr w:type="spellStart"/>
       <w:r>
         <w:t>JavaWeb</w:t>
       </w:r>
-      <w:proofErr w:type="spellEnd"/>
       <w:r>
         <w:t>开发中，</w:t>
       </w:r>
@@ -10150,248 +10035,231 @@
         <w:pStyle w:val="3"/>
       </w:pPr>
       <w:bookmarkStart w:id="64" w:name="_Toc230108223"/>
-      <w:proofErr w:type="spellStart"/>
+      <w:r>
+        <w:rPr>
+          <w:rFonts w:hint="eastAsia"/>
+        </w:rPr>
+        <w:t xml:space="preserve">MyBatis </w:t>
+      </w:r>
+      <w:r>
+        <w:rPr>
+          <w:rFonts w:hint="eastAsia"/>
+        </w:rPr>
+        <w:t>持久层框架</w:t>
+      </w:r>
+      <w:bookmarkEnd w:id="64"/>
+    </w:p>
+    <w:p>
+      <w:pPr>
+        <w:ind w:firstLine="480"/>
+      </w:pPr>
+      <w:r>
+        <w:t xml:space="preserve">MyBatis </w:t>
+      </w:r>
+      <w:r>
+        <w:t>是一个半自动的关系型数据库持久层框架，主要完成</w:t>
+      </w:r>
+      <w:r>
+        <w:t xml:space="preserve"> Java </w:t>
+      </w:r>
+      <w:r>
+        <w:t>应用程序和</w:t>
+      </w:r>
+      <w:r>
+        <w:t>RDBMS</w:t>
+      </w:r>
+      <w:r>
+        <w:t>之间数据交互映射的功能。开发人员使用</w:t>
+      </w:r>
+      <w:r>
+        <w:t>XML</w:t>
+      </w:r>
+      <w:r>
+        <w:t>配置文件或者注解的方式来编写</w:t>
+      </w:r>
+      <w:r>
+        <w:t>SQL</w:t>
+      </w:r>
+      <w:r>
+        <w:t>操作语句，用方法映射的方式来实现数据库资源的管理功能</w:t>
+      </w:r>
+      <w:r>
+        <w:rPr>
+          <w:vertAlign w:val="superscript"/>
+        </w:rPr>
+        <w:fldChar w:fldCharType="begin"/>
+      </w:r>
+      <w:r>
+        <w:rPr>
+          <w:vertAlign w:val="superscript"/>
+        </w:rPr>
+        <w:instrText xml:space="preserve"> REF _Ref229961814 \r \h  \* MERGEFORMAT </w:instrText>
+      </w:r>
+      <w:r>
+        <w:rPr>
+          <w:vertAlign w:val="superscript"/>
+        </w:rPr>
+      </w:r>
+      <w:r>
+        <w:rPr>
+          <w:vertAlign w:val="superscript"/>
+        </w:rPr>
+        <w:fldChar w:fldCharType="separate"/>
+      </w:r>
+      <w:r>
+        <w:rPr>
+          <w:vertAlign w:val="superscript"/>
+        </w:rPr>
+        <w:t>[14]</w:t>
+      </w:r>
+      <w:r>
+        <w:rPr>
+          <w:vertAlign w:val="superscript"/>
+        </w:rPr>
+        <w:fldChar w:fldCharType="end"/>
+      </w:r>
+      <w:r>
+        <w:t>。</w:t>
+      </w:r>
+    </w:p>
+    <w:p>
+      <w:pPr>
+        <w:ind w:firstLine="480"/>
+      </w:pPr>
+      <w:r>
+        <w:rPr>
+          <w:rFonts w:hint="eastAsia"/>
+        </w:rPr>
+        <w:t>相较于全自动化对象关系映射</w:t>
+      </w:r>
+      <w:r>
+        <w:rPr>
+          <w:rFonts w:hint="eastAsia"/>
+        </w:rPr>
+        <w:t>(ORM)</w:t>
+      </w:r>
+      <w:r>
+        <w:rPr>
+          <w:rFonts w:hint="eastAsia"/>
+        </w:rPr>
+        <w:t>来说，</w:t>
+      </w:r>
       <w:r>
         <w:rPr>
           <w:rFonts w:hint="eastAsia"/>
         </w:rPr>
         <w:t>MyBatis</w:t>
       </w:r>
-      <w:proofErr w:type="spellEnd"/>
-      <w:r>
-        <w:rPr>
-          <w:rFonts w:hint="eastAsia"/>
-        </w:rPr>
-        <w:t xml:space="preserve"> </w:t>
-      </w:r>
-      <w:r>
-        <w:rPr>
-          <w:rFonts w:hint="eastAsia"/>
-        </w:rPr>
-        <w:t>持久层框架</w:t>
-      </w:r>
-      <w:bookmarkEnd w:id="64"/>
+      <w:r>
+        <w:rPr>
+          <w:rFonts w:hint="eastAsia"/>
+        </w:rPr>
+        <w:t>在</w:t>
+      </w:r>
+      <w:r>
+        <w:rPr>
+          <w:rFonts w:hint="eastAsia"/>
+        </w:rPr>
+        <w:t>很多</w:t>
+      </w:r>
+      <w:r>
+        <w:rPr>
+          <w:rFonts w:hint="eastAsia"/>
+        </w:rPr>
+        <w:t>时候</w:t>
+      </w:r>
+      <w:r>
+        <w:rPr>
+          <w:rFonts w:hint="eastAsia"/>
+        </w:rPr>
+        <w:t>都表现出</w:t>
+      </w:r>
+      <w:r>
+        <w:rPr>
+          <w:rFonts w:hint="eastAsia"/>
+        </w:rPr>
+        <w:t>自己独有的优势，</w:t>
+      </w:r>
+      <w:r>
+        <w:rPr>
+          <w:rFonts w:hint="eastAsia"/>
+        </w:rPr>
+        <w:t>像</w:t>
+      </w:r>
+      <w:r>
+        <w:t>挂号统计、多条件筛选等业务场景</w:t>
+      </w:r>
+      <w:r>
+        <w:rPr>
+          <w:rFonts w:hint="eastAsia"/>
+        </w:rPr>
+        <w:t>都很适合用它来处理</w:t>
+      </w:r>
+      <w:r>
+        <w:rPr>
+          <w:rFonts w:hint="eastAsia"/>
+        </w:rPr>
+        <w:t>，但是</w:t>
+      </w:r>
+      <w:r>
+        <w:t>它也存在</w:t>
+      </w:r>
+      <w:r>
+        <w:t>SQL</w:t>
+      </w:r>
+      <w:r>
+        <w:t>需要手动维护的问题，</w:t>
+      </w:r>
+      <w:r>
+        <w:rPr>
+          <w:rFonts w:hint="eastAsia"/>
+        </w:rPr>
+        <w:t>这也导致</w:t>
+      </w:r>
+      <w:r>
+        <w:t>数据库结构变动时维护成本</w:t>
+      </w:r>
+      <w:r>
+        <w:rPr>
+          <w:rFonts w:hint="eastAsia"/>
+        </w:rPr>
+        <w:t>也会</w:t>
+      </w:r>
+      <w:r>
+        <w:t>相对</w:t>
+      </w:r>
+      <w:r>
+        <w:rPr>
+          <w:rFonts w:hint="eastAsia"/>
+        </w:rPr>
+        <w:t>变</w:t>
+      </w:r>
+      <w:r>
+        <w:t>高</w:t>
+      </w:r>
+      <w:r>
+        <w:rPr>
+          <w:rFonts w:hint="eastAsia"/>
+        </w:rPr>
+        <w:t>。</w:t>
+      </w:r>
     </w:p>
     <w:p>
       <w:pPr>
         <w:ind w:firstLine="480"/>
       </w:pPr>
-      <w:proofErr w:type="spellStart"/>
-      <w:r>
+      <w:r>
+        <w:rPr>
+          <w:rFonts w:hint="eastAsia"/>
+        </w:rPr>
+        <w:t>采用</w:t>
+      </w:r>
+      <w:r>
+        <w:rPr>
+          <w:rFonts w:hint="eastAsia"/>
+        </w:rPr>
         <w:t>MyBatis</w:t>
       </w:r>
-      <w:proofErr w:type="spellEnd"/>
-      <w:r>
-        <w:t xml:space="preserve"> </w:t>
-      </w:r>
-      <w:r>
-        <w:t>是一个半自动的关系型数据库持久层框架，主要完成</w:t>
-      </w:r>
-      <w:r>
-        <w:t xml:space="preserve"> Java </w:t>
-      </w:r>
-      <w:r>
-        <w:t>应用程序和</w:t>
-      </w:r>
-      <w:r>
-        <w:t>RDBMS</w:t>
-      </w:r>
-      <w:r>
-        <w:t>之间数据交互映射的功能。开发人员使用</w:t>
-      </w:r>
-      <w:r>
-        <w:t>XML</w:t>
-      </w:r>
-      <w:r>
-        <w:t>配置文件或者注解的方式来编写</w:t>
-      </w:r>
-      <w:r>
-        <w:t>SQL</w:t>
-      </w:r>
-      <w:r>
-        <w:t>操作语句，用方法映射的方式来实现数据库资源的管理功能</w:t>
-      </w:r>
-      <w:r>
-        <w:rPr>
-          <w:vertAlign w:val="superscript"/>
-        </w:rPr>
-        <w:fldChar w:fldCharType="begin"/>
-      </w:r>
-      <w:r>
-        <w:rPr>
-          <w:vertAlign w:val="superscript"/>
-        </w:rPr>
-        <w:instrText xml:space="preserve"> REF _Ref229961814 \r \h  \* MERGEFORMAT </w:instrText>
-      </w:r>
-      <w:r>
-        <w:rPr>
-          <w:vertAlign w:val="superscript"/>
-        </w:rPr>
-      </w:r>
-      <w:r>
-        <w:rPr>
-          <w:vertAlign w:val="superscript"/>
-        </w:rPr>
-        <w:fldChar w:fldCharType="separate"/>
-      </w:r>
-      <w:r>
-        <w:rPr>
-          <w:vertAlign w:val="superscript"/>
-        </w:rPr>
-        <w:t>[14]</w:t>
-      </w:r>
-      <w:r>
-        <w:rPr>
-          <w:vertAlign w:val="superscript"/>
-        </w:rPr>
-        <w:fldChar w:fldCharType="end"/>
-      </w:r>
-      <w:r>
-        <w:t>。</w:t>
-      </w:r>
-    </w:p>
-    <w:p>
-      <w:pPr>
-        <w:ind w:firstLine="480"/>
-      </w:pPr>
-      <w:r>
-        <w:rPr>
-          <w:rFonts w:hint="eastAsia"/>
-        </w:rPr>
-        <w:t>相较于全自动化对象关系映射</w:t>
-      </w:r>
-      <w:r>
-        <w:rPr>
-          <w:rFonts w:hint="eastAsia"/>
-        </w:rPr>
-        <w:t>(ORM)</w:t>
-      </w:r>
-      <w:r>
-        <w:rPr>
-          <w:rFonts w:hint="eastAsia"/>
-        </w:rPr>
-        <w:t>来说，</w:t>
-      </w:r>
-      <w:proofErr w:type="spellStart"/>
-      <w:r>
-        <w:rPr>
-          <w:rFonts w:hint="eastAsia"/>
-        </w:rPr>
-        <w:t>MyBatis</w:t>
-      </w:r>
-      <w:proofErr w:type="spellEnd"/>
-      <w:r>
-        <w:rPr>
-          <w:rFonts w:hint="eastAsia"/>
-        </w:rPr>
-        <w:t>在</w:t>
-      </w:r>
-      <w:r>
-        <w:rPr>
-          <w:rFonts w:hint="eastAsia"/>
-        </w:rPr>
-        <w:t>很多</w:t>
-      </w:r>
-      <w:r>
-        <w:rPr>
-          <w:rFonts w:hint="eastAsia"/>
-        </w:rPr>
-        <w:t>时候</w:t>
-      </w:r>
-      <w:r>
-        <w:rPr>
-          <w:rFonts w:hint="eastAsia"/>
-        </w:rPr>
-        <w:t>都表现出</w:t>
-      </w:r>
-      <w:r>
-        <w:rPr>
-          <w:rFonts w:hint="eastAsia"/>
-        </w:rPr>
-        <w:t>自己独有的优势，</w:t>
-      </w:r>
-      <w:r>
-        <w:rPr>
-          <w:rFonts w:hint="eastAsia"/>
-        </w:rPr>
-        <w:t>像</w:t>
-      </w:r>
-      <w:r>
-        <w:t>挂号统计、多条件筛选等业务场景</w:t>
-      </w:r>
-      <w:r>
-        <w:rPr>
-          <w:rFonts w:hint="eastAsia"/>
-        </w:rPr>
-        <w:t>都很适合用它来处理</w:t>
-      </w:r>
-      <w:r>
-        <w:rPr>
-          <w:rFonts w:hint="eastAsia"/>
-        </w:rPr>
-        <w:t>，但是</w:t>
-      </w:r>
-      <w:r>
-        <w:t>它也存在</w:t>
-      </w:r>
-      <w:r>
-        <w:t>SQL</w:t>
-      </w:r>
-      <w:r>
-        <w:t>需要手动维护的问题，</w:t>
-      </w:r>
-      <w:r>
-        <w:rPr>
-          <w:rFonts w:hint="eastAsia"/>
-        </w:rPr>
-        <w:t>这也导致</w:t>
-      </w:r>
-      <w:r>
-        <w:t>数据库结构变动时维护成本</w:t>
-      </w:r>
-      <w:r>
-        <w:rPr>
-          <w:rFonts w:hint="eastAsia"/>
-        </w:rPr>
-        <w:t>也会</w:t>
-      </w:r>
-      <w:r>
-        <w:t>相对</w:t>
-      </w:r>
-      <w:r>
-        <w:rPr>
-          <w:rFonts w:hint="eastAsia"/>
-        </w:rPr>
-        <w:t>变</w:t>
-      </w:r>
-      <w:r>
-        <w:t>高</w:t>
-      </w:r>
-      <w:r>
-        <w:rPr>
-          <w:rFonts w:hint="eastAsia"/>
-        </w:rPr>
-        <w:t>。</w:t>
-      </w:r>
-    </w:p>
-    <w:p>
-      <w:pPr>
-        <w:ind w:firstLine="480"/>
-      </w:pPr>
-      <w:r>
-        <w:rPr>
-          <w:rFonts w:hint="eastAsia"/>
-        </w:rPr>
-        <w:t>采用</w:t>
-      </w:r>
-      <w:proofErr w:type="spellStart"/>
-      <w:r>
-        <w:rPr>
-          <w:rFonts w:hint="eastAsia"/>
-        </w:rPr>
-        <w:t>MyBatis</w:t>
-      </w:r>
-      <w:proofErr w:type="spellEnd"/>
       <w:r>
         <w:rPr>
           <w:rFonts w:hint="eastAsia"/>
@@ -10478,11 +10346,9 @@
       <w:r>
         <w:t>来实现路由的功能，使用</w:t>
       </w:r>
-      <w:proofErr w:type="spellStart"/>
       <w:r>
         <w:t>Pinia</w:t>
       </w:r>
-      <w:proofErr w:type="spellEnd"/>
       <w:r>
         <w:t>来改进状态管理的方式。在实际的开发中挂号界面、患者登录、医生排班等重要的功能模块用组件化的设计思想来开发。</w:t>
       </w:r>
@@ -11564,21 +11430,7 @@
               <w:rPr>
                 <w:rFonts w:hint="eastAsia"/>
               </w:rPr>
-              <w:t>后端或</w:t>
-            </w:r>
-            <w:proofErr w:type="gramStart"/>
-            <w:r>
-              <w:rPr>
-                <w:rFonts w:hint="eastAsia"/>
-              </w:rPr>
-              <w:t>微服务</w:t>
-            </w:r>
-            <w:proofErr w:type="gramEnd"/>
-            <w:r>
-              <w:rPr>
-                <w:rFonts w:hint="eastAsia"/>
-              </w:rPr>
-              <w:t>架构时。</w:t>
+              <w:t>后端或微服务架构时。</w:t>
             </w:r>
           </w:p>
         </w:tc>
@@ -11717,11 +11569,9 @@
             <w:pPr>
               <w:ind w:firstLineChars="0" w:firstLine="0"/>
             </w:pPr>
-            <w:proofErr w:type="spellStart"/>
             <w:r>
               <w:t>MyBatis</w:t>
             </w:r>
-            <w:proofErr w:type="spellEnd"/>
           </w:p>
         </w:tc>
         <w:tc>
@@ -11912,14 +11762,12 @@
                 <w:szCs w:val="21"/>
               </w:rPr>
             </w:pPr>
-            <w:proofErr w:type="spellStart"/>
             <w:r>
               <w:rPr>
                 <w:rFonts w:hint="eastAsia"/>
               </w:rPr>
               <w:t>JWT+Redis</w:t>
             </w:r>
-            <w:proofErr w:type="spellEnd"/>
           </w:p>
         </w:tc>
         <w:tc>
@@ -12473,15 +12321,7 @@
         <w:t xml:space="preserve"> </w:t>
       </w:r>
       <w:r>
-        <w:t>分别表示非季节部分的自回归阶数、</w:t>
-      </w:r>
-      <w:proofErr w:type="gramStart"/>
-      <w:r>
-        <w:t>差分阶数以及</w:t>
-      </w:r>
-      <w:proofErr w:type="gramEnd"/>
-      <w:r>
-        <w:t>移动平均阶数；</w:t>
+        <w:t>分别表示非季节部分的自回归阶数、差分阶数以及移动平均阶数；</w:t>
       </w:r>
     </w:p>
     <w:p>
@@ -12523,11 +12363,7 @@
         <w:t>、</w:t>
       </w:r>
       <w:r>
-        <w:t>季节性</w:t>
-      </w:r>
-      <w:proofErr w:type="gramStart"/>
-      <w:r>
-        <w:t>差分阶数</w:t>
+        <w:t>季节性差分阶数</w:t>
       </w:r>
       <w:r>
         <w:rPr>
@@ -12535,7 +12371,6 @@
         </w:rPr>
         <w:t>和</w:t>
       </w:r>
-      <w:proofErr w:type="gramEnd"/>
       <w:r>
         <w:t>季节性移动平均阶数</w:t>
       </w:r>
@@ -12593,15 +12428,7 @@
         <w:t>来</w:t>
       </w:r>
       <w:r>
-        <w:t>刻画一周内</w:t>
-      </w:r>
-      <w:proofErr w:type="gramStart"/>
-      <w:r>
-        <w:t>不</w:t>
-      </w:r>
-      <w:proofErr w:type="gramEnd"/>
-      <w:r>
-        <w:t>同日期间</w:t>
+        <w:t>刻画一周内不同日期间</w:t>
       </w:r>
       <w:r>
         <w:rPr>
@@ -12674,21 +12501,8 @@
         <w:t>ADF</w:t>
       </w:r>
       <w:r>
-        <w:t>检验的时候，一般需要依靠一</w:t>
-      </w:r>
-      <w:proofErr w:type="gramStart"/>
-      <w:r>
-        <w:t>阶或者</w:t>
-      </w:r>
-      <w:proofErr w:type="gramEnd"/>
-      <w:r>
-        <w:t>多阶差分来消除可能存在的趋势，从而找出最佳的</w:t>
-      </w:r>
-      <w:proofErr w:type="gramStart"/>
-      <w:r>
-        <w:t>差分阶数</w:t>
-      </w:r>
-      <w:proofErr w:type="gramEnd"/>
+        <w:t>检验的时候，一般需要依靠一阶或者多阶差分来消除可能存在的趋势，从而找出最佳的差分阶数</w:t>
+      </w:r>
       <w:r>
         <w:t>d</w:t>
       </w:r>
@@ -12739,11 +12553,9 @@
       <w:r>
         <w:t>AR</w:t>
       </w:r>
-      <w:proofErr w:type="gramStart"/>
       <w:r>
         <w:t>部分阶数</w:t>
       </w:r>
-      <w:proofErr w:type="gramEnd"/>
       <m:oMath>
         <m:r>
           <w:rPr>
@@ -12758,11 +12570,9 @@
       <w:r>
         <w:t>MA</w:t>
       </w:r>
-      <w:proofErr w:type="gramStart"/>
       <w:r>
         <w:t>部分阶数</w:t>
       </w:r>
-      <w:proofErr w:type="gramEnd"/>
       <m:oMath>
         <m:r>
           <w:rPr>
@@ -12799,15 +12609,7 @@
         <w:t>ACF</w:t>
       </w:r>
       <w:r>
-        <w:t>图中</w:t>
-      </w:r>
-      <w:proofErr w:type="gramStart"/>
-      <w:r>
-        <w:t>呈现截尾特征</w:t>
-      </w:r>
-      <w:proofErr w:type="gramEnd"/>
-      <w:r>
-        <w:t>。</w:t>
+        <w:t>图中呈现截尾特征。</w:t>
       </w:r>
       <w:r>
         <w:t>SARIMA</w:t>
@@ -12935,11 +12737,9 @@
       <w:r>
         <w:t>的</w:t>
       </w:r>
-      <w:proofErr w:type="spellStart"/>
       <w:r>
         <w:t>statsmodels</w:t>
       </w:r>
-      <w:proofErr w:type="spellEnd"/>
       <w:r>
         <w:t>等高级统计分析软件包可以很好地完成参数估计、模型拟合及诊断评价等工作。</w:t>
       </w:r>
@@ -12973,15 +12773,7 @@
         <w:t>Ljung-Box</w:t>
       </w:r>
       <w:r>
-        <w:t>统计量来检验，判断残差有无系统性的自相关。残差有明显的随机扰动特征，说明已经建立起来的模型已经很好地提取了数据序列的主要规律；相反的话，就说明模型还有进一步优化的空间。该类</w:t>
-      </w:r>
-      <w:proofErr w:type="gramStart"/>
-      <w:r>
-        <w:t>测试既</w:t>
-      </w:r>
-      <w:proofErr w:type="gramEnd"/>
-      <w:r>
-        <w:t>可以体现模型对于原始观测值的拟合情况，又可以体现出模型捕捉到的信息，并且还可以看出它适用于怎样的条件。</w:t>
+        <w:t>统计量来检验，判断残差有无系统性的自相关。残差有明显的随机扰动特征，说明已经建立起来的模型已经很好地提取了数据序列的主要规律；相反的话，就说明模型还有进一步优化的空间。该类测试既可以体现模型对于原始观测值的拟合情况，又可以体现出模型捕捉到的信息，并且还可以看出它适用于怎样的条件。</w:t>
       </w:r>
     </w:p>
     <w:p>
@@ -13151,15 +12943,7 @@
         <w:t>假</w:t>
       </w:r>
       <w:r>
-        <w:t>日等有关因素来完善特征提取过程。</w:t>
-      </w:r>
-      <w:proofErr w:type="gramStart"/>
-      <w:r>
-        <w:t>缺失值</w:t>
-      </w:r>
-      <w:proofErr w:type="gramEnd"/>
-      <w:r>
-        <w:t>可以采用插补法来进行填补</w:t>
+        <w:t>日等有关因素来完善特征提取过程。缺失值可以采用插补法来进行填补</w:t>
       </w:r>
       <w:r>
         <w:rPr>
@@ -13196,15 +12980,7 @@
         <w:ind w:firstLine="480"/>
       </w:pPr>
       <w:r>
-        <w:t>除原有的挂号记录外还要引入移动平均值、增长率这些多元统计指标来加强数据处理以及分析的水平。对节假日出现的特殊波动现象，</w:t>
-      </w:r>
-      <w:proofErr w:type="gramStart"/>
-      <w:r>
-        <w:t>用哑变量</w:t>
-      </w:r>
-      <w:proofErr w:type="gramEnd"/>
-      <w:r>
-        <w:t>编码法进行量化的处理之后可以提高模型对于极端变化的识别度以及环境适应性。</w:t>
+        <w:t>除原有的挂号记录外还要引入移动平均值、增长率这些多元统计指标来加强数据处理以及分析的水平。对节假日出现的特殊波动现象，用哑变量编码法进行量化的处理之后可以提高模型对于极端变化的识别度以及环境适应性。</w:t>
       </w:r>
     </w:p>
     <w:p>
@@ -13682,23 +13458,7 @@
       </w:r>
       <w:r>
         <w:lastRenderedPageBreak/>
-        <w:t>实际就医过程中，用户并不只是为自己挂号，也经常会帮助父母、子女或其他家属预约医生，因此系统需要支持多就诊人管理功能，使用户能够维护就诊人的姓名、身份证号、联系电话等基本信息，从而方便后续完成挂号操作。在预约挂号方面，用户可以根据科室、医生以及可预约时间选择合适的号源，系统则需要对号</w:t>
-      </w:r>
-      <w:proofErr w:type="gramStart"/>
-      <w:r>
-        <w:t>源状态</w:t>
-      </w:r>
-      <w:proofErr w:type="gramEnd"/>
-      <w:r>
-        <w:t>进行及时更新，以减少重复预约或</w:t>
-      </w:r>
-      <w:proofErr w:type="gramStart"/>
-      <w:r>
-        <w:t>号源信息</w:t>
-      </w:r>
-      <w:proofErr w:type="gramEnd"/>
-      <w:r>
-        <w:t>不一致等问题。此外，普通用户还应能够查询个人电子健康档案，查看电子病历和历史诊疗记录，以便了解自身过往就诊情况，也为后续复诊提供参考。</w:t>
+        <w:t>实际就医过程中，用户并不只是为自己挂号，也经常会帮助父母、子女或其他家属预约医生，因此系统需要支持多就诊人管理功能，使用户能够维护就诊人的姓名、身份证号、联系电话等基本信息，从而方便后续完成挂号操作。在预约挂号方面，用户可以根据科室、医生以及可预约时间选择合适的号源，系统则需要对号源状态进行及时更新，以减少重复预约或号源信息不一致等问题。此外，普通用户还应能够查询个人电子健康档案，查看电子病历和历史诊疗记录，以便了解自身过往就诊情况，也为后续复诊提供参考。</w:t>
       </w:r>
     </w:p>
     <w:p>
@@ -13728,15 +13488,7 @@
         <w:ind w:firstLine="480"/>
       </w:pPr>
       <w:r>
-        <w:t>结合门诊业务的实际需要，医生</w:t>
-      </w:r>
-      <w:proofErr w:type="gramStart"/>
-      <w:r>
-        <w:t>端应当</w:t>
-      </w:r>
-      <w:proofErr w:type="gramEnd"/>
-      <w:r>
-        <w:t>能够支持预约就诊人查看、电子病历填写、电子病历管理和个人排班查看等功能。医务人员在开展诊疗活动之前，需要根据当天的挂号明细了解即将就诊患者的基本信息和相关病历资料，从而为后续问诊和诊断做好准备。诊疗结束后，医生应当在系统中录入诊断结果、病情描述、治疗方案等重要内容，使患者的诊疗过程能够被完整记录下来，并逐步形成较为规范的电子病历档案。对于已经归档的病历资料，医生还需要具备查询和管理权限，可以根据实际诊疗需要对相关记录进行检索、修改或补充备注，以保证病历信息的完整性和可用性。同时，医生也应能够查看个人门诊排班情况，包括出诊时间、对应预约患者信息等内容，以便合理安排当天的诊疗工作。</w:t>
+        <w:t>结合门诊业务的实际需要，医生端应当能够支持预约就诊人查看、电子病历填写、电子病历管理和个人排班查看等功能。医务人员在开展诊疗活动之前，需要根据当天的挂号明细了解即将就诊患者的基本信息和相关病历资料，从而为后续问诊和诊断做好准备。诊疗结束后，医生应当在系统中录入诊断结果、病情描述、治疗方案等重要内容，使患者的诊疗过程能够被完整记录下来，并逐步形成较为规范的电子病历档案。对于已经归档的病历资料，医生还需要具备查询和管理权限，可以根据实际诊疗需要对相关记录进行检索、修改或补充备注，以保证病历信息的完整性和可用性。同时，医生也应能够查看个人门诊排班情况，包括出诊时间、对应预约患者信息等内容，以便合理安排当天的诊疗工作。</w:t>
       </w:r>
     </w:p>
     <w:p>
@@ -13925,21 +13677,7 @@
         <w:rPr>
           <w:rFonts w:hint="eastAsia"/>
         </w:rPr>
-        <w:t>用户管理模块主要作用是对系统基础用户信息做统一的管理，利用身份认证和权限控制来实行多级</w:t>
-      </w:r>
-      <w:proofErr w:type="gramStart"/>
-      <w:r>
-        <w:rPr>
-          <w:rFonts w:hint="eastAsia"/>
-        </w:rPr>
-        <w:t>别的管理</w:t>
-      </w:r>
-      <w:proofErr w:type="gramEnd"/>
-      <w:r>
-        <w:rPr>
-          <w:rFonts w:hint="eastAsia"/>
-        </w:rPr>
-        <w:t>方式。由于平台的用户是</w:t>
+        <w:t>用户管理模块主要作用是对系统基础用户信息做统一的管理，利用身份认证和权限控制来实行多级别的管理方式。由于平台的用户是</w:t>
       </w:r>
       <w:r>
         <w:rPr>
@@ -14076,15 +13814,7 @@
         <w:ind w:firstLine="480"/>
       </w:pPr>
       <w:r>
-        <w:t>本系统应该创建就诊人员信息增删</w:t>
-      </w:r>
-      <w:proofErr w:type="gramStart"/>
-      <w:r>
-        <w:t>改功能</w:t>
-      </w:r>
-      <w:proofErr w:type="gramEnd"/>
-      <w:r>
-        <w:t>模块来适应单一账户下多成员预约的需求，从而提高操作效率，改善用户体验。</w:t>
+        <w:t>本系统应该创建就诊人员信息增删改功能模块来适应单一账户下多成员预约的需求，从而提高操作效率，改善用户体验。</w:t>
       </w:r>
     </w:p>
     <w:p>
@@ -14308,13 +14038,8 @@
         <w:ind w:firstLine="480"/>
       </w:pPr>
       <w:r>
-        <w:t>患者没有到医疗机构就医的时候，系统会提供预约取消的功能。可以有效地释放出没有被使用</w:t>
-      </w:r>
-      <w:proofErr w:type="gramStart"/>
-      <w:r>
-        <w:t>的号源资源</w:t>
-      </w:r>
-      <w:proofErr w:type="gramEnd"/>
+        <w:t>患者没有到医疗机构就医的时候，系统会提供预约取消的功能。可以有效地释放出没有被使用的号源资源</w:t>
+      </w:r>
       <w:r>
         <w:rPr>
           <w:rFonts w:hint="eastAsia"/>
@@ -14456,21 +14181,8 @@
       <w:pPr>
         <w:ind w:firstLine="480"/>
       </w:pPr>
-      <w:proofErr w:type="gramStart"/>
-      <w:r>
-        <w:t>一旦排程计划</w:t>
-      </w:r>
-      <w:proofErr w:type="gramEnd"/>
-      <w:r>
-        <w:t>出现变动的情况，系统管理员就可以依据实际需要灵活地对最初的安排进行调整，从而达到解决问题的目的。就医务人员休假或者患者就诊</w:t>
-      </w:r>
-      <w:proofErr w:type="gramStart"/>
-      <w:r>
-        <w:t>量突然</w:t>
-      </w:r>
-      <w:proofErr w:type="gramEnd"/>
-      <w:r>
-        <w:t>增多的情形而言，对医疗资源进行合理的调配不但可以提高门诊的运行效率，而且还可以维持医疗服务秩序。</w:t>
+      <w:r>
+        <w:t>一旦排程计划出现变动的情况，系统管理员就可以依据实际需要灵活地对最初的安排进行调整，从而达到解决问题的目的。就医务人员休假或者患者就诊量突然增多的情形而言，对医疗资源进行合理的调配不但可以提高门诊的运行效率，而且还可以维持医疗服务秩序。</w:t>
       </w:r>
     </w:p>
     <w:p>
@@ -15176,11 +14888,9 @@
       <w:r>
         <w:t>、</w:t>
       </w:r>
-      <w:proofErr w:type="spellStart"/>
       <w:r>
         <w:t>MyBatis</w:t>
       </w:r>
-      <w:proofErr w:type="spellEnd"/>
       <w:r>
         <w:t>等主流框架都是经过了较长时间的发展并得到了广泛的认可，在</w:t>
       </w:r>
@@ -16259,21 +15969,7 @@
         <w:rPr>
           <w:rFonts w:hint="eastAsia"/>
         </w:rPr>
-        <w:t>临床诊疗过程中的各功能模块展现出显著的交互特性。患者做完挂号之后，医生才可以进行问诊并填写病历资料，管理员也要提前做好排班表、</w:t>
-      </w:r>
-      <w:proofErr w:type="gramStart"/>
-      <w:r>
-        <w:rPr>
-          <w:rFonts w:hint="eastAsia"/>
-        </w:rPr>
-        <w:t>号源信息</w:t>
-      </w:r>
-      <w:proofErr w:type="gramEnd"/>
-      <w:r>
-        <w:rPr>
-          <w:rFonts w:hint="eastAsia"/>
-        </w:rPr>
-        <w:t>等的更新工作。系统架构设计要重视模块化的原则，达到业务数据有效整合和共享的目的，从而提高整个系统的运行速度以及协作水平。</w:t>
+        <w:t>临床诊疗过程中的各功能模块展现出显著的交互特性。患者做完挂号之后，医生才可以进行问诊并填写病历资料，管理员也要提前做好排班表、号源信息等的更新工作。系统架构设计要重视模块化的原则，达到业务数据有效整合和共享的目的，从而提高整个系统的运行速度以及协作水平。</w:t>
       </w:r>
     </w:p>
     <w:p>
@@ -16321,21 +16017,7 @@
         <w:rPr>
           <w:rFonts w:hint="eastAsia"/>
         </w:rPr>
-        <w:t>挂号管理模块。负责预约挂号、</w:t>
-      </w:r>
-      <w:proofErr w:type="gramStart"/>
-      <w:r>
-        <w:rPr>
-          <w:rFonts w:hint="eastAsia"/>
-        </w:rPr>
-        <w:t>号源管理</w:t>
-      </w:r>
-      <w:proofErr w:type="gramEnd"/>
-      <w:r>
-        <w:rPr>
-          <w:rFonts w:hint="eastAsia"/>
-        </w:rPr>
-        <w:t>以及挂号记录查询等功能。</w:t>
+        <w:t>挂号管理模块。负责预约挂号、号源管理以及挂号记录查询等功能。</w:t>
       </w:r>
     </w:p>
     <w:p>
@@ -16352,21 +16034,7 @@
         <w:rPr>
           <w:rFonts w:hint="eastAsia"/>
         </w:rPr>
-        <w:t>医生排班模块。负责医生出诊安排、排班维护</w:t>
-      </w:r>
-      <w:proofErr w:type="gramStart"/>
-      <w:r>
-        <w:rPr>
-          <w:rFonts w:hint="eastAsia"/>
-        </w:rPr>
-        <w:t>以及号源</w:t>
-      </w:r>
-      <w:proofErr w:type="gramEnd"/>
-      <w:r>
-        <w:rPr>
-          <w:rFonts w:hint="eastAsia"/>
-        </w:rPr>
-        <w:t>配置等功能。</w:t>
+        <w:t>医生排班模块。负责医生出诊安排、排班维护以及号源配置等功能。</w:t>
       </w:r>
     </w:p>
     <w:p>
@@ -16678,32 +16346,10 @@
         <w:rPr>
           <w:rFonts w:hint="eastAsia"/>
         </w:rPr>
-        <w:t>挂号系统属于一个核心功能模块，它的主要任务有预约挂号业务的处理，</w:t>
-      </w:r>
-      <w:proofErr w:type="gramStart"/>
-      <w:r>
-        <w:rPr>
-          <w:rFonts w:hint="eastAsia"/>
-        </w:rPr>
-        <w:t>号源实时</w:t>
-      </w:r>
-      <w:proofErr w:type="gramEnd"/>
-      <w:r>
-        <w:rPr>
-          <w:rFonts w:hint="eastAsia"/>
-        </w:rPr>
-        <w:t>动态的管理，患者的挂号历史数据存储和更新等。</w:t>
-      </w:r>
-      <w:r>
-        <w:t>系统通过实时</w:t>
-      </w:r>
-      <w:proofErr w:type="gramStart"/>
-      <w:r>
-        <w:t>更新号源信息</w:t>
-      </w:r>
-      <w:proofErr w:type="gramEnd"/>
-      <w:r>
-        <w:t>，避免同一时段重复预约。</w:t>
+        <w:t>挂号系统属于一个核心功能模块，它的主要任务有预约挂号业务的处理，号源实时动态的管理，患者的挂号历史数据存储和更新等。</w:t>
+      </w:r>
+      <w:r>
+        <w:t>系统通过实时更新号源信息，避免同一时段重复预约。</w:t>
       </w:r>
       <w:r>
         <w:rPr>
@@ -16916,7 +16562,6 @@
       <w:r>
         <w:t>、</w:t>
       </w:r>
-      <w:proofErr w:type="gramStart"/>
       <w:r>
         <w:rPr>
           <w:rFonts w:hint="eastAsia"/>
@@ -16924,11 +16569,7 @@
         <w:t>配置</w:t>
       </w:r>
       <w:r>
-        <w:t>号源以及</w:t>
-      </w:r>
-      <w:proofErr w:type="gramEnd"/>
-      <w:r>
-        <w:t>排班查询等</w:t>
+        <w:t>号源以及排班查询等</w:t>
       </w:r>
       <w:r>
         <w:rPr>
@@ -16943,16 +16584,8 @@
         <w:rPr>
           <w:rFonts w:hint="eastAsia"/>
         </w:rPr>
-        <w:t>系统把排班信息</w:t>
-      </w:r>
-      <w:proofErr w:type="gramStart"/>
-      <w:r>
-        <w:rPr>
-          <w:rFonts w:hint="eastAsia"/>
-        </w:rPr>
-        <w:t>同号源管理</w:t>
-      </w:r>
-      <w:proofErr w:type="gramEnd"/>
+        <w:t>系统把排班信息同号源管理</w:t>
+      </w:r>
       <w:r>
         <w:rPr>
           <w:rFonts w:hint="eastAsia"/>
@@ -16981,16 +16614,8 @@
         <w:rPr>
           <w:rFonts w:hint="eastAsia"/>
         </w:rPr>
-        <w:t>和</w:t>
-      </w:r>
-      <w:proofErr w:type="gramStart"/>
-      <w:r>
-        <w:rPr>
-          <w:rFonts w:hint="eastAsia"/>
-        </w:rPr>
-        <w:t>号源数据</w:t>
-      </w:r>
-      <w:proofErr w:type="gramEnd"/>
+        <w:t>和号源数据</w:t>
+      </w:r>
       <w:r>
         <w:rPr>
           <w:rFonts w:hint="eastAsia"/>
@@ -17681,15 +17306,7 @@
         <w:ind w:firstLine="480"/>
       </w:pPr>
       <w:r>
-        <w:t>为了使数据库结构更清晰、减少数据冗余，在系统开发过程中使用了关系型数据库管理系统对数据进行管理，并且用主键和逻辑</w:t>
-      </w:r>
-      <w:proofErr w:type="gramStart"/>
-      <w:r>
-        <w:t>外键建立</w:t>
-      </w:r>
-      <w:proofErr w:type="gramEnd"/>
-      <w:r>
-        <w:t>了各个数据表之间的关联。本文所建立的数据库体系主要包含以下几大</w:t>
+        <w:t>为了使数据库结构更清晰、减少数据冗余，在系统开发过程中使用了关系型数据库管理系统对数据进行管理，并且用主键和逻辑外键建立了各个数据表之间的关联。本文所建立的数据库体系主要包含以下几大</w:t>
       </w:r>
       <w:r>
         <w:rPr>
@@ -17802,21 +17419,7 @@
         <w:rPr>
           <w:rFonts w:hint="eastAsia"/>
         </w:rPr>
-        <w:t>）排班数据。用于记录医生每日排班</w:t>
-      </w:r>
-      <w:proofErr w:type="gramStart"/>
-      <w:r>
-        <w:rPr>
-          <w:rFonts w:hint="eastAsia"/>
-        </w:rPr>
-        <w:t>及号源信息</w:t>
-      </w:r>
-      <w:proofErr w:type="gramEnd"/>
-      <w:r>
-        <w:rPr>
-          <w:rFonts w:hint="eastAsia"/>
-        </w:rPr>
-        <w:t>。</w:t>
+        <w:t>）排班数据。用于记录医生每日排班及号源信息。</w:t>
       </w:r>
     </w:p>
     <w:p>
@@ -17882,15 +17485,7 @@
         <w:ind w:firstLine="480"/>
       </w:pPr>
       <w:r>
-        <w:t>各个数据要素用主键和</w:t>
-      </w:r>
-      <w:proofErr w:type="gramStart"/>
-      <w:r>
-        <w:t>逻辑外键相</w:t>
-      </w:r>
-      <w:proofErr w:type="gramEnd"/>
-      <w:r>
-        <w:t>联系，系统数据库的总体结构图如</w:t>
+        <w:t>各个数据要素用主键和逻辑外键相联系，系统数据库的总体结构图如</w:t>
       </w:r>
       <w:r>
         <w:fldChar w:fldCharType="begin"/>
@@ -18104,14 +17699,12 @@
         </w:rPr>
         <w:t>）用户基础信息表（</w:t>
       </w:r>
-      <w:proofErr w:type="spellStart"/>
       <w:r>
         <w:rPr>
           <w:rFonts w:hint="eastAsia"/>
         </w:rPr>
         <w:t>user_base</w:t>
       </w:r>
-      <w:proofErr w:type="spellEnd"/>
       <w:r>
         <w:rPr>
           <w:rFonts w:hint="eastAsia"/>
@@ -18300,11 +17893,9 @@
             <w:pPr>
               <w:ind w:firstLine="480"/>
             </w:pPr>
-            <w:proofErr w:type="spellStart"/>
             <w:r>
               <w:t>uid</w:t>
             </w:r>
-            <w:proofErr w:type="spellEnd"/>
           </w:p>
         </w:tc>
         <w:tc>
@@ -18363,13 +17954,8 @@
               <w:ind w:firstLine="480"/>
               <w:cnfStyle w:val="000000000000" w:firstRow="0" w:lastRow="0" w:firstColumn="0" w:lastColumn="0" w:oddVBand="0" w:evenVBand="0" w:oddHBand="0" w:evenHBand="0" w:firstRowFirstColumn="0" w:firstRowLastColumn="0" w:lastRowFirstColumn="0" w:lastRowLastColumn="0"/>
             </w:pPr>
-            <w:proofErr w:type="gramStart"/>
-            <w:r>
-              <w:t>VARCHAR(</w:t>
-            </w:r>
-            <w:proofErr w:type="gramEnd"/>
-            <w:r>
-              <w:t>64)</w:t>
+            <w:r>
+              <w:t>VARCHAR(64)</w:t>
             </w:r>
           </w:p>
         </w:tc>
@@ -18412,13 +17998,8 @@
               <w:ind w:firstLine="480"/>
               <w:cnfStyle w:val="000000000000" w:firstRow="0" w:lastRow="0" w:firstColumn="0" w:lastColumn="0" w:oddVBand="0" w:evenVBand="0" w:oddHBand="0" w:evenHBand="0" w:firstRowFirstColumn="0" w:firstRowLastColumn="0" w:lastRowFirstColumn="0" w:lastRowLastColumn="0"/>
             </w:pPr>
-            <w:proofErr w:type="gramStart"/>
-            <w:r>
-              <w:t>VARCHAR(</w:t>
-            </w:r>
-            <w:proofErr w:type="gramEnd"/>
-            <w:r>
-              <w:t>128)</w:t>
+            <w:r>
+              <w:t>VARCHAR(128)</w:t>
             </w:r>
           </w:p>
         </w:tc>
@@ -18461,13 +18042,8 @@
               <w:ind w:firstLine="480"/>
               <w:cnfStyle w:val="000000000000" w:firstRow="0" w:lastRow="0" w:firstColumn="0" w:lastColumn="0" w:oddVBand="0" w:evenVBand="0" w:oddHBand="0" w:evenHBand="0" w:firstRowFirstColumn="0" w:firstRowLastColumn="0" w:lastRowFirstColumn="0" w:lastRowLastColumn="0"/>
             </w:pPr>
-            <w:proofErr w:type="gramStart"/>
-            <w:r>
-              <w:t>VARCHAR(</w:t>
-            </w:r>
-            <w:proofErr w:type="gramEnd"/>
-            <w:r>
-              <w:t>32)</w:t>
+            <w:r>
+              <w:t>VARCHAR(32)</w:t>
             </w:r>
           </w:p>
         </w:tc>
@@ -18510,13 +18086,8 @@
               <w:ind w:firstLine="480"/>
               <w:cnfStyle w:val="000000000000" w:firstRow="0" w:lastRow="0" w:firstColumn="0" w:lastColumn="0" w:oddVBand="0" w:evenVBand="0" w:oddHBand="0" w:evenHBand="0" w:firstRowFirstColumn="0" w:firstRowLastColumn="0" w:lastRowFirstColumn="0" w:lastRowLastColumn="0"/>
             </w:pPr>
-            <w:proofErr w:type="gramStart"/>
-            <w:r>
-              <w:t>VARCHAR(</w:t>
-            </w:r>
-            <w:proofErr w:type="gramEnd"/>
-            <w:r>
-              <w:t>128)</w:t>
+            <w:r>
+              <w:t>VARCHAR(128)</w:t>
             </w:r>
           </w:p>
         </w:tc>
@@ -18545,11 +18116,9 @@
             <w:pPr>
               <w:ind w:firstLine="480"/>
             </w:pPr>
-            <w:proofErr w:type="spellStart"/>
             <w:r>
               <w:t>real_name</w:t>
             </w:r>
-            <w:proofErr w:type="spellEnd"/>
           </w:p>
         </w:tc>
         <w:tc>
@@ -18561,13 +18130,8 @@
               <w:ind w:firstLine="480"/>
               <w:cnfStyle w:val="000000000000" w:firstRow="0" w:lastRow="0" w:firstColumn="0" w:lastColumn="0" w:oddVBand="0" w:evenVBand="0" w:oddHBand="0" w:evenHBand="0" w:firstRowFirstColumn="0" w:firstRowLastColumn="0" w:lastRowFirstColumn="0" w:lastRowLastColumn="0"/>
             </w:pPr>
-            <w:proofErr w:type="gramStart"/>
-            <w:r>
-              <w:t>VARCHAR(</w:t>
-            </w:r>
-            <w:proofErr w:type="gramEnd"/>
-            <w:r>
-              <w:t>32)</w:t>
+            <w:r>
+              <w:t>VARCHAR(32)</w:t>
             </w:r>
           </w:p>
         </w:tc>
@@ -18702,14 +18266,12 @@
             <w:pPr>
               <w:ind w:firstLine="480"/>
             </w:pPr>
-            <w:proofErr w:type="spellStart"/>
             <w:r>
               <w:rPr>
                 <w:rFonts w:hint="eastAsia"/>
               </w:rPr>
               <w:t>id_card</w:t>
             </w:r>
-            <w:proofErr w:type="spellEnd"/>
           </w:p>
         </w:tc>
         <w:tc>
@@ -18722,19 +18284,11 @@
               <w:ind w:firstLine="480"/>
               <w:cnfStyle w:val="000000000000" w:firstRow="0" w:lastRow="0" w:firstColumn="0" w:lastColumn="0" w:oddVBand="0" w:evenVBand="0" w:oddHBand="0" w:evenHBand="0" w:firstRowFirstColumn="0" w:firstRowLastColumn="0" w:lastRowFirstColumn="0" w:lastRowLastColumn="0"/>
             </w:pPr>
-            <w:proofErr w:type="gramStart"/>
             <w:r>
               <w:rPr>
                 <w:rFonts w:hint="eastAsia"/>
               </w:rPr>
-              <w:t>VARCHAR(</w:t>
-            </w:r>
-            <w:proofErr w:type="gramEnd"/>
-            <w:r>
-              <w:rPr>
-                <w:rFonts w:hint="eastAsia"/>
-              </w:rPr>
-              <w:t>32)</w:t>
+              <w:t>VARCHAR(32)</w:t>
             </w:r>
           </w:p>
         </w:tc>
@@ -18767,11 +18321,9 @@
             <w:pPr>
               <w:ind w:firstLine="480"/>
             </w:pPr>
-            <w:proofErr w:type="spellStart"/>
             <w:r>
               <w:t>create_time</w:t>
             </w:r>
-            <w:proofErr w:type="spellEnd"/>
           </w:p>
         </w:tc>
         <w:tc>
@@ -18813,11 +18365,9 @@
             <w:pPr>
               <w:ind w:firstLine="480"/>
             </w:pPr>
-            <w:proofErr w:type="spellStart"/>
             <w:r>
               <w:t>update_time</w:t>
             </w:r>
-            <w:proofErr w:type="spellEnd"/>
           </w:p>
         </w:tc>
         <w:tc>
@@ -19064,11 +18614,9 @@
             <w:pPr>
               <w:ind w:firstLine="480"/>
             </w:pPr>
-            <w:proofErr w:type="spellStart"/>
             <w:r>
               <w:t>role_id</w:t>
             </w:r>
-            <w:proofErr w:type="spellEnd"/>
           </w:p>
         </w:tc>
         <w:tc>
@@ -19113,11 +18661,9 @@
             <w:pPr>
               <w:ind w:firstLine="480"/>
             </w:pPr>
-            <w:proofErr w:type="spellStart"/>
             <w:r>
               <w:t>role_name</w:t>
             </w:r>
-            <w:proofErr w:type="spellEnd"/>
           </w:p>
         </w:tc>
         <w:tc>
@@ -19129,13 +18675,8 @@
               <w:ind w:firstLine="480"/>
               <w:cnfStyle w:val="000000000000" w:firstRow="0" w:lastRow="0" w:firstColumn="0" w:lastColumn="0" w:oddVBand="0" w:evenVBand="0" w:oddHBand="0" w:evenHBand="0" w:firstRowFirstColumn="0" w:firstRowLastColumn="0" w:lastRowFirstColumn="0" w:lastRowLastColumn="0"/>
             </w:pPr>
-            <w:proofErr w:type="gramStart"/>
-            <w:r>
-              <w:t>VARCHAR(</w:t>
-            </w:r>
-            <w:proofErr w:type="gramEnd"/>
-            <w:r>
-              <w:t>64)</w:t>
+            <w:r>
+              <w:t>VARCHAR(64)</w:t>
             </w:r>
           </w:p>
         </w:tc>
@@ -19164,11 +18705,9 @@
             <w:pPr>
               <w:ind w:firstLine="480"/>
             </w:pPr>
-            <w:proofErr w:type="spellStart"/>
             <w:r>
               <w:t>role_code</w:t>
             </w:r>
-            <w:proofErr w:type="spellEnd"/>
           </w:p>
         </w:tc>
         <w:tc>
@@ -19180,13 +18719,8 @@
               <w:ind w:firstLine="480"/>
               <w:cnfStyle w:val="000000000000" w:firstRow="0" w:lastRow="0" w:firstColumn="0" w:lastColumn="0" w:oddVBand="0" w:evenVBand="0" w:oddHBand="0" w:evenHBand="0" w:firstRowFirstColumn="0" w:firstRowLastColumn="0" w:lastRowFirstColumn="0" w:lastRowLastColumn="0"/>
             </w:pPr>
-            <w:proofErr w:type="gramStart"/>
-            <w:r>
-              <w:t>VARCHAR(</w:t>
-            </w:r>
-            <w:proofErr w:type="gramEnd"/>
-            <w:r>
-              <w:t>64)</w:t>
+            <w:r>
+              <w:t>VARCHAR(64)</w:t>
             </w:r>
           </w:p>
         </w:tc>
@@ -19229,13 +18763,8 @@
               <w:ind w:firstLine="480"/>
               <w:cnfStyle w:val="000000000000" w:firstRow="0" w:lastRow="0" w:firstColumn="0" w:lastColumn="0" w:oddVBand="0" w:evenVBand="0" w:oddHBand="0" w:evenHBand="0" w:firstRowFirstColumn="0" w:firstRowLastColumn="0" w:lastRowFirstColumn="0" w:lastRowLastColumn="0"/>
             </w:pPr>
-            <w:proofErr w:type="gramStart"/>
-            <w:r>
-              <w:t>VARCHAR(</w:t>
-            </w:r>
-            <w:proofErr w:type="gramEnd"/>
-            <w:r>
-              <w:t>256)</w:t>
+            <w:r>
+              <w:t>VARCHAR(256)</w:t>
             </w:r>
           </w:p>
         </w:tc>
@@ -19264,11 +18793,9 @@
             <w:pPr>
               <w:ind w:firstLine="480"/>
             </w:pPr>
-            <w:proofErr w:type="spellStart"/>
             <w:r>
               <w:t>create_time</w:t>
             </w:r>
-            <w:proofErr w:type="spellEnd"/>
           </w:p>
         </w:tc>
         <w:tc>
@@ -19335,14 +18862,12 @@
         </w:rPr>
         <w:t>角色关联表（</w:t>
       </w:r>
-      <w:proofErr w:type="spellStart"/>
       <w:r>
         <w:rPr>
           <w:rFonts w:hint="eastAsia"/>
         </w:rPr>
         <w:t>user_role</w:t>
       </w:r>
-      <w:proofErr w:type="spellEnd"/>
       <w:r>
         <w:rPr>
           <w:rFonts w:hint="eastAsia"/>
@@ -19361,15 +18886,7 @@
         <w:t xml:space="preserve"> - </w:t>
       </w:r>
       <w:r>
-        <w:t>角色关联表主要是对用户和角色之间关系进行定义，以达到对系统权限控制精细的目的。其核心架构是</w:t>
-      </w:r>
-      <w:proofErr w:type="gramStart"/>
-      <w:r>
-        <w:t>用</w:t>
-      </w:r>
-      <w:proofErr w:type="gramEnd"/>
-      <w:r>
-        <w:t>用户标识符和角色标识符来关联，详细的结构可以参见</w:t>
+        <w:t>角色关联表主要是对用户和角色之间关系进行定义，以达到对系统权限控制精细的目的。其核心架构是用用户标识符和角色标识符来关联，详细的结构可以参见</w:t>
       </w:r>
       <w:r>
         <w:fldChar w:fldCharType="begin"/>
@@ -19590,11 +19107,9 @@
             <w:pPr>
               <w:ind w:firstLine="480"/>
             </w:pPr>
-            <w:proofErr w:type="spellStart"/>
             <w:r>
               <w:t>uid</w:t>
             </w:r>
-            <w:proofErr w:type="spellEnd"/>
           </w:p>
         </w:tc>
         <w:tc>
@@ -19639,11 +19154,9 @@
             <w:pPr>
               <w:ind w:firstLine="480"/>
             </w:pPr>
-            <w:proofErr w:type="spellStart"/>
             <w:r>
               <w:t>role_id</w:t>
             </w:r>
-            <w:proofErr w:type="spellEnd"/>
           </w:p>
         </w:tc>
         <w:tc>
@@ -19701,14 +19214,12 @@
         </w:rPr>
         <w:t>）医生扩展信息表（</w:t>
       </w:r>
-      <w:proofErr w:type="spellStart"/>
       <w:r>
         <w:rPr>
           <w:rFonts w:hint="eastAsia"/>
         </w:rPr>
         <w:t>doctor_exp</w:t>
       </w:r>
-      <w:proofErr w:type="spellEnd"/>
       <w:r>
         <w:rPr>
           <w:rFonts w:hint="eastAsia"/>
@@ -19724,21 +19235,7 @@
         <w:rPr>
           <w:rFonts w:hint="eastAsia"/>
         </w:rPr>
-        <w:t>门诊管理系统的根基在于医生扩展信息</w:t>
-      </w:r>
-      <w:proofErr w:type="gramStart"/>
-      <w:r>
-        <w:rPr>
-          <w:rFonts w:hint="eastAsia"/>
-        </w:rPr>
-        <w:t>表这个</w:t>
-      </w:r>
-      <w:proofErr w:type="gramEnd"/>
-      <w:r>
-        <w:rPr>
-          <w:rFonts w:hint="eastAsia"/>
-        </w:rPr>
-        <w:t>基本的数据存放区域，该区域的主要功能是保存医务人员的职业特性数据，其中包含了科室所属状况，所</w:t>
+        <w:t>门诊管理系统的根基在于医生扩展信息表这个基本的数据存放区域，该区域的主要功能是保存医务人员的职业特性数据，其中包含了科室所属状况，所</w:t>
       </w:r>
       <w:r>
         <w:rPr>
@@ -19925,11 +19422,9 @@
             <w:pPr>
               <w:ind w:firstLine="480"/>
             </w:pPr>
-            <w:proofErr w:type="spellStart"/>
             <w:r>
               <w:t>doctor_id</w:t>
             </w:r>
-            <w:proofErr w:type="spellEnd"/>
           </w:p>
         </w:tc>
         <w:tc>
@@ -19974,11 +19469,9 @@
             <w:pPr>
               <w:ind w:firstLine="480"/>
             </w:pPr>
-            <w:proofErr w:type="spellStart"/>
             <w:r>
               <w:t>department_id</w:t>
             </w:r>
-            <w:proofErr w:type="spellEnd"/>
           </w:p>
         </w:tc>
         <w:tc>
@@ -20023,11 +19516,9 @@
             <w:pPr>
               <w:ind w:firstLine="480"/>
             </w:pPr>
-            <w:proofErr w:type="spellStart"/>
             <w:r>
               <w:t>uid</w:t>
             </w:r>
-            <w:proofErr w:type="spellEnd"/>
           </w:p>
         </w:tc>
         <w:tc>
@@ -20072,11 +19563,9 @@
             <w:pPr>
               <w:ind w:firstLine="480"/>
             </w:pPr>
-            <w:proofErr w:type="spellStart"/>
             <w:r>
               <w:t>real_name</w:t>
             </w:r>
-            <w:proofErr w:type="spellEnd"/>
           </w:p>
         </w:tc>
         <w:tc>
@@ -20088,13 +19577,8 @@
               <w:ind w:firstLine="480"/>
               <w:cnfStyle w:val="000000000000" w:firstRow="0" w:lastRow="0" w:firstColumn="0" w:lastColumn="0" w:oddVBand="0" w:evenVBand="0" w:oddHBand="0" w:evenHBand="0" w:firstRowFirstColumn="0" w:firstRowLastColumn="0" w:lastRowFirstColumn="0" w:lastRowLastColumn="0"/>
             </w:pPr>
-            <w:proofErr w:type="gramStart"/>
-            <w:r>
-              <w:t>VARCHAR(</w:t>
-            </w:r>
-            <w:proofErr w:type="gramEnd"/>
-            <w:r>
-              <w:t>32)</w:t>
+            <w:r>
+              <w:t>VARCHAR(32)</w:t>
             </w:r>
           </w:p>
         </w:tc>
@@ -20123,11 +19607,9 @@
             <w:pPr>
               <w:ind w:firstLine="480"/>
             </w:pPr>
-            <w:proofErr w:type="spellStart"/>
             <w:r>
               <w:t>id_card</w:t>
             </w:r>
-            <w:proofErr w:type="spellEnd"/>
           </w:p>
         </w:tc>
         <w:tc>
@@ -20139,13 +19621,8 @@
               <w:ind w:firstLine="480"/>
               <w:cnfStyle w:val="000000000000" w:firstRow="0" w:lastRow="0" w:firstColumn="0" w:lastColumn="0" w:oddVBand="0" w:evenVBand="0" w:oddHBand="0" w:evenHBand="0" w:firstRowFirstColumn="0" w:firstRowLastColumn="0" w:lastRowFirstColumn="0" w:lastRowLastColumn="0"/>
             </w:pPr>
-            <w:proofErr w:type="gramStart"/>
-            <w:r>
-              <w:t>VARCHAR(</w:t>
-            </w:r>
-            <w:proofErr w:type="gramEnd"/>
-            <w:r>
-              <w:t>32)</w:t>
+            <w:r>
+              <w:t>VARCHAR(32)</w:t>
             </w:r>
           </w:p>
         </w:tc>
@@ -20188,13 +19665,8 @@
               <w:ind w:firstLine="480"/>
               <w:cnfStyle w:val="000000000000" w:firstRow="0" w:lastRow="0" w:firstColumn="0" w:lastColumn="0" w:oddVBand="0" w:evenVBand="0" w:oddHBand="0" w:evenHBand="0" w:firstRowFirstColumn="0" w:firstRowLastColumn="0" w:lastRowFirstColumn="0" w:lastRowLastColumn="0"/>
             </w:pPr>
-            <w:proofErr w:type="gramStart"/>
-            <w:r>
-              <w:t>VARCHAR(</w:t>
-            </w:r>
-            <w:proofErr w:type="gramEnd"/>
-            <w:r>
-              <w:t>1)</w:t>
+            <w:r>
+              <w:t>VARCHAR(1)</w:t>
             </w:r>
           </w:p>
         </w:tc>
@@ -20237,13 +19709,8 @@
               <w:ind w:firstLine="480"/>
               <w:cnfStyle w:val="000000000000" w:firstRow="0" w:lastRow="0" w:firstColumn="0" w:lastColumn="0" w:oddVBand="0" w:evenVBand="0" w:oddHBand="0" w:evenHBand="0" w:firstRowFirstColumn="0" w:firstRowLastColumn="0" w:lastRowFirstColumn="0" w:lastRowLastColumn="0"/>
             </w:pPr>
-            <w:proofErr w:type="gramStart"/>
-            <w:r>
-              <w:t>VARCHAR(</w:t>
-            </w:r>
-            <w:proofErr w:type="gramEnd"/>
-            <w:r>
-              <w:t>512)</w:t>
+            <w:r>
+              <w:t>VARCHAR(512)</w:t>
             </w:r>
           </w:p>
         </w:tc>
@@ -20286,13 +19753,8 @@
               <w:ind w:firstLine="480"/>
               <w:cnfStyle w:val="000000000000" w:firstRow="0" w:lastRow="0" w:firstColumn="0" w:lastColumn="0" w:oddVBand="0" w:evenVBand="0" w:oddHBand="0" w:evenHBand="0" w:firstRowFirstColumn="0" w:firstRowLastColumn="0" w:lastRowFirstColumn="0" w:lastRowLastColumn="0"/>
             </w:pPr>
-            <w:proofErr w:type="gramStart"/>
-            <w:r>
-              <w:t>VARCHAR(</w:t>
-            </w:r>
-            <w:proofErr w:type="gramEnd"/>
-            <w:r>
-              <w:t>4000)</w:t>
+            <w:r>
+              <w:t>VARCHAR(4000)</w:t>
             </w:r>
           </w:p>
         </w:tc>
@@ -20335,13 +19797,8 @@
               <w:ind w:firstLine="480"/>
               <w:cnfStyle w:val="000000000000" w:firstRow="0" w:lastRow="0" w:firstColumn="0" w:lastColumn="0" w:oddVBand="0" w:evenVBand="0" w:oddHBand="0" w:evenHBand="0" w:firstRowFirstColumn="0" w:firstRowLastColumn="0" w:lastRowFirstColumn="0" w:lastRowLastColumn="0"/>
             </w:pPr>
-            <w:proofErr w:type="gramStart"/>
-            <w:r>
-              <w:t>VARCHAR(</w:t>
-            </w:r>
-            <w:proofErr w:type="gramEnd"/>
-            <w:r>
-              <w:t>255)</w:t>
+            <w:r>
+              <w:t>VARCHAR(255)</w:t>
             </w:r>
           </w:p>
         </w:tc>
@@ -20370,11 +19827,9 @@
             <w:pPr>
               <w:ind w:firstLine="480"/>
             </w:pPr>
-            <w:proofErr w:type="spellStart"/>
             <w:r>
               <w:t>experience_years</w:t>
             </w:r>
-            <w:proofErr w:type="spellEnd"/>
           </w:p>
         </w:tc>
         <w:tc>
@@ -20416,11 +19871,9 @@
             <w:pPr>
               <w:ind w:firstLine="480"/>
             </w:pPr>
-            <w:proofErr w:type="spellStart"/>
             <w:r>
               <w:t>doctor_title</w:t>
             </w:r>
-            <w:proofErr w:type="spellEnd"/>
           </w:p>
         </w:tc>
         <w:tc>
@@ -20432,13 +19885,8 @@
               <w:ind w:firstLine="480"/>
               <w:cnfStyle w:val="000000000000" w:firstRow="0" w:lastRow="0" w:firstColumn="0" w:lastColumn="0" w:oddVBand="0" w:evenVBand="0" w:oddHBand="0" w:evenHBand="0" w:firstRowFirstColumn="0" w:firstRowLastColumn="0" w:lastRowFirstColumn="0" w:lastRowLastColumn="0"/>
             </w:pPr>
-            <w:proofErr w:type="gramStart"/>
-            <w:r>
-              <w:t>VARCHAR(</w:t>
-            </w:r>
-            <w:proofErr w:type="gramEnd"/>
-            <w:r>
-              <w:t>16)</w:t>
+            <w:r>
+              <w:t>VARCHAR(16)</w:t>
             </w:r>
           </w:p>
         </w:tc>
@@ -20467,11 +19915,9 @@
             <w:pPr>
               <w:ind w:firstLine="480"/>
             </w:pPr>
-            <w:proofErr w:type="spellStart"/>
             <w:r>
               <w:t>outpatient_type</w:t>
             </w:r>
-            <w:proofErr w:type="spellEnd"/>
           </w:p>
         </w:tc>
         <w:tc>
@@ -20483,13 +19929,8 @@
               <w:ind w:firstLine="480"/>
               <w:cnfStyle w:val="000000000000" w:firstRow="0" w:lastRow="0" w:firstColumn="0" w:lastColumn="0" w:oddVBand="0" w:evenVBand="0" w:oddHBand="0" w:evenHBand="0" w:firstRowFirstColumn="0" w:firstRowLastColumn="0" w:lastRowFirstColumn="0" w:lastRowLastColumn="0"/>
             </w:pPr>
-            <w:proofErr w:type="gramStart"/>
-            <w:r>
-              <w:t>VARCHAR(</w:t>
-            </w:r>
-            <w:proofErr w:type="gramEnd"/>
-            <w:r>
-              <w:t>64)</w:t>
+            <w:r>
+              <w:t>VARCHAR(64)</w:t>
             </w:r>
           </w:p>
         </w:tc>
@@ -20576,13 +20017,8 @@
               <w:ind w:firstLine="480"/>
               <w:cnfStyle w:val="000000000000" w:firstRow="0" w:lastRow="0" w:firstColumn="0" w:lastColumn="0" w:oddVBand="0" w:evenVBand="0" w:oddHBand="0" w:evenHBand="0" w:firstRowFirstColumn="0" w:firstRowLastColumn="0" w:lastRowFirstColumn="0" w:lastRowLastColumn="0"/>
             </w:pPr>
-            <w:proofErr w:type="gramStart"/>
-            <w:r>
-              <w:t>VARCHAR(</w:t>
-            </w:r>
-            <w:proofErr w:type="gramEnd"/>
-            <w:r>
-              <w:t>512)</w:t>
+            <w:r>
+              <w:t>VARCHAR(512)</w:t>
             </w:r>
           </w:p>
         </w:tc>
@@ -20655,11 +20091,9 @@
             <w:pPr>
               <w:ind w:firstLine="480"/>
             </w:pPr>
-            <w:proofErr w:type="spellStart"/>
             <w:r>
               <w:t>create_time</w:t>
             </w:r>
-            <w:proofErr w:type="spellEnd"/>
           </w:p>
         </w:tc>
         <w:tc>
@@ -20701,11 +20135,9 @@
             <w:pPr>
               <w:ind w:firstLine="480"/>
             </w:pPr>
-            <w:proofErr w:type="spellStart"/>
             <w:r>
               <w:t>update_time</w:t>
             </w:r>
-            <w:proofErr w:type="spellEnd"/>
           </w:p>
         </w:tc>
         <w:tc>
@@ -20760,14 +20192,12 @@
         </w:rPr>
         <w:t>）就诊人扩展信息表（</w:t>
       </w:r>
-      <w:proofErr w:type="spellStart"/>
       <w:r>
         <w:rPr>
           <w:rFonts w:hint="eastAsia"/>
         </w:rPr>
         <w:t>patient_exp</w:t>
       </w:r>
-      <w:proofErr w:type="spellEnd"/>
       <w:r>
         <w:rPr>
           <w:rFonts w:hint="eastAsia"/>
@@ -20960,11 +20390,9 @@
             <w:pPr>
               <w:ind w:firstLine="480"/>
             </w:pPr>
-            <w:proofErr w:type="spellStart"/>
             <w:r>
               <w:t>patient_id</w:t>
             </w:r>
-            <w:proofErr w:type="spellEnd"/>
           </w:p>
         </w:tc>
         <w:tc>
@@ -21009,11 +20437,9 @@
             <w:pPr>
               <w:ind w:firstLine="480"/>
             </w:pPr>
-            <w:proofErr w:type="spellStart"/>
             <w:r>
               <w:t>belonging_uid</w:t>
             </w:r>
-            <w:proofErr w:type="spellEnd"/>
           </w:p>
         </w:tc>
         <w:tc>
@@ -21055,11 +20481,9 @@
             <w:pPr>
               <w:ind w:firstLine="480"/>
             </w:pPr>
-            <w:proofErr w:type="spellStart"/>
             <w:r>
               <w:t>real_name</w:t>
             </w:r>
-            <w:proofErr w:type="spellEnd"/>
           </w:p>
         </w:tc>
         <w:tc>
@@ -21071,13 +20495,8 @@
               <w:ind w:firstLine="480"/>
               <w:cnfStyle w:val="000000000000" w:firstRow="0" w:lastRow="0" w:firstColumn="0" w:lastColumn="0" w:oddVBand="0" w:evenVBand="0" w:oddHBand="0" w:evenHBand="0" w:firstRowFirstColumn="0" w:firstRowLastColumn="0" w:lastRowFirstColumn="0" w:lastRowLastColumn="0"/>
             </w:pPr>
-            <w:proofErr w:type="gramStart"/>
-            <w:r>
-              <w:t>VARCHAR(</w:t>
-            </w:r>
-            <w:proofErr w:type="gramEnd"/>
-            <w:r>
-              <w:t>32)</w:t>
+            <w:r>
+              <w:t>VARCHAR(32)</w:t>
             </w:r>
           </w:p>
         </w:tc>
@@ -21106,11 +20525,9 @@
             <w:pPr>
               <w:ind w:firstLine="480"/>
             </w:pPr>
-            <w:proofErr w:type="spellStart"/>
             <w:r>
               <w:t>id_card</w:t>
             </w:r>
-            <w:proofErr w:type="spellEnd"/>
           </w:p>
         </w:tc>
         <w:tc>
@@ -21122,13 +20539,8 @@
               <w:ind w:firstLine="480"/>
               <w:cnfStyle w:val="000000000000" w:firstRow="0" w:lastRow="0" w:firstColumn="0" w:lastColumn="0" w:oddVBand="0" w:evenVBand="0" w:oddHBand="0" w:evenHBand="0" w:firstRowFirstColumn="0" w:firstRowLastColumn="0" w:lastRowFirstColumn="0" w:lastRowLastColumn="0"/>
             </w:pPr>
-            <w:proofErr w:type="gramStart"/>
-            <w:r>
-              <w:t>VARCHAR(</w:t>
-            </w:r>
-            <w:proofErr w:type="gramEnd"/>
-            <w:r>
-              <w:t>32)</w:t>
+            <w:r>
+              <w:t>VARCHAR(32)</w:t>
             </w:r>
           </w:p>
         </w:tc>
@@ -21171,13 +20583,8 @@
               <w:ind w:firstLine="480"/>
               <w:cnfStyle w:val="000000000000" w:firstRow="0" w:lastRow="0" w:firstColumn="0" w:lastColumn="0" w:oddVBand="0" w:evenVBand="0" w:oddHBand="0" w:evenHBand="0" w:firstRowFirstColumn="0" w:firstRowLastColumn="0" w:lastRowFirstColumn="0" w:lastRowLastColumn="0"/>
             </w:pPr>
-            <w:proofErr w:type="gramStart"/>
-            <w:r>
-              <w:t>VARCHAR(</w:t>
-            </w:r>
-            <w:proofErr w:type="gramEnd"/>
-            <w:r>
-              <w:t>1)</w:t>
+            <w:r>
+              <w:t>VARCHAR(1)</w:t>
             </w:r>
           </w:p>
         </w:tc>
@@ -21250,14 +20657,12 @@
             <w:pPr>
               <w:ind w:firstLine="480"/>
             </w:pPr>
-            <w:proofErr w:type="spellStart"/>
             <w:r>
               <w:rPr>
                 <w:rFonts w:hint="eastAsia"/>
               </w:rPr>
               <w:t>contact_phone</w:t>
             </w:r>
-            <w:proofErr w:type="spellEnd"/>
           </w:p>
         </w:tc>
         <w:tc>
@@ -21269,19 +20674,11 @@
               <w:ind w:firstLine="480"/>
               <w:cnfStyle w:val="000000000000" w:firstRow="0" w:lastRow="0" w:firstColumn="0" w:lastColumn="0" w:oddVBand="0" w:evenVBand="0" w:oddHBand="0" w:evenHBand="0" w:firstRowFirstColumn="0" w:firstRowLastColumn="0" w:lastRowFirstColumn="0" w:lastRowLastColumn="0"/>
             </w:pPr>
-            <w:proofErr w:type="gramStart"/>
             <w:r>
               <w:rPr>
                 <w:rFonts w:hint="eastAsia"/>
               </w:rPr>
-              <w:t>VARCHAR(</w:t>
-            </w:r>
-            <w:proofErr w:type="gramEnd"/>
-            <w:r>
-              <w:rPr>
-                <w:rFonts w:hint="eastAsia"/>
-              </w:rPr>
-              <w:t>16)</w:t>
+              <w:t>VARCHAR(16)</w:t>
             </w:r>
           </w:p>
         </w:tc>
@@ -21327,13 +20724,8 @@
               <w:ind w:firstLine="480"/>
               <w:cnfStyle w:val="000000000000" w:firstRow="0" w:lastRow="0" w:firstColumn="0" w:lastColumn="0" w:oddVBand="0" w:evenVBand="0" w:oddHBand="0" w:evenHBand="0" w:firstRowFirstColumn="0" w:firstRowLastColumn="0" w:lastRowFirstColumn="0" w:lastRowLastColumn="0"/>
             </w:pPr>
-            <w:proofErr w:type="gramStart"/>
-            <w:r>
-              <w:t>VARCHAR(</w:t>
-            </w:r>
-            <w:proofErr w:type="gramEnd"/>
-            <w:r>
-              <w:t>128)</w:t>
+            <w:r>
+              <w:t>VARCHAR(128)</w:t>
             </w:r>
           </w:p>
         </w:tc>
@@ -21376,13 +20768,8 @@
               <w:ind w:firstLine="480"/>
               <w:cnfStyle w:val="000000000000" w:firstRow="0" w:lastRow="0" w:firstColumn="0" w:lastColumn="0" w:oddVBand="0" w:evenVBand="0" w:oddHBand="0" w:evenHBand="0" w:firstRowFirstColumn="0" w:firstRowLastColumn="0" w:lastRowFirstColumn="0" w:lastRowLastColumn="0"/>
             </w:pPr>
-            <w:proofErr w:type="gramStart"/>
-            <w:r>
-              <w:t>VARCHAR(</w:t>
-            </w:r>
-            <w:proofErr w:type="gramEnd"/>
-            <w:r>
-              <w:t>32)</w:t>
+            <w:r>
+              <w:t>VARCHAR(32)</w:t>
             </w:r>
           </w:p>
         </w:tc>
@@ -21425,13 +20812,8 @@
               <w:ind w:firstLine="480"/>
               <w:cnfStyle w:val="000000000000" w:firstRow="0" w:lastRow="0" w:firstColumn="0" w:lastColumn="0" w:oddVBand="0" w:evenVBand="0" w:oddHBand="0" w:evenHBand="0" w:firstRowFirstColumn="0" w:firstRowLastColumn="0" w:lastRowFirstColumn="0" w:lastRowLastColumn="0"/>
             </w:pPr>
-            <w:proofErr w:type="gramStart"/>
-            <w:r>
-              <w:t>VARCHAR(</w:t>
-            </w:r>
-            <w:proofErr w:type="gramEnd"/>
-            <w:r>
-              <w:t>32)</w:t>
+            <w:r>
+              <w:t>VARCHAR(32)</w:t>
             </w:r>
           </w:p>
         </w:tc>
@@ -21460,11 +20842,9 @@
             <w:pPr>
               <w:ind w:firstLine="480"/>
             </w:pPr>
-            <w:proofErr w:type="spellStart"/>
             <w:r>
               <w:t>marital_status</w:t>
             </w:r>
-            <w:proofErr w:type="spellEnd"/>
           </w:p>
         </w:tc>
         <w:tc>
@@ -21506,11 +20886,9 @@
             <w:pPr>
               <w:ind w:firstLine="480"/>
             </w:pPr>
-            <w:proofErr w:type="spellStart"/>
             <w:r>
               <w:t>emergency_phone</w:t>
             </w:r>
-            <w:proofErr w:type="spellEnd"/>
           </w:p>
         </w:tc>
         <w:tc>
@@ -21522,13 +20900,8 @@
               <w:ind w:firstLine="480"/>
               <w:cnfStyle w:val="000000000000" w:firstRow="0" w:lastRow="0" w:firstColumn="0" w:lastColumn="0" w:oddVBand="0" w:evenVBand="0" w:oddHBand="0" w:evenHBand="0" w:firstRowFirstColumn="0" w:firstRowLastColumn="0" w:lastRowFirstColumn="0" w:lastRowLastColumn="0"/>
             </w:pPr>
-            <w:proofErr w:type="gramStart"/>
-            <w:r>
-              <w:t>VARCHAR(</w:t>
-            </w:r>
-            <w:proofErr w:type="gramEnd"/>
-            <w:r>
-              <w:t>32)</w:t>
+            <w:r>
+              <w:t>VARCHAR(32)</w:t>
             </w:r>
           </w:p>
         </w:tc>
@@ -21557,11 +20930,9 @@
             <w:pPr>
               <w:ind w:firstLine="480"/>
             </w:pPr>
-            <w:proofErr w:type="spellStart"/>
             <w:r>
               <w:t>emergency_contact</w:t>
             </w:r>
-            <w:proofErr w:type="spellEnd"/>
           </w:p>
         </w:tc>
         <w:tc>
@@ -21573,13 +20944,8 @@
               <w:ind w:firstLine="480"/>
               <w:cnfStyle w:val="000000000000" w:firstRow="0" w:lastRow="0" w:firstColumn="0" w:lastColumn="0" w:oddVBand="0" w:evenVBand="0" w:oddHBand="0" w:evenHBand="0" w:firstRowFirstColumn="0" w:firstRowLastColumn="0" w:lastRowFirstColumn="0" w:lastRowLastColumn="0"/>
             </w:pPr>
-            <w:proofErr w:type="gramStart"/>
-            <w:r>
-              <w:t>VARCHAR(</w:t>
-            </w:r>
-            <w:proofErr w:type="gramEnd"/>
-            <w:r>
-              <w:t>32)</w:t>
+            <w:r>
+              <w:t>VARCHAR(32)</w:t>
             </w:r>
           </w:p>
         </w:tc>
@@ -21608,11 +20974,9 @@
             <w:pPr>
               <w:ind w:firstLine="480"/>
             </w:pPr>
-            <w:proofErr w:type="spellStart"/>
             <w:r>
               <w:t>insurance_number</w:t>
             </w:r>
-            <w:proofErr w:type="spellEnd"/>
           </w:p>
         </w:tc>
         <w:tc>
@@ -21624,13 +20988,8 @@
               <w:ind w:firstLine="480"/>
               <w:cnfStyle w:val="000000000000" w:firstRow="0" w:lastRow="0" w:firstColumn="0" w:lastColumn="0" w:oddVBand="0" w:evenVBand="0" w:oddHBand="0" w:evenHBand="0" w:firstRowFirstColumn="0" w:firstRowLastColumn="0" w:lastRowFirstColumn="0" w:lastRowLastColumn="0"/>
             </w:pPr>
-            <w:proofErr w:type="gramStart"/>
-            <w:r>
-              <w:t>VARCHAR(</w:t>
-            </w:r>
-            <w:proofErr w:type="gramEnd"/>
-            <w:r>
-              <w:t>255)</w:t>
+            <w:r>
+              <w:t>VARCHAR(255)</w:t>
             </w:r>
           </w:p>
         </w:tc>
@@ -21659,11 +21018,9 @@
             <w:pPr>
               <w:ind w:firstLine="480"/>
             </w:pPr>
-            <w:proofErr w:type="spellStart"/>
             <w:r>
               <w:t>medical_history</w:t>
             </w:r>
-            <w:proofErr w:type="spellEnd"/>
           </w:p>
         </w:tc>
         <w:tc>
@@ -21763,13 +21120,8 @@
               <w:ind w:firstLine="480"/>
               <w:cnfStyle w:val="000000000000" w:firstRow="0" w:lastRow="0" w:firstColumn="0" w:lastColumn="0" w:oddVBand="0" w:evenVBand="0" w:oddHBand="0" w:evenHBand="0" w:firstRowFirstColumn="0" w:firstRowLastColumn="0" w:lastRowFirstColumn="0" w:lastRowLastColumn="0"/>
             </w:pPr>
-            <w:proofErr w:type="gramStart"/>
-            <w:r>
-              <w:t>VARCHAR(</w:t>
-            </w:r>
-            <w:proofErr w:type="gramEnd"/>
-            <w:r>
-              <w:t>32)</w:t>
+            <w:r>
+              <w:t>VARCHAR(32)</w:t>
             </w:r>
           </w:p>
         </w:tc>
@@ -21798,14 +21150,12 @@
             <w:pPr>
               <w:ind w:firstLine="480"/>
             </w:pPr>
-            <w:proofErr w:type="spellStart"/>
             <w:r>
               <w:rPr>
                 <w:rFonts w:hint="eastAsia"/>
               </w:rPr>
               <w:t>relation_display</w:t>
             </w:r>
-            <w:proofErr w:type="spellEnd"/>
           </w:p>
         </w:tc>
         <w:tc>
@@ -21817,19 +21167,11 @@
               <w:ind w:firstLine="480"/>
               <w:cnfStyle w:val="000000000000" w:firstRow="0" w:lastRow="0" w:firstColumn="0" w:lastColumn="0" w:oddVBand="0" w:evenVBand="0" w:oddHBand="0" w:evenHBand="0" w:firstRowFirstColumn="0" w:firstRowLastColumn="0" w:lastRowFirstColumn="0" w:lastRowLastColumn="0"/>
             </w:pPr>
-            <w:proofErr w:type="gramStart"/>
             <w:r>
               <w:rPr>
                 <w:rFonts w:hint="eastAsia"/>
               </w:rPr>
-              <w:t>VARCHAR(</w:t>
-            </w:r>
-            <w:proofErr w:type="gramEnd"/>
-            <w:r>
-              <w:rPr>
-                <w:rFonts w:hint="eastAsia"/>
-              </w:rPr>
-              <w:t>32)</w:t>
+              <w:t>VARCHAR(32)</w:t>
             </w:r>
           </w:p>
         </w:tc>
@@ -21914,11 +21256,9 @@
             <w:pPr>
               <w:ind w:firstLine="480"/>
             </w:pPr>
-            <w:proofErr w:type="spellStart"/>
             <w:r>
               <w:t>create_time</w:t>
             </w:r>
-            <w:proofErr w:type="spellEnd"/>
           </w:p>
         </w:tc>
         <w:tc>
@@ -21960,11 +21300,9 @@
             <w:pPr>
               <w:ind w:firstLine="480"/>
             </w:pPr>
-            <w:proofErr w:type="spellStart"/>
             <w:r>
               <w:t>update_time</w:t>
             </w:r>
-            <w:proofErr w:type="spellEnd"/>
           </w:p>
         </w:tc>
         <w:tc>
@@ -22019,14 +21357,12 @@
         </w:rPr>
         <w:t>）管理员扩展信息表（</w:t>
       </w:r>
-      <w:proofErr w:type="spellStart"/>
       <w:r>
         <w:rPr>
           <w:rFonts w:hint="eastAsia"/>
         </w:rPr>
         <w:t>admin_exp</w:t>
       </w:r>
-      <w:proofErr w:type="spellEnd"/>
       <w:r>
         <w:rPr>
           <w:rFonts w:hint="eastAsia"/>
@@ -22039,15 +21375,7 @@
         <w:ind w:firstLine="480"/>
       </w:pPr>
       <w:r>
-        <w:t>此数据库</w:t>
-      </w:r>
-      <w:proofErr w:type="gramStart"/>
-      <w:r>
-        <w:t>表专门</w:t>
-      </w:r>
-      <w:proofErr w:type="gramEnd"/>
-      <w:r>
-        <w:t>用于保存管理员扩展属性以及组织结构相关的信息，它是系统后台的中心数据库表，对后台权限管理以及系统功能的实现起到数据支持的作用。完整的字段定义可以在</w:t>
+        <w:t>此数据库表专门用于保存管理员扩展属性以及组织结构相关的信息，它是系统后台的中心数据库表，对后台权限管理以及系统功能的实现起到数据支持的作用。完整的字段定义可以在</w:t>
       </w:r>
       <w:r>
         <w:fldChar w:fldCharType="begin"/>
@@ -22221,11 +21549,9 @@
             <w:pPr>
               <w:ind w:firstLine="480"/>
             </w:pPr>
-            <w:proofErr w:type="spellStart"/>
             <w:r>
               <w:t>admin_id</w:t>
             </w:r>
-            <w:proofErr w:type="spellEnd"/>
           </w:p>
         </w:tc>
         <w:tc>
@@ -22270,11 +21596,9 @@
             <w:pPr>
               <w:ind w:firstLine="480"/>
             </w:pPr>
-            <w:proofErr w:type="spellStart"/>
             <w:r>
               <w:t>uid</w:t>
             </w:r>
-            <w:proofErr w:type="spellEnd"/>
           </w:p>
         </w:tc>
         <w:tc>
@@ -22333,13 +21657,8 @@
               <w:ind w:firstLine="480"/>
               <w:cnfStyle w:val="000000000000" w:firstRow="0" w:lastRow="0" w:firstColumn="0" w:lastColumn="0" w:oddVBand="0" w:evenVBand="0" w:oddHBand="0" w:evenHBand="0" w:firstRowFirstColumn="0" w:firstRowLastColumn="0" w:lastRowFirstColumn="0" w:lastRowLastColumn="0"/>
             </w:pPr>
-            <w:proofErr w:type="gramStart"/>
-            <w:r>
-              <w:t>VARCHAR(</w:t>
-            </w:r>
-            <w:proofErr w:type="gramEnd"/>
-            <w:r>
-              <w:t>255)</w:t>
+            <w:r>
+              <w:t>VARCHAR(255)</w:t>
             </w:r>
           </w:p>
         </w:tc>
@@ -22368,11 +21687,9 @@
             <w:pPr>
               <w:ind w:firstLine="480"/>
             </w:pPr>
-            <w:proofErr w:type="spellStart"/>
             <w:r>
               <w:t>create_time</w:t>
             </w:r>
-            <w:proofErr w:type="spellEnd"/>
           </w:p>
         </w:tc>
         <w:tc>
@@ -22414,11 +21731,9 @@
             <w:pPr>
               <w:ind w:firstLine="480"/>
             </w:pPr>
-            <w:proofErr w:type="spellStart"/>
             <w:r>
               <w:t>update_time</w:t>
             </w:r>
-            <w:proofErr w:type="spellEnd"/>
           </w:p>
         </w:tc>
         <w:tc>
@@ -22659,11 +21974,9 @@
             <w:pPr>
               <w:ind w:firstLine="480"/>
             </w:pPr>
-            <w:proofErr w:type="spellStart"/>
             <w:r>
               <w:t>department_id</w:t>
             </w:r>
-            <w:proofErr w:type="spellEnd"/>
           </w:p>
         </w:tc>
         <w:tc>
@@ -22722,13 +22035,8 @@
               <w:ind w:firstLine="480"/>
               <w:cnfStyle w:val="000000000000" w:firstRow="0" w:lastRow="0" w:firstColumn="0" w:lastColumn="0" w:oddVBand="0" w:evenVBand="0" w:oddHBand="0" w:evenHBand="0" w:firstRowFirstColumn="0" w:firstRowLastColumn="0" w:lastRowFirstColumn="0" w:lastRowLastColumn="0"/>
             </w:pPr>
-            <w:proofErr w:type="gramStart"/>
-            <w:r>
-              <w:t>VARCHAR(</w:t>
-            </w:r>
-            <w:proofErr w:type="gramEnd"/>
-            <w:r>
-              <w:t>128)</w:t>
+            <w:r>
+              <w:t>VARCHAR(128)</w:t>
             </w:r>
           </w:p>
         </w:tc>
@@ -22757,11 +22065,9 @@
             <w:pPr>
               <w:ind w:firstLine="480"/>
             </w:pPr>
-            <w:proofErr w:type="spellStart"/>
             <w:r>
               <w:t>parent_id</w:t>
             </w:r>
-            <w:proofErr w:type="spellEnd"/>
           </w:p>
         </w:tc>
         <w:tc>
@@ -22787,11 +22093,9 @@
               <w:ind w:firstLine="480"/>
               <w:cnfStyle w:val="000000000000" w:firstRow="0" w:lastRow="0" w:firstColumn="0" w:lastColumn="0" w:oddVBand="0" w:evenVBand="0" w:oddHBand="0" w:evenHBand="0" w:firstRowFirstColumn="0" w:firstRowLastColumn="0" w:lastRowFirstColumn="0" w:lastRowLastColumn="0"/>
             </w:pPr>
-            <w:proofErr w:type="gramStart"/>
             <w:r>
               <w:t>父级科室</w:t>
             </w:r>
-            <w:proofErr w:type="gramEnd"/>
             <w:r>
               <w:t>id</w:t>
             </w:r>
@@ -22866,13 +22170,8 @@
               <w:ind w:firstLine="480"/>
               <w:cnfStyle w:val="000000000000" w:firstRow="0" w:lastRow="0" w:firstColumn="0" w:lastColumn="0" w:oddVBand="0" w:evenVBand="0" w:oddHBand="0" w:evenHBand="0" w:firstRowFirstColumn="0" w:firstRowLastColumn="0" w:lastRowFirstColumn="0" w:lastRowLastColumn="0"/>
             </w:pPr>
-            <w:proofErr w:type="gramStart"/>
-            <w:r>
-              <w:t>VARCHAR(</w:t>
-            </w:r>
-            <w:proofErr w:type="gramEnd"/>
-            <w:r>
-              <w:t>4000)</w:t>
+            <w:r>
+              <w:t>VARCHAR(4000)</w:t>
             </w:r>
           </w:p>
         </w:tc>
@@ -22901,11 +22200,9 @@
             <w:pPr>
               <w:ind w:firstLine="480"/>
             </w:pPr>
-            <w:proofErr w:type="spellStart"/>
             <w:r>
               <w:t>create_time</w:t>
             </w:r>
-            <w:proofErr w:type="spellEnd"/>
           </w:p>
         </w:tc>
         <w:tc>
@@ -22958,83 +22255,30 @@
         <w:rPr>
           <w:rFonts w:hint="eastAsia"/>
         </w:rPr>
+        <w:t>）号源表（</w:t>
+      </w:r>
+      <w:r>
+        <w:rPr>
+          <w:rFonts w:hint="eastAsia"/>
+        </w:rPr>
+        <w:t>schedule_slot</w:t>
+      </w:r>
+      <w:r>
+        <w:rPr>
+          <w:rFonts w:hint="eastAsia"/>
+        </w:rPr>
         <w:t>）</w:t>
       </w:r>
-      <w:proofErr w:type="gramStart"/>
-      <w:r>
-        <w:rPr>
-          <w:rFonts w:hint="eastAsia"/>
-        </w:rPr>
-        <w:t>号源表</w:t>
-      </w:r>
-      <w:proofErr w:type="gramEnd"/>
-      <w:r>
-        <w:rPr>
-          <w:rFonts w:hint="eastAsia"/>
-        </w:rPr>
-        <w:t>（</w:t>
-      </w:r>
-      <w:proofErr w:type="spellStart"/>
-      <w:r>
-        <w:rPr>
-          <w:rFonts w:hint="eastAsia"/>
-        </w:rPr>
-        <w:t>schedule_slot</w:t>
-      </w:r>
-      <w:proofErr w:type="spellEnd"/>
-      <w:r>
-        <w:rPr>
-          <w:rFonts w:hint="eastAsia"/>
-        </w:rPr>
-        <w:t>）</w:t>
-      </w:r>
     </w:p>
     <w:p>
       <w:pPr>
         <w:ind w:firstLine="480"/>
       </w:pPr>
-      <w:proofErr w:type="gramStart"/>
-      <w:r>
-        <w:t>号源表</w:t>
-      </w:r>
-      <w:proofErr w:type="gramEnd"/>
-      <w:r>
-        <w:t>用来记载医师在某一时段内可以预约</w:t>
-      </w:r>
-      <w:proofErr w:type="gramStart"/>
-      <w:r>
-        <w:t>的号源信息</w:t>
-      </w:r>
-      <w:proofErr w:type="gramEnd"/>
-      <w:r>
-        <w:t>，它所涉及的主要组成要素有</w:t>
-      </w:r>
-      <w:proofErr w:type="gramStart"/>
-      <w:r>
-        <w:t>最</w:t>
-      </w:r>
-      <w:proofErr w:type="gramEnd"/>
-      <w:r>
-        <w:t>大号源容量和当前剩余</w:t>
-      </w:r>
-      <w:proofErr w:type="gramStart"/>
-      <w:r>
-        <w:t>号源数量</w:t>
-      </w:r>
-      <w:proofErr w:type="gramEnd"/>
-      <w:r>
-        <w:t>等。</w:t>
-      </w:r>
-      <w:r>
-        <w:t>本系统</w:t>
-      </w:r>
-      <w:proofErr w:type="gramStart"/>
-      <w:r>
-        <w:t>利用号源表</w:t>
-      </w:r>
-      <w:proofErr w:type="gramEnd"/>
-      <w:r>
-        <w:t>对各个时间段的预约资源进行统一调配和管理，可以有效地防止出现超量预约的情况，相关表结构见</w:t>
+      <w:r>
+        <w:t>号源表用来记载医师在某一时段内可以预约的号源信息，它所涉及的主要组成要素有最大号源容量和当前剩余号源数量等。</w:t>
+      </w:r>
+      <w:r>
+        <w:t>本系统利用号源表对各个时间段的预约资源进行统一调配和管理，可以有效地防止出现超量预约的情况，相关表结构见</w:t>
       </w:r>
       <w:r>
         <w:fldChar w:fldCharType="begin"/>
@@ -23130,11 +22374,9 @@
         </w:rPr>
         <w:t xml:space="preserve"> </w:t>
       </w:r>
-      <w:proofErr w:type="gramStart"/>
       <w:r>
         <w:t>号源信息</w:t>
       </w:r>
-      <w:proofErr w:type="gramEnd"/>
     </w:p>
     <w:tbl>
       <w:tblPr>
@@ -23204,11 +22446,9 @@
             <w:pPr>
               <w:ind w:firstLine="480"/>
             </w:pPr>
-            <w:proofErr w:type="spellStart"/>
             <w:r>
               <w:t>slot_id</w:t>
             </w:r>
-            <w:proofErr w:type="spellEnd"/>
           </w:p>
         </w:tc>
         <w:tc>
@@ -23253,11 +22493,9 @@
             <w:pPr>
               <w:ind w:firstLine="480"/>
             </w:pPr>
-            <w:proofErr w:type="spellStart"/>
             <w:r>
               <w:t>schedule_id</w:t>
             </w:r>
-            <w:proofErr w:type="spellEnd"/>
           </w:p>
         </w:tc>
         <w:tc>
@@ -23323,11 +22561,9 @@
         </w:rPr>
         <w:t xml:space="preserve"> </w:t>
       </w:r>
-      <w:proofErr w:type="gramStart"/>
       <w:r>
         <w:t>号源信息</w:t>
       </w:r>
-      <w:proofErr w:type="gramEnd"/>
     </w:p>
     <w:tbl>
       <w:tblPr>
@@ -23428,19 +22664,11 @@
               <w:ind w:firstLine="480"/>
               <w:cnfStyle w:val="000000000000" w:firstRow="0" w:lastRow="0" w:firstColumn="0" w:lastColumn="0" w:oddVBand="0" w:evenVBand="0" w:oddHBand="0" w:evenHBand="0" w:firstRowFirstColumn="0" w:firstRowLastColumn="0" w:lastRowFirstColumn="0" w:lastRowLastColumn="0"/>
             </w:pPr>
-            <w:proofErr w:type="gramStart"/>
             <w:r>
               <w:rPr>
                 <w:rFonts w:hint="eastAsia"/>
               </w:rPr>
-              <w:t>VARCHAR(</w:t>
-            </w:r>
-            <w:proofErr w:type="gramEnd"/>
-            <w:r>
-              <w:rPr>
-                <w:rFonts w:hint="eastAsia"/>
-              </w:rPr>
-              <w:t>64)</w:t>
+              <w:t>VARCHAR(64)</w:t>
             </w:r>
           </w:p>
         </w:tc>
@@ -23473,11 +22701,9 @@
             <w:pPr>
               <w:ind w:firstLine="480"/>
             </w:pPr>
-            <w:proofErr w:type="spellStart"/>
             <w:r>
               <w:t>max_number</w:t>
             </w:r>
-            <w:proofErr w:type="spellEnd"/>
           </w:p>
         </w:tc>
         <w:tc>
@@ -23519,11 +22745,9 @@
             <w:pPr>
               <w:ind w:firstLine="480"/>
             </w:pPr>
-            <w:proofErr w:type="spellStart"/>
             <w:r>
               <w:t>remain_number</w:t>
             </w:r>
-            <w:proofErr w:type="spellEnd"/>
           </w:p>
         </w:tc>
         <w:tc>
@@ -23549,11 +22773,9 @@
               <w:ind w:firstLine="480"/>
               <w:cnfStyle w:val="000000000000" w:firstRow="0" w:lastRow="0" w:firstColumn="0" w:lastColumn="0" w:oddVBand="0" w:evenVBand="0" w:oddHBand="0" w:evenHBand="0" w:firstRowFirstColumn="0" w:firstRowLastColumn="0" w:lastRowFirstColumn="0" w:lastRowLastColumn="0"/>
             </w:pPr>
-            <w:proofErr w:type="gramStart"/>
             <w:r>
               <w:t>剩余号源</w:t>
             </w:r>
-            <w:proofErr w:type="gramEnd"/>
           </w:p>
         </w:tc>
       </w:tr>
@@ -23611,11 +22833,9 @@
             <w:pPr>
               <w:ind w:firstLine="480"/>
             </w:pPr>
-            <w:proofErr w:type="spellStart"/>
             <w:r>
               <w:t>create_time</w:t>
             </w:r>
-            <w:proofErr w:type="spellEnd"/>
           </w:p>
         </w:tc>
         <w:tc>
@@ -23856,11 +23076,9 @@
             <w:pPr>
               <w:ind w:firstLine="480"/>
             </w:pPr>
-            <w:proofErr w:type="spellStart"/>
             <w:r>
               <w:t>appointment_id</w:t>
             </w:r>
-            <w:proofErr w:type="spellEnd"/>
           </w:p>
         </w:tc>
         <w:tc>
@@ -23905,11 +23123,9 @@
             <w:pPr>
               <w:ind w:firstLine="480"/>
             </w:pPr>
-            <w:proofErr w:type="spellStart"/>
             <w:r>
               <w:t>patient_id</w:t>
             </w:r>
-            <w:proofErr w:type="spellEnd"/>
           </w:p>
         </w:tc>
         <w:tc>
@@ -23954,11 +23170,9 @@
             <w:pPr>
               <w:ind w:firstLine="480"/>
             </w:pPr>
-            <w:proofErr w:type="spellStart"/>
             <w:r>
               <w:t>doctor_id</w:t>
             </w:r>
-            <w:proofErr w:type="spellEnd"/>
           </w:p>
         </w:tc>
         <w:tc>
@@ -24000,14 +23214,12 @@
             <w:pPr>
               <w:ind w:firstLine="480"/>
             </w:pPr>
-            <w:proofErr w:type="spellStart"/>
             <w:r>
               <w:rPr>
                 <w:rFonts w:hint="eastAsia"/>
               </w:rPr>
               <w:t>doctor_name</w:t>
             </w:r>
-            <w:proofErr w:type="spellEnd"/>
           </w:p>
         </w:tc>
         <w:tc>
@@ -24019,19 +23231,11 @@
               <w:ind w:firstLine="480"/>
               <w:cnfStyle w:val="000000000000" w:firstRow="0" w:lastRow="0" w:firstColumn="0" w:lastColumn="0" w:oddVBand="0" w:evenVBand="0" w:oddHBand="0" w:evenHBand="0" w:firstRowFirstColumn="0" w:firstRowLastColumn="0" w:lastRowFirstColumn="0" w:lastRowLastColumn="0"/>
             </w:pPr>
-            <w:proofErr w:type="gramStart"/>
             <w:r>
               <w:rPr>
                 <w:rFonts w:hint="eastAsia"/>
               </w:rPr>
-              <w:t>VARCHAR(</w:t>
-            </w:r>
-            <w:proofErr w:type="gramEnd"/>
-            <w:r>
-              <w:rPr>
-                <w:rFonts w:hint="eastAsia"/>
-              </w:rPr>
-              <w:t>32)</w:t>
+              <w:t>VARCHAR(32)</w:t>
             </w:r>
           </w:p>
         </w:tc>
@@ -24063,11 +23267,9 @@
             <w:pPr>
               <w:ind w:firstLine="480"/>
             </w:pPr>
-            <w:proofErr w:type="spellStart"/>
             <w:r>
               <w:t>department_id</w:t>
             </w:r>
-            <w:proofErr w:type="spellEnd"/>
           </w:p>
         </w:tc>
         <w:tc>
@@ -24109,14 +23311,12 @@
             <w:pPr>
               <w:ind w:firstLine="480"/>
             </w:pPr>
-            <w:proofErr w:type="spellStart"/>
             <w:r>
               <w:rPr>
                 <w:rFonts w:hint="eastAsia"/>
               </w:rPr>
               <w:t>department_name</w:t>
             </w:r>
-            <w:proofErr w:type="spellEnd"/>
           </w:p>
         </w:tc>
         <w:tc>
@@ -24128,19 +23328,11 @@
               <w:ind w:firstLine="480"/>
               <w:cnfStyle w:val="000000000000" w:firstRow="0" w:lastRow="0" w:firstColumn="0" w:lastColumn="0" w:oddVBand="0" w:evenVBand="0" w:oddHBand="0" w:evenHBand="0" w:firstRowFirstColumn="0" w:firstRowLastColumn="0" w:lastRowFirstColumn="0" w:lastRowLastColumn="0"/>
             </w:pPr>
-            <w:proofErr w:type="gramStart"/>
             <w:r>
               <w:rPr>
                 <w:rFonts w:hint="eastAsia"/>
               </w:rPr>
-              <w:t>VARCHAR(</w:t>
-            </w:r>
-            <w:proofErr w:type="gramEnd"/>
-            <w:r>
-              <w:rPr>
-                <w:rFonts w:hint="eastAsia"/>
-              </w:rPr>
-              <w:t>128)</w:t>
+              <w:t>VARCHAR(128)</w:t>
             </w:r>
           </w:p>
         </w:tc>
@@ -24172,11 +23364,9 @@
             <w:pPr>
               <w:ind w:firstLine="480"/>
             </w:pPr>
-            <w:proofErr w:type="spellStart"/>
             <w:r>
               <w:t>slot_id</w:t>
             </w:r>
-            <w:proofErr w:type="spellEnd"/>
           </w:p>
         </w:tc>
         <w:tc>
@@ -24202,11 +23392,9 @@
               <w:ind w:firstLine="480"/>
               <w:cnfStyle w:val="000000000000" w:firstRow="0" w:lastRow="0" w:firstColumn="0" w:lastColumn="0" w:oddVBand="0" w:evenVBand="0" w:oddHBand="0" w:evenHBand="0" w:firstRowFirstColumn="0" w:firstRowLastColumn="0" w:lastRowFirstColumn="0" w:lastRowLastColumn="0"/>
             </w:pPr>
-            <w:proofErr w:type="gramStart"/>
             <w:r>
               <w:t>号源</w:t>
             </w:r>
-            <w:proofErr w:type="gramEnd"/>
           </w:p>
         </w:tc>
       </w:tr>
@@ -24220,11 +23408,9 @@
             <w:pPr>
               <w:ind w:firstLine="480"/>
             </w:pPr>
-            <w:proofErr w:type="spellStart"/>
             <w:r>
               <w:t>visit_date</w:t>
             </w:r>
-            <w:proofErr w:type="spellEnd"/>
           </w:p>
         </w:tc>
         <w:tc>
@@ -24280,13 +23466,8 @@
               <w:ind w:firstLine="480"/>
               <w:cnfStyle w:val="000000000000" w:firstRow="0" w:lastRow="0" w:firstColumn="0" w:lastColumn="0" w:oddVBand="0" w:evenVBand="0" w:oddHBand="0" w:evenHBand="0" w:firstRowFirstColumn="0" w:firstRowLastColumn="0" w:lastRowFirstColumn="0" w:lastRowLastColumn="0"/>
             </w:pPr>
-            <w:proofErr w:type="gramStart"/>
-            <w:r>
-              <w:t>VARCHAR(</w:t>
-            </w:r>
-            <w:proofErr w:type="gramEnd"/>
-            <w:r>
-              <w:t>64)</w:t>
+            <w:r>
+              <w:t>VARCHAR(64)</w:t>
             </w:r>
           </w:p>
         </w:tc>
@@ -24315,11 +23496,9 @@
             <w:pPr>
               <w:ind w:firstLine="480"/>
             </w:pPr>
-            <w:proofErr w:type="spellStart"/>
             <w:r>
               <w:t>queue_number</w:t>
             </w:r>
-            <w:proofErr w:type="spellEnd"/>
           </w:p>
         </w:tc>
         <w:tc>
@@ -24361,14 +23540,12 @@
             <w:pPr>
               <w:ind w:firstLine="480"/>
             </w:pPr>
-            <w:proofErr w:type="spellStart"/>
             <w:r>
               <w:rPr>
                 <w:rFonts w:hint="eastAsia"/>
               </w:rPr>
               <w:t>display_no</w:t>
             </w:r>
-            <w:proofErr w:type="spellEnd"/>
           </w:p>
         </w:tc>
         <w:tc>
@@ -24380,19 +23557,11 @@
               <w:ind w:firstLine="480"/>
               <w:cnfStyle w:val="000000000000" w:firstRow="0" w:lastRow="0" w:firstColumn="0" w:lastColumn="0" w:oddVBand="0" w:evenVBand="0" w:oddHBand="0" w:evenHBand="0" w:firstRowFirstColumn="0" w:firstRowLastColumn="0" w:lastRowFirstColumn="0" w:lastRowLastColumn="0"/>
             </w:pPr>
-            <w:proofErr w:type="gramStart"/>
             <w:r>
               <w:rPr>
                 <w:rFonts w:hint="eastAsia"/>
               </w:rPr>
-              <w:t>VARCHAR(</w:t>
-            </w:r>
-            <w:proofErr w:type="gramEnd"/>
-            <w:r>
-              <w:rPr>
-                <w:rFonts w:hint="eastAsia"/>
-              </w:rPr>
-              <w:t>32)</w:t>
+              <w:t>VARCHAR(32)</w:t>
             </w:r>
           </w:p>
         </w:tc>
@@ -24468,11 +23637,9 @@
             <w:pPr>
               <w:ind w:firstLine="480"/>
             </w:pPr>
-            <w:proofErr w:type="spellStart"/>
             <w:r>
               <w:t>contact_number</w:t>
             </w:r>
-            <w:proofErr w:type="spellEnd"/>
           </w:p>
         </w:tc>
         <w:tc>
@@ -24484,13 +23651,8 @@
               <w:ind w:firstLine="480"/>
               <w:cnfStyle w:val="000000000000" w:firstRow="0" w:lastRow="0" w:firstColumn="0" w:lastColumn="0" w:oddVBand="0" w:evenVBand="0" w:oddHBand="0" w:evenHBand="0" w:firstRowFirstColumn="0" w:firstRowLastColumn="0" w:lastRowFirstColumn="0" w:lastRowLastColumn="0"/>
             </w:pPr>
-            <w:proofErr w:type="gramStart"/>
-            <w:r>
-              <w:t>VARCHAR(</w:t>
-            </w:r>
-            <w:proofErr w:type="gramEnd"/>
-            <w:r>
-              <w:t>64)</w:t>
+            <w:r>
+              <w:t>VARCHAR(64)</w:t>
             </w:r>
           </w:p>
         </w:tc>
@@ -24519,11 +23681,9 @@
             <w:pPr>
               <w:ind w:firstLine="480"/>
             </w:pPr>
-            <w:proofErr w:type="spellStart"/>
             <w:r>
               <w:t>payee_code</w:t>
             </w:r>
-            <w:proofErr w:type="spellEnd"/>
           </w:p>
         </w:tc>
         <w:tc>
@@ -24535,13 +23695,8 @@
               <w:ind w:firstLine="480"/>
               <w:cnfStyle w:val="000000000000" w:firstRow="0" w:lastRow="0" w:firstColumn="0" w:lastColumn="0" w:oddVBand="0" w:evenVBand="0" w:oddHBand="0" w:evenHBand="0" w:firstRowFirstColumn="0" w:firstRowLastColumn="0" w:lastRowFirstColumn="0" w:lastRowLastColumn="0"/>
             </w:pPr>
-            <w:proofErr w:type="gramStart"/>
-            <w:r>
-              <w:t>VARCHAR(</w:t>
-            </w:r>
-            <w:proofErr w:type="gramEnd"/>
-            <w:r>
-              <w:t>128)</w:t>
+            <w:r>
+              <w:t>VARCHAR(128)</w:t>
             </w:r>
           </w:p>
         </w:tc>
@@ -24614,11 +23769,9 @@
             <w:pPr>
               <w:ind w:firstLine="480"/>
             </w:pPr>
-            <w:proofErr w:type="spellStart"/>
             <w:r>
               <w:t>create_time</w:t>
             </w:r>
-            <w:proofErr w:type="spellEnd"/>
           </w:p>
         </w:tc>
         <w:tc>
@@ -24677,14 +23830,12 @@
         </w:rPr>
         <w:t>）医生排班表（</w:t>
       </w:r>
-      <w:proofErr w:type="spellStart"/>
       <w:r>
         <w:rPr>
           <w:rFonts w:hint="eastAsia"/>
         </w:rPr>
         <w:t>doctor_schedule</w:t>
       </w:r>
-      <w:proofErr w:type="spellEnd"/>
       <w:r>
         <w:rPr>
           <w:rFonts w:hint="eastAsia"/>
@@ -24730,15 +23881,7 @@
         <w:t>主要内容有日期、时间段和预约号数等部分。</w:t>
       </w:r>
       <w:r>
-        <w:t>预约挂号及</w:t>
-      </w:r>
-      <w:proofErr w:type="gramStart"/>
-      <w:r>
-        <w:t>号源分配</w:t>
-      </w:r>
-      <w:proofErr w:type="gramEnd"/>
-      <w:r>
-        <w:t>的主要依靠就是排班数据是否准确。该表在系统结构中起到支撑性的作用，同诸多重要的业务模块有密切的关系，有关字段设置如</w:t>
+        <w:t>预约挂号及号源分配的主要依靠就是排班数据是否准确。该表在系统结构中起到支撑性的作用，同诸多重要的业务模块有密切的关系，有关字段设置如</w:t>
       </w:r>
       <w:r>
         <w:fldChar w:fldCharType="begin"/>
@@ -24915,11 +24058,9 @@
             <w:pPr>
               <w:ind w:firstLine="480"/>
             </w:pPr>
-            <w:proofErr w:type="spellStart"/>
             <w:r>
               <w:t>schedule_id</w:t>
             </w:r>
-            <w:proofErr w:type="spellEnd"/>
           </w:p>
         </w:tc>
         <w:tc>
@@ -24964,11 +24105,9 @@
             <w:pPr>
               <w:ind w:firstLine="480"/>
             </w:pPr>
-            <w:proofErr w:type="spellStart"/>
             <w:r>
               <w:t>doctor_id</w:t>
             </w:r>
-            <w:proofErr w:type="spellEnd"/>
           </w:p>
         </w:tc>
         <w:tc>
@@ -25013,11 +24152,9 @@
             <w:pPr>
               <w:ind w:firstLine="480"/>
             </w:pPr>
-            <w:proofErr w:type="spellStart"/>
             <w:r>
               <w:t>department_id</w:t>
             </w:r>
-            <w:proofErr w:type="spellEnd"/>
           </w:p>
         </w:tc>
         <w:tc>
@@ -25062,11 +24199,9 @@
             <w:pPr>
               <w:ind w:firstLine="480"/>
             </w:pPr>
-            <w:proofErr w:type="spellStart"/>
             <w:r>
               <w:t>work_date</w:t>
             </w:r>
-            <w:proofErr w:type="spellEnd"/>
           </w:p>
         </w:tc>
         <w:tc>
@@ -25108,14 +24243,12 @@
             <w:pPr>
               <w:ind w:firstLine="480"/>
             </w:pPr>
-            <w:proofErr w:type="spellStart"/>
             <w:r>
               <w:rPr>
                 <w:rFonts w:hint="eastAsia"/>
               </w:rPr>
               <w:t>am_start_time</w:t>
             </w:r>
-            <w:proofErr w:type="spellEnd"/>
           </w:p>
         </w:tc>
         <w:tc>
@@ -25163,14 +24296,12 @@
             <w:pPr>
               <w:ind w:firstLine="480"/>
             </w:pPr>
-            <w:proofErr w:type="spellStart"/>
             <w:r>
               <w:rPr>
                 <w:rFonts w:hint="eastAsia"/>
               </w:rPr>
               <w:t>am_end_time</w:t>
             </w:r>
-            <w:proofErr w:type="spellEnd"/>
           </w:p>
         </w:tc>
         <w:tc>
@@ -25218,14 +24349,12 @@
             <w:pPr>
               <w:ind w:firstLine="480"/>
             </w:pPr>
-            <w:proofErr w:type="spellStart"/>
             <w:r>
               <w:rPr>
                 <w:rFonts w:hint="eastAsia"/>
               </w:rPr>
               <w:t>pm_start_time</w:t>
             </w:r>
-            <w:proofErr w:type="spellEnd"/>
           </w:p>
         </w:tc>
         <w:tc>
@@ -25273,14 +24402,12 @@
             <w:pPr>
               <w:ind w:firstLine="480"/>
             </w:pPr>
-            <w:proofErr w:type="spellStart"/>
             <w:r>
               <w:rPr>
                 <w:rFonts w:hint="eastAsia"/>
               </w:rPr>
               <w:t>pm_end_time</w:t>
             </w:r>
-            <w:proofErr w:type="spellEnd"/>
           </w:p>
         </w:tc>
         <w:tc>
@@ -25328,14 +24455,12 @@
             <w:pPr>
               <w:ind w:firstLine="480"/>
             </w:pPr>
-            <w:proofErr w:type="spellStart"/>
             <w:r>
               <w:rPr>
                 <w:rFonts w:hint="eastAsia"/>
               </w:rPr>
               <w:t>interval_minute</w:t>
             </w:r>
-            <w:proofErr w:type="spellEnd"/>
           </w:p>
         </w:tc>
         <w:tc>
@@ -25383,14 +24508,12 @@
             <w:pPr>
               <w:ind w:firstLine="480"/>
             </w:pPr>
-            <w:proofErr w:type="spellStart"/>
             <w:r>
               <w:rPr>
                 <w:rFonts w:hint="eastAsia"/>
               </w:rPr>
               <w:t>max_number</w:t>
             </w:r>
-            <w:proofErr w:type="spellEnd"/>
           </w:p>
         </w:tc>
         <w:tc>
@@ -25482,11 +24605,9 @@
             <w:pPr>
               <w:ind w:firstLine="480"/>
             </w:pPr>
-            <w:proofErr w:type="spellStart"/>
             <w:r>
               <w:t>create_time</w:t>
             </w:r>
-            <w:proofErr w:type="spellEnd"/>
           </w:p>
         </w:tc>
         <w:tc>
@@ -25541,14 +24662,12 @@
         </w:rPr>
         <w:t>）文件信息表（</w:t>
       </w:r>
-      <w:proofErr w:type="spellStart"/>
       <w:r>
         <w:rPr>
           <w:rFonts w:hint="eastAsia"/>
         </w:rPr>
         <w:t>file_info</w:t>
       </w:r>
-      <w:proofErr w:type="spellEnd"/>
       <w:r>
         <w:rPr>
           <w:rFonts w:hint="eastAsia"/>
@@ -25776,11 +24895,9 @@
             <w:pPr>
               <w:ind w:firstLine="480"/>
             </w:pPr>
-            <w:proofErr w:type="spellStart"/>
             <w:r>
               <w:t>original_name</w:t>
             </w:r>
-            <w:proofErr w:type="spellEnd"/>
           </w:p>
         </w:tc>
         <w:tc>
@@ -25792,13 +24909,8 @@
               <w:ind w:firstLine="480"/>
               <w:cnfStyle w:val="000000000000" w:firstRow="0" w:lastRow="0" w:firstColumn="0" w:lastColumn="0" w:oddVBand="0" w:evenVBand="0" w:oddHBand="0" w:evenHBand="0" w:firstRowFirstColumn="0" w:firstRowLastColumn="0" w:lastRowFirstColumn="0" w:lastRowLastColumn="0"/>
             </w:pPr>
-            <w:proofErr w:type="gramStart"/>
-            <w:r>
-              <w:t>VARCHAR(</w:t>
-            </w:r>
-            <w:proofErr w:type="gramEnd"/>
-            <w:r>
-              <w:t>256)</w:t>
+            <w:r>
+              <w:t>VARCHAR(256)</w:t>
             </w:r>
           </w:p>
         </w:tc>
@@ -25827,11 +24939,9 @@
             <w:pPr>
               <w:ind w:firstLine="480"/>
             </w:pPr>
-            <w:proofErr w:type="spellStart"/>
             <w:r>
               <w:t>file_name</w:t>
             </w:r>
-            <w:proofErr w:type="spellEnd"/>
           </w:p>
         </w:tc>
         <w:tc>
@@ -25843,13 +24953,8 @@
               <w:ind w:firstLine="480"/>
               <w:cnfStyle w:val="000000000000" w:firstRow="0" w:lastRow="0" w:firstColumn="0" w:lastColumn="0" w:oddVBand="0" w:evenVBand="0" w:oddHBand="0" w:evenHBand="0" w:firstRowFirstColumn="0" w:firstRowLastColumn="0" w:lastRowFirstColumn="0" w:lastRowLastColumn="0"/>
             </w:pPr>
-            <w:proofErr w:type="gramStart"/>
-            <w:r>
-              <w:t>VARCHAR(</w:t>
-            </w:r>
-            <w:proofErr w:type="gramEnd"/>
-            <w:r>
-              <w:t>256)</w:t>
+            <w:r>
+              <w:t>VARCHAR(256)</w:t>
             </w:r>
           </w:p>
         </w:tc>
@@ -25878,11 +24983,9 @@
             <w:pPr>
               <w:ind w:firstLine="480"/>
             </w:pPr>
-            <w:proofErr w:type="spellStart"/>
             <w:r>
               <w:t>file_path</w:t>
             </w:r>
-            <w:proofErr w:type="spellEnd"/>
           </w:p>
         </w:tc>
         <w:tc>
@@ -25894,13 +24997,8 @@
               <w:ind w:firstLine="480"/>
               <w:cnfStyle w:val="000000000000" w:firstRow="0" w:lastRow="0" w:firstColumn="0" w:lastColumn="0" w:oddVBand="0" w:evenVBand="0" w:oddHBand="0" w:evenHBand="0" w:firstRowFirstColumn="0" w:firstRowLastColumn="0" w:lastRowFirstColumn="0" w:lastRowLastColumn="0"/>
             </w:pPr>
-            <w:proofErr w:type="gramStart"/>
-            <w:r>
-              <w:t>VARCHAR(</w:t>
-            </w:r>
-            <w:proofErr w:type="gramEnd"/>
-            <w:r>
-              <w:t>512)</w:t>
+            <w:r>
+              <w:t>VARCHAR(512)</w:t>
             </w:r>
           </w:p>
         </w:tc>
@@ -25929,11 +25027,9 @@
             <w:pPr>
               <w:ind w:firstLine="480"/>
             </w:pPr>
-            <w:proofErr w:type="spellStart"/>
             <w:r>
               <w:t>file_size</w:t>
             </w:r>
-            <w:proofErr w:type="spellEnd"/>
           </w:p>
         </w:tc>
         <w:tc>
@@ -26081,14 +25177,12 @@
             <w:pPr>
               <w:ind w:firstLine="480"/>
             </w:pPr>
-            <w:proofErr w:type="spellStart"/>
             <w:r>
               <w:rPr>
                 <w:rFonts w:hint="eastAsia"/>
               </w:rPr>
               <w:t>file_type</w:t>
             </w:r>
-            <w:proofErr w:type="spellEnd"/>
           </w:p>
         </w:tc>
         <w:tc>
@@ -26101,19 +25195,11 @@
               <w:ind w:firstLine="480"/>
               <w:cnfStyle w:val="000000000000" w:firstRow="0" w:lastRow="0" w:firstColumn="0" w:lastColumn="0" w:oddVBand="0" w:evenVBand="0" w:oddHBand="0" w:evenHBand="0" w:firstRowFirstColumn="0" w:firstRowLastColumn="0" w:lastRowFirstColumn="0" w:lastRowLastColumn="0"/>
             </w:pPr>
-            <w:proofErr w:type="gramStart"/>
             <w:r>
               <w:rPr>
                 <w:rFonts w:hint="eastAsia"/>
               </w:rPr>
-              <w:t>VARCHAR(</w:t>
-            </w:r>
-            <w:proofErr w:type="gramEnd"/>
-            <w:r>
-              <w:rPr>
-                <w:rFonts w:hint="eastAsia"/>
-              </w:rPr>
-              <w:t>64)</w:t>
+              <w:t>VARCHAR(64)</w:t>
             </w:r>
           </w:p>
         </w:tc>
@@ -26146,11 +25232,9 @@
             <w:pPr>
               <w:ind w:firstLine="480"/>
             </w:pPr>
-            <w:proofErr w:type="spellStart"/>
             <w:r>
               <w:t>create_time</w:t>
             </w:r>
-            <w:proofErr w:type="spellEnd"/>
           </w:p>
         </w:tc>
         <w:tc>
@@ -26205,14 +25289,12 @@
         </w:rPr>
         <w:t>）电子病历表（</w:t>
       </w:r>
-      <w:proofErr w:type="spellStart"/>
       <w:r>
         <w:rPr>
           <w:rFonts w:hint="eastAsia"/>
         </w:rPr>
         <w:t>medical_record</w:t>
       </w:r>
-      <w:proofErr w:type="spellEnd"/>
       <w:r>
         <w:rPr>
           <w:rFonts w:hint="eastAsia"/>
@@ -26446,11 +25528,9 @@
             <w:pPr>
               <w:ind w:firstLine="480"/>
             </w:pPr>
-            <w:proofErr w:type="spellStart"/>
             <w:r>
               <w:t>emr_id</w:t>
             </w:r>
-            <w:proofErr w:type="spellEnd"/>
           </w:p>
         </w:tc>
         <w:tc>
@@ -26495,11 +25575,9 @@
             <w:pPr>
               <w:ind w:firstLine="480"/>
             </w:pPr>
-            <w:proofErr w:type="spellStart"/>
             <w:r>
               <w:t>patient_id</w:t>
             </w:r>
-            <w:proofErr w:type="spellEnd"/>
           </w:p>
         </w:tc>
         <w:tc>
@@ -26544,11 +25622,9 @@
             <w:pPr>
               <w:ind w:firstLine="480"/>
             </w:pPr>
-            <w:proofErr w:type="spellStart"/>
             <w:r>
               <w:t>doctor_id</w:t>
             </w:r>
-            <w:proofErr w:type="spellEnd"/>
           </w:p>
         </w:tc>
         <w:tc>
@@ -26593,11 +25669,9 @@
             <w:pPr>
               <w:ind w:firstLine="480"/>
             </w:pPr>
-            <w:proofErr w:type="spellStart"/>
             <w:r>
               <w:t>appointment_id</w:t>
             </w:r>
-            <w:proofErr w:type="spellEnd"/>
           </w:p>
         </w:tc>
         <w:tc>
@@ -26639,11 +25713,9 @@
             <w:pPr>
               <w:ind w:firstLine="480"/>
             </w:pPr>
-            <w:proofErr w:type="spellStart"/>
             <w:r>
               <w:t>chief_complaint</w:t>
             </w:r>
-            <w:proofErr w:type="spellEnd"/>
           </w:p>
         </w:tc>
         <w:tc>
@@ -26655,13 +25727,8 @@
               <w:ind w:firstLine="480"/>
               <w:cnfStyle w:val="000000000000" w:firstRow="0" w:lastRow="0" w:firstColumn="0" w:lastColumn="0" w:oddVBand="0" w:evenVBand="0" w:oddHBand="0" w:evenHBand="0" w:firstRowFirstColumn="0" w:firstRowLastColumn="0" w:lastRowFirstColumn="0" w:lastRowLastColumn="0"/>
             </w:pPr>
-            <w:proofErr w:type="gramStart"/>
-            <w:r>
-              <w:t>VARCHAR(</w:t>
-            </w:r>
-            <w:proofErr w:type="gramEnd"/>
-            <w:r>
-              <w:t>512)</w:t>
+            <w:r>
+              <w:t>VARCHAR(512)</w:t>
             </w:r>
           </w:p>
         </w:tc>
@@ -26690,11 +25757,9 @@
             <w:pPr>
               <w:ind w:firstLine="480"/>
             </w:pPr>
-            <w:proofErr w:type="spellStart"/>
             <w:r>
               <w:t>present_illness</w:t>
             </w:r>
-            <w:proofErr w:type="spellEnd"/>
           </w:p>
         </w:tc>
         <w:tc>
@@ -26736,11 +25801,9 @@
             <w:pPr>
               <w:ind w:firstLine="480"/>
             </w:pPr>
-            <w:proofErr w:type="spellStart"/>
             <w:r>
               <w:t>past_history</w:t>
             </w:r>
-            <w:proofErr w:type="spellEnd"/>
           </w:p>
         </w:tc>
         <w:tc>
@@ -26782,11 +25845,9 @@
             <w:pPr>
               <w:ind w:firstLine="480"/>
             </w:pPr>
-            <w:proofErr w:type="spellStart"/>
             <w:r>
               <w:t>allergy_history</w:t>
             </w:r>
-            <w:proofErr w:type="spellEnd"/>
           </w:p>
         </w:tc>
         <w:tc>
@@ -26798,13 +25859,8 @@
               <w:ind w:firstLine="480"/>
               <w:cnfStyle w:val="000000000000" w:firstRow="0" w:lastRow="0" w:firstColumn="0" w:lastColumn="0" w:oddVBand="0" w:evenVBand="0" w:oddHBand="0" w:evenHBand="0" w:firstRowFirstColumn="0" w:firstRowLastColumn="0" w:lastRowFirstColumn="0" w:lastRowLastColumn="0"/>
             </w:pPr>
-            <w:proofErr w:type="gramStart"/>
-            <w:r>
-              <w:t>VARCHAR(</w:t>
-            </w:r>
-            <w:proofErr w:type="gramEnd"/>
-            <w:r>
-              <w:t>512)</w:t>
+            <w:r>
+              <w:t>VARCHAR(512)</w:t>
             </w:r>
           </w:p>
         </w:tc>
@@ -26833,11 +25889,9 @@
             <w:pPr>
               <w:ind w:firstLine="480"/>
             </w:pPr>
-            <w:proofErr w:type="spellStart"/>
             <w:r>
               <w:t>physical_exam</w:t>
             </w:r>
-            <w:proofErr w:type="spellEnd"/>
           </w:p>
         </w:tc>
         <w:tc>
@@ -26879,11 +25933,9 @@
             <w:pPr>
               <w:ind w:firstLine="480"/>
             </w:pPr>
-            <w:proofErr w:type="spellStart"/>
             <w:r>
               <w:t>auxiliary_exam</w:t>
             </w:r>
-            <w:proofErr w:type="spellEnd"/>
           </w:p>
         </w:tc>
         <w:tc>
@@ -26939,13 +25991,8 @@
               <w:ind w:firstLine="480"/>
               <w:cnfStyle w:val="000000000000" w:firstRow="0" w:lastRow="0" w:firstColumn="0" w:lastColumn="0" w:oddVBand="0" w:evenVBand="0" w:oddHBand="0" w:evenHBand="0" w:firstRowFirstColumn="0" w:firstRowLastColumn="0" w:lastRowFirstColumn="0" w:lastRowLastColumn="0"/>
             </w:pPr>
-            <w:proofErr w:type="gramStart"/>
-            <w:r>
-              <w:t>VARCHAR(</w:t>
-            </w:r>
-            <w:proofErr w:type="gramEnd"/>
-            <w:r>
-              <w:t>512)</w:t>
+            <w:r>
+              <w:t>VARCHAR(512)</w:t>
             </w:r>
           </w:p>
         </w:tc>
@@ -26974,11 +26021,9 @@
             <w:pPr>
               <w:ind w:firstLine="480"/>
             </w:pPr>
-            <w:proofErr w:type="spellStart"/>
             <w:r>
               <w:t>treatment_plan</w:t>
             </w:r>
-            <w:proofErr w:type="spellEnd"/>
           </w:p>
         </w:tc>
         <w:tc>
@@ -27064,11 +26109,9 @@
             <w:pPr>
               <w:ind w:firstLine="480"/>
             </w:pPr>
-            <w:proofErr w:type="spellStart"/>
             <w:r>
               <w:t>doctor_advice</w:t>
             </w:r>
-            <w:proofErr w:type="spellEnd"/>
           </w:p>
         </w:tc>
         <w:tc>
@@ -27080,13 +26123,8 @@
               <w:ind w:firstLine="480"/>
               <w:cnfStyle w:val="000000000000" w:firstRow="0" w:lastRow="0" w:firstColumn="0" w:lastColumn="0" w:oddVBand="0" w:evenVBand="0" w:oddHBand="0" w:evenHBand="0" w:firstRowFirstColumn="0" w:firstRowLastColumn="0" w:lastRowFirstColumn="0" w:lastRowLastColumn="0"/>
             </w:pPr>
-            <w:proofErr w:type="gramStart"/>
-            <w:r>
-              <w:t>VARCHAR(</w:t>
-            </w:r>
-            <w:proofErr w:type="gramEnd"/>
-            <w:r>
-              <w:t>512)</w:t>
+            <w:r>
+              <w:t>VARCHAR(512)</w:t>
             </w:r>
           </w:p>
         </w:tc>
@@ -27129,13 +26167,8 @@
               <w:ind w:firstLine="480"/>
               <w:cnfStyle w:val="000000000000" w:firstRow="0" w:lastRow="0" w:firstColumn="0" w:lastColumn="0" w:oddVBand="0" w:evenVBand="0" w:oddHBand="0" w:evenHBand="0" w:firstRowFirstColumn="0" w:firstRowLastColumn="0" w:lastRowFirstColumn="0" w:lastRowLastColumn="0"/>
             </w:pPr>
-            <w:proofErr w:type="gramStart"/>
-            <w:r>
-              <w:t>VARCHAR(</w:t>
-            </w:r>
-            <w:proofErr w:type="gramEnd"/>
-            <w:r>
-              <w:t>512)</w:t>
+            <w:r>
+              <w:t>VARCHAR(512)</w:t>
             </w:r>
           </w:p>
         </w:tc>
@@ -27314,14 +26347,12 @@
             <w:pPr>
               <w:ind w:firstLine="480"/>
             </w:pPr>
-            <w:proofErr w:type="spellStart"/>
             <w:r>
               <w:rPr>
                 <w:rFonts w:hint="eastAsia"/>
               </w:rPr>
               <w:t>visit_time</w:t>
             </w:r>
-            <w:proofErr w:type="spellEnd"/>
           </w:p>
         </w:tc>
         <w:tc>
@@ -27371,11 +26402,9 @@
             <w:pPr>
               <w:ind w:firstLine="480"/>
             </w:pPr>
-            <w:proofErr w:type="spellStart"/>
             <w:r>
               <w:t>create_time</w:t>
             </w:r>
-            <w:proofErr w:type="spellEnd"/>
           </w:p>
         </w:tc>
         <w:tc>
@@ -27417,11 +26446,9 @@
             <w:pPr>
               <w:ind w:firstLine="480"/>
             </w:pPr>
-            <w:proofErr w:type="spellStart"/>
             <w:r>
               <w:t>update_time</w:t>
             </w:r>
-            <w:proofErr w:type="spellEnd"/>
           </w:p>
         </w:tc>
         <w:tc>
@@ -28629,7 +27656,19 @@
               <w:rPr>
                 <w:rFonts w:hint="eastAsia"/>
               </w:rPr>
-              <w:t>Intelli IDEA</w:t>
+              <w:t>Intelli</w:t>
+            </w:r>
+            <w:r>
+              <w:rPr>
+                <w:rFonts w:hint="eastAsia"/>
+              </w:rPr>
+              <w:t>J</w:t>
+            </w:r>
+            <w:r>
+              <w:rPr>
+                <w:rFonts w:hint="eastAsia"/>
+              </w:rPr>
+              <w:t xml:space="preserve"> IDEA</w:t>
             </w:r>
           </w:p>
         </w:tc>
@@ -28820,19 +27859,15 @@
         <w:lastRenderedPageBreak/>
         <w:t>交给服务器端。后端处理逻辑分为诸多环节，即唯一性验证防止重复注册现象发生，再次用</w:t>
       </w:r>
-      <w:proofErr w:type="spellStart"/>
       <w:r>
         <w:t>BCrypt</w:t>
       </w:r>
-      <w:proofErr w:type="spellEnd"/>
       <w:r>
         <w:t>加密算法将原始密码安全地转化为数据格式，并加以保存。经过验证之后，用户的个人信息会被保存到数据库中，在此之前，基本资料会存放在用户的基础资料表（例如</w:t>
       </w:r>
-      <w:proofErr w:type="spellStart"/>
       <w:r>
         <w:t>user_base</w:t>
       </w:r>
-      <w:proofErr w:type="spellEnd"/>
       <w:r>
         <w:t>），同时系统也会给用户自动赋予权限，该权限为默认的普通用户权限。此流程很好地体现了前后端协同工作的过程以及它对于隐私保护所采取的技术措施。</w:t>
       </w:r>
@@ -29199,14 +28234,12 @@
         </w:rPr>
         <w:t>来完成本地缓存（</w:t>
       </w:r>
-      <w:proofErr w:type="spellStart"/>
       <w:r>
         <w:rPr>
           <w:rFonts w:hint="eastAsia"/>
         </w:rPr>
         <w:t>localStorage</w:t>
       </w:r>
-      <w:proofErr w:type="spellEnd"/>
       <w:r>
         <w:rPr>
           <w:rFonts w:hint="eastAsia"/>
@@ -29430,19 +28463,15 @@
       <w:r>
         <w:t>此功能模块可以实现对就诊人的信息进行增删改的操作，主要是修改就诊人的姓名、身份证号以及联系方式等字段。系统采用</w:t>
       </w:r>
-      <w:proofErr w:type="spellStart"/>
       <w:r>
         <w:t>patient_exp</w:t>
       </w:r>
-      <w:proofErr w:type="spellEnd"/>
       <w:r>
         <w:t>表来存储相关数据，用</w:t>
       </w:r>
-      <w:proofErr w:type="spellStart"/>
       <w:r>
         <w:t>uid</w:t>
       </w:r>
-      <w:proofErr w:type="spellEnd"/>
       <w:r>
         <w:rPr>
           <w:rFonts w:hint="eastAsia"/>
@@ -29643,21 +28672,7 @@
         <w:rPr>
           <w:rFonts w:hint="eastAsia"/>
         </w:rPr>
-        <w:t>前端用表单形式来完成数据录入的工作，而后端依靠</w:t>
-      </w:r>
-      <w:proofErr w:type="gramStart"/>
-      <w:r>
-        <w:rPr>
-          <w:rFonts w:hint="eastAsia"/>
-        </w:rPr>
-        <w:t>增删改查接口</w:t>
-      </w:r>
-      <w:proofErr w:type="gramEnd"/>
-      <w:r>
-        <w:rPr>
-          <w:rFonts w:hint="eastAsia"/>
-        </w:rPr>
-        <w:t>来进行数据的保存、修改和维护等工作。</w:t>
+        <w:t>前端用表单形式来完成数据录入的工作，而后端依靠增删改查接口来进行数据的保存、修改和维护等工作。</w:t>
       </w:r>
       <w:r>
         <w:rPr>
@@ -29863,21 +28878,7 @@
         <w:rPr>
           <w:rFonts w:hint="eastAsia"/>
         </w:rPr>
-        <w:t>预约挂号系统依靠医生排班表</w:t>
-      </w:r>
-      <w:proofErr w:type="gramStart"/>
-      <w:r>
-        <w:rPr>
-          <w:rFonts w:hint="eastAsia"/>
-        </w:rPr>
-        <w:t>以及号源库</w:t>
-      </w:r>
-      <w:proofErr w:type="gramEnd"/>
-      <w:r>
-        <w:rPr>
-          <w:rFonts w:hint="eastAsia"/>
-        </w:rPr>
-        <w:t>来进行功能的操作。用户需要先选择要预约的科室，再选择想预约的医生，最后预约时间，系统会返回出符合排班条件的时段给用户选择。系统会根据上述信息自动产生挂号凭证单据。</w:t>
+        <w:t>预约挂号系统依靠医生排班表以及号源库来进行功能的操作。用户需要先选择要预约的科室，再选择想预约的医生，最后预约时间，系统会返回出符合排班条件的时段给用户选择。系统会根据上述信息自动产生挂号凭证单据。</w:t>
       </w:r>
     </w:p>
     <w:p>
@@ -29904,21 +28905,7 @@
         <w:rPr>
           <w:rFonts w:hint="eastAsia"/>
         </w:rPr>
-        <w:t>判断</w:t>
-      </w:r>
-      <w:proofErr w:type="gramStart"/>
-      <w:r>
-        <w:rPr>
-          <w:rFonts w:hint="eastAsia"/>
-        </w:rPr>
-        <w:t>号源是否</w:t>
-      </w:r>
-      <w:proofErr w:type="gramEnd"/>
-      <w:r>
-        <w:rPr>
-          <w:rFonts w:hint="eastAsia"/>
-        </w:rPr>
-        <w:t>充足</w:t>
+        <w:t>判断号源是否充足</w:t>
       </w:r>
     </w:p>
     <w:p>
@@ -29961,21 +28948,7 @@
         <w:rPr>
           <w:rFonts w:hint="eastAsia"/>
         </w:rPr>
-        <w:t>校验通过后，生成挂号记录，并</w:t>
-      </w:r>
-      <w:proofErr w:type="gramStart"/>
-      <w:r>
-        <w:rPr>
-          <w:rFonts w:hint="eastAsia"/>
-        </w:rPr>
-        <w:t>更新号源数量</w:t>
-      </w:r>
-      <w:proofErr w:type="gramEnd"/>
-      <w:r>
-        <w:rPr>
-          <w:rFonts w:hint="eastAsia"/>
-        </w:rPr>
-        <w:t>。</w:t>
+        <w:t>校验通过后，生成挂号记录，并更新号源数量。</w:t>
       </w:r>
       <w:r>
         <w:rPr>
@@ -30693,15 +29666,7 @@
         <w:ind w:firstLine="480"/>
       </w:pPr>
       <w:r>
-        <w:t>医务人员排班系统的功能是创建并改进临床工作时间表，</w:t>
-      </w:r>
-      <w:proofErr w:type="gramStart"/>
-      <w:r>
-        <w:t>给重要</w:t>
-      </w:r>
-      <w:proofErr w:type="gramEnd"/>
-      <w:r>
-        <w:t>的工作模块如门诊预约等提供必要的人力资源调配支持。</w:t>
+        <w:t>医务人员排班系统的功能是创建并改进临床工作时间表，给重要的工作模块如门诊预约等提供必要的人力资源调配支持。</w:t>
       </w:r>
     </w:p>
     <w:p>
@@ -31127,14 +30092,12 @@
         </w:rPr>
         <w:t>诊疗结束之后，医护人员可以利用信息系统产生电子病历档案。该档案主要是记载主诉、病情变化记录、病人诊断意见、病人用药品种的记载等内容。系统用标准的表格来采集数据，再把整理好的信息存入医疗记录表“</w:t>
       </w:r>
-      <w:proofErr w:type="spellStart"/>
       <w:r>
         <w:rPr>
           <w:rFonts w:hint="eastAsia"/>
         </w:rPr>
         <w:t>medical_record</w:t>
       </w:r>
-      <w:proofErr w:type="spellEnd"/>
       <w:r>
         <w:rPr>
           <w:rFonts w:hint="eastAsia"/>
@@ -31336,15 +30299,7 @@
         <w:t>本</w:t>
       </w:r>
       <w:r>
-        <w:t>数据来获得患者的全部诊疗史，普通用户可以在个人中心中查看自己所关联的就诊</w:t>
-      </w:r>
-      <w:proofErr w:type="gramStart"/>
-      <w:r>
-        <w:t>者电子</w:t>
-      </w:r>
-      <w:proofErr w:type="gramEnd"/>
-      <w:r>
-        <w:t>病历。根据时间序列逻辑把检索结果进行整理和展示。</w:t>
+        <w:t>数据来获得患者的全部诊疗史，普通用户可以在个人中心中查看自己所关联的就诊者电子病历。根据时间序列逻辑把检索结果进行整理和展示。</w:t>
       </w:r>
       <w:r>
         <w:rPr>
@@ -31818,21 +30773,7 @@
         <w:rPr>
           <w:rFonts w:hint="eastAsia"/>
         </w:rPr>
-        <w:t>作为授权凭证一起带上，服务</w:t>
-      </w:r>
-      <w:proofErr w:type="gramStart"/>
-      <w:r>
-        <w:rPr>
-          <w:rFonts w:hint="eastAsia"/>
-        </w:rPr>
-        <w:t>端负责</w:t>
-      </w:r>
-      <w:proofErr w:type="gramEnd"/>
-      <w:r>
-        <w:rPr>
-          <w:rFonts w:hint="eastAsia"/>
-        </w:rPr>
-        <w:t>解析</w:t>
+        <w:t>作为授权凭证一起带上，服务端负责解析</w:t>
       </w:r>
       <w:r>
         <w:rPr>
@@ -31844,21 +30785,7 @@
         <w:rPr>
           <w:rFonts w:hint="eastAsia"/>
         </w:rPr>
-        <w:t>，判断它的有效性、合</w:t>
-      </w:r>
-      <w:proofErr w:type="gramStart"/>
-      <w:r>
-        <w:rPr>
-          <w:rFonts w:hint="eastAsia"/>
-        </w:rPr>
-        <w:t>规</w:t>
-      </w:r>
-      <w:proofErr w:type="gramEnd"/>
-      <w:r>
-        <w:rPr>
-          <w:rFonts w:hint="eastAsia"/>
-        </w:rPr>
-        <w:t>性等信息。该设计可以极大地减轻服务器端会话管理的工作量，提高系统扩展性以及总体运行效率。</w:t>
+        <w:t>，判断它的有效性、合规性等信息。该设计可以极大地减轻服务器端会话管理的工作量，提高系统扩展性以及总体运行效率。</w:t>
       </w:r>
     </w:p>
     <w:p>
@@ -32511,21 +31438,7 @@
         <w:rPr>
           <w:rFonts w:hint="eastAsia"/>
         </w:rPr>
-        <w:t>为了提高模拟数据的真实性并突出它的时间序列特征，所建立的数据</w:t>
-      </w:r>
-      <w:proofErr w:type="gramStart"/>
-      <w:r>
-        <w:rPr>
-          <w:rFonts w:hint="eastAsia"/>
-        </w:rPr>
-        <w:t>集主要</w:t>
-      </w:r>
-      <w:proofErr w:type="gramEnd"/>
-      <w:r>
-        <w:rPr>
-          <w:rFonts w:hint="eastAsia"/>
-        </w:rPr>
-        <w:t>具有如下特点和规律。</w:t>
+        <w:t>为了提高模拟数据的真实性并突出它的时间序列特征，所建立的数据集主要具有如下特点和规律。</w:t>
       </w:r>
     </w:p>
     <w:p>
@@ -32600,21 +31513,7 @@
         <w:rPr>
           <w:rFonts w:hint="eastAsia"/>
         </w:rPr>
-        <w:t>数据</w:t>
-      </w:r>
-      <w:proofErr w:type="gramStart"/>
-      <w:r>
-        <w:rPr>
-          <w:rFonts w:hint="eastAsia"/>
-        </w:rPr>
-        <w:t>集建立</w:t>
-      </w:r>
-      <w:proofErr w:type="gramEnd"/>
-      <w:r>
-        <w:rPr>
-          <w:rFonts w:hint="eastAsia"/>
-        </w:rPr>
-        <w:t>后统计</w:t>
+        <w:t>数据集建立后统计</w:t>
       </w:r>
       <w:r>
         <w:t>每日挂号量</w:t>
@@ -33463,15 +32362,7 @@
       </w:pPr>
       <w:r>
         <w:lastRenderedPageBreak/>
-        <w:t>根据</w:t>
-      </w:r>
-      <w:proofErr w:type="gramStart"/>
-      <w:r>
-        <w:t>周度数据</w:t>
-      </w:r>
-      <w:proofErr w:type="gramEnd"/>
-      <w:r>
-        <w:t>建立起来的统计分析系统可以对它的周期性进行更深层次的研究，相关内容见</w:t>
+        <w:t>根据周度数据建立起来的统计分析系统可以对它的周期性进行更深层次的研究，相关内容见</w:t>
       </w:r>
       <w:r>
         <w:fldChar w:fldCharType="begin"/>
@@ -33809,15 +32700,7 @@
         <w:ind w:firstLine="480"/>
       </w:pPr>
       <w:r>
-        <w:t>按照每天作为一次的数据重采样过程，并使用插值法来填补缺少的日历</w:t>
-      </w:r>
-      <w:proofErr w:type="gramStart"/>
-      <w:r>
-        <w:t>日信息</w:t>
-      </w:r>
-      <w:proofErr w:type="gramEnd"/>
-      <w:r>
-        <w:t>来增强数据序列整体以及连续性。</w:t>
+        <w:t>按照每天作为一次的数据重采样过程，并使用插值法来填补缺少的日历日信息来增强数据序列整体以及连续性。</w:t>
       </w:r>
     </w:p>
     <w:p>
@@ -33831,15 +32714,7 @@
         <w:t>2</w:t>
       </w:r>
       <w:r>
-        <w:t>）</w:t>
-      </w:r>
-      <w:proofErr w:type="gramStart"/>
-      <w:r>
-        <w:t>缺失值</w:t>
-      </w:r>
-      <w:proofErr w:type="gramEnd"/>
-      <w:r>
-        <w:t>处理</w:t>
+        <w:t>）缺失值处理</w:t>
       </w:r>
     </w:p>
     <w:p>
@@ -33922,21 +32797,7 @@
         <w:rPr>
           <w:rFonts w:hint="eastAsia"/>
         </w:rPr>
-        <w:t>根据门诊挂号数据所进行的实证分析可以得知，这类数</w:t>
-      </w:r>
-      <w:proofErr w:type="gramStart"/>
-      <w:r>
-        <w:rPr>
-          <w:rFonts w:hint="eastAsia"/>
-        </w:rPr>
-        <w:t>据有着</w:t>
-      </w:r>
-      <w:proofErr w:type="gramEnd"/>
-      <w:r>
-        <w:rPr>
-          <w:rFonts w:hint="eastAsia"/>
-        </w:rPr>
-        <w:t>很强的周期性变化趋势。普通</w:t>
+        <w:t>根据门诊挂号数据所进行的实证分析可以得知，这类数据有着很强的周期性变化趋势。普通</w:t>
       </w:r>
       <w:r>
         <w:rPr>
@@ -36239,15 +35100,7 @@
         <w:t>数据结果可知，</w:t>
       </w:r>
       <w:r>
-        <w:t>模型能够较好反映挂号</w:t>
-      </w:r>
-      <w:proofErr w:type="gramStart"/>
-      <w:r>
-        <w:t>量整体</w:t>
-      </w:r>
-      <w:proofErr w:type="gramEnd"/>
-      <w:r>
-        <w:t>趋势和周周期变化，但残差中仍可能存在未被完全解释的信息，因此预测结果主要作为排班辅助参考，后续可结合节假日、天气、科室类型等外部变量进一步优化</w:t>
+        <w:t>模型能够较好反映挂号量整体趋势和周周期变化，但残差中仍可能存在未被完全解释的信息，因此预测结果主要作为排班辅助参考，后续可结合节假日、天气、科室类型等外部变量进一步优化</w:t>
       </w:r>
       <w:r>
         <w:rPr>
@@ -38634,11 +37487,9 @@
               <w:ind w:firstLineChars="0" w:firstLine="0"/>
               <w:cnfStyle w:val="000000000000" w:firstRow="0" w:lastRow="0" w:firstColumn="0" w:lastColumn="0" w:oddVBand="0" w:evenVBand="0" w:oddHBand="0" w:evenHBand="0" w:firstRowFirstColumn="0" w:firstRowLastColumn="0" w:lastRowFirstColumn="0" w:lastRowLastColumn="0"/>
             </w:pPr>
-            <w:proofErr w:type="spellStart"/>
             <w:r>
               <w:t>MyBatis</w:t>
             </w:r>
-            <w:proofErr w:type="spellEnd"/>
           </w:p>
         </w:tc>
       </w:tr>
@@ -38705,11 +37556,9 @@
               <w:ind w:firstLineChars="0" w:firstLine="0"/>
               <w:cnfStyle w:val="000000000000" w:firstRow="0" w:lastRow="0" w:firstColumn="0" w:lastColumn="0" w:oddVBand="0" w:evenVBand="0" w:oddHBand="0" w:evenHBand="0" w:firstRowFirstColumn="0" w:firstRowLastColumn="0" w:lastRowFirstColumn="0" w:lastRowLastColumn="0"/>
             </w:pPr>
-            <w:proofErr w:type="spellStart"/>
             <w:r>
               <w:t>statsmodels</w:t>
             </w:r>
-            <w:proofErr w:type="spellEnd"/>
             <w:r>
               <w:t>、</w:t>
             </w:r>
@@ -38719,11 +37568,9 @@
             <w:r>
               <w:t>、</w:t>
             </w:r>
-            <w:proofErr w:type="spellStart"/>
             <w:r>
               <w:t>numpy</w:t>
             </w:r>
-            <w:proofErr w:type="spellEnd"/>
           </w:p>
         </w:tc>
       </w:tr>
@@ -38820,11 +37667,9 @@
               <w:ind w:firstLineChars="0" w:firstLine="0"/>
               <w:cnfStyle w:val="000000000000" w:firstRow="0" w:lastRow="0" w:firstColumn="0" w:lastColumn="0" w:oddVBand="0" w:evenVBand="0" w:oddHBand="0" w:evenHBand="0" w:firstRowFirstColumn="0" w:firstRowLastColumn="0" w:lastRowFirstColumn="0" w:lastRowLastColumn="0"/>
             </w:pPr>
-            <w:proofErr w:type="spellStart"/>
             <w:r>
               <w:t>Apifox</w:t>
             </w:r>
-            <w:proofErr w:type="spellEnd"/>
           </w:p>
         </w:tc>
       </w:tr>
@@ -39671,11 +38516,9 @@
             <w:pPr>
               <w:ind w:firstLineChars="0" w:firstLine="0"/>
             </w:pPr>
-            <w:proofErr w:type="gramStart"/>
             <w:r>
               <w:t>号源更新</w:t>
             </w:r>
-            <w:proofErr w:type="gramEnd"/>
           </w:p>
         </w:tc>
         <w:tc>
@@ -39702,15 +38545,7 @@
               <w:cnfStyle w:val="000000000000" w:firstRow="0" w:lastRow="0" w:firstColumn="0" w:lastColumn="0" w:oddVBand="0" w:evenVBand="0" w:oddHBand="0" w:evenHBand="0" w:firstRowFirstColumn="0" w:firstRowLastColumn="0" w:lastRowFirstColumn="0" w:lastRowLastColumn="0"/>
             </w:pPr>
             <w:r>
-              <w:t>剩余</w:t>
-            </w:r>
-            <w:proofErr w:type="gramStart"/>
-            <w:r>
-              <w:t>号源数量</w:t>
-            </w:r>
-            <w:proofErr w:type="gramEnd"/>
-            <w:r>
-              <w:t>自动减少</w:t>
+              <w:t>剩余号源数量自动减少</w:t>
             </w:r>
           </w:p>
         </w:tc>
@@ -40623,15 +39458,7 @@
         <w:ind w:firstLine="480"/>
       </w:pPr>
       <w:r>
-        <w:t>性能测试就是对系统连续访问状态下运行的状态和表现能力进行考察。用</w:t>
-      </w:r>
-      <w:proofErr w:type="gramStart"/>
-      <w:r>
-        <w:t>模拟高</w:t>
-      </w:r>
-      <w:proofErr w:type="gramEnd"/>
-      <w:r>
-        <w:t>并发登录、挂号信息查询的任务来检验系统在大流量情况下响应速度优化和稳定的程度。详细的统计表如</w:t>
+        <w:t>性能测试就是对系统连续访问状态下运行的状态和表现能力进行考察。用模拟高并发登录、挂号信息查询的任务来检验系统在大流量情况下响应速度优化和稳定的程度。详细的统计表如</w:t>
       </w:r>
       <w:r>
         <w:fldChar w:fldCharType="begin"/>
@@ -42367,15 +41194,7 @@
         <w:t>进行</w:t>
       </w:r>
       <w:r>
-        <w:t>验证，预测模型对突发因素的适应能力有限，排班推荐也还在规则辅助阶段，所以后续研究需要在</w:t>
-      </w:r>
-      <w:proofErr w:type="gramStart"/>
-      <w:r>
-        <w:t>真实业务</w:t>
-      </w:r>
-      <w:proofErr w:type="gramEnd"/>
-      <w:r>
-        <w:t>数据、模型优化和系统安全性这些方面继续完善。</w:t>
+        <w:t>验证，预测模型对突发因素的适应能力有限，排班推荐也还在规则辅助阶段，所以后续研究需要在真实业务数据、模型优化和系统安全性这些方面继续完善。</w:t>
       </w:r>
     </w:p>
     <w:p>
@@ -42478,15 +41297,7 @@
         <w:t>Redis</w:t>
       </w:r>
       <w:r>
-        <w:t>这类技术来做认证管理，但在数据加密、接口防护以及</w:t>
-      </w:r>
-      <w:proofErr w:type="gramStart"/>
-      <w:r>
-        <w:t>异常访问</w:t>
-      </w:r>
-      <w:proofErr w:type="gramEnd"/>
-      <w:r>
-        <w:t>监控这些方面还是需要继续加强完善。</w:t>
+        <w:t>这类技术来做认证管理，但在数据加密、接口防护以及异常访问监控这些方面还是需要继续加强完善。</w:t>
       </w:r>
     </w:p>
     <w:p>
@@ -42522,15 +41333,7 @@
         <w:t xml:space="preserve"> LSTM </w:t>
       </w:r>
       <w:r>
-        <w:t>等模型，以增强系统对复杂波动和突发因素的适应能力。其次，在排班推荐方面，可进一步综合医护人员工作负荷、患者就诊需求、科室资源配置等因素，构建更加灵活的排班优化策略。再次，系统功能还可以继续扩展，如增加在线支付、消息提醒和移动端适配等功能，以提升用户使用的便利性。此外，系统安全性仍有进一步提升空间，后续可结合接口访问监控、数据加密传输和异常行为识别等方式增强系统防护能力。最后，系统还需要在真实医疗场景或仿真实</w:t>
-      </w:r>
-      <w:proofErr w:type="gramStart"/>
-      <w:r>
-        <w:t>训环境</w:t>
-      </w:r>
-      <w:proofErr w:type="gramEnd"/>
-      <w:r>
-        <w:t>中进行更充分的验证，以检验其稳定性、适用性和推广价值。</w:t>
+        <w:t>等模型，以增强系统对复杂波动和突发因素的适应能力。其次，在排班推荐方面，可进一步综合医护人员工作负荷、患者就诊需求、科室资源配置等因素，构建更加灵活的排班优化策略。再次，系统功能还可以继续扩展，如增加在线支付、消息提醒和移动端适配等功能，以提升用户使用的便利性。此外，系统安全性仍有进一步提升空间，后续可结合接口访问监控、数据加密传输和异常行为识别等方式增强系统防护能力。最后，系统还需要在真实医疗场景或仿真实训环境中进行更充分的验证，以检验其稳定性、适用性和推广价值。</w:t>
       </w:r>
     </w:p>
     <w:p>
@@ -42683,14 +41486,12 @@
         </w:rPr>
       </w:pPr>
       <w:bookmarkStart w:id="512" w:name="_Ref229684877"/>
-      <w:proofErr w:type="gramStart"/>
       <w:r>
         <w:rPr>
           <w:sz w:val="21"/>
         </w:rPr>
         <w:t>王可欣</w:t>
       </w:r>
-      <w:proofErr w:type="gramEnd"/>
       <w:r>
         <w:rPr>
           <w:sz w:val="21"/>
@@ -42755,21 +41556,7 @@
         <w:rPr>
           <w:sz w:val="21"/>
         </w:rPr>
-        <w:t>,2023,20(22):162-166.DOI:10.20047/</w:t>
-      </w:r>
-      <w:proofErr w:type="gramStart"/>
-      <w:r>
-        <w:rPr>
-          <w:sz w:val="21"/>
-        </w:rPr>
-        <w:t>j.issn</w:t>
-      </w:r>
-      <w:proofErr w:type="gramEnd"/>
-      <w:r>
-        <w:rPr>
-          <w:sz w:val="21"/>
-        </w:rPr>
-        <w:t>1673-7210.2023.22.36.</w:t>
+        <w:t>,2023,20(22):162-166.DOI:10.20047/j.issn1673-7210.2023.22.36.</w:t>
       </w:r>
       <w:bookmarkEnd w:id="512"/>
     </w:p>
@@ -43084,21 +41871,7 @@
         <w:rPr>
           <w:sz w:val="21"/>
         </w:rPr>
-        <w:t>,2024,28(11):</w:t>
-      </w:r>
-      <w:proofErr w:type="gramStart"/>
-      <w:r>
-        <w:rPr>
-          <w:sz w:val="21"/>
-        </w:rPr>
-        <w:t>85-89.DOI:10.19660/j.issn</w:t>
-      </w:r>
-      <w:proofErr w:type="gramEnd"/>
-      <w:r>
-        <w:rPr>
-          <w:sz w:val="21"/>
-        </w:rPr>
-        <w:t>.1671-0592.2024.11.19.</w:t>
+        <w:t>,2024,28(11):85-89.DOI:10.19660/j.issn.1671-0592.2024.11.19.</w:t>
       </w:r>
       <w:bookmarkEnd w:id="514"/>
       <w:bookmarkEnd w:id="518"/>
@@ -43123,53 +41896,31 @@
         <w:rPr>
           <w:sz w:val="21"/>
         </w:rPr>
-        <w:t>林海</w:t>
-      </w:r>
-      <w:proofErr w:type="gramStart"/>
+        <w:t>林海祥</w:t>
+      </w:r>
       <w:r>
         <w:rPr>
           <w:sz w:val="21"/>
         </w:rPr>
-        <w:t>祥</w:t>
-      </w:r>
-      <w:proofErr w:type="gramEnd"/>
+        <w:t>.</w:t>
+      </w:r>
       <w:r>
         <w:rPr>
           <w:sz w:val="21"/>
         </w:rPr>
-        <w:t>.</w:t>
+        <w:t>电子病历设计与应用</w:t>
       </w:r>
       <w:r>
         <w:rPr>
           <w:sz w:val="21"/>
         </w:rPr>
-        <w:t>电子病历设计与应用</w:t>
+        <w:t>——</w:t>
       </w:r>
       <w:r>
         <w:rPr>
           <w:sz w:val="21"/>
         </w:rPr>
-        <w:t>——</w:t>
-      </w:r>
-      <w:r>
-        <w:rPr>
-          <w:sz w:val="21"/>
-        </w:rPr>
-        <w:t>以厦门市仙</w:t>
-      </w:r>
-      <w:proofErr w:type="gramStart"/>
-      <w:r>
-        <w:rPr>
-          <w:sz w:val="21"/>
-        </w:rPr>
-        <w:t>岳医院</w:t>
-      </w:r>
-      <w:proofErr w:type="gramEnd"/>
-      <w:r>
-        <w:rPr>
-          <w:sz w:val="21"/>
-        </w:rPr>
-        <w:t>为例</w:t>
+        <w:t>以厦门市仙岳医院为例</w:t>
       </w:r>
       <w:r>
         <w:rPr>
@@ -43227,14 +41978,12 @@
         </w:rPr>
       </w:pPr>
       <w:bookmarkStart w:id="523" w:name="_Ref229695841"/>
-      <w:proofErr w:type="gramStart"/>
       <w:r>
         <w:rPr>
           <w:sz w:val="21"/>
         </w:rPr>
         <w:t>刘梦洁</w:t>
       </w:r>
-      <w:proofErr w:type="gramEnd"/>
       <w:r>
         <w:rPr>
           <w:sz w:val="21"/>
@@ -43281,14 +42030,12 @@
         </w:rPr>
       </w:pPr>
       <w:bookmarkStart w:id="524" w:name="_Ref229695946"/>
-      <w:proofErr w:type="gramStart"/>
       <w:r>
         <w:rPr>
           <w:sz w:val="21"/>
         </w:rPr>
         <w:t>秦虎</w:t>
       </w:r>
-      <w:proofErr w:type="gramEnd"/>
       <w:r>
         <w:rPr>
           <w:sz w:val="21"/>
@@ -43307,14 +42054,12 @@
         </w:rPr>
         <w:t>,</w:t>
       </w:r>
-      <w:proofErr w:type="gramStart"/>
       <w:r>
         <w:rPr>
           <w:sz w:val="21"/>
         </w:rPr>
         <w:t>王帅同</w:t>
       </w:r>
-      <w:proofErr w:type="gramEnd"/>
       <w:r>
         <w:rPr>
           <w:sz w:val="21"/>
@@ -43361,14 +42106,12 @@
         </w:rPr>
       </w:pPr>
       <w:bookmarkStart w:id="525" w:name="_Ref229695989"/>
-      <w:proofErr w:type="gramStart"/>
       <w:r>
         <w:rPr>
           <w:sz w:val="21"/>
         </w:rPr>
         <w:t>徐锡武</w:t>
       </w:r>
-      <w:proofErr w:type="gramEnd"/>
       <w:r>
         <w:rPr>
           <w:sz w:val="21"/>
@@ -43433,21 +42176,7 @@
         <w:rPr>
           <w:sz w:val="21"/>
         </w:rPr>
-        <w:t>,2021,28(06):</w:t>
-      </w:r>
-      <w:proofErr w:type="gramStart"/>
-      <w:r>
-        <w:rPr>
-          <w:sz w:val="21"/>
-        </w:rPr>
-        <w:t>10-13.DOI:10.13912/j.cnki.chqm</w:t>
-      </w:r>
-      <w:proofErr w:type="gramEnd"/>
-      <w:r>
-        <w:rPr>
-          <w:sz w:val="21"/>
-        </w:rPr>
-        <w:t>.2021.28.6.03.</w:t>
+        <w:t>,2021,28(06):10-13.DOI:10.13912/j.cnki.chqm.2021.28.6.03.</w:t>
       </w:r>
       <w:bookmarkEnd w:id="520"/>
       <w:bookmarkEnd w:id="525"/>
@@ -43481,7 +42210,6 @@
         </w:rPr>
         <w:t>,</w:t>
       </w:r>
-      <w:proofErr w:type="gramStart"/>
       <w:r>
         <w:rPr>
           <w:rFonts w:hint="eastAsia"/>
@@ -43489,7 +42217,6 @@
         </w:rPr>
         <w:t>张帧</w:t>
       </w:r>
-      <w:proofErr w:type="gramEnd"/>
       <w:r>
         <w:rPr>
           <w:rFonts w:hint="eastAsia"/>
@@ -43530,23 +42257,7 @@
           <w:rFonts w:hint="eastAsia"/>
           <w:sz w:val="21"/>
         </w:rPr>
-        <w:t>基于</w:t>
-      </w:r>
-      <w:proofErr w:type="gramStart"/>
-      <w:r>
-        <w:rPr>
-          <w:rFonts w:hint="eastAsia"/>
-          <w:sz w:val="21"/>
-        </w:rPr>
-        <w:t>微服务</w:t>
-      </w:r>
-      <w:proofErr w:type="gramEnd"/>
-      <w:r>
-        <w:rPr>
-          <w:rFonts w:hint="eastAsia"/>
-          <w:sz w:val="21"/>
-        </w:rPr>
-        <w:t>架构的电子病历智能内涵质控系统建设实践</w:t>
+        <w:t>基于微服务架构的电子病历智能内涵质控系统建设实践</w:t>
       </w:r>
       <w:r>
         <w:rPr>
@@ -43604,14 +42315,12 @@
         </w:rPr>
         <w:t>基于</w:t>
       </w:r>
-      <w:proofErr w:type="spellStart"/>
       <w:r>
         <w:rPr>
           <w:sz w:val="21"/>
         </w:rPr>
         <w:t>SpringBoot</w:t>
       </w:r>
-      <w:proofErr w:type="spellEnd"/>
       <w:r>
         <w:rPr>
           <w:sz w:val="21"/>
@@ -43634,21 +42343,7 @@
         <w:rPr>
           <w:sz w:val="21"/>
         </w:rPr>
-        <w:t>,2021.</w:t>
-      </w:r>
-      <w:proofErr w:type="gramStart"/>
-      <w:r>
-        <w:rPr>
-          <w:sz w:val="21"/>
-        </w:rPr>
-        <w:t>DOI:10.27157/d.cnki.ghzku</w:t>
-      </w:r>
-      <w:proofErr w:type="gramEnd"/>
-      <w:r>
-        <w:rPr>
-          <w:sz w:val="21"/>
-        </w:rPr>
-        <w:t>.2021.001118.</w:t>
+        <w:t>,2021.DOI:10.27157/d.cnki.ghzku.2021.001118.</w:t>
       </w:r>
       <w:bookmarkEnd w:id="527"/>
     </w:p>
@@ -43678,33 +42373,23 @@
         </w:rPr>
         <w:t>,</w:t>
       </w:r>
-      <w:proofErr w:type="gramStart"/>
       <w:r>
         <w:rPr>
           <w:sz w:val="21"/>
         </w:rPr>
         <w:t>路雅</w:t>
       </w:r>
-      <w:proofErr w:type="gramEnd"/>
       <w:r>
         <w:rPr>
           <w:sz w:val="21"/>
         </w:rPr>
         <w:t>.</w:t>
       </w:r>
-      <w:proofErr w:type="gramStart"/>
       <w:r>
         <w:rPr>
           <w:sz w:val="21"/>
         </w:rPr>
-        <w:t>基于微信小</w:t>
-      </w:r>
-      <w:proofErr w:type="gramEnd"/>
-      <w:r>
-        <w:rPr>
-          <w:sz w:val="21"/>
-        </w:rPr>
-        <w:t>程序的预约挂号系统设计与实现</w:t>
+        <w:t>基于微信小程序的预约挂号系统设计与实现</w:t>
       </w:r>
       <w:r>
         <w:rPr>
@@ -43729,21 +42414,7 @@
         <w:rPr>
           <w:sz w:val="21"/>
         </w:rPr>
-        <w:t>,2024,32(18):32-36.DOI:10.14022/</w:t>
-      </w:r>
-      <w:proofErr w:type="gramStart"/>
-      <w:r>
-        <w:rPr>
-          <w:sz w:val="21"/>
-        </w:rPr>
-        <w:t>j.issn</w:t>
-      </w:r>
-      <w:proofErr w:type="gramEnd"/>
-      <w:r>
-        <w:rPr>
-          <w:sz w:val="21"/>
-        </w:rPr>
-        <w:t>1674-6236.2024.18.007.</w:t>
+        <w:t>,2024,32(18):32-36.DOI:10.14022/j.issn1674-6236.2024.18.007.</w:t>
       </w:r>
       <w:bookmarkStart w:id="529" w:name="_Ref226999361"/>
       <w:bookmarkEnd w:id="528"/>
@@ -43767,79 +42438,7 @@
         <w:rPr>
           <w:sz w:val="21"/>
         </w:rPr>
-        <w:t xml:space="preserve">Bindu </w:t>
-      </w:r>
-      <w:proofErr w:type="gramStart"/>
-      <w:r>
-        <w:rPr>
-          <w:sz w:val="21"/>
-        </w:rPr>
-        <w:t>S ,</w:t>
-      </w:r>
-      <w:proofErr w:type="gramEnd"/>
-      <w:r>
-        <w:rPr>
-          <w:sz w:val="21"/>
-        </w:rPr>
-        <w:t xml:space="preserve"> Ashok </w:t>
-      </w:r>
-      <w:proofErr w:type="gramStart"/>
-      <w:r>
-        <w:rPr>
-          <w:sz w:val="21"/>
-        </w:rPr>
-        <w:t>K ,</w:t>
-      </w:r>
-      <w:proofErr w:type="gramEnd"/>
-      <w:r>
-        <w:rPr>
-          <w:sz w:val="21"/>
-        </w:rPr>
-        <w:t xml:space="preserve"> Krishnamurthy </w:t>
-      </w:r>
-      <w:proofErr w:type="gramStart"/>
-      <w:r>
-        <w:rPr>
-          <w:sz w:val="21"/>
-        </w:rPr>
-        <w:t>K ,et</w:t>
-      </w:r>
-      <w:proofErr w:type="gramEnd"/>
-      <w:r>
-        <w:rPr>
-          <w:sz w:val="21"/>
-        </w:rPr>
-        <w:t xml:space="preserve"> </w:t>
-      </w:r>
-      <w:proofErr w:type="spellStart"/>
-      <w:proofErr w:type="gramStart"/>
-      <w:r>
-        <w:rPr>
-          <w:sz w:val="21"/>
-        </w:rPr>
-        <w:t>al.ClinicCare</w:t>
-      </w:r>
-      <w:proofErr w:type="spellEnd"/>
-      <w:proofErr w:type="gramEnd"/>
-      <w:r>
-        <w:rPr>
-          <w:sz w:val="21"/>
-        </w:rPr>
-        <w:t xml:space="preserve"> Manager: An Efficient Electronic Health Record (EHR) and Healthcare Management System Using Spring Boot and React[J].2024 International Conference on IoT Based Control Networks and Intelligent Systems (ICICNIS), </w:t>
-      </w:r>
-      <w:proofErr w:type="gramStart"/>
-      <w:r>
-        <w:rPr>
-          <w:sz w:val="21"/>
-        </w:rPr>
-        <w:t>2024:1464-1470.DOI</w:t>
-      </w:r>
-      <w:proofErr w:type="gramEnd"/>
-      <w:r>
-        <w:rPr>
-          <w:sz w:val="21"/>
-        </w:rPr>
-        <w:t>:10.1109/icicnis64247.2024.10823253.</w:t>
+        <w:t>Bindu S , Ashok K , Krishnamurthy K ,et al.ClinicCare Manager: An Efficient Electronic Health Record (EHR) and Healthcare Management System Using Spring Boot and React[J].2024 International Conference on IoT Based Control Networks and Intelligent Systems (ICICNIS), 2024:1464-1470.DOI:10.1109/icicnis64247.2024.10823253.</w:t>
       </w:r>
       <w:bookmarkEnd w:id="530"/>
     </w:p>
